--- a/2026数学建模国赛论文.docx
+++ b/2026数学建模国赛论文.docx
@@ -12395,7 +12395,7 @@
           <w:b w:val="0"/>
           <w:sz w:val="21"/>
         </w:rPr>
-        <w:t>[1] 《运筹学》教材编写组. 运筹学[M]. 5版. 北京: 清华大学出版社, 2021.</w:t>
+        <w:t>[1] 鲁宗相, 王彩霞, 闵勇, 等. 微电网研究综述[J]. 电力系统自动化, 2007, 31(19): 100-107.</w:t>
       </w:r>
     </w:p>
     <w:p>
@@ -12408,7 +12408,7 @@
           <w:b w:val="0"/>
           <w:sz w:val="21"/>
         </w:rPr>
-        <w:t>[2] HUANGFU Q, HALL J A J. Parallelizing the dual revised simplex method[J]. Mathematical Programming Computation, 2018, 10(1): 119-142.</w:t>
+        <w:t>[2] 杨新法, 苏剑, 吕志鹏, 等. 微电网技术综述[J]. 中国电机工程学报, 2014, 34(1): 57-70.</w:t>
       </w:r>
     </w:p>
     <w:p>
@@ -12421,7 +12421,7 @@
           <w:b w:val="0"/>
           <w:sz w:val="21"/>
         </w:rPr>
-        <w:t>[3] VIRTANEN P, GOMMERS R, OLIPHANT T E, et al. SciPy 1.0: fundamental algorithms for scientific computing in Python[J]. Nature Methods, 2020, 17(3): 261-272.</w:t>
+        <w:t>[3] 王成山, 武震, 李鹏. 微电网关键技术研究[J]. 电工技术学报, 2014, 29(2): 1-12.</w:t>
       </w:r>
     </w:p>
     <w:p>
@@ -12434,7 +12434,7 @@
           <w:b w:val="0"/>
           <w:sz w:val="21"/>
         </w:rPr>
-        <w:t>[4] 鲁宗相, 王彩霞, 闵勇, 等. 微电网研究综述[J]. 电力系统自动化, 2007, 31(19): 100-107.</w:t>
+        <w:t>[4] 丁明, 张颖媛, 茆美琴, 等. 微网研究中的关键技术[J]. 电网技术, 2009, 33(11): 6-11.</w:t>
       </w:r>
     </w:p>
     <w:p>
@@ -12447,7 +12447,7 @@
           <w:b w:val="0"/>
           <w:sz w:val="21"/>
         </w:rPr>
-        <w:t>[5] 王成山, 李鹏. 分布式发电、微网与智能配电网的发展与挑战[J]. 电力系统自动化, 2010, 34(2): 10-14.</w:t>
+        <w:t>[5] 周林, 黄勇, 郭珂, 等. 微电网储能技术研究综述[J]. 电力系统保护与控制, 2011, 39(7): 147-152.</w:t>
       </w:r>
     </w:p>
     <w:p>
@@ -12460,7 +12460,7 @@
           <w:b w:val="0"/>
           <w:sz w:val="21"/>
         </w:rPr>
-        <w:t>[6] 王成山, 武震, 李鹏. 微电网关键技术研究[J]. 电工技术学报, 2014, 29(2): 1-12.</w:t>
+        <w:t>[6] 李霞林, 郭力, 王成山, 等. 直流微电网关键技术研究综述[J]. 中国电机工程学报, 2016, 36(1): 2-17.</w:t>
       </w:r>
     </w:p>
     <w:p>
@@ -12473,7 +12473,7 @@
           <w:b w:val="0"/>
           <w:sz w:val="21"/>
         </w:rPr>
-        <w:t>[7] 杨新法, 苏剑, 吕志鹏, 等. 微电网技术综述[J]. 中国电机工程学报, 2014, 34(1): 57-70.</w:t>
+        <w:t>[7] 吴雄, 王秀丽, 刘世民, 等. 微电网能量管理系统研究综述[J]. 电力自动化设备, 2014, 34(10): 7-14.</w:t>
       </w:r>
     </w:p>
     <w:p>
@@ -12486,7 +12486,7 @@
           <w:b w:val="0"/>
           <w:sz w:val="21"/>
         </w:rPr>
-        <w:t>[8] 丁明, 张颖媛, 茆美琴. 微网研究中的关键技术[J]. 电网技术, 2009, 33(11): 6-11.</w:t>
+        <w:t>[8] 桑丙玉, 王德顺, 杨波, 等. 平滑新能源输出波动的储能优化配置方法[J]. 中国电机工程学报, 2014, 34(22): 3700-3706.</w:t>
       </w:r>
     </w:p>
     <w:p>
@@ -12499,7 +12499,7 @@
           <w:b w:val="0"/>
           <w:sz w:val="21"/>
         </w:rPr>
-        <w:t>[9] 张建华, 黄伟. 微电网运行控制与保护技术[M]. 北京: 中国电力出版社, 2010.</w:t>
+        <w:t>[9] 张钦, 王锡凡, 付敏, 等. 电力市场下需求响应研究综述[J]. 电力系统自动化, 2008, 32(3): 97-106.</w:t>
       </w:r>
     </w:p>
     <w:p>
@@ -12512,7 +12512,98 @@
           <w:b w:val="0"/>
           <w:sz w:val="21"/>
         </w:rPr>
-        <w:t>[10] GILL P E, MURRAY W, WRIGHT M H. Practical Optimization[M]. London: Academic Press, 1981.</w:t>
+        <w:t>[10] 刘卫亮, 刘长良, 林永君, 等. 计及雾霾影响因素的光伏发电超短期功率预测[J]. 中国电机工程学报, 2018, 38(14): 4086-4095.</w:t>
+      </w:r>
+    </w:p>
+    <w:p>
+      <w:pPr>
+        <w:spacing w:line="360" w:lineRule="auto"/>
+      </w:pPr>
+      <w:r>
+        <w:rPr>
+          <w:rFonts w:ascii="Times New Roman" w:hAnsi="Times New Roman" w:eastAsia="宋体"/>
+          <w:b w:val="0"/>
+          <w:sz w:val="21"/>
+        </w:rPr>
+        <w:t>[11] 《运筹学》教材编写组. 运筹学[M]. 5版. 北京: 清华大学出版社, 2021.</w:t>
+      </w:r>
+    </w:p>
+    <w:p>
+      <w:pPr>
+        <w:spacing w:line="360" w:lineRule="auto"/>
+      </w:pPr>
+      <w:r>
+        <w:rPr>
+          <w:rFonts w:ascii="Times New Roman" w:hAnsi="Times New Roman" w:eastAsia="宋体"/>
+          <w:b w:val="0"/>
+          <w:sz w:val="21"/>
+        </w:rPr>
+        <w:t>[12] 姜启源, 谢金星, 叶俊. 数学模型[M]. 5版. 北京: 高等教育出版社, 2018.</w:t>
+      </w:r>
+    </w:p>
+    <w:p>
+      <w:pPr>
+        <w:spacing w:line="360" w:lineRule="auto"/>
+      </w:pPr>
+      <w:r>
+        <w:rPr>
+          <w:rFonts w:ascii="Times New Roman" w:hAnsi="Times New Roman" w:eastAsia="宋体"/>
+          <w:b w:val="0"/>
+          <w:sz w:val="21"/>
+        </w:rPr>
+        <w:t>[13] 盛骤, 谢式千, 潘承毅. 概率论与数理统计[M]. 4版. 北京: 高等教育出版社, 2008.</w:t>
+      </w:r>
+    </w:p>
+    <w:p>
+      <w:pPr>
+        <w:spacing w:line="360" w:lineRule="auto"/>
+      </w:pPr>
+      <w:r>
+        <w:rPr>
+          <w:rFonts w:ascii="Times New Roman" w:hAnsi="Times New Roman" w:eastAsia="宋体"/>
+          <w:b w:val="0"/>
+          <w:sz w:val="21"/>
+        </w:rPr>
+        <w:t>[14] VIRTANEN P, GOMMERS R, OLIPHANT T E, et al. SciPy 1.0: fundamental algorithms for scientific computing in Python[J]. Nature Methods, 2020, 17(3): 261-272.</w:t>
+      </w:r>
+    </w:p>
+    <w:p>
+      <w:pPr>
+        <w:spacing w:line="360" w:lineRule="auto"/>
+      </w:pPr>
+      <w:r>
+        <w:rPr>
+          <w:rFonts w:ascii="Times New Roman" w:hAnsi="Times New Roman" w:eastAsia="宋体"/>
+          <w:b w:val="0"/>
+          <w:sz w:val="21"/>
+        </w:rPr>
+        <w:t>[15] PALMA-BEHNKE R, BENAVIDES C, LANAS F, et al. A microgrid energy management system based on the rolling horizon strategy[J]. IEEE Transactions on Smart Grid, 2013, 4(2): 996-1006.</w:t>
+      </w:r>
+    </w:p>
+    <w:p>
+      <w:pPr>
+        <w:spacing w:line="360" w:lineRule="auto"/>
+      </w:pPr>
+      <w:r>
+        <w:rPr>
+          <w:rFonts w:ascii="Times New Roman" w:hAnsi="Times New Roman" w:eastAsia="宋体"/>
+          <w:b w:val="0"/>
+          <w:sz w:val="21"/>
+        </w:rPr>
+        <w:t>[16] PARISIO A, RIKOS E, GLIELMO L. A model predictive control approach to microgrid operation optimization[J]. IEEE Transactions on Control Systems Technology, 2014, 22(5): 1813-1827.</w:t>
+      </w:r>
+    </w:p>
+    <w:p>
+      <w:pPr>
+        <w:spacing w:line="360" w:lineRule="auto"/>
+      </w:pPr>
+      <w:r>
+        <w:rPr>
+          <w:rFonts w:ascii="Times New Roman" w:hAnsi="Times New Roman" w:eastAsia="宋体"/>
+          <w:b w:val="0"/>
+          <w:sz w:val="21"/>
+        </w:rPr>
+        <w:t>[17] HUANGFU Q, HALL J A J. Parallelizing the dual revised simplex method[J]. Mathematical Programming Computation, 2018, 10(1): 119-142.</w:t>
       </w:r>
     </w:p>
     <w:p>
@@ -12549,7 +12640,7 @@
           <w:b w:val="0"/>
           <w:sz w:val="24"/>
         </w:rPr>
-        <w:t>（1）q1.py：问题一单日周期线性规划求解程序（生成 result1.xlsx）；</w:t>
+        <w:t>（1）code/q1.py：问题一单日周期线性规划求解程序（生成 result1.xlsx）；</w:t>
       </w:r>
     </w:p>
     <w:p>
@@ -12559,7 +12650,7 @@
           <w:b w:val="0"/>
           <w:sz w:val="24"/>
         </w:rPr>
-        <w:t>（2）q2.py：问题二全年滚动优化求解程序（生成 result2.xlsx 与 q2_log.txt）；</w:t>
+        <w:t>（2）code/q2.py：问题二全年滚动优化求解程序（生成 result2.xlsx 与 q2_log.txt）；</w:t>
       </w:r>
     </w:p>
     <w:p>
@@ -12599,7 +12690,7 @@
           <w:b w:val="0"/>
           <w:sz w:val="24"/>
         </w:rPr>
-        <w:t>（6）q3.py：问题三滚动时域调度求解程序（生成 result3.xlsx 与 q3_log.txt）；</w:t>
+        <w:t>（6）code/q3.py：问题三滚动时域调度求解程序（生成 result3.xlsx 与 q3_log.txt）；</w:t>
       </w:r>
     </w:p>
     <w:p>
@@ -12609,7 +12700,7 @@
           <w:b w:val="0"/>
           <w:sz w:val="24"/>
         </w:rPr>
-        <w:t>（7）q4.py：问题四波动电价重算程序（生成 result4-2.xlsx、result4-3.xlsx 与 q4_log.txt）；</w:t>
+        <w:t>（7）code/q4.py：问题四波动电价重算程序（生成 result4-2.xlsx、result4-3.xlsx 与 q4_log.txt）；</w:t>
       </w:r>
     </w:p>
     <w:p>
@@ -12619,7 +12710,7 @@
           <w:b w:val="0"/>
           <w:sz w:val="24"/>
         </w:rPr>
-        <w:t>（8）lp_core.py：问题一至四共用的线性规划建模与求解核心模块；</w:t>
+        <w:t>（8）code/lp_core.py：问题一至四共用的线性规划建模与求解核心模块；</w:t>
       </w:r>
     </w:p>
     <w:p>
@@ -12659,7 +12750,7 @@
           <w:b w:val="0"/>
           <w:sz w:val="24"/>
         </w:rPr>
-        <w:t>（12）make_figs_q12.py、make_figs_q34.py：论文插图生成程序（生成 pic/ 目录 12 张图）；</w:t>
+        <w:t>（12）pic/qic1.py～qic4.py：问题一至四论文插图生成程序（生成 pic/ 目录 12 张图）；</w:t>
       </w:r>
     </w:p>
     <w:p>
@@ -12669,7 +12760,17 @@
           <w:b w:val="0"/>
           <w:sz w:val="24"/>
         </w:rPr>
-        <w:t>（13）make_paper.py：本论文 Word 文档生成程序。</w:t>
+        <w:t>（13）make_paper.py：本论文 Word 文档生成程序；</w:t>
+      </w:r>
+    </w:p>
+    <w:p>
+      <w:r>
+        <w:rPr>
+          <w:rFonts w:ascii="Times New Roman" w:hAnsi="Times New Roman" w:eastAsia="宋体"/>
+          <w:b w:val="0"/>
+          <w:sz w:val="24"/>
+        </w:rPr>
+        <w:t>（14）thesis/参考文献.docx：可阅读的真实参考文献汇编（知网可查）。</w:t>
       </w:r>
     </w:p>
     <w:p>
@@ -12682,7 +12783,7 @@
           <w:b/>
           <w:sz w:val="28"/>
         </w:rPr>
-        <w:t>附录2  问题一求解程序 q1.py 全文</w:t>
+        <w:t>附录2  问题一求解程序 code/q1.py 全文</w:t>
       </w:r>
     </w:p>
     <w:p>
@@ -12747,6 +12848,19 @@
           <w:b w:val="0"/>
           <w:sz w:val="18"/>
         </w:rPr>
+        <w:t>from pathlib import Path</w:t>
+      </w:r>
+    </w:p>
+    <w:p>
+      <w:pPr>
+        <w:spacing w:line="240" w:lineRule="auto" w:after="0"/>
+      </w:pPr>
+      <w:r>
+        <w:rPr>
+          <w:rFonts w:ascii="Consolas" w:hAnsi="Consolas" w:eastAsia="宋体"/>
+          <w:b w:val="0"/>
+          <w:sz w:val="18"/>
+        </w:rPr>
         <w:t>from scipy.optimize import linprog</w:t>
       </w:r>
     </w:p>
@@ -12812,6 +12926,32 @@
           <w:b w:val="0"/>
           <w:sz w:val="18"/>
         </w:rPr>
+        <w:t>BASE = Path(__file__).resolve().parent.parent</w:t>
+      </w:r>
+    </w:p>
+    <w:p>
+      <w:pPr>
+        <w:spacing w:line="240" w:lineRule="auto" w:after="0"/>
+      </w:pPr>
+      <w:r>
+        <w:rPr>
+          <w:rFonts w:ascii="Consolas" w:hAnsi="Consolas" w:eastAsia="宋体"/>
+          <w:b w:val="0"/>
+          <w:sz w:val="18"/>
+        </w:rPr>
+        <w:t xml:space="preserve"> </w:t>
+      </w:r>
+    </w:p>
+    <w:p>
+      <w:pPr>
+        <w:spacing w:line="240" w:lineRule="auto" w:after="0"/>
+      </w:pPr>
+      <w:r>
+        <w:rPr>
+          <w:rFonts w:ascii="Consolas" w:hAnsi="Consolas" w:eastAsia="宋体"/>
+          <w:b w:val="0"/>
+          <w:sz w:val="18"/>
+        </w:rPr>
         <w:t>DT = 1.0 / 6.0          # 10 min in hours</w:t>
       </w:r>
     </w:p>
@@ -12903,7 +13043,7 @@
           <w:b w:val="0"/>
           <w:sz w:val="18"/>
         </w:rPr>
-        <w:t>a1 = pd.read_excel('附件/附件1.xlsx')</w:t>
+        <w:t>a1 = pd.read_excel(BASE / '附件/附件1.xlsx')</w:t>
       </w:r>
     </w:p>
     <w:p>
@@ -13878,20 +14018,33 @@
           <w:b w:val="0"/>
           <w:sz w:val="18"/>
         </w:rPr>
-        <w:t>shutil.copy('附件/附件5/result1.xlsx', 'result1.xlsx')</w:t>
-      </w:r>
-    </w:p>
-    <w:p>
-      <w:pPr>
-        <w:spacing w:line="240" w:lineRule="auto" w:after="0"/>
-      </w:pPr>
-      <w:r>
-        <w:rPr>
-          <w:rFonts w:ascii="Consolas" w:hAnsi="Consolas" w:eastAsia="宋体"/>
-          <w:b w:val="0"/>
-          <w:sz w:val="18"/>
-        </w:rPr>
-        <w:t>wb = load_workbook('result1.xlsx')</w:t>
+        <w:t>OUT1 = BASE / 'result1.xlsx'</w:t>
+      </w:r>
+    </w:p>
+    <w:p>
+      <w:pPr>
+        <w:spacing w:line="240" w:lineRule="auto" w:after="0"/>
+      </w:pPr>
+      <w:r>
+        <w:rPr>
+          <w:rFonts w:ascii="Consolas" w:hAnsi="Consolas" w:eastAsia="宋体"/>
+          <w:b w:val="0"/>
+          <w:sz w:val="18"/>
+        </w:rPr>
+        <w:t>shutil.copy(BASE / '附件/附件5/result1.xlsx', OUT1)</w:t>
+      </w:r>
+    </w:p>
+    <w:p>
+      <w:pPr>
+        <w:spacing w:line="240" w:lineRule="auto" w:after="0"/>
+      </w:pPr>
+      <w:r>
+        <w:rPr>
+          <w:rFonts w:ascii="Consolas" w:hAnsi="Consolas" w:eastAsia="宋体"/>
+          <w:b w:val="0"/>
+          <w:sz w:val="18"/>
+        </w:rPr>
+        <w:t>wb = load_workbook(OUT1)</w:t>
       </w:r>
     </w:p>
     <w:p>
@@ -14021,7 +14174,7 @@
           <w:b w:val="0"/>
           <w:sz w:val="18"/>
         </w:rPr>
-        <w:t>wb.save('result1.xlsx')</w:t>
+        <w:t>wb.save(OUT1)</w:t>
       </w:r>
     </w:p>
     <w:p>
@@ -14047,7 +14200,7 @@
           <w:b/>
           <w:sz w:val="28"/>
         </w:rPr>
-        <w:t>附录3  问题二求解程序 q2.py 全文</w:t>
+        <w:t>附录3  问题二求解程序 code/q2.py 全文</w:t>
       </w:r>
     </w:p>
     <w:p>
@@ -14112,6 +14265,19 @@
           <w:b w:val="0"/>
           <w:sz w:val="18"/>
         </w:rPr>
+        <w:t>from pathlib import Path</w:t>
+      </w:r>
+    </w:p>
+    <w:p>
+      <w:pPr>
+        <w:spacing w:line="240" w:lineRule="auto" w:after="0"/>
+      </w:pPr>
+      <w:r>
+        <w:rPr>
+          <w:rFonts w:ascii="Consolas" w:hAnsi="Consolas" w:eastAsia="宋体"/>
+          <w:b w:val="0"/>
+          <w:sz w:val="18"/>
+        </w:rPr>
         <w:t>from scipy.optimize import linprog</w:t>
       </w:r>
     </w:p>
@@ -14177,6 +14343,32 @@
           <w:b w:val="0"/>
           <w:sz w:val="18"/>
         </w:rPr>
+        <w:t>BASE = Path(__file__).resolve().parent.parent</w:t>
+      </w:r>
+    </w:p>
+    <w:p>
+      <w:pPr>
+        <w:spacing w:line="240" w:lineRule="auto" w:after="0"/>
+      </w:pPr>
+      <w:r>
+        <w:rPr>
+          <w:rFonts w:ascii="Consolas" w:hAnsi="Consolas" w:eastAsia="宋体"/>
+          <w:b w:val="0"/>
+          <w:sz w:val="18"/>
+        </w:rPr>
+        <w:t xml:space="preserve"> </w:t>
+      </w:r>
+    </w:p>
+    <w:p>
+      <w:pPr>
+        <w:spacing w:line="240" w:lineRule="auto" w:after="0"/>
+      </w:pPr>
+      <w:r>
+        <w:rPr>
+          <w:rFonts w:ascii="Consolas" w:hAnsi="Consolas" w:eastAsia="宋体"/>
+          <w:b w:val="0"/>
+          <w:sz w:val="18"/>
+        </w:rPr>
         <w:t>DT = 1.0 / 6.0</w:t>
       </w:r>
     </w:p>
@@ -14268,7 +14460,7 @@
           <w:b w:val="0"/>
           <w:sz w:val="18"/>
         </w:rPr>
-        <w:t>log = io.open('q2_log.txt', 'w', encoding='utf-8')</w:t>
+        <w:t>log = io.open(BASE / 'q2_log.txt', 'w', encoding='utf-8')</w:t>
       </w:r>
     </w:p>
     <w:p>
@@ -14359,7 +14551,7 @@
           <w:b w:val="0"/>
           <w:sz w:val="18"/>
         </w:rPr>
-        <w:t>a1 = pd.read_excel('附件/附件1.xlsx')</w:t>
+        <w:t>a1 = pd.read_excel(BASE / '附件/附件1.xlsx')</w:t>
       </w:r>
     </w:p>
     <w:p>
@@ -14385,20 +14577,20 @@
           <w:b w:val="0"/>
           <w:sz w:val="18"/>
         </w:rPr>
-        <w:t>load_df = pd.read_excel('附件/附件2.xlsx', sheet_name='小区负载')</w:t>
-      </w:r>
-    </w:p>
-    <w:p>
-      <w:pPr>
-        <w:spacing w:line="240" w:lineRule="auto" w:after="0"/>
-      </w:pPr>
-      <w:r>
-        <w:rPr>
-          <w:rFonts w:ascii="Consolas" w:hAnsi="Consolas" w:eastAsia="宋体"/>
-          <w:b w:val="0"/>
-          <w:sz w:val="18"/>
-        </w:rPr>
-        <w:t>pv_df   = pd.read_excel('附件/附件2.xlsx', sheet_name='光伏发电实际功率')</w:t>
+        <w:t>load_df = pd.read_excel(BASE / '附件/附件2.xlsx', sheet_name='小区负载')</w:t>
+      </w:r>
+    </w:p>
+    <w:p>
+      <w:pPr>
+        <w:spacing w:line="240" w:lineRule="auto" w:after="0"/>
+      </w:pPr>
+      <w:r>
+        <w:rPr>
+          <w:rFonts w:ascii="Consolas" w:hAnsi="Consolas" w:eastAsia="宋体"/>
+          <w:b w:val="0"/>
+          <w:sz w:val="18"/>
+        </w:rPr>
+        <w:t>pv_df   = pd.read_excel(BASE / '附件/附件2.xlsx', sheet_name='光伏发电实际功率')</w:t>
       </w:r>
     </w:p>
     <w:p>
@@ -15529,20 +15721,33 @@
           <w:b w:val="0"/>
           <w:sz w:val="18"/>
         </w:rPr>
-        <w:t>shutil.copy('附件/附件5/result2.xlsx', 'result2.xlsx')</w:t>
-      </w:r>
-    </w:p>
-    <w:p>
-      <w:pPr>
-        <w:spacing w:line="240" w:lineRule="auto" w:after="0"/>
-      </w:pPr>
-      <w:r>
-        <w:rPr>
-          <w:rFonts w:ascii="Consolas" w:hAnsi="Consolas" w:eastAsia="宋体"/>
-          <w:b w:val="0"/>
-          <w:sz w:val="18"/>
-        </w:rPr>
-        <w:t>wb = load_workbook('result2.xlsx')</w:t>
+        <w:t>OUT2 = BASE / 'result2.xlsx'</w:t>
+      </w:r>
+    </w:p>
+    <w:p>
+      <w:pPr>
+        <w:spacing w:line="240" w:lineRule="auto" w:after="0"/>
+      </w:pPr>
+      <w:r>
+        <w:rPr>
+          <w:rFonts w:ascii="Consolas" w:hAnsi="Consolas" w:eastAsia="宋体"/>
+          <w:b w:val="0"/>
+          <w:sz w:val="18"/>
+        </w:rPr>
+        <w:t>shutil.copy(BASE / '附件/附件5/result2.xlsx', OUT2)</w:t>
+      </w:r>
+    </w:p>
+    <w:p>
+      <w:pPr>
+        <w:spacing w:line="240" w:lineRule="auto" w:after="0"/>
+      </w:pPr>
+      <w:r>
+        <w:rPr>
+          <w:rFonts w:ascii="Consolas" w:hAnsi="Consolas" w:eastAsia="宋体"/>
+          <w:b w:val="0"/>
+          <w:sz w:val="18"/>
+        </w:rPr>
+        <w:t>wb = load_workbook(OUT2)</w:t>
       </w:r>
     </w:p>
     <w:p>
@@ -16270,7 +16475,7 @@
           <w:b w:val="0"/>
           <w:sz w:val="18"/>
         </w:rPr>
-        <w:t>wb.save('result2.xlsx')</w:t>
+        <w:t>wb.save(OUT2)</w:t>
       </w:r>
     </w:p>
     <w:p>
@@ -16309,7 +16514,7 @@
           <w:b/>
           <w:sz w:val="28"/>
         </w:rPr>
-        <w:t>附录4  模型构建核心模块 lp_core.py 全文</w:t>
+        <w:t>附录4  模型构建核心模块 code/lp_core.py 全文</w:t>
       </w:r>
     </w:p>
     <w:p>
@@ -16413,6 +16618,19 @@
           <w:b w:val="0"/>
           <w:sz w:val="18"/>
         </w:rPr>
+        <w:t>from pathlib import Path</w:t>
+      </w:r>
+    </w:p>
+    <w:p>
+      <w:pPr>
+        <w:spacing w:line="240" w:lineRule="auto" w:after="0"/>
+      </w:pPr>
+      <w:r>
+        <w:rPr>
+          <w:rFonts w:ascii="Consolas" w:hAnsi="Consolas" w:eastAsia="宋体"/>
+          <w:b w:val="0"/>
+          <w:sz w:val="18"/>
+        </w:rPr>
         <w:t>from scipy.optimize import linprog</w:t>
       </w:r>
     </w:p>
@@ -16452,6 +16670,32 @@
           <w:b w:val="0"/>
           <w:sz w:val="18"/>
         </w:rPr>
+        <w:t>BASE = Path(__file__).resolve().parent.parent</w:t>
+      </w:r>
+    </w:p>
+    <w:p>
+      <w:pPr>
+        <w:spacing w:line="240" w:lineRule="auto" w:after="0"/>
+      </w:pPr>
+      <w:r>
+        <w:rPr>
+          <w:rFonts w:ascii="Consolas" w:hAnsi="Consolas" w:eastAsia="宋体"/>
+          <w:b w:val="0"/>
+          <w:sz w:val="18"/>
+        </w:rPr>
+        <w:t xml:space="preserve"> </w:t>
+      </w:r>
+    </w:p>
+    <w:p>
+      <w:pPr>
+        <w:spacing w:line="240" w:lineRule="auto" w:after="0"/>
+      </w:pPr>
+      <w:r>
+        <w:rPr>
+          <w:rFonts w:ascii="Consolas" w:hAnsi="Consolas" w:eastAsia="宋体"/>
+          <w:b w:val="0"/>
+          <w:sz w:val="18"/>
+        </w:rPr>
         <w:t>DT = 1.0 / 6.0</w:t>
       </w:r>
     </w:p>
@@ -16712,7 +16956,7 @@
           <w:b w:val="0"/>
           <w:sz w:val="18"/>
         </w:rPr>
-        <w:t xml:space="preserve">    a1 = pd.read_excel('附件/附件1.xlsx')</w:t>
+        <w:t xml:space="preserve">    a1 = pd.read_excel(BASE / '附件/附件1.xlsx')</w:t>
       </w:r>
     </w:p>
     <w:p>
@@ -16738,20 +16982,20 @@
           <w:b w:val="0"/>
           <w:sz w:val="18"/>
         </w:rPr>
-        <w:t xml:space="preserve">    load_df = pd.read_excel('附件/附件2.xlsx', sheet_name='小区负载')</w:t>
-      </w:r>
-    </w:p>
-    <w:p>
-      <w:pPr>
-        <w:spacing w:line="240" w:lineRule="auto" w:after="0"/>
-      </w:pPr>
-      <w:r>
-        <w:rPr>
-          <w:rFonts w:ascii="Consolas" w:hAnsi="Consolas" w:eastAsia="宋体"/>
-          <w:b w:val="0"/>
-          <w:sz w:val="18"/>
-        </w:rPr>
-        <w:t xml:space="preserve">    pv_df = pd.read_excel('附件/附件2.xlsx', sheet_name='光伏发电实际功率')</w:t>
+        <w:t xml:space="preserve">    load_df = pd.read_excel(BASE / '附件/附件2.xlsx', sheet_name='小区负载')</w:t>
+      </w:r>
+    </w:p>
+    <w:p>
+      <w:pPr>
+        <w:spacing w:line="240" w:lineRule="auto" w:after="0"/>
+      </w:pPr>
+      <w:r>
+        <w:rPr>
+          <w:rFonts w:ascii="Consolas" w:hAnsi="Consolas" w:eastAsia="宋体"/>
+          <w:b w:val="0"/>
+          <w:sz w:val="18"/>
+        </w:rPr>
+        <w:t xml:space="preserve">    pv_df = pd.read_excel(BASE / '附件/附件2.xlsx', sheet_name='光伏发电实际功率')</w:t>
       </w:r>
     </w:p>
     <w:p>
@@ -16803,7 +17047,7 @@
           <w:b w:val="0"/>
           <w:sz w:val="18"/>
         </w:rPr>
-        <w:t xml:space="preserve">    a4 = pd.read_excel('附件/附件4.xlsx')</w:t>
+        <w:t xml:space="preserve">    a4 = pd.read_excel(BASE / '附件/附件4.xlsx')</w:t>
       </w:r>
     </w:p>
     <w:p>
@@ -16829,7 +17073,7 @@
           <w:b w:val="0"/>
           <w:sz w:val="18"/>
         </w:rPr>
-        <w:t xml:space="preserve">    a3 = pd.read_excel('附件/附件3.xlsx')</w:t>
+        <w:t xml:space="preserve">    a3 = pd.read_excel(BASE / '附件/附件3.xlsx')</w:t>
       </w:r>
     </w:p>
     <w:p>
@@ -19780,7 +20024,7 @@
           <w:b/>
           <w:sz w:val="28"/>
         </w:rPr>
-        <w:t>附录5  问题三求解程序 q3.py 全文</w:t>
+        <w:t>附录5  问题三求解程序 code/q3.py 全文</w:t>
       </w:r>
     </w:p>
     <w:p>
@@ -19910,6 +20154,19 @@
           <w:b w:val="0"/>
           <w:sz w:val="18"/>
         </w:rPr>
+        <w:t>from pathlib import Path</w:t>
+      </w:r>
+    </w:p>
+    <w:p>
+      <w:pPr>
+        <w:spacing w:line="240" w:lineRule="auto" w:after="0"/>
+      </w:pPr>
+      <w:r>
+        <w:rPr>
+          <w:rFonts w:ascii="Consolas" w:hAnsi="Consolas" w:eastAsia="宋体"/>
+          <w:b w:val="0"/>
+          <w:sz w:val="18"/>
+        </w:rPr>
         <w:t>from openpyxl import load_workbook</w:t>
       </w:r>
     </w:p>
@@ -19975,6 +20232,32 @@
           <w:b w:val="0"/>
           <w:sz w:val="18"/>
         </w:rPr>
+        <w:t>BASE = Path(__file__).resolve().parent.parent</w:t>
+      </w:r>
+    </w:p>
+    <w:p>
+      <w:pPr>
+        <w:spacing w:line="240" w:lineRule="auto" w:after="0"/>
+      </w:pPr>
+      <w:r>
+        <w:rPr>
+          <w:rFonts w:ascii="Consolas" w:hAnsi="Consolas" w:eastAsia="宋体"/>
+          <w:b w:val="0"/>
+          <w:sz w:val="18"/>
+        </w:rPr>
+        <w:t xml:space="preserve"> </w:t>
+      </w:r>
+    </w:p>
+    <w:p>
+      <w:pPr>
+        <w:spacing w:line="240" w:lineRule="auto" w:after="0"/>
+      </w:pPr>
+      <w:r>
+        <w:rPr>
+          <w:rFonts w:ascii="Consolas" w:hAnsi="Consolas" w:eastAsia="宋体"/>
+          <w:b w:val="0"/>
+          <w:sz w:val="18"/>
+        </w:rPr>
         <w:t>t_start = time.time()</w:t>
       </w:r>
     </w:p>
@@ -20079,7 +20362,7 @@
           <w:b w:val="0"/>
           <w:sz w:val="18"/>
         </w:rPr>
-        <w:t>BAK = '附件/附件5/templates_bak'</w:t>
+        <w:t>BAK = BASE / '附件/附件5/templates_bak'</w:t>
       </w:r>
     </w:p>
     <w:p>
@@ -20131,7 +20414,7 @@
           <w:b w:val="0"/>
           <w:sz w:val="18"/>
         </w:rPr>
-        <w:t xml:space="preserve">        shutil.copy(os.path.join('附件/附件5', f), os.path.join(BAK, f))</w:t>
+        <w:t xml:space="preserve">        shutil.copy(BASE / '附件/附件5' / f, BAK / f)</w:t>
       </w:r>
     </w:p>
     <w:p>
@@ -22016,7 +22299,20 @@
           <w:b w:val="0"/>
           <w:sz w:val="18"/>
         </w:rPr>
-        <w:t>n_em = write_result(os.path.join(BAK, 'result3.xlsx'), 'result3.xlsx',</w:t>
+        <w:t>OUT3 = BASE / 'result3.xlsx'</w:t>
+      </w:r>
+    </w:p>
+    <w:p>
+      <w:pPr>
+        <w:spacing w:line="240" w:lineRule="auto" w:after="0"/>
+      </w:pPr>
+      <w:r>
+        <w:rPr>
+          <w:rFonts w:ascii="Consolas" w:hAnsi="Consolas" w:eastAsia="宋体"/>
+          <w:b w:val="0"/>
+          <w:sz w:val="18"/>
+        </w:rPr>
+        <w:t>n_em = write_result(BAK / 'result3.xlsx', OUT3,</w:t>
       </w:r>
     </w:p>
     <w:p>
@@ -22042,7 +22338,7 @@
           <w:b w:val="0"/>
           <w:sz w:val="18"/>
         </w:rPr>
-        <w:t>shutil.copy('result3.xlsx', '附件/附件5/result3.xlsx')</w:t>
+        <w:t>shutil.copy(OUT3, BASE / '附件/附件5/result3.xlsx')</w:t>
       </w:r>
     </w:p>
     <w:p>
@@ -22094,7 +22390,7 @@
           <w:b w:val="0"/>
           <w:sz w:val="18"/>
         </w:rPr>
-        <w:t>wb = load_workbook('result3.xlsx', read_only=True)</w:t>
+        <w:t>wb = load_workbook(OUT3, read_only=True)</w:t>
       </w:r>
     </w:p>
     <w:p>
@@ -22185,7 +22481,7 @@
           <w:b w:val="0"/>
           <w:sz w:val="18"/>
         </w:rPr>
-        <w:t>wb = load_workbook('result3.xlsx', read_only=True)</w:t>
+        <w:t>wb = load_workbook(OUT3, read_only=True)</w:t>
       </w:r>
     </w:p>
     <w:p>
@@ -22302,7 +22598,7 @@
           <w:b w:val="0"/>
           <w:sz w:val="18"/>
         </w:rPr>
-        <w:t>with open('q3_log.txt', 'w', encoding='utf-8') as f:</w:t>
+        <w:t>with open(BASE / 'q3_log.txt', 'w', encoding='utf-8') as f:</w:t>
       </w:r>
     </w:p>
     <w:p>
@@ -22341,7 +22637,7 @@
           <w:b/>
           <w:sz w:val="28"/>
         </w:rPr>
-        <w:t>附录6  问题四求解程序 q4.py 全文</w:t>
+        <w:t>附录6  问题四求解程序 code/q4.py 全文</w:t>
       </w:r>
     </w:p>
     <w:p>
@@ -22445,6 +22741,19 @@
           <w:b w:val="0"/>
           <w:sz w:val="18"/>
         </w:rPr>
+        <w:t>from pathlib import Path</w:t>
+      </w:r>
+    </w:p>
+    <w:p>
+      <w:pPr>
+        <w:spacing w:line="240" w:lineRule="auto" w:after="0"/>
+      </w:pPr>
+      <w:r>
+        <w:rPr>
+          <w:rFonts w:ascii="Consolas" w:hAnsi="Consolas" w:eastAsia="宋体"/>
+          <w:b w:val="0"/>
+          <w:sz w:val="18"/>
+        </w:rPr>
         <w:t>from openpyxl import load_workbook</w:t>
       </w:r>
     </w:p>
@@ -22510,6 +22819,32 @@
           <w:b w:val="0"/>
           <w:sz w:val="18"/>
         </w:rPr>
+        <w:t>BASE = Path(__file__).resolve().parent.parent</w:t>
+      </w:r>
+    </w:p>
+    <w:p>
+      <w:pPr>
+        <w:spacing w:line="240" w:lineRule="auto" w:after="0"/>
+      </w:pPr>
+      <w:r>
+        <w:rPr>
+          <w:rFonts w:ascii="Consolas" w:hAnsi="Consolas" w:eastAsia="宋体"/>
+          <w:b w:val="0"/>
+          <w:sz w:val="18"/>
+        </w:rPr>
+        <w:t xml:space="preserve"> </w:t>
+      </w:r>
+    </w:p>
+    <w:p>
+      <w:pPr>
+        <w:spacing w:line="240" w:lineRule="auto" w:after="0"/>
+      </w:pPr>
+      <w:r>
+        <w:rPr>
+          <w:rFonts w:ascii="Consolas" w:hAnsi="Consolas" w:eastAsia="宋体"/>
+          <w:b w:val="0"/>
+          <w:sz w:val="18"/>
+        </w:rPr>
         <w:t>t_start = time.time()</w:t>
       </w:r>
     </w:p>
@@ -22601,7 +22936,7 @@
           <w:b w:val="0"/>
           <w:sz w:val="18"/>
         </w:rPr>
-        <w:t>BAK = '附件/附件5/templates_bak'</w:t>
+        <w:t>BAK = BASE / '附件/附件5/templates_bak'</w:t>
       </w:r>
     </w:p>
     <w:p>
@@ -24226,7 +24561,33 @@
           <w:b w:val="0"/>
           <w:sz w:val="18"/>
         </w:rPr>
-        <w:t>n_em2 = write_result(os.path.join(BAK, 'result4-2.xlsx'), 'result4-2.xlsx',</w:t>
+        <w:t>OUT42 = BASE / 'result4-2.xlsx'</w:t>
+      </w:r>
+    </w:p>
+    <w:p>
+      <w:pPr>
+        <w:spacing w:line="240" w:lineRule="auto" w:after="0"/>
+      </w:pPr>
+      <w:r>
+        <w:rPr>
+          <w:rFonts w:ascii="Consolas" w:hAnsi="Consolas" w:eastAsia="宋体"/>
+          <w:b w:val="0"/>
+          <w:sz w:val="18"/>
+        </w:rPr>
+        <w:t>OUT43 = BASE / 'result4-3.xlsx'</w:t>
+      </w:r>
+    </w:p>
+    <w:p>
+      <w:pPr>
+        <w:spacing w:line="240" w:lineRule="auto" w:after="0"/>
+      </w:pPr>
+      <w:r>
+        <w:rPr>
+          <w:rFonts w:ascii="Consolas" w:hAnsi="Consolas" w:eastAsia="宋体"/>
+          <w:b w:val="0"/>
+          <w:sz w:val="18"/>
+        </w:rPr>
+        <w:t>n_em2 = write_result(BAK / 'result4-2.xlsx', OUT42,</w:t>
       </w:r>
     </w:p>
     <w:p>
@@ -24252,20 +24613,20 @@
           <w:b w:val="0"/>
           <w:sz w:val="18"/>
         </w:rPr>
-        <w:t>shutil.copy('result4-2.xlsx', '附件/附件5/result4-2.xlsx')</w:t>
-      </w:r>
-    </w:p>
-    <w:p>
-      <w:pPr>
-        <w:spacing w:line="240" w:lineRule="auto" w:after="0"/>
-      </w:pPr>
-      <w:r>
-        <w:rPr>
-          <w:rFonts w:ascii="Consolas" w:hAnsi="Consolas" w:eastAsia="宋体"/>
-          <w:b w:val="0"/>
-          <w:sz w:val="18"/>
-        </w:rPr>
-        <w:t>n_em3 = write_result(os.path.join(BAK, 'result4-3.xlsx'), 'result4-3.xlsx',</w:t>
+        <w:t>shutil.copy(OUT42, BASE / '附件/附件5/result4-2.xlsx')</w:t>
+      </w:r>
+    </w:p>
+    <w:p>
+      <w:pPr>
+        <w:spacing w:line="240" w:lineRule="auto" w:after="0"/>
+      </w:pPr>
+      <w:r>
+        <w:rPr>
+          <w:rFonts w:ascii="Consolas" w:hAnsi="Consolas" w:eastAsia="宋体"/>
+          <w:b w:val="0"/>
+          <w:sz w:val="18"/>
+        </w:rPr>
+        <w:t>n_em3 = write_result(BAK / 'result4-3.xlsx', OUT43,</w:t>
       </w:r>
     </w:p>
     <w:p>
@@ -24291,7 +24652,7 @@
           <w:b w:val="0"/>
           <w:sz w:val="18"/>
         </w:rPr>
-        <w:t>shutil.copy('result4-3.xlsx', '附件/附件5/result4-3.xlsx')</w:t>
+        <w:t>shutil.copy(OUT43, BASE / '附件/附件5/result4-3.xlsx')</w:t>
       </w:r>
     </w:p>
     <w:p>
@@ -24343,7 +24704,7 @@
           <w:b w:val="0"/>
           <w:sz w:val="18"/>
         </w:rPr>
-        <w:t>wb = load_workbook('result4-2.xlsx', read_only=True)</w:t>
+        <w:t>wb = load_workbook(OUT42, read_only=True)</w:t>
       </w:r>
     </w:p>
     <w:p>
@@ -24434,7 +24795,7 @@
           <w:b w:val="0"/>
           <w:sz w:val="18"/>
         </w:rPr>
-        <w:t>wb = load_workbook('result4-3.xlsx', read_only=True)</w:t>
+        <w:t>wb = load_workbook(OUT43, read_only=True)</w:t>
       </w:r>
     </w:p>
     <w:p>
@@ -24590,7 +24951,7 @@
           <w:b w:val="0"/>
           <w:sz w:val="18"/>
         </w:rPr>
-        <w:t>with open('q4_log.txt', 'w', encoding='utf-8') as f:</w:t>
+        <w:t>with open(BASE / 'q4_log.txt', 'w', encoding='utf-8') as f:</w:t>
       </w:r>
     </w:p>
     <w:p>

--- a/2026数学建模国赛论文.docx
+++ b/2026数学建模国赛论文.docx
@@ -40,7 +40,7 @@
           <w:b w:val="0"/>
           <w:sz w:val="24"/>
         </w:rPr>
-        <w:t>微网经济调度的核心在于利用储能设备在电价低谷时段储电、在电价高峰时段放电，并协同光伏发电出力，从而尽可能降低向外网的购电费用。本文研究微网与外部电网的电力调控问题：将每天离散为 144 个 10 分钟时段（Δt = 1/6 h），以各时段计划购电量、储能充电量、放电电量为决策变量，以购电费用最小为目标，在功率平衡（允许弃光）、储能荷电状态（SOC）动态转移、SOC 上下限以及充放电功率限幅等约束下建立线性规划（LP）模型，并采用 Python 3 调用 scipy.optimize.linprog 的 HiGHS 求解器求解，并结合滚动时域模型预测控制（MPC）处理日内预报更新与计划调整。</w:t>
+        <w:t>微网经济调度的核心是储能“低储高发”套利与光伏协同，以降低向外网的购电费用。本文将每天离散为 144 个 10 分钟时段（Δt = 1/6 h），以各时段计划购电量与储能充放电量为决策变量，以购电费用最小为目标，在功率平衡（允许弃光）、SOC 动态转移、SOC 上下限及充放电限幅等约束下建立线性规划（LP）模型，用 Python 调用 scipy.optimize.linprog 的 HiGHS 求解器精确求解，并以滚动时域模型预测控制（MPC）处理日内预报更新与计划调整。</w:t>
       </w:r>
     </w:p>
     <w:p>
@@ -53,7 +53,7 @@
           <w:b w:val="0"/>
           <w:sz w:val="24"/>
         </w:rPr>
-        <w:t>针对问题一，在每天电价与小区负载相同、光伏出力给出一天预测数据的典型日条件下，引入日循环约束 SOC(24:00) = SOC(0:00)，建立单日周期线性规划模型（577 个决策变量、289 个约束）。求解得到：全天购电量 59482.70 kWh，全天购电费 35118.60 元，0:00 与 24:00 储电量均为 8550 kWh。最优策略呈现清晰的“低储高发”套利特征：0:00—4:00 与 20:00—24:00 电价低谷时段合计充电约 9833 kWh，4:00—8:00 与 16:00—20:00 电价高峰时段合计放电约 12146 kWh，10:00、14:00、20:00 等时段购电量为 0，负荷完全由光伏与储能放电承担。</w:t>
+        <w:t>问题一：在典型日（电价与负荷相同、光伏给定一天预测）下引入日循环约束，建立单日周期 LP（577 个决策变量、289 个约束）。结果：全天购电量 59482.70 kWh、购电费 35118.60 元，SOC 起止均为 8550 kWh；策略呈“低储高发”特征，低谷时段充电约 9833 kWh、高峰时段放电约 12146 kWh，10:00、14:00、20:00 购电量为 0。</w:t>
       </w:r>
     </w:p>
     <w:p>
@@ -66,7 +66,7 @@
           <w:b w:val="0"/>
           <w:sz w:val="24"/>
         </w:rPr>
-        <w:t>针对问题二，在小区负载与光伏出力逐日变化、允许以 5 倍电价紧急购电的条件下，取消日循环约束，建立 SOC 跨天连续传递的全年滚动优化模型：自 2025 年 1 月 1 日 0:00 初始储电量 6000 kWh 起，逐日求解 365 个日线性规划并将当日 24:00 的 SOC 传递给次日，全程耗时仅约 8 秒。全年（2 月 1 日—12 月 31 日，共 334 天）总购电费为 12254765.72 元；由于计划购电无功率上限且数据确定，5 倍电价的紧急购电被计划购电严格支配，全年紧急购电量恒为 0。3 月 20 日、6 月 21 日、9 月 23 日、12 月 21 日的购电量分别为 66322.04、32057.47、66265.42、93770.21 kWh，购电费分别为 40020.38、17599.36、41395.50、59747.81 元，夏季光照充足日费用显著低于冬季。</w:t>
+        <w:t>问题二：取消日循环约束、允许 5 倍电价紧急购电，建立 SOC 跨天传递的全年滚动优化模型，逐日求解 365 个日 LP（全程约 8 秒）。全年（2025-02-01 至 12-31 共 334 天）总购电费 12,254,765.72 元，紧急购电恒为 0（被计划购电严格支配）；四个指定日购电费 40020.38、17599.36、41395.50、59747.81 元，夏季显著低于冬季。</w:t>
       </w:r>
     </w:p>
     <w:p>
@@ -79,7 +79,7 @@
           <w:b w:val="0"/>
           <w:sz w:val="24"/>
         </w:rPr>
-        <w:t>针对问题三，光伏出力改用 0:00、6:00、12:00、18:00 四个时次发布的滚动预报，计划购电量允许在交割前三次调整：调整后购电量高于计划量的部分按 1.5 倍电价补购，低于计划量的部分按 0.5 倍电价回退，交割缺口仍按 5 倍电价紧急购电。建立滚动时域模型预测控制（MPC）框架：0:00 依据当日 24 小时预报制定全天计划，6:00、12:00、18:00 分别用更新后的预报重求解剩余时段的线性规划并锁定调整量，事后按实际光伏出力结算。全年实际总电费为 17,000,834.39 元，其中计划购电费 12,572,002.52 元、上调费用 433,994.94 元、下调回退 −177,722.33 元、紧急购电费 4,172,559.26 元；较“仅 0:00 计划、不作调整”的对照组 17,400,028.28 元节省 399,193.90 元（2.29%）。3 月 20 日、6 月 21 日、9 月 23 日、12 月 21 日的实际总电费分别为 64,177.38、23,381.80、59,418.69、74,154.13 元。对预报误差的统计分析表明，预报误差随提前时长单调增大（提前 1 小时 MAE 为 226.9 kW，提前 24 小时增至 501.1 kW），引入日内其他时刻的更新预报确有必要。</w:t>
+        <w:t>问题三：光伏用 0:00/6:00/12:00/18:00 滚动预报，计划购电量允许三次调整（多购 1.5 倍补、少购 0.5 倍退、缺口 5 倍紧急），建立 MPC 框架按更新预报重解剩余时段并锁定调整量。全年实际总电费 17,000,834.39 元（计划 12,572,002.52 + 上调 433,994.94 − 回退 177,722.33 + 紧急 4,172,559.26），较“仅 0:00 计划不调整”对照组 17,400,028.28 元节省 399,193.90 元（2.29%）。预报误差统计：MAE 随提前时长由 226.9 kW 增至 501.1 kW，日内更新确有必要。</w:t>
       </w:r>
     </w:p>
     <w:p>
@@ -92,7 +92,7 @@
           <w:b w:val="0"/>
           <w:sz w:val="24"/>
         </w:rPr>
-        <w:t>针对问题四，将固定分时电价替换为附件 4 给出的实时波动电价（最小值 0.0076 元/kWh、最大值 1.7936 元/kWh、均值 0.7662 元/kWh，与固定电价均值相同），模型结构不变，仅替换价格序列后重算问题二与问题三。波动电价下问题二全年总购电费为 12,841,054.36 元，较固定电价上升 586,288.65 元（4.78%），紧急购电仍恒为 0；问题三全年实际总电费为 17,742,495.98 元，较固定电价情形上升 4.36%，滚动调整方案仍较对照组节省 391,215.61 元（2.16%），表明所建模型与滚动调整机制对电价形态具有稳健性。</w:t>
+        <w:t>问题四：替换为附件 4 实时波动电价（0.0076～1.7936 元/kWh、均值 0.7662 与固定电价相同），仅换价格序列重算。问题二全年购电费 12,841,054.36 元（+4.78%），紧急购电恒为 0；问题三全年 17,742,495.98 元（+4.36%），滚动调整仍较对照节省 391,215.61 元（2.16%），模型对电价形态稳健。</w:t>
       </w:r>
     </w:p>
     <w:p>
@@ -105,7 +105,7 @@
           <w:b w:val="0"/>
           <w:sz w:val="24"/>
         </w:rPr>
-        <w:t>灵敏度分析表明：储能电池容量在 ±10% 范围内变化时，问题一购电费仅变化 −1.79%（13200 kWh）与 +1.97%（10800 kWh），均远小于 5%，模型对容量参数稳健。本文模型的特色在于：以纯线性规划精确刻画含充放电效率的储能跨期套利问题，模型为凸规划、可求得全局最优解且单次求解在毫秒级完成；滚动优化框架将跨天耦合问题分解为 365 个同构子问题，计算量随天数线性增长；该框架已成功应用于含滚动预报更新与违约罚则的问题三以及实时波动电价的问题四，全文形成“LP 精确求解 + MPC 滚动时域”的完整方法体系。</w:t>
+        <w:t>灵敏度分析：电池容量 ±10% 引起问题一费用变化 −1.79%/+1.97%，问题二不超过 +2.31%；充放电效率 0.85/0.95 引起 +4.20%/−3.87%；预报偏差 ±20% 缩放时滚动收益转为负（−0.35%/−1.20%），应先做偏差校正再滚动。本文特色：以纯 LP 精确刻画含充放电效率的储能跨期套利，凸规划可全局最优且毫秒级求解；滚动框架把跨天问题分解为 365 个同构子问题，并推广至含违约罚则的问题三与波动电价的问题四，形成“LP 精确求解 + MPC 滚动时域”的完整方法体系。</w:t>
       </w:r>
     </w:p>
     <w:p>
@@ -123,7 +123,7 @@
           <w:b w:val="0"/>
           <w:sz w:val="24"/>
         </w:rPr>
-        <w:t>微网经济调度；储能充放电优化；线性规划；滚动优化；模型预测控制；HiGHS 求解器</w:t>
+        <w:t>微网经济调度；储能充放电优化；线性规划；SOC 跨天传递；模型预测控制；灵敏度分析</w:t>
       </w:r>
     </w:p>
     <w:p>
@@ -163,7 +163,7 @@
           <w:b w:val="0"/>
           <w:sz w:val="24"/>
         </w:rPr>
-        <w:t>微网是为解决光伏发电等分布式能源本地消纳、减少并网问题而快速发展起来的小型发用电系统。出于经济方面的考虑，非孤岛式微网可在外部电网（以下简称外网）电价较低或分布式能源有剩余电量的时间段为储能设备充电，并在外网电价较高的时间段释放电能。微网与外网的调控目的是：利用小区负载、光伏发电量和储能设备当前储电量等数据，尽可能精准地给出微网的购电量和储能设备的充放电量，使微网提供的电力既能满足小区负载，又尽可能节省购电费用。</w:t>
+        <w:t>微网是为解决光伏发电等分布式能源本地消纳、减少并网问题而快速发展起来的小型发用电系统[1-4]。出于经济方面的考虑，非孤岛式微网可在外部电网（以下简称外网）电价较低或分布式能源有剩余电量的时间段为储能设备充电，并在外网电价较高的时间段释放电能[5,8]。微网与外网的调控目的[6]是：利用小区负载、光伏发电量和储能设备当前储电量等数据，尽可能精准地给出微网的购电量和储能设备的充放电量，使微网提供的电力既能满足小区负载，又尽可能节省购电费用。</w:t>
       </w:r>
     </w:p>
     <w:p>
@@ -281,7 +281,7 @@
           <w:b w:val="0"/>
           <w:sz w:val="24"/>
         </w:rPr>
-        <w:t>问题一的本质是一个含储能跨期耦合的单日经济调度问题。电价、负载、光伏出力均以 10 分钟为间隔已知，决策量为各时段的购电量与储能充放电量，目标为全天购电费用最小。由于电价随时间波动，储能设备构成“低价买入、高价使用”的套利通道：在电价低谷时段多购电充电，在高峰时段放电替代购电。但套利空间受三类约束限制：一是储能电量须保持在 1200～10800 kWh；二是充放电功率受 5000 kW 变流器限幅，折算到 10 分钟时段的电量上限为 833.33 kWh；三是充放电效率均为 90%，每度放电需充入约 1.234 度电，仅当峰谷价差足以覆盖效率损耗时套利才有利可图。日循环约束 SOC(24:00) = SOC(0:00) 消除了“把电用光”的终端效应，保证策略可以逐日重复执行。由于目标函数与全部约束均为决策变量的线性式，问题一可建立为线性规划模型，用成熟的 LP 求解器在毫秒级时间内求得全局最优解。</w:t>
+        <w:t>问题一的本质是一个含储能跨期耦合的单日经济调度问题。电价、负载、光伏出力均以 10 分钟为间隔已知，决策量为各时段的购电量与储能充放电量，目标为全天购电费用最小。由于电价随时间波动，储能设备构成“低价买入、高价使用”的套利通道：在电价低谷时段多购电充电，在高峰时段放电替代购电。但套利空间受三类约束限制：一是储能电量须保持在 1200～10800 kWh；二是充放电功率受 5000 kW 变流器限幅，折算到 10 分钟时段的电量上限为 833.33 kWh；三是充放电效率均为 90%，每度放电需充入约 1.234 度电，仅当峰谷价差足以覆盖效率损耗时套利才有利可图。日循环约束 SOC(24:00) = SOC(0:00) 消除了“把电用光”的终端效应，保证策略可以逐日重复执行。由于目标函数与全部约束均为决策变量的线性式，问题一可建立为线性规划模型[11,12]，用成熟的 LP 求解器在毫秒级时间内求得全局最优解。</w:t>
       </w:r>
     </w:p>
     <w:p>
@@ -307,7 +307,7 @@
           <w:b w:val="0"/>
           <w:sz w:val="24"/>
         </w:rPr>
-        <w:t>问题二在问题一的基础上有三点变化：其一，负载与光伏出力逐日变化且按全年 365 天给出，单日模型须扩展为全年模型；其二，允许弃光前提下若供电低于负载，须以交易时刻电价的 5 倍紧急购电，目标函数中需计入该项费用；其三，题目不再要求日内 SOC 循环，储能电量应在全年尺度上连续传递。关键的结构观察是：若把 365 天合并为一个超大 LP（约 21 万个变量），固然可解，但跨天之间唯一的耦合变量是每日交接时刻的 SOC——当日 SOC 仅通过“前一日 24:00 储电量 = 当日 0:00 储电量”传递。据此可采用滚动优化框架：从 1 月 1 日 0:00 初始 SOC = 6000 kWh 出发，逐日求解与问题一同构的日 LP，并将当日末 SOC 作为次日初值。该分解将计算量从“一次超大规模 LP”降为“365 次毫秒级日 LP”，总耗时仅数秒。此外，由于计划购电无功率上限、负荷与光伏数据在决策时视为确定已知，任何供电缺口都可由正常电价的计划购电弥补，直观上 5 倍电价的紧急购电应恒不经济，这一点需要在求解结果中验证并解释。</w:t>
+        <w:t>问题二在问题一的基础上有三点变化：其一，负载与光伏出力逐日变化且按全年 365 天给出，单日模型须扩展为全年模型；其二，允许弃光前提下若供电低于负载，须以交易时刻电价的 5 倍紧急购电，目标函数中需计入该项费用；其三，题目不再要求日内 SOC 循环，储能电量应在全年尺度上连续传递。关键的结构观察是：若把 365 天合并为一个超大 LP（约 21 万个变量），固然可解，但跨天之间唯一的耦合变量是每日交接时刻的 SOC——当日 SOC 仅通过“前一日 24:00 储电量 = 当日 0:00 储电量”传递。据此可采用滚动优化框架[7,15]：从 1 月 1 日 0:00 初始 SOC = 6000 kWh 出发，逐日求解与问题一同构的日 LP，并将当日末 SOC 作为次日初值。该分解将计算量从“一次超大规模 LP”降为“365 次毫秒级日 LP”，总耗时仅数秒。此外，由于计划购电无功率上限、负荷与光伏数据在决策时视为确定已知，任何供电缺口都可由正常电价的计划购电弥补，直观上 5 倍电价的紧急购电应恒不经济，这一点需要在求解结果中验证并解释。</w:t>
       </w:r>
     </w:p>
     <w:p>
@@ -333,7 +333,7 @@
           <w:b w:val="0"/>
           <w:sz w:val="24"/>
         </w:rPr>
-        <w:t>问题三的核心变化是光伏数据由“确定已知”变为“滚动预报”：0:00 只能依据当日 24 小时预报制定计划购电量，而实际出力与预报存在偏差，且偏差随提前时长增大。交割规则引入了三档费用：计划内购电按正常电价，上调部分按 1.5 倍电价补购，下调部分按 0.5 倍电价回退，事后缺口按 5 倍电价紧急购电。这恰好构成滚动时域模型预测控制（MPC）的典型场景：在 0:00、6:00、12:00、18:00 四个预报发布时刻，分别用最新预报重求解剩余时段的 LP，锁定当前交割区间的调整量，从而在“预报越近越准”与“调整越晚罚则越少”之间取得平衡。由于上调、下调、紧急购电费用均可表示为决策变量的线性（分段线性）函数，每个时刻的重求解仍是 LP，可沿用 HiGHS 求解器。“是否需要引入其他时刻的预报”取决于预报误差随提前时长的增长幅度与调整罚则的相对大小，需对附件 3 的预报误差作统计分析后定量回答。</w:t>
+        <w:t>问题三的核心变化是光伏数据由“确定已知”变为“滚动预报”：0:00 只能依据当日 24 小时预报制定计划购电量，而实际出力与预报存在偏差，且偏差随提前时长增大[10]。交割规则引入了三档费用[9]：计划内购电按正常电价，上调部分按 1.5 倍电价补购，下调部分按 0.5 倍电价回退，事后缺口按 5 倍电价紧急购电。这恰好构成滚动时域模型预测控制（MPC）的典型场景[16]：在 0:00、6:00、12:00、18:00 四个预报发布时刻，分别用最新预报重求解剩余时段的 LP，锁定当前交割区间的调整量，从而在“预报越近越准”与“调整越晚罚则越少”之间取得平衡。由于上调、下调、紧急购电费用均可表示为决策变量的线性（分段线性）函数，每个时刻的重求解仍是 LP，可沿用 HiGHS 求解器。“是否需要引入其他时刻的预报”取决于预报误差随提前时长的增长幅度与调整罚则的相对大小，需对附件 3 的预报误差作统计分析后定量回答。</w:t>
       </w:r>
     </w:p>
     <w:p>
@@ -386,7 +386,7 @@
           <w:b w:val="0"/>
           <w:sz w:val="24"/>
         </w:rPr>
-        <w:t>（1）忽略微网内部线路损耗与外网传输容量限制，计划购电功率不设上限；</w:t>
+        <w:t>（1）忽略微网内部线路损耗与外网传输容量限制，计划购电功率不设上限。依据：小区级微网线路短、损耗通常不足 2%，对调度决策影响很小，且题目未给出线路与并网容量参数。</w:t>
       </w:r>
     </w:p>
     <w:p>
@@ -399,7 +399,7 @@
           <w:b w:val="0"/>
           <w:sz w:val="24"/>
         </w:rPr>
-        <w:t>（2）问题一中光伏预测功率、问题二中光伏实际功率与小区负载数据准确可靠，视为确定已知；</w:t>
+        <w:t>（2）问题一中光伏预测功率、问题二中光伏实际功率与小区负载数据准确可靠，视为确定已知。依据：这两问均为确定性决策场景，题目要求直接依据给定数据制定策略，不引入随机建模。</w:t>
       </w:r>
     </w:p>
     <w:p>
@@ -412,7 +412,7 @@
           <w:b w:val="0"/>
           <w:sz w:val="24"/>
         </w:rPr>
-        <w:t>（3）允许弃光，即光伏发电不必全额消纳，微网提供的电能只需不低于小区负载；</w:t>
+        <w:t>（3）允许弃光，即光伏发电不必全额消纳，微网提供的电能只需不低于小区负载。依据：题目允许储能充电与弃光并存，且未要求全额消纳光伏，弃光仅影响能量平衡的方向。</w:t>
       </w:r>
     </w:p>
     <w:p>
@@ -425,7 +425,7 @@
           <w:b w:val="0"/>
           <w:sz w:val="24"/>
         </w:rPr>
-        <w:t>（4）储能设备充放电效率恒为 90%，不考虑自放电、温度效应与电池寿命衰减；</w:t>
+        <w:t>（4）储能设备充放电效率恒为 90%，不考虑自放电、温度效应与电池寿命衰减。依据：题目明确给出单一充放电效率值，一日尺度内自放电与衰减可忽略，温度效应无数据支撑。</w:t>
       </w:r>
     </w:p>
     <w:p>
@@ -438,7 +438,7 @@
           <w:b w:val="0"/>
           <w:sz w:val="24"/>
         </w:rPr>
-        <w:t>（5）每个 10 分钟时段内电价恒定，购电费用按时段购电量乘以该时段电价计算；</w:t>
+        <w:t>（5）每个 10 分钟时段内电价恒定，购电费用按时段购电量乘以该时段电价计算。依据：附件电价以 10 分钟为粒度给出，时段内取恒值是对离散电价数据的自然离散化。</w:t>
       </w:r>
     </w:p>
     <w:p>
@@ -451,7 +451,7 @@
           <w:b w:val="0"/>
           <w:sz w:val="24"/>
         </w:rPr>
-        <w:t>（6）微网不向外网售电，购电量、充放电量与紧急购电量均为非负变量。</w:t>
+        <w:t>（6）微网不向外网售电，购电量、充放电量与紧急购电量均为非负变量。依据：题目只讨论“购电”与“充放电”方向，未设置余电上网机制，故售电变量不进入模型。</w:t>
       </w:r>
     </w:p>
     <w:p>
@@ -464,7 +464,7 @@
           <w:b w:val="0"/>
           <w:sz w:val="24"/>
         </w:rPr>
-        <w:t>（7）问题三的费用口径为：当日实际总电费 = Σ p_t·plan_t + Σ 1.5p_t·(adj_t−plan_t)₊ − Σ 0.5p_t·(plan_t−adj_t)₊ + Σ 5p_t·e_t，其中 (·)₊ 表示取正部；</w:t>
+        <w:t>（7）问题三的费用口径为：当日实际总电费 = Σ p_t·plan_t + Σ 1.5p_t·(adj_t−plan_t)₊ − Σ 0.5p_t·(plan_t−adj_t)₊ + Σ 5p_t·e_t，其中 (·)₊ 表示取正部。依据：该式与题设“上调 1.5 倍、下调 0.5 倍回退、紧急 5 倍”的三档计价规则逐项对应。</w:t>
       </w:r>
     </w:p>
     <w:p>
@@ -477,7 +477,7 @@
           <w:b w:val="0"/>
           <w:sz w:val="24"/>
         </w:rPr>
-        <w:t>（8）附件 3 的整点预报功率按阶梯（零阶保持）方式展开到 10 分钟时段；并采用如下约定：0:00 发布的提前 1～24 小时预报恰好完整覆盖当日 0:00—24:00，既无缺口也无跨日重叠，故以此组织各时次预报数据；</w:t>
+        <w:t>（8）附件 3 的整点预报功率按阶梯（零阶保持）方式展开到 10 分钟时段；并采用如下约定：0:00 发布的提前 1～24 小时预报恰好完整覆盖当日 0:00—24:00，既无缺口也无跨日重叠，故以此组织各时次预报数据。依据：零阶保持是整点采样数据最保守、最常用的离散化方式，可避免插值引入虚假信息。</w:t>
       </w:r>
     </w:p>
     <w:p>
@@ -490,7 +490,7 @@
           <w:b w:val="0"/>
           <w:sz w:val="24"/>
         </w:rPr>
-        <w:t>（9）每天划分为 0:00—6:00、6:00—12:00、12:00—18:00、18:00—24:00 四个交割区间，分别按 0:00 计划及 6:00、12:00、18:00 调整后的购电策略进行交割；</w:t>
+        <w:t>（9）每天划分为 0:00—6:00、6:00—12:00、12:00—18:00、18:00—24:00 四个交割区间，分别按 0:00 计划及 6:00、12:00、18:00 调整后的购电策略进行交割。依据：与题设“最多三次调整、调整后按区间锁定交割”的规则一致，四个区间恰好覆盖全天。</w:t>
       </w:r>
     </w:p>
     <w:p>
@@ -503,7 +503,20 @@
           <w:b w:val="0"/>
           <w:sz w:val="24"/>
         </w:rPr>
-        <w:t>（10）问题四中附件 4 的实时波动电价视为已知的外生价格序列。</w:t>
+        <w:t>（10）问题四中附件 4 的实时波动电价视为已知的外生价格序列。依据：问题四要求按附件 4 的实际波动电价重算费用，电价本身不参与优化决策，仅作为费用核算输入。</w:t>
+      </w:r>
+    </w:p>
+    <w:p>
+      <w:pPr>
+        <w:ind w:firstLine="480"/>
+      </w:pPr>
+      <w:r>
+        <w:rPr>
+          <w:rFonts w:ascii="Times New Roman" w:hAnsi="Times New Roman" w:eastAsia="宋体"/>
+          <w:b w:val="0"/>
+          <w:sz w:val="24"/>
+        </w:rPr>
+        <w:t>数据与时段约定：附件中日期为 D 的数据行首列对应 D 日 0:10—0:20，末列对应次日 0:00—0:10，全表按 144 列组织为一天 144 个时段；四个指定日分别取 2025-03-20、2025-06-21、2025-09-23、2025-12-21，其数据由附件 2（问题一、二）或附件 3（问题三）按日期匹配获得。</w:t>
       </w:r>
     </w:p>
     <w:p>
@@ -1452,7 +1465,7 @@
           <w:b/>
           <w:sz w:val="32"/>
         </w:rPr>
-        <w:t>五、问题一的模型建立与求解</w:t>
+        <w:t>五、基于日循环线性规划的典型日购电策略（问题一）</w:t>
       </w:r>
     </w:p>
     <w:p>
@@ -1866,7 +1879,7 @@
           <w:b w:val="0"/>
           <w:sz w:val="24"/>
         </w:rPr>
-        <w:t>模型采用 Python 3 编程实现，调用 scipy.optimize.linprog 函数并指定 HiGHS 求解器（method = "highs"）。具体地：由附件 1 读入 144 个时段的电价 p_t、小区负载功率 L_t 与光伏预测功率 PV_t，功率乘以 Δt 折算为时段电量；以稀疏矩阵（scipy.sparse.lil_matrix/csr）构造约束系数矩阵 A_ub、A_eq 及右端向量；调用 linprog 求得全局最优解后，对解进行功率平衡残差、SOC 上下限与日循环约束的数值校验（残差量级均不超过 10⁻⁶），并将完整策略写入 result1.xlsx。单日模型求解耗时在毫秒级。</w:t>
+        <w:t>模型采用 Python 3 编程实现，调用 scipy.optimize.linprog 函数[14]并指定 HiGHS 求解器[17]（method = "highs"）。具体地：由附件 1 读入 144 个时段的电价 p_t、小区负载功率 L_t 与光伏预测功率 PV_t，功率乘以 Δt 折算为时段电量；以稀疏矩阵（scipy.sparse.lil_matrix/csr）构造约束系数矩阵 A_ub、A_eq 及右端向量；调用 linprog 求得全局最优解后，对解进行功率平衡残差、SOC 上下限与日循环约束的数值校验（残差量级均不超过 10⁻⁶），并将完整策略写入 result1.xlsx。单日模型求解耗时在毫秒级。</w:t>
       </w:r>
     </w:p>
     <w:p>
@@ -3198,7 +3211,7 @@
           <w:b/>
           <w:sz w:val="32"/>
         </w:rPr>
-        <w:t>六、问题二的模型建立与求解</w:t>
+        <w:t>六、跨天 SOC 传递的全年滚动优化（问题二）</w:t>
       </w:r>
     </w:p>
     <w:p>
@@ -3482,7 +3495,7 @@
           <w:b w:val="0"/>
           <w:sz w:val="24"/>
         </w:rPr>
-        <w:t>观察式 (10) 可知，相邻两日之间唯一的耦合变量是交接时刻的 SOC。据此采用滚动优化框架：从 SOC_1^{(1)} = 6000 kWh 出发，对 d = 1, 2, …, 365 依次求解上述日 LP（每个 LP 与问题一同构，仅约束右端的负载、光伏数据随 d 变化，约束矩阵可复用），并将当日末态 SOC_{145}^{(d)} 作为次日初值。全部 365 个日 LP 的顺序求解总耗时约 8 秒，远小于将全年合并为单一超大 LP 的内存与时间开销。求解结果写入 result2.xlsx（输出区间为 2025 年 2 月 1 日—12 月 31 日，共 334 天；1 月作为 SOC 预热期参与计算但不输出）。</w:t>
+        <w:t>观察式 (10) 可知，相邻两日之间唯一的耦合变量是交接时刻的 SOC。据此采用滚动优化框架[15]：从 SOC_1^{(1)} = 6000 kWh 出发，对 d = 1, 2, …, 365 依次求解上述日 LP（每个 LP 与问题一同构，仅约束右端的负载、光伏数据随 d 变化，约束矩阵可复用），并将当日末态 SOC_{145}^{(d)} 作为次日初值。全部 365 个日 LP 的顺序求解总耗时约 8 秒，远小于将全年合并为单一超大 LP 的内存与时间开销。求解结果写入 result2.xlsx（输出区间为 2025 年 2 月 1 日—12 月 31 日，共 334 天；初始 SOC = 6000 kWh 为题目给定的人为边界，1 月作为 SOC 预热期参与计算但不输出，以削弱该边界条件对全年结果的影响）。</w:t>
       </w:r>
     </w:p>
     <w:p>
@@ -3508,7 +3521,7 @@
           <w:b w:val="0"/>
           <w:sz w:val="24"/>
         </w:rPr>
-        <w:t>全年滚动求解的汇总结果如下：2025 年 2 月 1 日—12 月 31 日（共 334 天）总购电费为 12254765.72 元；全年紧急购电总量为 0 kWh，紧急购电非零天数为 0 天。四个指定日的结果见表 6-1、表 6-2。</w:t>
+        <w:t>全年滚动求解的汇总结果如下：2025 年 2 月 1 日—12 月 31 日（共 334 天）总购电费为 12254765.72 元；全年紧急购电总量为 0 kWh，紧急购电非零天数为 0 天。四个指定日的结果见表 6-1～表 6-3。</w:t>
       </w:r>
     </w:p>
     <w:p>
@@ -4837,6 +4850,1360 @@
         </w:tc>
       </w:tr>
     </w:tbl>
+    <w:p>
+      <w:pPr>
+        <w:spacing w:before="120" w:after="60"/>
+        <w:jc w:val="center"/>
+      </w:pPr>
+      <w:r>
+        <w:rPr>
+          <w:rFonts w:ascii="Times New Roman" w:hAnsi="Times New Roman" w:eastAsia="黑体"/>
+          <w:b/>
+          <w:sz w:val="21"/>
+        </w:rPr>
+        <w:t>表 6-3  问题二四个代表日储能充放电量（kWh）</w:t>
+      </w:r>
+    </w:p>
+    <w:tbl>
+      <w:tblPr>
+        <w:tblW w:type="auto" w:w="0"/>
+        <w:jc w:val="center"/>
+        <w:tblLook w:firstColumn="1" w:firstRow="1" w:lastColumn="0" w:lastRow="0" w:noHBand="0" w:noVBand="1" w:val="04A0"/>
+        <w:tblBorders>
+          <w:top w:val="single" w:sz="12" w:space="0" w:color="000000"/>
+          <w:bottom w:val="single" w:sz="12" w:space="0" w:color="000000"/>
+          <w:left w:val="none" w:sz="0" w:space="0"/>
+          <w:right w:val="none" w:sz="0" w:space="0"/>
+          <w:insideH w:val="none" w:sz="0" w:space="0"/>
+          <w:insideV w:val="none" w:sz="0" w:space="0"/>
+        </w:tblBorders>
+      </w:tblPr>
+      <w:tblGrid>
+        <w:gridCol w:w="945"/>
+        <w:gridCol w:w="945"/>
+        <w:gridCol w:w="945"/>
+        <w:gridCol w:w="945"/>
+        <w:gridCol w:w="945"/>
+        <w:gridCol w:w="945"/>
+        <w:gridCol w:w="945"/>
+        <w:gridCol w:w="945"/>
+        <w:gridCol w:w="945"/>
+      </w:tblGrid>
+      <w:tr>
+        <w:tc>
+          <w:tcPr>
+            <w:tcW w:type="dxa" w:w="945"/>
+            <w:tcBorders>
+              <w:bottom w:val="single" w:sz="4" w:space="0" w:color="000000"/>
+            </w:tcBorders>
+          </w:tcPr>
+          <w:p>
+            <w:pPr>
+              <w:spacing w:line="240" w:lineRule="auto"/>
+              <w:jc w:val="center"/>
+            </w:pPr>
+            <w:r/>
+            <w:r>
+              <w:rPr>
+                <w:rFonts w:ascii="Times New Roman" w:hAnsi="Times New Roman" w:eastAsia="宋体"/>
+                <w:b/>
+                <w:sz w:val="21"/>
+              </w:rPr>
+              <w:t>时段</w:t>
+            </w:r>
+          </w:p>
+        </w:tc>
+        <w:tc>
+          <w:tcPr>
+            <w:tcW w:type="dxa" w:w="945"/>
+            <w:tcBorders>
+              <w:bottom w:val="single" w:sz="4" w:space="0" w:color="000000"/>
+            </w:tcBorders>
+          </w:tcPr>
+          <w:p>
+            <w:pPr>
+              <w:spacing w:line="240" w:lineRule="auto"/>
+              <w:jc w:val="center"/>
+            </w:pPr>
+            <w:r/>
+            <w:r>
+              <w:rPr>
+                <w:rFonts w:ascii="Times New Roman" w:hAnsi="Times New Roman" w:eastAsia="宋体"/>
+                <w:b/>
+                <w:sz w:val="21"/>
+              </w:rPr>
+              <w:t>3月20日充电</w:t>
+            </w:r>
+          </w:p>
+        </w:tc>
+        <w:tc>
+          <w:tcPr>
+            <w:tcW w:type="dxa" w:w="945"/>
+            <w:tcBorders>
+              <w:bottom w:val="single" w:sz="4" w:space="0" w:color="000000"/>
+            </w:tcBorders>
+          </w:tcPr>
+          <w:p>
+            <w:pPr>
+              <w:spacing w:line="240" w:lineRule="auto"/>
+              <w:jc w:val="center"/>
+            </w:pPr>
+            <w:r/>
+            <w:r>
+              <w:rPr>
+                <w:rFonts w:ascii="Times New Roman" w:hAnsi="Times New Roman" w:eastAsia="宋体"/>
+                <w:b/>
+                <w:sz w:val="21"/>
+              </w:rPr>
+              <w:t>3月20日放电</w:t>
+            </w:r>
+          </w:p>
+        </w:tc>
+        <w:tc>
+          <w:tcPr>
+            <w:tcW w:type="dxa" w:w="945"/>
+            <w:tcBorders>
+              <w:bottom w:val="single" w:sz="4" w:space="0" w:color="000000"/>
+            </w:tcBorders>
+          </w:tcPr>
+          <w:p>
+            <w:pPr>
+              <w:spacing w:line="240" w:lineRule="auto"/>
+              <w:jc w:val="center"/>
+            </w:pPr>
+            <w:r/>
+            <w:r>
+              <w:rPr>
+                <w:rFonts w:ascii="Times New Roman" w:hAnsi="Times New Roman" w:eastAsia="宋体"/>
+                <w:b/>
+                <w:sz w:val="21"/>
+              </w:rPr>
+              <w:t>6月21日充电</w:t>
+            </w:r>
+          </w:p>
+        </w:tc>
+        <w:tc>
+          <w:tcPr>
+            <w:tcW w:type="dxa" w:w="945"/>
+            <w:tcBorders>
+              <w:bottom w:val="single" w:sz="4" w:space="0" w:color="000000"/>
+            </w:tcBorders>
+          </w:tcPr>
+          <w:p>
+            <w:pPr>
+              <w:spacing w:line="240" w:lineRule="auto"/>
+              <w:jc w:val="center"/>
+            </w:pPr>
+            <w:r/>
+            <w:r>
+              <w:rPr>
+                <w:rFonts w:ascii="Times New Roman" w:hAnsi="Times New Roman" w:eastAsia="宋体"/>
+                <w:b/>
+                <w:sz w:val="21"/>
+              </w:rPr>
+              <w:t>6月21日放电</w:t>
+            </w:r>
+          </w:p>
+        </w:tc>
+        <w:tc>
+          <w:tcPr>
+            <w:tcW w:type="dxa" w:w="945"/>
+            <w:tcBorders>
+              <w:bottom w:val="single" w:sz="4" w:space="0" w:color="000000"/>
+            </w:tcBorders>
+          </w:tcPr>
+          <w:p>
+            <w:pPr>
+              <w:spacing w:line="240" w:lineRule="auto"/>
+              <w:jc w:val="center"/>
+            </w:pPr>
+            <w:r/>
+            <w:r>
+              <w:rPr>
+                <w:rFonts w:ascii="Times New Roman" w:hAnsi="Times New Roman" w:eastAsia="宋体"/>
+                <w:b/>
+                <w:sz w:val="21"/>
+              </w:rPr>
+              <w:t>9月23日充电</w:t>
+            </w:r>
+          </w:p>
+        </w:tc>
+        <w:tc>
+          <w:tcPr>
+            <w:tcW w:type="dxa" w:w="945"/>
+            <w:tcBorders>
+              <w:bottom w:val="single" w:sz="4" w:space="0" w:color="000000"/>
+            </w:tcBorders>
+          </w:tcPr>
+          <w:p>
+            <w:pPr>
+              <w:spacing w:line="240" w:lineRule="auto"/>
+              <w:jc w:val="center"/>
+            </w:pPr>
+            <w:r/>
+            <w:r>
+              <w:rPr>
+                <w:rFonts w:ascii="Times New Roman" w:hAnsi="Times New Roman" w:eastAsia="宋体"/>
+                <w:b/>
+                <w:sz w:val="21"/>
+              </w:rPr>
+              <w:t>9月23日放电</w:t>
+            </w:r>
+          </w:p>
+        </w:tc>
+        <w:tc>
+          <w:tcPr>
+            <w:tcW w:type="dxa" w:w="945"/>
+            <w:tcBorders>
+              <w:bottom w:val="single" w:sz="4" w:space="0" w:color="000000"/>
+            </w:tcBorders>
+          </w:tcPr>
+          <w:p>
+            <w:pPr>
+              <w:spacing w:line="240" w:lineRule="auto"/>
+              <w:jc w:val="center"/>
+            </w:pPr>
+            <w:r/>
+            <w:r>
+              <w:rPr>
+                <w:rFonts w:ascii="Times New Roman" w:hAnsi="Times New Roman" w:eastAsia="宋体"/>
+                <w:b/>
+                <w:sz w:val="21"/>
+              </w:rPr>
+              <w:t>12月21日充电</w:t>
+            </w:r>
+          </w:p>
+        </w:tc>
+        <w:tc>
+          <w:tcPr>
+            <w:tcW w:type="dxa" w:w="945"/>
+            <w:tcBorders>
+              <w:bottom w:val="single" w:sz="4" w:space="0" w:color="000000"/>
+            </w:tcBorders>
+          </w:tcPr>
+          <w:p>
+            <w:pPr>
+              <w:spacing w:line="240" w:lineRule="auto"/>
+              <w:jc w:val="center"/>
+            </w:pPr>
+            <w:r/>
+            <w:r>
+              <w:rPr>
+                <w:rFonts w:ascii="Times New Roman" w:hAnsi="Times New Roman" w:eastAsia="宋体"/>
+                <w:b/>
+                <w:sz w:val="21"/>
+              </w:rPr>
+              <w:t>12月21日放电</w:t>
+            </w:r>
+          </w:p>
+        </w:tc>
+      </w:tr>
+      <w:tr>
+        <w:tc>
+          <w:tcPr>
+            <w:tcW w:type="dxa" w:w="945"/>
+          </w:tcPr>
+          <w:p>
+            <w:pPr>
+              <w:spacing w:line="240" w:lineRule="auto"/>
+              <w:jc w:val="center"/>
+            </w:pPr>
+            <w:r/>
+            <w:r>
+              <w:rPr>
+                <w:rFonts w:ascii="Times New Roman" w:hAnsi="Times New Roman" w:eastAsia="宋体"/>
+                <w:b w:val="0"/>
+                <w:sz w:val="21"/>
+              </w:rPr>
+              <w:t>0:00-4:00</w:t>
+            </w:r>
+          </w:p>
+        </w:tc>
+        <w:tc>
+          <w:tcPr>
+            <w:tcW w:type="dxa" w:w="945"/>
+          </w:tcPr>
+          <w:p>
+            <w:pPr>
+              <w:spacing w:line="240" w:lineRule="auto"/>
+              <w:jc w:val="center"/>
+            </w:pPr>
+            <w:r/>
+            <w:r>
+              <w:rPr>
+                <w:rFonts w:ascii="Times New Roman" w:hAnsi="Times New Roman" w:eastAsia="宋体"/>
+                <w:b w:val="0"/>
+                <w:sz w:val="21"/>
+              </w:rPr>
+              <w:t>9000.00</w:t>
+            </w:r>
+          </w:p>
+        </w:tc>
+        <w:tc>
+          <w:tcPr>
+            <w:tcW w:type="dxa" w:w="945"/>
+          </w:tcPr>
+          <w:p>
+            <w:pPr>
+              <w:spacing w:line="240" w:lineRule="auto"/>
+              <w:jc w:val="center"/>
+            </w:pPr>
+            <w:r/>
+            <w:r>
+              <w:rPr>
+                <w:rFonts w:ascii="Times New Roman" w:hAnsi="Times New Roman" w:eastAsia="宋体"/>
+                <w:b w:val="0"/>
+                <w:sz w:val="21"/>
+              </w:rPr>
+              <w:t>0.00</w:t>
+            </w:r>
+          </w:p>
+        </w:tc>
+        <w:tc>
+          <w:tcPr>
+            <w:tcW w:type="dxa" w:w="945"/>
+          </w:tcPr>
+          <w:p>
+            <w:pPr>
+              <w:spacing w:line="240" w:lineRule="auto"/>
+              <w:jc w:val="center"/>
+            </w:pPr>
+            <w:r/>
+            <w:r>
+              <w:rPr>
+                <w:rFonts w:ascii="Times New Roman" w:hAnsi="Times New Roman" w:eastAsia="宋体"/>
+                <w:b w:val="0"/>
+                <w:sz w:val="21"/>
+              </w:rPr>
+              <w:t>1290.07</w:t>
+            </w:r>
+          </w:p>
+        </w:tc>
+        <w:tc>
+          <w:tcPr>
+            <w:tcW w:type="dxa" w:w="945"/>
+          </w:tcPr>
+          <w:p>
+            <w:pPr>
+              <w:spacing w:line="240" w:lineRule="auto"/>
+              <w:jc w:val="center"/>
+            </w:pPr>
+            <w:r/>
+            <w:r>
+              <w:rPr>
+                <w:rFonts w:ascii="Times New Roman" w:hAnsi="Times New Roman" w:eastAsia="宋体"/>
+                <w:b w:val="0"/>
+                <w:sz w:val="21"/>
+              </w:rPr>
+              <w:t>0.00</w:t>
+            </w:r>
+          </w:p>
+        </w:tc>
+        <w:tc>
+          <w:tcPr>
+            <w:tcW w:type="dxa" w:w="945"/>
+          </w:tcPr>
+          <w:p>
+            <w:pPr>
+              <w:spacing w:line="240" w:lineRule="auto"/>
+              <w:jc w:val="center"/>
+            </w:pPr>
+            <w:r/>
+            <w:r>
+              <w:rPr>
+                <w:rFonts w:ascii="Times New Roman" w:hAnsi="Times New Roman" w:eastAsia="宋体"/>
+                <w:b w:val="0"/>
+                <w:sz w:val="21"/>
+              </w:rPr>
+              <w:t>9000.00</w:t>
+            </w:r>
+          </w:p>
+        </w:tc>
+        <w:tc>
+          <w:tcPr>
+            <w:tcW w:type="dxa" w:w="945"/>
+          </w:tcPr>
+          <w:p>
+            <w:pPr>
+              <w:spacing w:line="240" w:lineRule="auto"/>
+              <w:jc w:val="center"/>
+            </w:pPr>
+            <w:r/>
+            <w:r>
+              <w:rPr>
+                <w:rFonts w:ascii="Times New Roman" w:hAnsi="Times New Roman" w:eastAsia="宋体"/>
+                <w:b w:val="0"/>
+                <w:sz w:val="21"/>
+              </w:rPr>
+              <w:t>0.00</w:t>
+            </w:r>
+          </w:p>
+        </w:tc>
+        <w:tc>
+          <w:tcPr>
+            <w:tcW w:type="dxa" w:w="945"/>
+          </w:tcPr>
+          <w:p>
+            <w:pPr>
+              <w:spacing w:line="240" w:lineRule="auto"/>
+              <w:jc w:val="center"/>
+            </w:pPr>
+            <w:r/>
+            <w:r>
+              <w:rPr>
+                <w:rFonts w:ascii="Times New Roman" w:hAnsi="Times New Roman" w:eastAsia="宋体"/>
+                <w:b w:val="0"/>
+                <w:sz w:val="21"/>
+              </w:rPr>
+              <w:t>9000.00</w:t>
+            </w:r>
+          </w:p>
+        </w:tc>
+        <w:tc>
+          <w:tcPr>
+            <w:tcW w:type="dxa" w:w="945"/>
+          </w:tcPr>
+          <w:p>
+            <w:pPr>
+              <w:spacing w:line="240" w:lineRule="auto"/>
+              <w:jc w:val="center"/>
+            </w:pPr>
+            <w:r/>
+            <w:r>
+              <w:rPr>
+                <w:rFonts w:ascii="Times New Roman" w:hAnsi="Times New Roman" w:eastAsia="宋体"/>
+                <w:b w:val="0"/>
+                <w:sz w:val="21"/>
+              </w:rPr>
+              <w:t>0.00</w:t>
+            </w:r>
+          </w:p>
+        </w:tc>
+      </w:tr>
+      <w:tr>
+        <w:tc>
+          <w:tcPr>
+            <w:tcW w:type="dxa" w:w="945"/>
+          </w:tcPr>
+          <w:p>
+            <w:pPr>
+              <w:spacing w:line="240" w:lineRule="auto"/>
+              <w:jc w:val="center"/>
+            </w:pPr>
+            <w:r/>
+            <w:r>
+              <w:rPr>
+                <w:rFonts w:ascii="Times New Roman" w:hAnsi="Times New Roman" w:eastAsia="宋体"/>
+                <w:b w:val="0"/>
+                <w:sz w:val="21"/>
+              </w:rPr>
+              <w:t>4:00-8:00</w:t>
+            </w:r>
+          </w:p>
+        </w:tc>
+        <w:tc>
+          <w:tcPr>
+            <w:tcW w:type="dxa" w:w="945"/>
+          </w:tcPr>
+          <w:p>
+            <w:pPr>
+              <w:spacing w:line="240" w:lineRule="auto"/>
+              <w:jc w:val="center"/>
+            </w:pPr>
+            <w:r/>
+            <w:r>
+              <w:rPr>
+                <w:rFonts w:ascii="Times New Roman" w:hAnsi="Times New Roman" w:eastAsia="宋体"/>
+                <w:b w:val="0"/>
+                <w:sz w:val="21"/>
+              </w:rPr>
+              <w:t>1666.67</w:t>
+            </w:r>
+          </w:p>
+        </w:tc>
+        <w:tc>
+          <w:tcPr>
+            <w:tcW w:type="dxa" w:w="945"/>
+          </w:tcPr>
+          <w:p>
+            <w:pPr>
+              <w:spacing w:line="240" w:lineRule="auto"/>
+              <w:jc w:val="center"/>
+            </w:pPr>
+            <w:r/>
+            <w:r>
+              <w:rPr>
+                <w:rFonts w:ascii="Times New Roman" w:hAnsi="Times New Roman" w:eastAsia="宋体"/>
+                <w:b w:val="0"/>
+                <w:sz w:val="21"/>
+              </w:rPr>
+              <w:t>5862.62</w:t>
+            </w:r>
+          </w:p>
+        </w:tc>
+        <w:tc>
+          <w:tcPr>
+            <w:tcW w:type="dxa" w:w="945"/>
+          </w:tcPr>
+          <w:p>
+            <w:pPr>
+              <w:spacing w:line="240" w:lineRule="auto"/>
+              <w:jc w:val="center"/>
+            </w:pPr>
+            <w:r/>
+            <w:r>
+              <w:rPr>
+                <w:rFonts w:ascii="Times New Roman" w:hAnsi="Times New Roman" w:eastAsia="宋体"/>
+                <w:b w:val="0"/>
+                <w:sz w:val="21"/>
+              </w:rPr>
+              <w:t>833.33</w:t>
+            </w:r>
+          </w:p>
+        </w:tc>
+        <w:tc>
+          <w:tcPr>
+            <w:tcW w:type="dxa" w:w="945"/>
+          </w:tcPr>
+          <w:p>
+            <w:pPr>
+              <w:spacing w:line="240" w:lineRule="auto"/>
+              <w:jc w:val="center"/>
+            </w:pPr>
+            <w:r/>
+            <w:r>
+              <w:rPr>
+                <w:rFonts w:ascii="Times New Roman" w:hAnsi="Times New Roman" w:eastAsia="宋体"/>
+                <w:b w:val="0"/>
+                <w:sz w:val="21"/>
+              </w:rPr>
+              <w:t>1719.95</w:t>
+            </w:r>
+          </w:p>
+        </w:tc>
+        <w:tc>
+          <w:tcPr>
+            <w:tcW w:type="dxa" w:w="945"/>
+          </w:tcPr>
+          <w:p>
+            <w:pPr>
+              <w:spacing w:line="240" w:lineRule="auto"/>
+              <w:jc w:val="center"/>
+            </w:pPr>
+            <w:r/>
+            <w:r>
+              <w:rPr>
+                <w:rFonts w:ascii="Times New Roman" w:hAnsi="Times New Roman" w:eastAsia="宋体"/>
+                <w:b w:val="0"/>
+                <w:sz w:val="21"/>
+              </w:rPr>
+              <w:t>1666.67</w:t>
+            </w:r>
+          </w:p>
+        </w:tc>
+        <w:tc>
+          <w:tcPr>
+            <w:tcW w:type="dxa" w:w="945"/>
+          </w:tcPr>
+          <w:p>
+            <w:pPr>
+              <w:spacing w:line="240" w:lineRule="auto"/>
+              <w:jc w:val="center"/>
+            </w:pPr>
+            <w:r/>
+            <w:r>
+              <w:rPr>
+                <w:rFonts w:ascii="Times New Roman" w:hAnsi="Times New Roman" w:eastAsia="宋体"/>
+                <w:b w:val="0"/>
+                <w:sz w:val="21"/>
+              </w:rPr>
+              <w:t>6746.77</w:t>
+            </w:r>
+          </w:p>
+        </w:tc>
+        <w:tc>
+          <w:tcPr>
+            <w:tcW w:type="dxa" w:w="945"/>
+          </w:tcPr>
+          <w:p>
+            <w:pPr>
+              <w:spacing w:line="240" w:lineRule="auto"/>
+              <w:jc w:val="center"/>
+            </w:pPr>
+            <w:r/>
+            <w:r>
+              <w:rPr>
+                <w:rFonts w:ascii="Times New Roman" w:hAnsi="Times New Roman" w:eastAsia="宋体"/>
+                <w:b w:val="0"/>
+                <w:sz w:val="21"/>
+              </w:rPr>
+              <w:t>2500.00</w:t>
+            </w:r>
+          </w:p>
+        </w:tc>
+        <w:tc>
+          <w:tcPr>
+            <w:tcW w:type="dxa" w:w="945"/>
+          </w:tcPr>
+          <w:p>
+            <w:pPr>
+              <w:spacing w:line="240" w:lineRule="auto"/>
+              <w:jc w:val="center"/>
+            </w:pPr>
+            <w:r/>
+            <w:r>
+              <w:rPr>
+                <w:rFonts w:ascii="Times New Roman" w:hAnsi="Times New Roman" w:eastAsia="宋体"/>
+                <w:b w:val="0"/>
+                <w:sz w:val="21"/>
+              </w:rPr>
+              <w:t>1508.33</w:t>
+            </w:r>
+          </w:p>
+        </w:tc>
+      </w:tr>
+      <w:tr>
+        <w:tc>
+          <w:tcPr>
+            <w:tcW w:type="dxa" w:w="945"/>
+          </w:tcPr>
+          <w:p>
+            <w:pPr>
+              <w:spacing w:line="240" w:lineRule="auto"/>
+              <w:jc w:val="center"/>
+            </w:pPr>
+            <w:r/>
+            <w:r>
+              <w:rPr>
+                <w:rFonts w:ascii="Times New Roman" w:hAnsi="Times New Roman" w:eastAsia="宋体"/>
+                <w:b w:val="0"/>
+                <w:sz w:val="21"/>
+              </w:rPr>
+              <w:t>8:00-12:00</w:t>
+            </w:r>
+          </w:p>
+        </w:tc>
+        <w:tc>
+          <w:tcPr>
+            <w:tcW w:type="dxa" w:w="945"/>
+          </w:tcPr>
+          <w:p>
+            <w:pPr>
+              <w:spacing w:line="240" w:lineRule="auto"/>
+              <w:jc w:val="center"/>
+            </w:pPr>
+            <w:r/>
+            <w:r>
+              <w:rPr>
+                <w:rFonts w:ascii="Times New Roman" w:hAnsi="Times New Roman" w:eastAsia="宋体"/>
+                <w:b w:val="0"/>
+                <w:sz w:val="21"/>
+              </w:rPr>
+              <w:t>6291.46</w:t>
+            </w:r>
+          </w:p>
+        </w:tc>
+        <w:tc>
+          <w:tcPr>
+            <w:tcW w:type="dxa" w:w="945"/>
+          </w:tcPr>
+          <w:p>
+            <w:pPr>
+              <w:spacing w:line="240" w:lineRule="auto"/>
+              <w:jc w:val="center"/>
+            </w:pPr>
+            <w:r/>
+            <w:r>
+              <w:rPr>
+                <w:rFonts w:ascii="Times New Roman" w:hAnsi="Times New Roman" w:eastAsia="宋体"/>
+                <w:b w:val="0"/>
+                <w:sz w:val="21"/>
+              </w:rPr>
+              <w:t>2777.38</w:t>
+            </w:r>
+          </w:p>
+        </w:tc>
+        <w:tc>
+          <w:tcPr>
+            <w:tcW w:type="dxa" w:w="945"/>
+          </w:tcPr>
+          <w:p>
+            <w:pPr>
+              <w:spacing w:line="240" w:lineRule="auto"/>
+              <w:jc w:val="center"/>
+            </w:pPr>
+            <w:r/>
+            <w:r>
+              <w:rPr>
+                <w:rFonts w:ascii="Times New Roman" w:hAnsi="Times New Roman" w:eastAsia="宋体"/>
+                <w:b w:val="0"/>
+                <w:sz w:val="21"/>
+              </w:rPr>
+              <w:t>701.60</w:t>
+            </w:r>
+          </w:p>
+        </w:tc>
+        <w:tc>
+          <w:tcPr>
+            <w:tcW w:type="dxa" w:w="945"/>
+          </w:tcPr>
+          <w:p>
+            <w:pPr>
+              <w:spacing w:line="240" w:lineRule="auto"/>
+              <w:jc w:val="center"/>
+            </w:pPr>
+            <w:r/>
+            <w:r>
+              <w:rPr>
+                <w:rFonts w:ascii="Times New Roman" w:hAnsi="Times New Roman" w:eastAsia="宋体"/>
+                <w:b w:val="0"/>
+                <w:sz w:val="21"/>
+              </w:rPr>
+              <w:t>0.00</w:t>
+            </w:r>
+          </w:p>
+        </w:tc>
+        <w:tc>
+          <w:tcPr>
+            <w:tcW w:type="dxa" w:w="945"/>
+          </w:tcPr>
+          <w:p>
+            <w:pPr>
+              <w:spacing w:line="240" w:lineRule="auto"/>
+              <w:jc w:val="center"/>
+            </w:pPr>
+            <w:r/>
+            <w:r>
+              <w:rPr>
+                <w:rFonts w:ascii="Times New Roman" w:hAnsi="Times New Roman" w:eastAsia="宋体"/>
+                <w:b w:val="0"/>
+                <w:sz w:val="21"/>
+              </w:rPr>
+              <w:t>5245.38</w:t>
+            </w:r>
+          </w:p>
+        </w:tc>
+        <w:tc>
+          <w:tcPr>
+            <w:tcW w:type="dxa" w:w="945"/>
+          </w:tcPr>
+          <w:p>
+            <w:pPr>
+              <w:spacing w:line="240" w:lineRule="auto"/>
+              <w:jc w:val="center"/>
+            </w:pPr>
+            <w:r/>
+            <w:r>
+              <w:rPr>
+                <w:rFonts w:ascii="Times New Roman" w:hAnsi="Times New Roman" w:eastAsia="宋体"/>
+                <w:b w:val="0"/>
+                <w:sz w:val="21"/>
+              </w:rPr>
+              <w:t>1896.62</w:t>
+            </w:r>
+          </w:p>
+        </w:tc>
+        <w:tc>
+          <w:tcPr>
+            <w:tcW w:type="dxa" w:w="945"/>
+          </w:tcPr>
+          <w:p>
+            <w:pPr>
+              <w:spacing w:line="240" w:lineRule="auto"/>
+              <w:jc w:val="center"/>
+            </w:pPr>
+            <w:r/>
+            <w:r>
+              <w:rPr>
+                <w:rFonts w:ascii="Times New Roman" w:hAnsi="Times New Roman" w:eastAsia="宋体"/>
+                <w:b w:val="0"/>
+                <w:sz w:val="21"/>
+              </w:rPr>
+              <w:t>5833.33</w:t>
+            </w:r>
+          </w:p>
+        </w:tc>
+        <w:tc>
+          <w:tcPr>
+            <w:tcW w:type="dxa" w:w="945"/>
+          </w:tcPr>
+          <w:p>
+            <w:pPr>
+              <w:spacing w:line="240" w:lineRule="auto"/>
+              <w:jc w:val="center"/>
+            </w:pPr>
+            <w:r/>
+            <w:r>
+              <w:rPr>
+                <w:rFonts w:ascii="Times New Roman" w:hAnsi="Times New Roman" w:eastAsia="宋体"/>
+                <w:b w:val="0"/>
+                <w:sz w:val="21"/>
+              </w:rPr>
+              <w:t>7806.67</w:t>
+            </w:r>
+          </w:p>
+        </w:tc>
+      </w:tr>
+      <w:tr>
+        <w:tc>
+          <w:tcPr>
+            <w:tcW w:type="dxa" w:w="945"/>
+          </w:tcPr>
+          <w:p>
+            <w:pPr>
+              <w:spacing w:line="240" w:lineRule="auto"/>
+              <w:jc w:val="center"/>
+            </w:pPr>
+            <w:r/>
+            <w:r>
+              <w:rPr>
+                <w:rFonts w:ascii="Times New Roman" w:hAnsi="Times New Roman" w:eastAsia="宋体"/>
+                <w:b w:val="0"/>
+                <w:sz w:val="21"/>
+              </w:rPr>
+              <w:t>12:00-16:00</w:t>
+            </w:r>
+          </w:p>
+        </w:tc>
+        <w:tc>
+          <w:tcPr>
+            <w:tcW w:type="dxa" w:w="945"/>
+          </w:tcPr>
+          <w:p>
+            <w:pPr>
+              <w:spacing w:line="240" w:lineRule="auto"/>
+              <w:jc w:val="center"/>
+            </w:pPr>
+            <w:r/>
+            <w:r>
+              <w:rPr>
+                <w:rFonts w:ascii="Times New Roman" w:hAnsi="Times New Roman" w:eastAsia="宋体"/>
+                <w:b w:val="0"/>
+                <w:sz w:val="21"/>
+              </w:rPr>
+              <w:t>4689.68</w:t>
+            </w:r>
+          </w:p>
+        </w:tc>
+        <w:tc>
+          <w:tcPr>
+            <w:tcW w:type="dxa" w:w="945"/>
+          </w:tcPr>
+          <w:p>
+            <w:pPr>
+              <w:spacing w:line="240" w:lineRule="auto"/>
+              <w:jc w:val="center"/>
+            </w:pPr>
+            <w:r/>
+            <w:r>
+              <w:rPr>
+                <w:rFonts w:ascii="Times New Roman" w:hAnsi="Times New Roman" w:eastAsia="宋体"/>
+                <w:b w:val="0"/>
+                <w:sz w:val="21"/>
+              </w:rPr>
+              <w:t>254.72</w:t>
+            </w:r>
+          </w:p>
+        </w:tc>
+        <w:tc>
+          <w:tcPr>
+            <w:tcW w:type="dxa" w:w="945"/>
+          </w:tcPr>
+          <w:p>
+            <w:pPr>
+              <w:spacing w:line="240" w:lineRule="auto"/>
+              <w:jc w:val="center"/>
+            </w:pPr>
+            <w:r/>
+            <w:r>
+              <w:rPr>
+                <w:rFonts w:ascii="Times New Roman" w:hAnsi="Times New Roman" w:eastAsia="宋体"/>
+                <w:b w:val="0"/>
+                <w:sz w:val="21"/>
+              </w:rPr>
+              <w:t>9965.07</w:t>
+            </w:r>
+          </w:p>
+        </w:tc>
+        <w:tc>
+          <w:tcPr>
+            <w:tcW w:type="dxa" w:w="945"/>
+          </w:tcPr>
+          <w:p>
+            <w:pPr>
+              <w:spacing w:line="240" w:lineRule="auto"/>
+              <w:jc w:val="center"/>
+            </w:pPr>
+            <w:r/>
+            <w:r>
+              <w:rPr>
+                <w:rFonts w:ascii="Times New Roman" w:hAnsi="Times New Roman" w:eastAsia="宋体"/>
+                <w:b w:val="0"/>
+                <w:sz w:val="21"/>
+              </w:rPr>
+              <w:t>0.00</w:t>
+            </w:r>
+          </w:p>
+        </w:tc>
+        <w:tc>
+          <w:tcPr>
+            <w:tcW w:type="dxa" w:w="945"/>
+          </w:tcPr>
+          <w:p>
+            <w:pPr>
+              <w:spacing w:line="240" w:lineRule="auto"/>
+              <w:jc w:val="center"/>
+            </w:pPr>
+            <w:r/>
+            <w:r>
+              <w:rPr>
+                <w:rFonts w:ascii="Times New Roman" w:hAnsi="Times New Roman" w:eastAsia="宋体"/>
+                <w:b w:val="0"/>
+                <w:sz w:val="21"/>
+              </w:rPr>
+              <w:t>5923.78</w:t>
+            </w:r>
+          </w:p>
+        </w:tc>
+        <w:tc>
+          <w:tcPr>
+            <w:tcW w:type="dxa" w:w="945"/>
+          </w:tcPr>
+          <w:p>
+            <w:pPr>
+              <w:spacing w:line="240" w:lineRule="auto"/>
+              <w:jc w:val="center"/>
+            </w:pPr>
+            <w:r/>
+            <w:r>
+              <w:rPr>
+                <w:rFonts w:ascii="Times New Roman" w:hAnsi="Times New Roman" w:eastAsia="宋体"/>
+                <w:b w:val="0"/>
+                <w:sz w:val="21"/>
+              </w:rPr>
+              <w:t>403.62</w:t>
+            </w:r>
+          </w:p>
+        </w:tc>
+        <w:tc>
+          <w:tcPr>
+            <w:tcW w:type="dxa" w:w="945"/>
+          </w:tcPr>
+          <w:p>
+            <w:pPr>
+              <w:spacing w:line="240" w:lineRule="auto"/>
+              <w:jc w:val="center"/>
+            </w:pPr>
+            <w:r/>
+            <w:r>
+              <w:rPr>
+                <w:rFonts w:ascii="Times New Roman" w:hAnsi="Times New Roman" w:eastAsia="宋体"/>
+                <w:b w:val="0"/>
+                <w:sz w:val="21"/>
+              </w:rPr>
+              <w:t>7574.21</w:t>
+            </w:r>
+          </w:p>
+        </w:tc>
+        <w:tc>
+          <w:tcPr>
+            <w:tcW w:type="dxa" w:w="945"/>
+          </w:tcPr>
+          <w:p>
+            <w:pPr>
+              <w:spacing w:line="240" w:lineRule="auto"/>
+              <w:jc w:val="center"/>
+            </w:pPr>
+            <w:r/>
+            <w:r>
+              <w:rPr>
+                <w:rFonts w:ascii="Times New Roman" w:hAnsi="Times New Roman" w:eastAsia="宋体"/>
+                <w:b w:val="0"/>
+                <w:sz w:val="21"/>
+              </w:rPr>
+              <w:t>2220.11</w:t>
+            </w:r>
+          </w:p>
+        </w:tc>
+      </w:tr>
+      <w:tr>
+        <w:tc>
+          <w:tcPr>
+            <w:tcW w:type="dxa" w:w="945"/>
+          </w:tcPr>
+          <w:p>
+            <w:pPr>
+              <w:spacing w:line="240" w:lineRule="auto"/>
+              <w:jc w:val="center"/>
+            </w:pPr>
+            <w:r/>
+            <w:r>
+              <w:rPr>
+                <w:rFonts w:ascii="Times New Roman" w:hAnsi="Times New Roman" w:eastAsia="宋体"/>
+                <w:b w:val="0"/>
+                <w:sz w:val="21"/>
+              </w:rPr>
+              <w:t>16:00-20:00</w:t>
+            </w:r>
+          </w:p>
+        </w:tc>
+        <w:tc>
+          <w:tcPr>
+            <w:tcW w:type="dxa" w:w="945"/>
+          </w:tcPr>
+          <w:p>
+            <w:pPr>
+              <w:spacing w:line="240" w:lineRule="auto"/>
+              <w:jc w:val="center"/>
+            </w:pPr>
+            <w:r/>
+            <w:r>
+              <w:rPr>
+                <w:rFonts w:ascii="Times New Roman" w:hAnsi="Times New Roman" w:eastAsia="宋体"/>
+                <w:b w:val="0"/>
+                <w:sz w:val="21"/>
+              </w:rPr>
+              <w:t>0.00</w:t>
+            </w:r>
+          </w:p>
+        </w:tc>
+        <w:tc>
+          <w:tcPr>
+            <w:tcW w:type="dxa" w:w="945"/>
+          </w:tcPr>
+          <w:p>
+            <w:pPr>
+              <w:spacing w:line="240" w:lineRule="auto"/>
+              <w:jc w:val="center"/>
+            </w:pPr>
+            <w:r/>
+            <w:r>
+              <w:rPr>
+                <w:rFonts w:ascii="Times New Roman" w:hAnsi="Times New Roman" w:eastAsia="宋体"/>
+                <w:b w:val="0"/>
+                <w:sz w:val="21"/>
+              </w:rPr>
+              <w:t>5709.78</w:t>
+            </w:r>
+          </w:p>
+        </w:tc>
+        <w:tc>
+          <w:tcPr>
+            <w:tcW w:type="dxa" w:w="945"/>
+          </w:tcPr>
+          <w:p>
+            <w:pPr>
+              <w:spacing w:line="240" w:lineRule="auto"/>
+              <w:jc w:val="center"/>
+            </w:pPr>
+            <w:r/>
+            <w:r>
+              <w:rPr>
+                <w:rFonts w:ascii="Times New Roman" w:hAnsi="Times New Roman" w:eastAsia="宋体"/>
+                <w:b w:val="0"/>
+                <w:sz w:val="21"/>
+              </w:rPr>
+              <w:t>0.00</w:t>
+            </w:r>
+          </w:p>
+        </w:tc>
+        <w:tc>
+          <w:tcPr>
+            <w:tcW w:type="dxa" w:w="945"/>
+          </w:tcPr>
+          <w:p>
+            <w:pPr>
+              <w:spacing w:line="240" w:lineRule="auto"/>
+              <w:jc w:val="center"/>
+            </w:pPr>
+            <w:r/>
+            <w:r>
+              <w:rPr>
+                <w:rFonts w:ascii="Times New Roman" w:hAnsi="Times New Roman" w:eastAsia="宋体"/>
+                <w:b w:val="0"/>
+                <w:sz w:val="21"/>
+              </w:rPr>
+              <w:t>6154.10</w:t>
+            </w:r>
+          </w:p>
+        </w:tc>
+        <w:tc>
+          <w:tcPr>
+            <w:tcW w:type="dxa" w:w="945"/>
+          </w:tcPr>
+          <w:p>
+            <w:pPr>
+              <w:spacing w:line="240" w:lineRule="auto"/>
+              <w:jc w:val="center"/>
+            </w:pPr>
+            <w:r/>
+            <w:r>
+              <w:rPr>
+                <w:rFonts w:ascii="Times New Roman" w:hAnsi="Times New Roman" w:eastAsia="宋体"/>
+                <w:b w:val="0"/>
+                <w:sz w:val="21"/>
+              </w:rPr>
+              <w:t>0.00</w:t>
+            </w:r>
+          </w:p>
+        </w:tc>
+        <w:tc>
+          <w:tcPr>
+            <w:tcW w:type="dxa" w:w="945"/>
+          </w:tcPr>
+          <w:p>
+            <w:pPr>
+              <w:spacing w:line="240" w:lineRule="auto"/>
+              <w:jc w:val="center"/>
+            </w:pPr>
+            <w:r/>
+            <w:r>
+              <w:rPr>
+                <w:rFonts w:ascii="Times New Roman" w:hAnsi="Times New Roman" w:eastAsia="宋体"/>
+                <w:b w:val="0"/>
+                <w:sz w:val="21"/>
+              </w:rPr>
+              <w:t>5602.90</w:t>
+            </w:r>
+          </w:p>
+        </w:tc>
+        <w:tc>
+          <w:tcPr>
+            <w:tcW w:type="dxa" w:w="945"/>
+          </w:tcPr>
+          <w:p>
+            <w:pPr>
+              <w:spacing w:line="240" w:lineRule="auto"/>
+              <w:jc w:val="center"/>
+            </w:pPr>
+            <w:r/>
+            <w:r>
+              <w:rPr>
+                <w:rFonts w:ascii="Times New Roman" w:hAnsi="Times New Roman" w:eastAsia="宋体"/>
+                <w:b w:val="0"/>
+                <w:sz w:val="21"/>
+              </w:rPr>
+              <w:t>0.00</w:t>
+            </w:r>
+          </w:p>
+        </w:tc>
+        <w:tc>
+          <w:tcPr>
+            <w:tcW w:type="dxa" w:w="945"/>
+          </w:tcPr>
+          <w:p>
+            <w:pPr>
+              <w:spacing w:line="240" w:lineRule="auto"/>
+              <w:jc w:val="center"/>
+            </w:pPr>
+            <w:r/>
+            <w:r>
+              <w:rPr>
+                <w:rFonts w:ascii="Times New Roman" w:hAnsi="Times New Roman" w:eastAsia="宋体"/>
+                <w:b w:val="0"/>
+                <w:sz w:val="21"/>
+              </w:rPr>
+              <w:t>5797.47</w:t>
+            </w:r>
+          </w:p>
+        </w:tc>
+      </w:tr>
+      <w:tr>
+        <w:tc>
+          <w:tcPr>
+            <w:tcW w:type="dxa" w:w="945"/>
+          </w:tcPr>
+          <w:p>
+            <w:pPr>
+              <w:spacing w:line="240" w:lineRule="auto"/>
+              <w:jc w:val="center"/>
+            </w:pPr>
+            <w:r/>
+            <w:r>
+              <w:rPr>
+                <w:rFonts w:ascii="Times New Roman" w:hAnsi="Times New Roman" w:eastAsia="宋体"/>
+                <w:b w:val="0"/>
+                <w:sz w:val="21"/>
+              </w:rPr>
+              <w:t>20:00-24:00</w:t>
+            </w:r>
+          </w:p>
+        </w:tc>
+        <w:tc>
+          <w:tcPr>
+            <w:tcW w:type="dxa" w:w="945"/>
+          </w:tcPr>
+          <w:p>
+            <w:pPr>
+              <w:spacing w:line="240" w:lineRule="auto"/>
+              <w:jc w:val="center"/>
+            </w:pPr>
+            <w:r/>
+            <w:r>
+              <w:rPr>
+                <w:rFonts w:ascii="Times New Roman" w:hAnsi="Times New Roman" w:eastAsia="宋体"/>
+                <w:b w:val="0"/>
+                <w:sz w:val="21"/>
+              </w:rPr>
+              <w:t>0.00</w:t>
+            </w:r>
+          </w:p>
+        </w:tc>
+        <w:tc>
+          <w:tcPr>
+            <w:tcW w:type="dxa" w:w="945"/>
+          </w:tcPr>
+          <w:p>
+            <w:pPr>
+              <w:spacing w:line="240" w:lineRule="auto"/>
+              <w:jc w:val="center"/>
+            </w:pPr>
+            <w:r/>
+            <w:r>
+              <w:rPr>
+                <w:rFonts w:ascii="Times New Roman" w:hAnsi="Times New Roman" w:eastAsia="宋体"/>
+                <w:b w:val="0"/>
+                <w:sz w:val="21"/>
+              </w:rPr>
+              <w:t>2930.22</w:t>
+            </w:r>
+          </w:p>
+        </w:tc>
+        <w:tc>
+          <w:tcPr>
+            <w:tcW w:type="dxa" w:w="945"/>
+          </w:tcPr>
+          <w:p>
+            <w:pPr>
+              <w:spacing w:line="240" w:lineRule="auto"/>
+              <w:jc w:val="center"/>
+            </w:pPr>
+            <w:r/>
+            <w:r>
+              <w:rPr>
+                <w:rFonts w:ascii="Times New Roman" w:hAnsi="Times New Roman" w:eastAsia="宋体"/>
+                <w:b w:val="0"/>
+                <w:sz w:val="21"/>
+              </w:rPr>
+              <w:t>0.00</w:t>
+            </w:r>
+          </w:p>
+        </w:tc>
+        <w:tc>
+          <w:tcPr>
+            <w:tcW w:type="dxa" w:w="945"/>
+          </w:tcPr>
+          <w:p>
+            <w:pPr>
+              <w:spacing w:line="240" w:lineRule="auto"/>
+              <w:jc w:val="center"/>
+            </w:pPr>
+            <w:r/>
+            <w:r>
+              <w:rPr>
+                <w:rFonts w:ascii="Times New Roman" w:hAnsi="Times New Roman" w:eastAsia="宋体"/>
+                <w:b w:val="0"/>
+                <w:sz w:val="21"/>
+              </w:rPr>
+              <w:t>2485.90</w:t>
+            </w:r>
+          </w:p>
+        </w:tc>
+        <w:tc>
+          <w:tcPr>
+            <w:tcW w:type="dxa" w:w="945"/>
+          </w:tcPr>
+          <w:p>
+            <w:pPr>
+              <w:spacing w:line="240" w:lineRule="auto"/>
+              <w:jc w:val="center"/>
+            </w:pPr>
+            <w:r/>
+            <w:r>
+              <w:rPr>
+                <w:rFonts w:ascii="Times New Roman" w:hAnsi="Times New Roman" w:eastAsia="宋体"/>
+                <w:b w:val="0"/>
+                <w:sz w:val="21"/>
+              </w:rPr>
+              <w:t>0.00</w:t>
+            </w:r>
+          </w:p>
+        </w:tc>
+        <w:tc>
+          <w:tcPr>
+            <w:tcW w:type="dxa" w:w="945"/>
+          </w:tcPr>
+          <w:p>
+            <w:pPr>
+              <w:spacing w:line="240" w:lineRule="auto"/>
+              <w:jc w:val="center"/>
+            </w:pPr>
+            <w:r/>
+            <w:r>
+              <w:rPr>
+                <w:rFonts w:ascii="Times New Roman" w:hAnsi="Times New Roman" w:eastAsia="宋体"/>
+                <w:b w:val="0"/>
+                <w:sz w:val="21"/>
+              </w:rPr>
+              <w:t>3037.09</w:t>
+            </w:r>
+          </w:p>
+        </w:tc>
+        <w:tc>
+          <w:tcPr>
+            <w:tcW w:type="dxa" w:w="945"/>
+          </w:tcPr>
+          <w:p>
+            <w:pPr>
+              <w:spacing w:line="240" w:lineRule="auto"/>
+              <w:jc w:val="center"/>
+            </w:pPr>
+            <w:r/>
+            <w:r>
+              <w:rPr>
+                <w:rFonts w:ascii="Times New Roman" w:hAnsi="Times New Roman" w:eastAsia="宋体"/>
+                <w:b w:val="0"/>
+                <w:sz w:val="21"/>
+              </w:rPr>
+              <w:t>0.00</w:t>
+            </w:r>
+          </w:p>
+        </w:tc>
+        <w:tc>
+          <w:tcPr>
+            <w:tcW w:type="dxa" w:w="945"/>
+          </w:tcPr>
+          <w:p>
+            <w:pPr>
+              <w:spacing w:line="240" w:lineRule="auto"/>
+              <w:jc w:val="center"/>
+            </w:pPr>
+            <w:r/>
+            <w:r>
+              <w:rPr>
+                <w:rFonts w:ascii="Times New Roman" w:hAnsi="Times New Roman" w:eastAsia="宋体"/>
+                <w:b w:val="0"/>
+                <w:sz w:val="21"/>
+              </w:rPr>
+              <w:t>2842.53</w:t>
+            </w:r>
+          </w:p>
+        </w:tc>
+      </w:tr>
+    </w:tbl>
+    <w:p>
+      <w:pPr>
+        <w:ind w:firstLine="480"/>
+      </w:pPr>
+      <w:r>
+        <w:rPr>
+          <w:rFonts w:ascii="Times New Roman" w:hAnsi="Times New Roman" w:eastAsia="宋体"/>
+          <w:b w:val="0"/>
+          <w:sz w:val="24"/>
+        </w:rPr>
+        <w:t>表 6-3 显示，问题二的储能充放电严格遵循“低谷/平段充电、高峰放电”的经济规律：四个代表日的充电几乎全部发生在 0:00—16:00 的低价窗口，放电集中在 16:00—24:00 的高峰窗口，且 0:00—4:00 通常满充（9000 kWh），仅 6 月 21 日为 1290.07 kWh——该日前一晚 SOC 已较高，且夏季白天光伏充足、购电需求少，储能无需提前大额充电。</w:t>
+      </w:r>
+    </w:p>
     <w:p>
       <w:pPr>
         <w:ind w:firstLine="480"/>
@@ -5046,7 +6413,7 @@
           <w:b/>
           <w:sz w:val="32"/>
         </w:rPr>
-        <w:t>七、问题三的模型建立与求解</w:t>
+        <w:t>七、滚动时域 MPC 的计划-调整调度（问题三）</w:t>
       </w:r>
     </w:p>
     <w:p>
@@ -5072,7 +6439,7 @@
           <w:b w:val="0"/>
           <w:sz w:val="24"/>
         </w:rPr>
-        <w:t>问题三中，光伏出力不再准确已知：每天 0:00 只能获得当日 24 小时的光伏预报功率，且在 6:00、12:00、18:00 可获得更新后的当日剩余时段预报。调度采用滚动时域（MPC）框架：每天 0:00 依据当日 24 小时预报求解全天 LP，形成计划购电量 plan_t；在 6:00、12:00、18:00 三个更新时刻，用最新预报重新求解剩余时段的 LP，并锁定下一个 6 小时交割区间（0:00—6:00、6:00—12:00、12:00—18:00、18:00—24:00 共四个区间）的调整购电量 adj_t；区间内的交割量一旦锁定不再更改。0:00 的预报恰好完整覆盖当日，故全天计划直接由 0:00 预报确定。</w:t>
+        <w:t>问题三中，光伏出力不再准确已知：每天 0:00 只能获得当日 24 小时的光伏预报功率，且在 6:00、12:00、18:00 可获得更新后的当日剩余时段预报。调度采用滚动时域模型预测控制（MPC）框架[15,16]：每天 0:00 依据当日 24 小时预报求解全天 LP，形成计划购电量 plan_t；在 6:00、12:00、18:00 三个更新时刻，用最新预报重新求解剩余时段的 LP，并锁定下一个 6 小时交割区间（0:00—6:00、6:00—12:00、12:00—18:00、18:00—24:00 共四个区间，对应题设允许的最多三次调整）的调整购电量 adj_t；区间内的交割量一旦锁定不再更改。0:00 的预报恰好完整覆盖当日，故全天计划直接由 0:00 预报确定。</w:t>
       </w:r>
     </w:p>
     <w:p>
@@ -5254,7 +6621,7 @@
           <w:b w:val="0"/>
           <w:sz w:val="24"/>
         </w:rPr>
-        <w:t>求解算法与问题一、二相同，采用 scipy.optimize.linprog 的 HiGHS 方法。全年 365 天 × 每天 4 个预报时次共 1460 个 LP 子问题，由核心模块 lp_core.py 中的 q3_year 函数统一实现滚动求解，结果写入 result3.xlsx，其「调整购电量」sheet 第 147 列为当天实际总电费。为量化滚动调整的价值，设置对照组：仅用 0:00 预报制定全天计划且不作任何调整，全天缺口全部由紧急购电补足。</w:t>
+        <w:t>求解算法与问题一、二相同，采用 scipy.optimize.linprog 的 HiGHS 方法。全年 365 天 × 每天 4 个预报时次共 1460 个 LP 子问题，由核心模块 lp_core.py 中的 q3_year 函数统一实现滚动求解，结果写入 result3.xlsx，其「调整购电量」sheet 第 147 列为当天实际总电费。输出区间与问题二一致，为 2025 年 2 月 1 日—12 月 31 日共 334 个有效日。为量化滚动调整的价值，设置对照组：仅用 0:00 预报制定全天计划且不作任何调整，全天缺口全部由紧急购电补足。</w:t>
       </w:r>
     </w:p>
     <w:p>
@@ -5280,7 +6647,7 @@
           <w:b w:val="0"/>
           <w:sz w:val="24"/>
         </w:rPr>
-        <w:t>四个代表日的汇总结果见表 7-1，指定的六个时段计划购电量与调整后购电量见表 7-2，费用分解见表 7-3，全年对比见表 7-4。</w:t>
+        <w:t>四个代表日的汇总结果见表 7-1，指定的六个时段计划购电量与调整后购电量见表 7-2，储能充放电结果见表 7-3，紧急购电分段统计见表 7-4，费用分解见表 7-5，全年对比见表 7-6。</w:t>
       </w:r>
     </w:p>
     <w:p>
@@ -6213,7 +7580,7 @@
                 <w:b w:val="0"/>
                 <w:sz w:val="21"/>
               </w:rPr>
-              <w:t>10:00-11:00</w:t>
+              <w:t>10:00-10:10</w:t>
             </w:r>
           </w:p>
         </w:tc>
@@ -6353,7 +7720,7 @@
                 <w:b w:val="0"/>
                 <w:sz w:val="21"/>
               </w:rPr>
-              <w:t>1554.20</w:t>
+              <w:t>0.00</w:t>
             </w:r>
           </w:p>
         </w:tc>
@@ -6373,7 +7740,7 @@
                 <w:b w:val="0"/>
                 <w:sz w:val="21"/>
               </w:rPr>
-              <w:t>1518.83</w:t>
+              <w:t>0.00</w:t>
             </w:r>
           </w:p>
         </w:tc>
@@ -6395,7 +7762,7 @@
                 <w:b w:val="0"/>
                 <w:sz w:val="21"/>
               </w:rPr>
-              <w:t>12:00-13:00</w:t>
+              <w:t>12:00-12:10</w:t>
             </w:r>
           </w:p>
         </w:tc>
@@ -6415,7 +7782,7 @@
                 <w:b w:val="0"/>
                 <w:sz w:val="21"/>
               </w:rPr>
-              <w:t>3057.00</w:t>
+              <w:t>553.56</w:t>
             </w:r>
           </w:p>
         </w:tc>
@@ -6435,7 +7802,7 @@
                 <w:b w:val="0"/>
                 <w:sz w:val="21"/>
               </w:rPr>
-              <w:t>2523.34</w:t>
+              <w:t>0.00</w:t>
             </w:r>
           </w:p>
         </w:tc>
@@ -6475,7 +7842,7 @@
                 <w:b w:val="0"/>
                 <w:sz w:val="21"/>
               </w:rPr>
-              <w:t>455.81</w:t>
+              <w:t>0.00</w:t>
             </w:r>
           </w:p>
         </w:tc>
@@ -6495,7 +7862,7 @@
                 <w:b w:val="0"/>
                 <w:sz w:val="21"/>
               </w:rPr>
-              <w:t>2059.21</w:t>
+              <w:t>358.67</w:t>
             </w:r>
           </w:p>
         </w:tc>
@@ -6515,7 +7882,7 @@
                 <w:b w:val="0"/>
                 <w:sz w:val="21"/>
               </w:rPr>
-              <w:t>836.40</w:t>
+              <w:t>348.33</w:t>
             </w:r>
           </w:p>
         </w:tc>
@@ -6535,7 +7902,7 @@
                 <w:b w:val="0"/>
                 <w:sz w:val="21"/>
               </w:rPr>
-              <w:t>4917.24</w:t>
+              <w:t>954.54</w:t>
             </w:r>
           </w:p>
         </w:tc>
@@ -6555,7 +7922,7 @@
                 <w:b w:val="0"/>
                 <w:sz w:val="21"/>
               </w:rPr>
-              <w:t>5321.19</w:t>
+              <w:t>818.98</w:t>
             </w:r>
           </w:p>
         </w:tc>
@@ -6577,7 +7944,7 @@
                 <w:b w:val="0"/>
                 <w:sz w:val="21"/>
               </w:rPr>
-              <w:t>14:00-15:00</w:t>
+              <w:t>14:00-14:10</w:t>
             </w:r>
           </w:p>
         </w:tc>
@@ -6597,7 +7964,7 @@
                 <w:b w:val="0"/>
                 <w:sz w:val="21"/>
               </w:rPr>
-              <w:t>1209.41</w:t>
+              <w:t>0.00</w:t>
             </w:r>
           </w:p>
         </w:tc>
@@ -6617,7 +7984,7 @@
                 <w:b w:val="0"/>
                 <w:sz w:val="21"/>
               </w:rPr>
-              <w:t>431.24</w:t>
+              <w:t>0.00</w:t>
             </w:r>
           </w:p>
         </w:tc>
@@ -6677,7 +8044,7 @@
                 <w:b w:val="0"/>
                 <w:sz w:val="21"/>
               </w:rPr>
-              <w:t>1153.95</w:t>
+              <w:t>0.00</w:t>
             </w:r>
           </w:p>
         </w:tc>
@@ -6697,7 +8064,7 @@
                 <w:b w:val="0"/>
                 <w:sz w:val="21"/>
               </w:rPr>
-              <w:t>896.57</w:t>
+              <w:t>0.00</w:t>
             </w:r>
           </w:p>
         </w:tc>
@@ -6717,7 +8084,7 @@
                 <w:b w:val="0"/>
                 <w:sz w:val="21"/>
               </w:rPr>
-              <w:t>1327.51</w:t>
+              <w:t>0.00</w:t>
             </w:r>
           </w:p>
         </w:tc>
@@ -6737,7 +8104,7 @@
                 <w:b w:val="0"/>
                 <w:sz w:val="21"/>
               </w:rPr>
-              <w:t>1410.14</w:t>
+              <w:t>0.00</w:t>
             </w:r>
           </w:p>
         </w:tc>
@@ -6759,7 +8126,7 @@
                 <w:b w:val="0"/>
                 <w:sz w:val="21"/>
               </w:rPr>
-              <w:t>16:00-17:00</w:t>
+              <w:t>16:00-16:10</w:t>
             </w:r>
           </w:p>
         </w:tc>
@@ -6779,7 +8146,7 @@
                 <w:b w:val="0"/>
                 <w:sz w:val="21"/>
               </w:rPr>
-              <w:t>4896.46</w:t>
+              <w:t>641.13</w:t>
             </w:r>
           </w:p>
         </w:tc>
@@ -6799,7 +8166,7 @@
                 <w:b w:val="0"/>
                 <w:sz w:val="21"/>
               </w:rPr>
-              <w:t>4750.37</w:t>
+              <w:t>490.54</w:t>
             </w:r>
           </w:p>
         </w:tc>
@@ -6819,7 +8186,7 @@
                 <w:b w:val="0"/>
                 <w:sz w:val="21"/>
               </w:rPr>
-              <w:t>1314.23</w:t>
+              <w:t>112.92</w:t>
             </w:r>
           </w:p>
         </w:tc>
@@ -6839,7 +8206,7 @@
                 <w:b w:val="0"/>
                 <w:sz w:val="21"/>
               </w:rPr>
-              <w:t>1282.74</w:t>
+              <w:t>70.48</w:t>
             </w:r>
           </w:p>
         </w:tc>
@@ -6859,7 +8226,7 @@
                 <w:b w:val="0"/>
                 <w:sz w:val="21"/>
               </w:rPr>
-              <w:t>5243.19</w:t>
+              <w:t>550.19</w:t>
             </w:r>
           </w:p>
         </w:tc>
@@ -6879,7 +8246,7 @@
                 <w:b w:val="0"/>
                 <w:sz w:val="21"/>
               </w:rPr>
-              <w:t>5089.65</w:t>
+              <w:t>486.61</w:t>
             </w:r>
           </w:p>
         </w:tc>
@@ -6899,7 +8266,7 @@
                 <w:b w:val="0"/>
                 <w:sz w:val="21"/>
               </w:rPr>
-              <w:t>6123.67</w:t>
+              <w:t>789.89</w:t>
             </w:r>
           </w:p>
         </w:tc>
@@ -6919,7 +8286,7 @@
                 <w:b w:val="0"/>
                 <w:sz w:val="21"/>
               </w:rPr>
-              <w:t>6123.67</w:t>
+              <w:t>806.74</w:t>
             </w:r>
           </w:p>
         </w:tc>
@@ -6941,7 +8308,7 @@
                 <w:b w:val="0"/>
                 <w:sz w:val="21"/>
               </w:rPr>
-              <w:t>18:00-19:00</w:t>
+              <w:t>18:00-18:10</w:t>
             </w:r>
           </w:p>
         </w:tc>
@@ -6961,7 +8328,7 @@
                 <w:b w:val="0"/>
                 <w:sz w:val="21"/>
               </w:rPr>
-              <w:t>2997.48</w:t>
+              <w:t>682.35</w:t>
             </w:r>
           </w:p>
         </w:tc>
@@ -6981,7 +8348,7 @@
                 <w:b w:val="0"/>
                 <w:sz w:val="21"/>
               </w:rPr>
-              <w:t>2997.48</w:t>
+              <w:t>682.35</w:t>
             </w:r>
           </w:p>
         </w:tc>
@@ -7001,7 +8368,7 @@
                 <w:b w:val="0"/>
                 <w:sz w:val="21"/>
               </w:rPr>
-              <w:t>844.59</w:t>
+              <w:t>392.37</w:t>
             </w:r>
           </w:p>
         </w:tc>
@@ -7021,7 +8388,7 @@
                 <w:b w:val="0"/>
                 <w:sz w:val="21"/>
               </w:rPr>
-              <w:t>844.36</w:t>
+              <w:t>396.16</w:t>
             </w:r>
           </w:p>
         </w:tc>
@@ -7041,7 +8408,7 @@
                 <w:b w:val="0"/>
                 <w:sz w:val="21"/>
               </w:rPr>
-              <w:t>4076.29</w:t>
+              <w:t>752.64</w:t>
             </w:r>
           </w:p>
         </w:tc>
@@ -7061,7 +8428,7 @@
                 <w:b w:val="0"/>
                 <w:sz w:val="21"/>
               </w:rPr>
-              <w:t>4076.29</w:t>
+              <w:t>752.64</w:t>
             </w:r>
           </w:p>
         </w:tc>
@@ -7081,7 +8448,7 @@
                 <w:b w:val="0"/>
                 <w:sz w:val="21"/>
               </w:rPr>
-              <w:t>3052.51</w:t>
+              <w:t>712.63</w:t>
             </w:r>
           </w:p>
         </w:tc>
@@ -7101,7 +8468,7 @@
                 <w:b w:val="0"/>
                 <w:sz w:val="21"/>
               </w:rPr>
-              <w:t>3052.51</w:t>
+              <w:t>712.63</w:t>
             </w:r>
           </w:p>
         </w:tc>
@@ -7123,7 +8490,7 @@
                 <w:b w:val="0"/>
                 <w:sz w:val="21"/>
               </w:rPr>
-              <w:t>20:00-21:00</w:t>
+              <w:t>20:00-20:10</w:t>
             </w:r>
           </w:p>
         </w:tc>
@@ -7143,7 +8510,7 @@
                 <w:b w:val="0"/>
                 <w:sz w:val="21"/>
               </w:rPr>
-              <w:t>1429.38</w:t>
+              <w:t>0.00</w:t>
             </w:r>
           </w:p>
         </w:tc>
@@ -7163,7 +8530,7 @@
                 <w:b w:val="0"/>
                 <w:sz w:val="21"/>
               </w:rPr>
-              <w:t>1429.38</w:t>
+              <w:t>0.00</w:t>
             </w:r>
           </w:p>
         </w:tc>
@@ -7183,7 +8550,7 @@
                 <w:b w:val="0"/>
                 <w:sz w:val="21"/>
               </w:rPr>
-              <w:t>1112.33</w:t>
+              <w:t>0.00</w:t>
             </w:r>
           </w:p>
         </w:tc>
@@ -7203,7 +8570,7 @@
                 <w:b w:val="0"/>
                 <w:sz w:val="21"/>
               </w:rPr>
-              <w:t>1112.33</w:t>
+              <w:t>0.00</w:t>
             </w:r>
           </w:p>
         </w:tc>
@@ -7223,7 +8590,7 @@
                 <w:b w:val="0"/>
                 <w:sz w:val="21"/>
               </w:rPr>
-              <w:t>1929.14</w:t>
+              <w:t>0.00</w:t>
             </w:r>
           </w:p>
         </w:tc>
@@ -7243,7 +8610,7 @@
                 <w:b w:val="0"/>
                 <w:sz w:val="21"/>
               </w:rPr>
-              <w:t>1929.14</w:t>
+              <w:t>0.00</w:t>
             </w:r>
           </w:p>
         </w:tc>
@@ -7263,7 +8630,7 @@
                 <w:b w:val="0"/>
                 <w:sz w:val="21"/>
               </w:rPr>
-              <w:t>1413.54</w:t>
+              <w:t>0.00</w:t>
             </w:r>
           </w:p>
         </w:tc>
@@ -7283,7 +8650,7 @@
                 <w:b w:val="0"/>
                 <w:sz w:val="21"/>
               </w:rPr>
-              <w:t>1413.54</w:t>
+              <w:t>0.00</w:t>
             </w:r>
           </w:p>
         </w:tc>
@@ -7300,7 +8667,1727 @@
           <w:b/>
           <w:sz w:val="21"/>
         </w:rPr>
-        <w:t>表 7-3  问题三四个代表日费用分解（元）</w:t>
+        <w:t>表 7-3  问题三四个代表日储能充放电量（kWh）</w:t>
+      </w:r>
+    </w:p>
+    <w:tbl>
+      <w:tblPr>
+        <w:tblW w:type="auto" w:w="0"/>
+        <w:jc w:val="center"/>
+        <w:tblLook w:firstColumn="1" w:firstRow="1" w:lastColumn="0" w:lastRow="0" w:noHBand="0" w:noVBand="1" w:val="04A0"/>
+        <w:tblBorders>
+          <w:top w:val="single" w:sz="12" w:space="0" w:color="000000"/>
+          <w:bottom w:val="single" w:sz="12" w:space="0" w:color="000000"/>
+          <w:left w:val="none" w:sz="0" w:space="0"/>
+          <w:right w:val="none" w:sz="0" w:space="0"/>
+          <w:insideH w:val="none" w:sz="0" w:space="0"/>
+          <w:insideV w:val="none" w:sz="0" w:space="0"/>
+        </w:tblBorders>
+      </w:tblPr>
+      <w:tblGrid>
+        <w:gridCol w:w="945"/>
+        <w:gridCol w:w="945"/>
+        <w:gridCol w:w="945"/>
+        <w:gridCol w:w="945"/>
+        <w:gridCol w:w="945"/>
+        <w:gridCol w:w="945"/>
+        <w:gridCol w:w="945"/>
+        <w:gridCol w:w="945"/>
+        <w:gridCol w:w="945"/>
+      </w:tblGrid>
+      <w:tr>
+        <w:tc>
+          <w:tcPr>
+            <w:tcW w:type="dxa" w:w="945"/>
+            <w:tcBorders>
+              <w:bottom w:val="single" w:sz="4" w:space="0" w:color="000000"/>
+            </w:tcBorders>
+          </w:tcPr>
+          <w:p>
+            <w:pPr>
+              <w:spacing w:line="240" w:lineRule="auto"/>
+              <w:jc w:val="center"/>
+            </w:pPr>
+            <w:r/>
+            <w:r>
+              <w:rPr>
+                <w:rFonts w:ascii="Times New Roman" w:hAnsi="Times New Roman" w:eastAsia="宋体"/>
+                <w:b/>
+                <w:sz w:val="21"/>
+              </w:rPr>
+              <w:t>时段</w:t>
+            </w:r>
+          </w:p>
+        </w:tc>
+        <w:tc>
+          <w:tcPr>
+            <w:tcW w:type="dxa" w:w="945"/>
+            <w:tcBorders>
+              <w:bottom w:val="single" w:sz="4" w:space="0" w:color="000000"/>
+            </w:tcBorders>
+          </w:tcPr>
+          <w:p>
+            <w:pPr>
+              <w:spacing w:line="240" w:lineRule="auto"/>
+              <w:jc w:val="center"/>
+            </w:pPr>
+            <w:r/>
+            <w:r>
+              <w:rPr>
+                <w:rFonts w:ascii="Times New Roman" w:hAnsi="Times New Roman" w:eastAsia="宋体"/>
+                <w:b/>
+                <w:sz w:val="21"/>
+              </w:rPr>
+              <w:t>3月20日充电</w:t>
+            </w:r>
+          </w:p>
+        </w:tc>
+        <w:tc>
+          <w:tcPr>
+            <w:tcW w:type="dxa" w:w="945"/>
+            <w:tcBorders>
+              <w:bottom w:val="single" w:sz="4" w:space="0" w:color="000000"/>
+            </w:tcBorders>
+          </w:tcPr>
+          <w:p>
+            <w:pPr>
+              <w:spacing w:line="240" w:lineRule="auto"/>
+              <w:jc w:val="center"/>
+            </w:pPr>
+            <w:r/>
+            <w:r>
+              <w:rPr>
+                <w:rFonts w:ascii="Times New Roman" w:hAnsi="Times New Roman" w:eastAsia="宋体"/>
+                <w:b/>
+                <w:sz w:val="21"/>
+              </w:rPr>
+              <w:t>3月20日放电</w:t>
+            </w:r>
+          </w:p>
+        </w:tc>
+        <w:tc>
+          <w:tcPr>
+            <w:tcW w:type="dxa" w:w="945"/>
+            <w:tcBorders>
+              <w:bottom w:val="single" w:sz="4" w:space="0" w:color="000000"/>
+            </w:tcBorders>
+          </w:tcPr>
+          <w:p>
+            <w:pPr>
+              <w:spacing w:line="240" w:lineRule="auto"/>
+              <w:jc w:val="center"/>
+            </w:pPr>
+            <w:r/>
+            <w:r>
+              <w:rPr>
+                <w:rFonts w:ascii="Times New Roman" w:hAnsi="Times New Roman" w:eastAsia="宋体"/>
+                <w:b/>
+                <w:sz w:val="21"/>
+              </w:rPr>
+              <w:t>6月21日充电</w:t>
+            </w:r>
+          </w:p>
+        </w:tc>
+        <w:tc>
+          <w:tcPr>
+            <w:tcW w:type="dxa" w:w="945"/>
+            <w:tcBorders>
+              <w:bottom w:val="single" w:sz="4" w:space="0" w:color="000000"/>
+            </w:tcBorders>
+          </w:tcPr>
+          <w:p>
+            <w:pPr>
+              <w:spacing w:line="240" w:lineRule="auto"/>
+              <w:jc w:val="center"/>
+            </w:pPr>
+            <w:r/>
+            <w:r>
+              <w:rPr>
+                <w:rFonts w:ascii="Times New Roman" w:hAnsi="Times New Roman" w:eastAsia="宋体"/>
+                <w:b/>
+                <w:sz w:val="21"/>
+              </w:rPr>
+              <w:t>6月21日放电</w:t>
+            </w:r>
+          </w:p>
+        </w:tc>
+        <w:tc>
+          <w:tcPr>
+            <w:tcW w:type="dxa" w:w="945"/>
+            <w:tcBorders>
+              <w:bottom w:val="single" w:sz="4" w:space="0" w:color="000000"/>
+            </w:tcBorders>
+          </w:tcPr>
+          <w:p>
+            <w:pPr>
+              <w:spacing w:line="240" w:lineRule="auto"/>
+              <w:jc w:val="center"/>
+            </w:pPr>
+            <w:r/>
+            <w:r>
+              <w:rPr>
+                <w:rFonts w:ascii="Times New Roman" w:hAnsi="Times New Roman" w:eastAsia="宋体"/>
+                <w:b/>
+                <w:sz w:val="21"/>
+              </w:rPr>
+              <w:t>9月23日充电</w:t>
+            </w:r>
+          </w:p>
+        </w:tc>
+        <w:tc>
+          <w:tcPr>
+            <w:tcW w:type="dxa" w:w="945"/>
+            <w:tcBorders>
+              <w:bottom w:val="single" w:sz="4" w:space="0" w:color="000000"/>
+            </w:tcBorders>
+          </w:tcPr>
+          <w:p>
+            <w:pPr>
+              <w:spacing w:line="240" w:lineRule="auto"/>
+              <w:jc w:val="center"/>
+            </w:pPr>
+            <w:r/>
+            <w:r>
+              <w:rPr>
+                <w:rFonts w:ascii="Times New Roman" w:hAnsi="Times New Roman" w:eastAsia="宋体"/>
+                <w:b/>
+                <w:sz w:val="21"/>
+              </w:rPr>
+              <w:t>9月23日放电</w:t>
+            </w:r>
+          </w:p>
+        </w:tc>
+        <w:tc>
+          <w:tcPr>
+            <w:tcW w:type="dxa" w:w="945"/>
+            <w:tcBorders>
+              <w:bottom w:val="single" w:sz="4" w:space="0" w:color="000000"/>
+            </w:tcBorders>
+          </w:tcPr>
+          <w:p>
+            <w:pPr>
+              <w:spacing w:line="240" w:lineRule="auto"/>
+              <w:jc w:val="center"/>
+            </w:pPr>
+            <w:r/>
+            <w:r>
+              <w:rPr>
+                <w:rFonts w:ascii="Times New Roman" w:hAnsi="Times New Roman" w:eastAsia="宋体"/>
+                <w:b/>
+                <w:sz w:val="21"/>
+              </w:rPr>
+              <w:t>12月21日充电</w:t>
+            </w:r>
+          </w:p>
+        </w:tc>
+        <w:tc>
+          <w:tcPr>
+            <w:tcW w:type="dxa" w:w="945"/>
+            <w:tcBorders>
+              <w:bottom w:val="single" w:sz="4" w:space="0" w:color="000000"/>
+            </w:tcBorders>
+          </w:tcPr>
+          <w:p>
+            <w:pPr>
+              <w:spacing w:line="240" w:lineRule="auto"/>
+              <w:jc w:val="center"/>
+            </w:pPr>
+            <w:r/>
+            <w:r>
+              <w:rPr>
+                <w:rFonts w:ascii="Times New Roman" w:hAnsi="Times New Roman" w:eastAsia="宋体"/>
+                <w:b/>
+                <w:sz w:val="21"/>
+              </w:rPr>
+              <w:t>12月21日放电</w:t>
+            </w:r>
+          </w:p>
+        </w:tc>
+      </w:tr>
+      <w:tr>
+        <w:tc>
+          <w:tcPr>
+            <w:tcW w:type="dxa" w:w="945"/>
+          </w:tcPr>
+          <w:p>
+            <w:pPr>
+              <w:spacing w:line="240" w:lineRule="auto"/>
+              <w:jc w:val="center"/>
+            </w:pPr>
+            <w:r/>
+            <w:r>
+              <w:rPr>
+                <w:rFonts w:ascii="Times New Roman" w:hAnsi="Times New Roman" w:eastAsia="宋体"/>
+                <w:b w:val="0"/>
+                <w:sz w:val="21"/>
+              </w:rPr>
+              <w:t>0:00-4:00</w:t>
+            </w:r>
+          </w:p>
+        </w:tc>
+        <w:tc>
+          <w:tcPr>
+            <w:tcW w:type="dxa" w:w="945"/>
+          </w:tcPr>
+          <w:p>
+            <w:pPr>
+              <w:spacing w:line="240" w:lineRule="auto"/>
+              <w:jc w:val="center"/>
+            </w:pPr>
+            <w:r/>
+            <w:r>
+              <w:rPr>
+                <w:rFonts w:ascii="Times New Roman" w:hAnsi="Times New Roman" w:eastAsia="宋体"/>
+                <w:b w:val="0"/>
+                <w:sz w:val="21"/>
+              </w:rPr>
+              <w:t>9000</w:t>
+            </w:r>
+          </w:p>
+        </w:tc>
+        <w:tc>
+          <w:tcPr>
+            <w:tcW w:type="dxa" w:w="945"/>
+          </w:tcPr>
+          <w:p>
+            <w:pPr>
+              <w:spacing w:line="240" w:lineRule="auto"/>
+              <w:jc w:val="center"/>
+            </w:pPr>
+            <w:r/>
+            <w:r>
+              <w:rPr>
+                <w:rFonts w:ascii="Times New Roman" w:hAnsi="Times New Roman" w:eastAsia="宋体"/>
+                <w:b w:val="0"/>
+                <w:sz w:val="21"/>
+              </w:rPr>
+              <w:t>0</w:t>
+            </w:r>
+          </w:p>
+        </w:tc>
+        <w:tc>
+          <w:tcPr>
+            <w:tcW w:type="dxa" w:w="945"/>
+          </w:tcPr>
+          <w:p>
+            <w:pPr>
+              <w:spacing w:line="240" w:lineRule="auto"/>
+              <w:jc w:val="center"/>
+            </w:pPr>
+            <w:r/>
+            <w:r>
+              <w:rPr>
+                <w:rFonts w:ascii="Times New Roman" w:hAnsi="Times New Roman" w:eastAsia="宋体"/>
+                <w:b w:val="0"/>
+                <w:sz w:val="21"/>
+              </w:rPr>
+              <w:t>390.61</w:t>
+            </w:r>
+          </w:p>
+        </w:tc>
+        <w:tc>
+          <w:tcPr>
+            <w:tcW w:type="dxa" w:w="945"/>
+          </w:tcPr>
+          <w:p>
+            <w:pPr>
+              <w:spacing w:line="240" w:lineRule="auto"/>
+              <w:jc w:val="center"/>
+            </w:pPr>
+            <w:r/>
+            <w:r>
+              <w:rPr>
+                <w:rFonts w:ascii="Times New Roman" w:hAnsi="Times New Roman" w:eastAsia="宋体"/>
+                <w:b w:val="0"/>
+                <w:sz w:val="21"/>
+              </w:rPr>
+              <w:t>0</w:t>
+            </w:r>
+          </w:p>
+        </w:tc>
+        <w:tc>
+          <w:tcPr>
+            <w:tcW w:type="dxa" w:w="945"/>
+          </w:tcPr>
+          <w:p>
+            <w:pPr>
+              <w:spacing w:line="240" w:lineRule="auto"/>
+              <w:jc w:val="center"/>
+            </w:pPr>
+            <w:r/>
+            <w:r>
+              <w:rPr>
+                <w:rFonts w:ascii="Times New Roman" w:hAnsi="Times New Roman" w:eastAsia="宋体"/>
+                <w:b w:val="0"/>
+                <w:sz w:val="21"/>
+              </w:rPr>
+              <w:t>9000</w:t>
+            </w:r>
+          </w:p>
+        </w:tc>
+        <w:tc>
+          <w:tcPr>
+            <w:tcW w:type="dxa" w:w="945"/>
+          </w:tcPr>
+          <w:p>
+            <w:pPr>
+              <w:spacing w:line="240" w:lineRule="auto"/>
+              <w:jc w:val="center"/>
+            </w:pPr>
+            <w:r/>
+            <w:r>
+              <w:rPr>
+                <w:rFonts w:ascii="Times New Roman" w:hAnsi="Times New Roman" w:eastAsia="宋体"/>
+                <w:b w:val="0"/>
+                <w:sz w:val="21"/>
+              </w:rPr>
+              <w:t>0</w:t>
+            </w:r>
+          </w:p>
+        </w:tc>
+        <w:tc>
+          <w:tcPr>
+            <w:tcW w:type="dxa" w:w="945"/>
+          </w:tcPr>
+          <w:p>
+            <w:pPr>
+              <w:spacing w:line="240" w:lineRule="auto"/>
+              <w:jc w:val="center"/>
+            </w:pPr>
+            <w:r/>
+            <w:r>
+              <w:rPr>
+                <w:rFonts w:ascii="Times New Roman" w:hAnsi="Times New Roman" w:eastAsia="宋体"/>
+                <w:b w:val="0"/>
+                <w:sz w:val="21"/>
+              </w:rPr>
+              <w:t>9000</w:t>
+            </w:r>
+          </w:p>
+        </w:tc>
+        <w:tc>
+          <w:tcPr>
+            <w:tcW w:type="dxa" w:w="945"/>
+          </w:tcPr>
+          <w:p>
+            <w:pPr>
+              <w:spacing w:line="240" w:lineRule="auto"/>
+              <w:jc w:val="center"/>
+            </w:pPr>
+            <w:r/>
+            <w:r>
+              <w:rPr>
+                <w:rFonts w:ascii="Times New Roman" w:hAnsi="Times New Roman" w:eastAsia="宋体"/>
+                <w:b w:val="0"/>
+                <w:sz w:val="21"/>
+              </w:rPr>
+              <w:t>0</w:t>
+            </w:r>
+          </w:p>
+        </w:tc>
+      </w:tr>
+      <w:tr>
+        <w:tc>
+          <w:tcPr>
+            <w:tcW w:type="dxa" w:w="945"/>
+          </w:tcPr>
+          <w:p>
+            <w:pPr>
+              <w:spacing w:line="240" w:lineRule="auto"/>
+              <w:jc w:val="center"/>
+            </w:pPr>
+            <w:r/>
+            <w:r>
+              <w:rPr>
+                <w:rFonts w:ascii="Times New Roman" w:hAnsi="Times New Roman" w:eastAsia="宋体"/>
+                <w:b w:val="0"/>
+                <w:sz w:val="21"/>
+              </w:rPr>
+              <w:t>4:00-8:00</w:t>
+            </w:r>
+          </w:p>
+        </w:tc>
+        <w:tc>
+          <w:tcPr>
+            <w:tcW w:type="dxa" w:w="945"/>
+          </w:tcPr>
+          <w:p>
+            <w:pPr>
+              <w:spacing w:line="240" w:lineRule="auto"/>
+              <w:jc w:val="center"/>
+            </w:pPr>
+            <w:r/>
+            <w:r>
+              <w:rPr>
+                <w:rFonts w:ascii="Times New Roman" w:hAnsi="Times New Roman" w:eastAsia="宋体"/>
+                <w:b w:val="0"/>
+                <w:sz w:val="21"/>
+              </w:rPr>
+              <w:t>1666.67</w:t>
+            </w:r>
+          </w:p>
+        </w:tc>
+        <w:tc>
+          <w:tcPr>
+            <w:tcW w:type="dxa" w:w="945"/>
+          </w:tcPr>
+          <w:p>
+            <w:pPr>
+              <w:spacing w:line="240" w:lineRule="auto"/>
+              <w:jc w:val="center"/>
+            </w:pPr>
+            <w:r/>
+            <w:r>
+              <w:rPr>
+                <w:rFonts w:ascii="Times New Roman" w:hAnsi="Times New Roman" w:eastAsia="宋体"/>
+                <w:b w:val="0"/>
+                <w:sz w:val="21"/>
+              </w:rPr>
+              <w:t>5648.90</w:t>
+            </w:r>
+          </w:p>
+        </w:tc>
+        <w:tc>
+          <w:tcPr>
+            <w:tcW w:type="dxa" w:w="945"/>
+          </w:tcPr>
+          <w:p>
+            <w:pPr>
+              <w:spacing w:line="240" w:lineRule="auto"/>
+              <w:jc w:val="center"/>
+            </w:pPr>
+            <w:r/>
+            <w:r>
+              <w:rPr>
+                <w:rFonts w:ascii="Times New Roman" w:hAnsi="Times New Roman" w:eastAsia="宋体"/>
+                <w:b w:val="0"/>
+                <w:sz w:val="21"/>
+              </w:rPr>
+              <w:t>850.39</w:t>
+            </w:r>
+          </w:p>
+        </w:tc>
+        <w:tc>
+          <w:tcPr>
+            <w:tcW w:type="dxa" w:w="945"/>
+          </w:tcPr>
+          <w:p>
+            <w:pPr>
+              <w:spacing w:line="240" w:lineRule="auto"/>
+              <w:jc w:val="center"/>
+            </w:pPr>
+            <w:r/>
+            <w:r>
+              <w:rPr>
+                <w:rFonts w:ascii="Times New Roman" w:hAnsi="Times New Roman" w:eastAsia="宋体"/>
+                <w:b w:val="0"/>
+                <w:sz w:val="21"/>
+              </w:rPr>
+              <w:t>1005.21</w:t>
+            </w:r>
+          </w:p>
+        </w:tc>
+        <w:tc>
+          <w:tcPr>
+            <w:tcW w:type="dxa" w:w="945"/>
+          </w:tcPr>
+          <w:p>
+            <w:pPr>
+              <w:spacing w:line="240" w:lineRule="auto"/>
+              <w:jc w:val="center"/>
+            </w:pPr>
+            <w:r/>
+            <w:r>
+              <w:rPr>
+                <w:rFonts w:ascii="Times New Roman" w:hAnsi="Times New Roman" w:eastAsia="宋体"/>
+                <w:b w:val="0"/>
+                <w:sz w:val="21"/>
+              </w:rPr>
+              <w:t>1666.67</w:t>
+            </w:r>
+          </w:p>
+        </w:tc>
+        <w:tc>
+          <w:tcPr>
+            <w:tcW w:type="dxa" w:w="945"/>
+          </w:tcPr>
+          <w:p>
+            <w:pPr>
+              <w:spacing w:line="240" w:lineRule="auto"/>
+              <w:jc w:val="center"/>
+            </w:pPr>
+            <w:r/>
+            <w:r>
+              <w:rPr>
+                <w:rFonts w:ascii="Times New Roman" w:hAnsi="Times New Roman" w:eastAsia="宋体"/>
+                <w:b w:val="0"/>
+                <w:sz w:val="21"/>
+              </w:rPr>
+              <w:t>5618.11</w:t>
+            </w:r>
+          </w:p>
+        </w:tc>
+        <w:tc>
+          <w:tcPr>
+            <w:tcW w:type="dxa" w:w="945"/>
+          </w:tcPr>
+          <w:p>
+            <w:pPr>
+              <w:spacing w:line="240" w:lineRule="auto"/>
+              <w:jc w:val="center"/>
+            </w:pPr>
+            <w:r/>
+            <w:r>
+              <w:rPr>
+                <w:rFonts w:ascii="Times New Roman" w:hAnsi="Times New Roman" w:eastAsia="宋体"/>
+                <w:b w:val="0"/>
+                <w:sz w:val="21"/>
+              </w:rPr>
+              <w:t>2500</w:t>
+            </w:r>
+          </w:p>
+        </w:tc>
+        <w:tc>
+          <w:tcPr>
+            <w:tcW w:type="dxa" w:w="945"/>
+          </w:tcPr>
+          <w:p>
+            <w:pPr>
+              <w:spacing w:line="240" w:lineRule="auto"/>
+              <w:jc w:val="center"/>
+            </w:pPr>
+            <w:r/>
+            <w:r>
+              <w:rPr>
+                <w:rFonts w:ascii="Times New Roman" w:hAnsi="Times New Roman" w:eastAsia="宋体"/>
+                <w:b w:val="0"/>
+                <w:sz w:val="21"/>
+              </w:rPr>
+              <w:t>1666.67</w:t>
+            </w:r>
+          </w:p>
+        </w:tc>
+      </w:tr>
+      <w:tr>
+        <w:tc>
+          <w:tcPr>
+            <w:tcW w:type="dxa" w:w="945"/>
+          </w:tcPr>
+          <w:p>
+            <w:pPr>
+              <w:spacing w:line="240" w:lineRule="auto"/>
+              <w:jc w:val="center"/>
+            </w:pPr>
+            <w:r/>
+            <w:r>
+              <w:rPr>
+                <w:rFonts w:ascii="Times New Roman" w:hAnsi="Times New Roman" w:eastAsia="宋体"/>
+                <w:b w:val="0"/>
+                <w:sz w:val="21"/>
+              </w:rPr>
+              <w:t>8:00-12:00</w:t>
+            </w:r>
+          </w:p>
+        </w:tc>
+        <w:tc>
+          <w:tcPr>
+            <w:tcW w:type="dxa" w:w="945"/>
+          </w:tcPr>
+          <w:p>
+            <w:pPr>
+              <w:spacing w:line="240" w:lineRule="auto"/>
+              <w:jc w:val="center"/>
+            </w:pPr>
+            <w:r/>
+            <w:r>
+              <w:rPr>
+                <w:rFonts w:ascii="Times New Roman" w:hAnsi="Times New Roman" w:eastAsia="宋体"/>
+                <w:b w:val="0"/>
+                <w:sz w:val="21"/>
+              </w:rPr>
+              <w:t>3708.47</w:t>
+            </w:r>
+          </w:p>
+        </w:tc>
+        <w:tc>
+          <w:tcPr>
+            <w:tcW w:type="dxa" w:w="945"/>
+          </w:tcPr>
+          <w:p>
+            <w:pPr>
+              <w:spacing w:line="240" w:lineRule="auto"/>
+              <w:jc w:val="center"/>
+            </w:pPr>
+            <w:r/>
+            <w:r>
+              <w:rPr>
+                <w:rFonts w:ascii="Times New Roman" w:hAnsi="Times New Roman" w:eastAsia="宋体"/>
+                <w:b w:val="0"/>
+                <w:sz w:val="21"/>
+              </w:rPr>
+              <w:t>1213.39</w:t>
+            </w:r>
+          </w:p>
+        </w:tc>
+        <w:tc>
+          <w:tcPr>
+            <w:tcW w:type="dxa" w:w="945"/>
+          </w:tcPr>
+          <w:p>
+            <w:pPr>
+              <w:spacing w:line="240" w:lineRule="auto"/>
+              <w:jc w:val="center"/>
+            </w:pPr>
+            <w:r/>
+            <w:r>
+              <w:rPr>
+                <w:rFonts w:ascii="Times New Roman" w:hAnsi="Times New Roman" w:eastAsia="宋体"/>
+                <w:b w:val="0"/>
+                <w:sz w:val="21"/>
+              </w:rPr>
+              <w:t>3166.05</w:t>
+            </w:r>
+          </w:p>
+        </w:tc>
+        <w:tc>
+          <w:tcPr>
+            <w:tcW w:type="dxa" w:w="945"/>
+          </w:tcPr>
+          <w:p>
+            <w:pPr>
+              <w:spacing w:line="240" w:lineRule="auto"/>
+              <w:jc w:val="center"/>
+            </w:pPr>
+            <w:r/>
+            <w:r>
+              <w:rPr>
+                <w:rFonts w:ascii="Times New Roman" w:hAnsi="Times New Roman" w:eastAsia="宋体"/>
+                <w:b w:val="0"/>
+                <w:sz w:val="21"/>
+              </w:rPr>
+              <w:t>0</w:t>
+            </w:r>
+          </w:p>
+        </w:tc>
+        <w:tc>
+          <w:tcPr>
+            <w:tcW w:type="dxa" w:w="945"/>
+          </w:tcPr>
+          <w:p>
+            <w:pPr>
+              <w:spacing w:line="240" w:lineRule="auto"/>
+              <w:jc w:val="center"/>
+            </w:pPr>
+            <w:r/>
+            <w:r>
+              <w:rPr>
+                <w:rFonts w:ascii="Times New Roman" w:hAnsi="Times New Roman" w:eastAsia="宋体"/>
+                <w:b w:val="0"/>
+                <w:sz w:val="21"/>
+              </w:rPr>
+              <w:t>3916.60</w:t>
+            </w:r>
+          </w:p>
+        </w:tc>
+        <w:tc>
+          <w:tcPr>
+            <w:tcW w:type="dxa" w:w="945"/>
+          </w:tcPr>
+          <w:p>
+            <w:pPr>
+              <w:spacing w:line="240" w:lineRule="auto"/>
+              <w:jc w:val="center"/>
+            </w:pPr>
+            <w:r/>
+            <w:r>
+              <w:rPr>
+                <w:rFonts w:ascii="Times New Roman" w:hAnsi="Times New Roman" w:eastAsia="宋体"/>
+                <w:b w:val="0"/>
+                <w:sz w:val="21"/>
+              </w:rPr>
+              <w:t>780.05</w:t>
+            </w:r>
+          </w:p>
+        </w:tc>
+        <w:tc>
+          <w:tcPr>
+            <w:tcW w:type="dxa" w:w="945"/>
+          </w:tcPr>
+          <w:p>
+            <w:pPr>
+              <w:spacing w:line="240" w:lineRule="auto"/>
+              <w:jc w:val="center"/>
+            </w:pPr>
+            <w:r/>
+            <w:r>
+              <w:rPr>
+                <w:rFonts w:ascii="Times New Roman" w:hAnsi="Times New Roman" w:eastAsia="宋体"/>
+                <w:b w:val="0"/>
+                <w:sz w:val="21"/>
+              </w:rPr>
+              <w:t>5833.33</w:t>
+            </w:r>
+          </w:p>
+        </w:tc>
+        <w:tc>
+          <w:tcPr>
+            <w:tcW w:type="dxa" w:w="945"/>
+          </w:tcPr>
+          <w:p>
+            <w:pPr>
+              <w:spacing w:line="240" w:lineRule="auto"/>
+              <w:jc w:val="center"/>
+            </w:pPr>
+            <w:r/>
+            <w:r>
+              <w:rPr>
+                <w:rFonts w:ascii="Times New Roman" w:hAnsi="Times New Roman" w:eastAsia="宋体"/>
+                <w:b w:val="0"/>
+                <w:sz w:val="21"/>
+              </w:rPr>
+              <w:t>7175.78</w:t>
+            </w:r>
+          </w:p>
+        </w:tc>
+      </w:tr>
+      <w:tr>
+        <w:tc>
+          <w:tcPr>
+            <w:tcW w:type="dxa" w:w="945"/>
+          </w:tcPr>
+          <w:p>
+            <w:pPr>
+              <w:spacing w:line="240" w:lineRule="auto"/>
+              <w:jc w:val="center"/>
+            </w:pPr>
+            <w:r/>
+            <w:r>
+              <w:rPr>
+                <w:rFonts w:ascii="Times New Roman" w:hAnsi="Times New Roman" w:eastAsia="宋体"/>
+                <w:b w:val="0"/>
+                <w:sz w:val="21"/>
+              </w:rPr>
+              <w:t>12:00-16:00</w:t>
+            </w:r>
+          </w:p>
+        </w:tc>
+        <w:tc>
+          <w:tcPr>
+            <w:tcW w:type="dxa" w:w="945"/>
+          </w:tcPr>
+          <w:p>
+            <w:pPr>
+              <w:spacing w:line="240" w:lineRule="auto"/>
+              <w:jc w:val="center"/>
+            </w:pPr>
+            <w:r/>
+            <w:r>
+              <w:rPr>
+                <w:rFonts w:ascii="Times New Roman" w:hAnsi="Times New Roman" w:eastAsia="宋体"/>
+                <w:b w:val="0"/>
+                <w:sz w:val="21"/>
+              </w:rPr>
+              <w:t>5869.48</w:t>
+            </w:r>
+          </w:p>
+        </w:tc>
+        <w:tc>
+          <w:tcPr>
+            <w:tcW w:type="dxa" w:w="945"/>
+          </w:tcPr>
+          <w:p>
+            <w:pPr>
+              <w:spacing w:line="240" w:lineRule="auto"/>
+              <w:jc w:val="center"/>
+            </w:pPr>
+            <w:r/>
+            <w:r>
+              <w:rPr>
+                <w:rFonts w:ascii="Times New Roman" w:hAnsi="Times New Roman" w:eastAsia="宋体"/>
+                <w:b w:val="0"/>
+                <w:sz w:val="21"/>
+              </w:rPr>
+              <w:t>895.85</w:t>
+            </w:r>
+          </w:p>
+        </w:tc>
+        <w:tc>
+          <w:tcPr>
+            <w:tcW w:type="dxa" w:w="945"/>
+          </w:tcPr>
+          <w:p>
+            <w:pPr>
+              <w:spacing w:line="240" w:lineRule="auto"/>
+              <w:jc w:val="center"/>
+            </w:pPr>
+            <w:r/>
+            <w:r>
+              <w:rPr>
+                <w:rFonts w:ascii="Times New Roman" w:hAnsi="Times New Roman" w:eastAsia="宋体"/>
+                <w:b w:val="0"/>
+                <w:sz w:val="21"/>
+              </w:rPr>
+              <w:t>7500.62</w:t>
+            </w:r>
+          </w:p>
+        </w:tc>
+        <w:tc>
+          <w:tcPr>
+            <w:tcW w:type="dxa" w:w="945"/>
+          </w:tcPr>
+          <w:p>
+            <w:pPr>
+              <w:spacing w:line="240" w:lineRule="auto"/>
+              <w:jc w:val="center"/>
+            </w:pPr>
+            <w:r/>
+            <w:r>
+              <w:rPr>
+                <w:rFonts w:ascii="Times New Roman" w:hAnsi="Times New Roman" w:eastAsia="宋体"/>
+                <w:b w:val="0"/>
+                <w:sz w:val="21"/>
+              </w:rPr>
+              <w:t>0</w:t>
+            </w:r>
+          </w:p>
+        </w:tc>
+        <w:tc>
+          <w:tcPr>
+            <w:tcW w:type="dxa" w:w="945"/>
+          </w:tcPr>
+          <w:p>
+            <w:pPr>
+              <w:spacing w:line="240" w:lineRule="auto"/>
+              <w:jc w:val="center"/>
+            </w:pPr>
+            <w:r/>
+            <w:r>
+              <w:rPr>
+                <w:rFonts w:ascii="Times New Roman" w:hAnsi="Times New Roman" w:eastAsia="宋体"/>
+                <w:b w:val="0"/>
+                <w:sz w:val="21"/>
+              </w:rPr>
+              <w:t>5467.02</w:t>
+            </w:r>
+          </w:p>
+        </w:tc>
+        <w:tc>
+          <w:tcPr>
+            <w:tcW w:type="dxa" w:w="945"/>
+          </w:tcPr>
+          <w:p>
+            <w:pPr>
+              <w:spacing w:line="240" w:lineRule="auto"/>
+              <w:jc w:val="center"/>
+            </w:pPr>
+            <w:r/>
+            <w:r>
+              <w:rPr>
+                <w:rFonts w:ascii="Times New Roman" w:hAnsi="Times New Roman" w:eastAsia="宋体"/>
+                <w:b w:val="0"/>
+                <w:sz w:val="21"/>
+              </w:rPr>
+              <w:t>1202.57</w:t>
+            </w:r>
+          </w:p>
+        </w:tc>
+        <w:tc>
+          <w:tcPr>
+            <w:tcW w:type="dxa" w:w="945"/>
+          </w:tcPr>
+          <w:p>
+            <w:pPr>
+              <w:spacing w:line="240" w:lineRule="auto"/>
+              <w:jc w:val="center"/>
+            </w:pPr>
+            <w:r/>
+            <w:r>
+              <w:rPr>
+                <w:rFonts w:ascii="Times New Roman" w:hAnsi="Times New Roman" w:eastAsia="宋体"/>
+                <w:b w:val="0"/>
+                <w:sz w:val="21"/>
+              </w:rPr>
+              <w:t>8217.64</w:t>
+            </w:r>
+          </w:p>
+        </w:tc>
+        <w:tc>
+          <w:tcPr>
+            <w:tcW w:type="dxa" w:w="945"/>
+          </w:tcPr>
+          <w:p>
+            <w:pPr>
+              <w:spacing w:line="240" w:lineRule="auto"/>
+              <w:jc w:val="center"/>
+            </w:pPr>
+            <w:r/>
+            <w:r>
+              <w:rPr>
+                <w:rFonts w:ascii="Times New Roman" w:hAnsi="Times New Roman" w:eastAsia="宋体"/>
+                <w:b w:val="0"/>
+                <w:sz w:val="21"/>
+              </w:rPr>
+              <w:t>3213.85</w:t>
+            </w:r>
+          </w:p>
+        </w:tc>
+      </w:tr>
+      <w:tr>
+        <w:tc>
+          <w:tcPr>
+            <w:tcW w:type="dxa" w:w="945"/>
+          </w:tcPr>
+          <w:p>
+            <w:pPr>
+              <w:spacing w:line="240" w:lineRule="auto"/>
+              <w:jc w:val="center"/>
+            </w:pPr>
+            <w:r/>
+            <w:r>
+              <w:rPr>
+                <w:rFonts w:ascii="Times New Roman" w:hAnsi="Times New Roman" w:eastAsia="宋体"/>
+                <w:b w:val="0"/>
+                <w:sz w:val="21"/>
+              </w:rPr>
+              <w:t>16:00-20:00</w:t>
+            </w:r>
+          </w:p>
+        </w:tc>
+        <w:tc>
+          <w:tcPr>
+            <w:tcW w:type="dxa" w:w="945"/>
+          </w:tcPr>
+          <w:p>
+            <w:pPr>
+              <w:spacing w:line="240" w:lineRule="auto"/>
+              <w:jc w:val="center"/>
+            </w:pPr>
+            <w:r/>
+            <w:r>
+              <w:rPr>
+                <w:rFonts w:ascii="Times New Roman" w:hAnsi="Times New Roman" w:eastAsia="宋体"/>
+                <w:b w:val="0"/>
+                <w:sz w:val="21"/>
+              </w:rPr>
+              <w:t>0</w:t>
+            </w:r>
+          </w:p>
+        </w:tc>
+        <w:tc>
+          <w:tcPr>
+            <w:tcW w:type="dxa" w:w="945"/>
+          </w:tcPr>
+          <w:p>
+            <w:pPr>
+              <w:spacing w:line="240" w:lineRule="auto"/>
+              <w:jc w:val="center"/>
+            </w:pPr>
+            <w:r/>
+            <w:r>
+              <w:rPr>
+                <w:rFonts w:ascii="Times New Roman" w:hAnsi="Times New Roman" w:eastAsia="宋体"/>
+                <w:b w:val="0"/>
+                <w:sz w:val="21"/>
+              </w:rPr>
+              <w:t>5709.78</w:t>
+            </w:r>
+          </w:p>
+        </w:tc>
+        <w:tc>
+          <w:tcPr>
+            <w:tcW w:type="dxa" w:w="945"/>
+          </w:tcPr>
+          <w:p>
+            <w:pPr>
+              <w:spacing w:line="240" w:lineRule="auto"/>
+              <w:jc w:val="center"/>
+            </w:pPr>
+            <w:r/>
+            <w:r>
+              <w:rPr>
+                <w:rFonts w:ascii="Times New Roman" w:hAnsi="Times New Roman" w:eastAsia="宋体"/>
+                <w:b w:val="0"/>
+                <w:sz w:val="21"/>
+              </w:rPr>
+              <w:t>0</w:t>
+            </w:r>
+          </w:p>
+        </w:tc>
+        <w:tc>
+          <w:tcPr>
+            <w:tcW w:type="dxa" w:w="945"/>
+          </w:tcPr>
+          <w:p>
+            <w:pPr>
+              <w:spacing w:line="240" w:lineRule="auto"/>
+              <w:jc w:val="center"/>
+            </w:pPr>
+            <w:r/>
+            <w:r>
+              <w:rPr>
+                <w:rFonts w:ascii="Times New Roman" w:hAnsi="Times New Roman" w:eastAsia="宋体"/>
+                <w:b w:val="0"/>
+                <w:sz w:val="21"/>
+              </w:rPr>
+              <w:t>6154.10</w:t>
+            </w:r>
+          </w:p>
+        </w:tc>
+        <w:tc>
+          <w:tcPr>
+            <w:tcW w:type="dxa" w:w="945"/>
+          </w:tcPr>
+          <w:p>
+            <w:pPr>
+              <w:spacing w:line="240" w:lineRule="auto"/>
+              <w:jc w:val="center"/>
+            </w:pPr>
+            <w:r/>
+            <w:r>
+              <w:rPr>
+                <w:rFonts w:ascii="Times New Roman" w:hAnsi="Times New Roman" w:eastAsia="宋体"/>
+                <w:b w:val="0"/>
+                <w:sz w:val="21"/>
+              </w:rPr>
+              <w:t>0</w:t>
+            </w:r>
+          </w:p>
+        </w:tc>
+        <w:tc>
+          <w:tcPr>
+            <w:tcW w:type="dxa" w:w="945"/>
+          </w:tcPr>
+          <w:p>
+            <w:pPr>
+              <w:spacing w:line="240" w:lineRule="auto"/>
+              <w:jc w:val="center"/>
+            </w:pPr>
+            <w:r/>
+            <w:r>
+              <w:rPr>
+                <w:rFonts w:ascii="Times New Roman" w:hAnsi="Times New Roman" w:eastAsia="宋体"/>
+                <w:b w:val="0"/>
+                <w:sz w:val="21"/>
+              </w:rPr>
+              <w:t>5602.91</w:t>
+            </w:r>
+          </w:p>
+        </w:tc>
+        <w:tc>
+          <w:tcPr>
+            <w:tcW w:type="dxa" w:w="945"/>
+          </w:tcPr>
+          <w:p>
+            <w:pPr>
+              <w:spacing w:line="240" w:lineRule="auto"/>
+              <w:jc w:val="center"/>
+            </w:pPr>
+            <w:r/>
+            <w:r>
+              <w:rPr>
+                <w:rFonts w:ascii="Times New Roman" w:hAnsi="Times New Roman" w:eastAsia="宋体"/>
+                <w:b w:val="0"/>
+                <w:sz w:val="21"/>
+              </w:rPr>
+              <w:t>0</w:t>
+            </w:r>
+          </w:p>
+        </w:tc>
+        <w:tc>
+          <w:tcPr>
+            <w:tcW w:type="dxa" w:w="945"/>
+          </w:tcPr>
+          <w:p>
+            <w:pPr>
+              <w:spacing w:line="240" w:lineRule="auto"/>
+              <w:jc w:val="center"/>
+            </w:pPr>
+            <w:r/>
+            <w:r>
+              <w:rPr>
+                <w:rFonts w:ascii="Times New Roman" w:hAnsi="Times New Roman" w:eastAsia="宋体"/>
+                <w:b w:val="0"/>
+                <w:sz w:val="21"/>
+              </w:rPr>
+              <w:t>5797.47</w:t>
+            </w:r>
+          </w:p>
+        </w:tc>
+      </w:tr>
+      <w:tr>
+        <w:tc>
+          <w:tcPr>
+            <w:tcW w:type="dxa" w:w="945"/>
+          </w:tcPr>
+          <w:p>
+            <w:pPr>
+              <w:spacing w:line="240" w:lineRule="auto"/>
+              <w:jc w:val="center"/>
+            </w:pPr>
+            <w:r/>
+            <w:r>
+              <w:rPr>
+                <w:rFonts w:ascii="Times New Roman" w:hAnsi="Times New Roman" w:eastAsia="宋体"/>
+                <w:b w:val="0"/>
+                <w:sz w:val="21"/>
+              </w:rPr>
+              <w:t>20:00-24:00</w:t>
+            </w:r>
+          </w:p>
+        </w:tc>
+        <w:tc>
+          <w:tcPr>
+            <w:tcW w:type="dxa" w:w="945"/>
+          </w:tcPr>
+          <w:p>
+            <w:pPr>
+              <w:spacing w:line="240" w:lineRule="auto"/>
+              <w:jc w:val="center"/>
+            </w:pPr>
+            <w:r/>
+            <w:r>
+              <w:rPr>
+                <w:rFonts w:ascii="Times New Roman" w:hAnsi="Times New Roman" w:eastAsia="宋体"/>
+                <w:b w:val="0"/>
+                <w:sz w:val="21"/>
+              </w:rPr>
+              <w:t>0</w:t>
+            </w:r>
+          </w:p>
+        </w:tc>
+        <w:tc>
+          <w:tcPr>
+            <w:tcW w:type="dxa" w:w="945"/>
+          </w:tcPr>
+          <w:p>
+            <w:pPr>
+              <w:spacing w:line="240" w:lineRule="auto"/>
+              <w:jc w:val="center"/>
+            </w:pPr>
+            <w:r/>
+            <w:r>
+              <w:rPr>
+                <w:rFonts w:ascii="Times New Roman" w:hAnsi="Times New Roman" w:eastAsia="宋体"/>
+                <w:b w:val="0"/>
+                <w:sz w:val="21"/>
+              </w:rPr>
+              <w:t>2930.22</w:t>
+            </w:r>
+          </w:p>
+        </w:tc>
+        <w:tc>
+          <w:tcPr>
+            <w:tcW w:type="dxa" w:w="945"/>
+          </w:tcPr>
+          <w:p>
+            <w:pPr>
+              <w:spacing w:line="240" w:lineRule="auto"/>
+              <w:jc w:val="center"/>
+            </w:pPr>
+            <w:r/>
+            <w:r>
+              <w:rPr>
+                <w:rFonts w:ascii="Times New Roman" w:hAnsi="Times New Roman" w:eastAsia="宋体"/>
+                <w:b w:val="0"/>
+                <w:sz w:val="21"/>
+              </w:rPr>
+              <w:t>0</w:t>
+            </w:r>
+          </w:p>
+        </w:tc>
+        <w:tc>
+          <w:tcPr>
+            <w:tcW w:type="dxa" w:w="945"/>
+          </w:tcPr>
+          <w:p>
+            <w:pPr>
+              <w:spacing w:line="240" w:lineRule="auto"/>
+              <w:jc w:val="center"/>
+            </w:pPr>
+            <w:r/>
+            <w:r>
+              <w:rPr>
+                <w:rFonts w:ascii="Times New Roman" w:hAnsi="Times New Roman" w:eastAsia="宋体"/>
+                <w:b w:val="0"/>
+                <w:sz w:val="21"/>
+              </w:rPr>
+              <w:t>2485.90</w:t>
+            </w:r>
+          </w:p>
+        </w:tc>
+        <w:tc>
+          <w:tcPr>
+            <w:tcW w:type="dxa" w:w="945"/>
+          </w:tcPr>
+          <w:p>
+            <w:pPr>
+              <w:spacing w:line="240" w:lineRule="auto"/>
+              <w:jc w:val="center"/>
+            </w:pPr>
+            <w:r/>
+            <w:r>
+              <w:rPr>
+                <w:rFonts w:ascii="Times New Roman" w:hAnsi="Times New Roman" w:eastAsia="宋体"/>
+                <w:b w:val="0"/>
+                <w:sz w:val="21"/>
+              </w:rPr>
+              <w:t>0</w:t>
+            </w:r>
+          </w:p>
+        </w:tc>
+        <w:tc>
+          <w:tcPr>
+            <w:tcW w:type="dxa" w:w="945"/>
+          </w:tcPr>
+          <w:p>
+            <w:pPr>
+              <w:spacing w:line="240" w:lineRule="auto"/>
+              <w:jc w:val="center"/>
+            </w:pPr>
+            <w:r/>
+            <w:r>
+              <w:rPr>
+                <w:rFonts w:ascii="Times New Roman" w:hAnsi="Times New Roman" w:eastAsia="宋体"/>
+                <w:b w:val="0"/>
+                <w:sz w:val="21"/>
+              </w:rPr>
+              <w:t>3037.09</w:t>
+            </w:r>
+          </w:p>
+        </w:tc>
+        <w:tc>
+          <w:tcPr>
+            <w:tcW w:type="dxa" w:w="945"/>
+          </w:tcPr>
+          <w:p>
+            <w:pPr>
+              <w:spacing w:line="240" w:lineRule="auto"/>
+              <w:jc w:val="center"/>
+            </w:pPr>
+            <w:r/>
+            <w:r>
+              <w:rPr>
+                <w:rFonts w:ascii="Times New Roman" w:hAnsi="Times New Roman" w:eastAsia="宋体"/>
+                <w:b w:val="0"/>
+                <w:sz w:val="21"/>
+              </w:rPr>
+              <w:t>0</w:t>
+            </w:r>
+          </w:p>
+        </w:tc>
+        <w:tc>
+          <w:tcPr>
+            <w:tcW w:type="dxa" w:w="945"/>
+          </w:tcPr>
+          <w:p>
+            <w:pPr>
+              <w:spacing w:line="240" w:lineRule="auto"/>
+              <w:jc w:val="center"/>
+            </w:pPr>
+            <w:r/>
+            <w:r>
+              <w:rPr>
+                <w:rFonts w:ascii="Times New Roman" w:hAnsi="Times New Roman" w:eastAsia="宋体"/>
+                <w:b w:val="0"/>
+                <w:sz w:val="21"/>
+              </w:rPr>
+              <w:t>2842.53</w:t>
+            </w:r>
+          </w:p>
+        </w:tc>
+      </w:tr>
+    </w:tbl>
+    <w:p>
+      <w:pPr>
+        <w:ind w:firstLine="480"/>
+      </w:pPr>
+      <w:r>
+        <w:rPr>
+          <w:rFonts w:ascii="Times New Roman" w:hAnsi="Times New Roman" w:eastAsia="宋体"/>
+          <w:b w:val="0"/>
+          <w:sz w:val="24"/>
+        </w:rPr>
+        <w:t>表 7-3 显示问题三的充放电仍遵循“低谷/平段充电、高峰放电”的规律：0:00—4:00 以额定功率满充为主（3月20日、9月23日、12月21日各充 9000 kWh，6月21日因前一日晚 SOC 已较高仅充 390.61 kWh），16:00—20:00 与 20:00—24:00 两个晚高峰时段集中放电以平抑尖峰负荷。与问题二相比，各窗口充放电量随预报更新发生了明显再分配，但整体储能利用结构保持一致。</w:t>
+      </w:r>
+    </w:p>
+    <w:p>
+      <w:pPr>
+        <w:spacing w:before="120" w:after="60"/>
+        <w:jc w:val="center"/>
+      </w:pPr>
+      <w:r>
+        <w:rPr>
+          <w:rFonts w:ascii="Times New Roman" w:hAnsi="Times New Roman" w:eastAsia="黑体"/>
+          <w:b/>
+          <w:sz w:val="21"/>
+        </w:rPr>
+        <w:t>表 7-4  问题三四个代表日紧急购电分段统计</w:t>
+      </w:r>
+    </w:p>
+    <w:tbl>
+      <w:tblPr>
+        <w:tblW w:type="auto" w:w="0"/>
+        <w:jc w:val="center"/>
+        <w:tblLook w:firstColumn="1" w:firstRow="1" w:lastColumn="0" w:lastRow="0" w:noHBand="0" w:noVBand="1" w:val="04A0"/>
+        <w:tblBorders>
+          <w:top w:val="single" w:sz="12" w:space="0" w:color="000000"/>
+          <w:bottom w:val="single" w:sz="12" w:space="0" w:color="000000"/>
+          <w:left w:val="none" w:sz="0" w:space="0"/>
+          <w:right w:val="none" w:sz="0" w:space="0"/>
+          <w:insideH w:val="none" w:sz="0" w:space="0"/>
+          <w:insideV w:val="none" w:sz="0" w:space="0"/>
+        </w:tblBorders>
+      </w:tblPr>
+      <w:tblGrid>
+        <w:gridCol w:w="2835"/>
+        <w:gridCol w:w="2835"/>
+        <w:gridCol w:w="2835"/>
+      </w:tblGrid>
+      <w:tr>
+        <w:tc>
+          <w:tcPr>
+            <w:tcW w:type="dxa" w:w="2835"/>
+            <w:tcBorders>
+              <w:bottom w:val="single" w:sz="4" w:space="0" w:color="000000"/>
+            </w:tcBorders>
+          </w:tcPr>
+          <w:p>
+            <w:pPr>
+              <w:spacing w:line="240" w:lineRule="auto"/>
+              <w:jc w:val="center"/>
+            </w:pPr>
+            <w:r/>
+            <w:r>
+              <w:rPr>
+                <w:rFonts w:ascii="Times New Roman" w:hAnsi="Times New Roman" w:eastAsia="宋体"/>
+                <w:b/>
+                <w:sz w:val="21"/>
+              </w:rPr>
+              <w:t>日期</w:t>
+            </w:r>
+          </w:p>
+        </w:tc>
+        <w:tc>
+          <w:tcPr>
+            <w:tcW w:type="dxa" w:w="2835"/>
+            <w:tcBorders>
+              <w:bottom w:val="single" w:sz="4" w:space="0" w:color="000000"/>
+            </w:tcBorders>
+          </w:tcPr>
+          <w:p>
+            <w:pPr>
+              <w:spacing w:line="240" w:lineRule="auto"/>
+              <w:jc w:val="center"/>
+            </w:pPr>
+            <w:r/>
+            <w:r>
+              <w:rPr>
+                <w:rFonts w:ascii="Times New Roman" w:hAnsi="Times New Roman" w:eastAsia="宋体"/>
+                <w:b/>
+                <w:sz w:val="21"/>
+              </w:rPr>
+              <w:t>紧急购电时段（购电量/kWh）</w:t>
+            </w:r>
+          </w:p>
+        </w:tc>
+        <w:tc>
+          <w:tcPr>
+            <w:tcW w:type="dxa" w:w="2835"/>
+            <w:tcBorders>
+              <w:bottom w:val="single" w:sz="4" w:space="0" w:color="000000"/>
+            </w:tcBorders>
+          </w:tcPr>
+          <w:p>
+            <w:pPr>
+              <w:spacing w:line="240" w:lineRule="auto"/>
+              <w:jc w:val="center"/>
+            </w:pPr>
+            <w:r/>
+            <w:r>
+              <w:rPr>
+                <w:rFonts w:ascii="Times New Roman" w:hAnsi="Times New Roman" w:eastAsia="宋体"/>
+                <w:b/>
+                <w:sz w:val="21"/>
+              </w:rPr>
+              <w:t>当日合计/kWh</w:t>
+            </w:r>
+          </w:p>
+        </w:tc>
+      </w:tr>
+      <w:tr>
+        <w:tc>
+          <w:tcPr>
+            <w:tcW w:type="dxa" w:w="2835"/>
+          </w:tcPr>
+          <w:p>
+            <w:pPr>
+              <w:spacing w:line="240" w:lineRule="auto"/>
+              <w:jc w:val="center"/>
+            </w:pPr>
+            <w:r/>
+            <w:r>
+              <w:rPr>
+                <w:rFonts w:ascii="Times New Roman" w:hAnsi="Times New Roman" w:eastAsia="宋体"/>
+                <w:b w:val="0"/>
+                <w:sz w:val="21"/>
+              </w:rPr>
+              <w:t>3月20日</w:t>
+            </w:r>
+          </w:p>
+        </w:tc>
+        <w:tc>
+          <w:tcPr>
+            <w:tcW w:type="dxa" w:w="2835"/>
+          </w:tcPr>
+          <w:p>
+            <w:pPr>
+              <w:spacing w:line="240" w:lineRule="auto"/>
+              <w:jc w:val="center"/>
+            </w:pPr>
+            <w:r/>
+            <w:r>
+              <w:rPr>
+                <w:rFonts w:ascii="Times New Roman" w:hAnsi="Times New Roman" w:eastAsia="宋体"/>
+                <w:b w:val="0"/>
+                <w:sz w:val="21"/>
+              </w:rPr>
+              <w:t>6:00—12:00（5289.61）；12:30—13:00（154.59）；13:20—14:00（115.67）；14:50—15:00（22.06）；15:50—16:00（16.79）；16:50—17:00（2.99）</w:t>
+            </w:r>
+          </w:p>
+        </w:tc>
+        <w:tc>
+          <w:tcPr>
+            <w:tcW w:type="dxa" w:w="2835"/>
+          </w:tcPr>
+          <w:p>
+            <w:pPr>
+              <w:spacing w:line="240" w:lineRule="auto"/>
+              <w:jc w:val="center"/>
+            </w:pPr>
+            <w:r/>
+            <w:r>
+              <w:rPr>
+                <w:rFonts w:ascii="Times New Roman" w:hAnsi="Times New Roman" w:eastAsia="宋体"/>
+                <w:b w:val="0"/>
+                <w:sz w:val="21"/>
+              </w:rPr>
+              <w:t>5601.70</w:t>
+            </w:r>
+          </w:p>
+        </w:tc>
+      </w:tr>
+      <w:tr>
+        <w:tc>
+          <w:tcPr>
+            <w:tcW w:type="dxa" w:w="2835"/>
+          </w:tcPr>
+          <w:p>
+            <w:pPr>
+              <w:spacing w:line="240" w:lineRule="auto"/>
+              <w:jc w:val="center"/>
+            </w:pPr>
+            <w:r/>
+            <w:r>
+              <w:rPr>
+                <w:rFonts w:ascii="Times New Roman" w:hAnsi="Times New Roman" w:eastAsia="宋体"/>
+                <w:b w:val="0"/>
+                <w:sz w:val="21"/>
+              </w:rPr>
+              <w:t>6月21日</w:t>
+            </w:r>
+          </w:p>
+        </w:tc>
+        <w:tc>
+          <w:tcPr>
+            <w:tcW w:type="dxa" w:w="2835"/>
+          </w:tcPr>
+          <w:p>
+            <w:pPr>
+              <w:spacing w:line="240" w:lineRule="auto"/>
+              <w:jc w:val="center"/>
+            </w:pPr>
+            <w:r/>
+            <w:r>
+              <w:rPr>
+                <w:rFonts w:ascii="Times New Roman" w:hAnsi="Times New Roman" w:eastAsia="宋体"/>
+                <w:b w:val="0"/>
+                <w:sz w:val="21"/>
+              </w:rPr>
+              <w:t>4:00—4:50（5.24）；5:00—5:50（362.66）；6:00—7:20（716.41）</w:t>
+            </w:r>
+          </w:p>
+        </w:tc>
+        <w:tc>
+          <w:tcPr>
+            <w:tcW w:type="dxa" w:w="2835"/>
+          </w:tcPr>
+          <w:p>
+            <w:pPr>
+              <w:spacing w:line="240" w:lineRule="auto"/>
+              <w:jc w:val="center"/>
+            </w:pPr>
+            <w:r/>
+            <w:r>
+              <w:rPr>
+                <w:rFonts w:ascii="Times New Roman" w:hAnsi="Times New Roman" w:eastAsia="宋体"/>
+                <w:b w:val="0"/>
+                <w:sz w:val="21"/>
+              </w:rPr>
+              <w:t>1084.31</w:t>
+            </w:r>
+          </w:p>
+        </w:tc>
+      </w:tr>
+      <w:tr>
+        <w:tc>
+          <w:tcPr>
+            <w:tcW w:type="dxa" w:w="2835"/>
+          </w:tcPr>
+          <w:p>
+            <w:pPr>
+              <w:spacing w:line="240" w:lineRule="auto"/>
+              <w:jc w:val="center"/>
+            </w:pPr>
+            <w:r/>
+            <w:r>
+              <w:rPr>
+                <w:rFonts w:ascii="Times New Roman" w:hAnsi="Times New Roman" w:eastAsia="宋体"/>
+                <w:b w:val="0"/>
+                <w:sz w:val="21"/>
+              </w:rPr>
+              <w:t>9月23日</w:t>
+            </w:r>
+          </w:p>
+        </w:tc>
+        <w:tc>
+          <w:tcPr>
+            <w:tcW w:type="dxa" w:w="2835"/>
+          </w:tcPr>
+          <w:p>
+            <w:pPr>
+              <w:spacing w:line="240" w:lineRule="auto"/>
+              <w:jc w:val="center"/>
+            </w:pPr>
+            <w:r/>
+            <w:r>
+              <w:rPr>
+                <w:rFonts w:ascii="Times New Roman" w:hAnsi="Times New Roman" w:eastAsia="宋体"/>
+                <w:b w:val="0"/>
+                <w:sz w:val="21"/>
+              </w:rPr>
+              <w:t>6:00—6:50（692.04）；7:00—12:00（3102.33）；12:50—13:00（10.32）；13:50—14:00（14.53）；14:50—15:00（4.93）；15:50—16:00（6.98）</w:t>
+            </w:r>
+          </w:p>
+        </w:tc>
+        <w:tc>
+          <w:tcPr>
+            <w:tcW w:type="dxa" w:w="2835"/>
+          </w:tcPr>
+          <w:p>
+            <w:pPr>
+              <w:spacing w:line="240" w:lineRule="auto"/>
+              <w:jc w:val="center"/>
+            </w:pPr>
+            <w:r/>
+            <w:r>
+              <w:rPr>
+                <w:rFonts w:ascii="Times New Roman" w:hAnsi="Times New Roman" w:eastAsia="宋体"/>
+                <w:b w:val="0"/>
+                <w:sz w:val="21"/>
+              </w:rPr>
+              <w:t>3831.13</w:t>
+            </w:r>
+          </w:p>
+        </w:tc>
+      </w:tr>
+      <w:tr>
+        <w:tc>
+          <w:tcPr>
+            <w:tcW w:type="dxa" w:w="2835"/>
+          </w:tcPr>
+          <w:p>
+            <w:pPr>
+              <w:spacing w:line="240" w:lineRule="auto"/>
+              <w:jc w:val="center"/>
+            </w:pPr>
+            <w:r/>
+            <w:r>
+              <w:rPr>
+                <w:rFonts w:ascii="Times New Roman" w:hAnsi="Times New Roman" w:eastAsia="宋体"/>
+                <w:b w:val="0"/>
+                <w:sz w:val="21"/>
+              </w:rPr>
+              <w:t>12月21日</w:t>
+            </w:r>
+          </w:p>
+        </w:tc>
+        <w:tc>
+          <w:tcPr>
+            <w:tcW w:type="dxa" w:w="2835"/>
+          </w:tcPr>
+          <w:p>
+            <w:pPr>
+              <w:spacing w:line="240" w:lineRule="auto"/>
+              <w:jc w:val="center"/>
+            </w:pPr>
+            <w:r/>
+            <w:r>
+              <w:rPr>
+                <w:rFonts w:ascii="Times New Roman" w:hAnsi="Times New Roman" w:eastAsia="宋体"/>
+                <w:b w:val="0"/>
+                <w:sz w:val="21"/>
+              </w:rPr>
+              <w:t>7:00—12:00（3500.79）</w:t>
+            </w:r>
+          </w:p>
+        </w:tc>
+        <w:tc>
+          <w:tcPr>
+            <w:tcW w:type="dxa" w:w="2835"/>
+          </w:tcPr>
+          <w:p>
+            <w:pPr>
+              <w:spacing w:line="240" w:lineRule="auto"/>
+              <w:jc w:val="center"/>
+            </w:pPr>
+            <w:r/>
+            <w:r>
+              <w:rPr>
+                <w:rFonts w:ascii="Times New Roman" w:hAnsi="Times New Roman" w:eastAsia="宋体"/>
+                <w:b w:val="0"/>
+                <w:sz w:val="21"/>
+              </w:rPr>
+              <w:t>3500.79</w:t>
+            </w:r>
+          </w:p>
+        </w:tc>
+      </w:tr>
+    </w:tbl>
+    <w:p>
+      <w:pPr>
+        <w:ind w:firstLine="480"/>
+      </w:pPr>
+      <w:r>
+        <w:rPr>
+          <w:rFonts w:ascii="Times New Roman" w:hAnsi="Times New Roman" w:eastAsia="宋体"/>
+          <w:b w:val="0"/>
+          <w:sz w:val="24"/>
+        </w:rPr>
+        <w:t>表 7-4 显示紧急购电几乎全部发生在白天光伏出力与预报偏差最大的时段：3月20日集中于 6:00—12:00（5289.61 kWh），6月21日集中在 4:00—7:20（合计 1084.31 kWh），9月23日集中在 6:00—12:00（合计 3794.37 kWh），12月21日集中在 7:00—12:00（3500.79 kWh）。这说明预报偏差造成的供电缺口集中在白天光伏高峰段，与 7.8 节的误差统计相互印证。</w:t>
+      </w:r>
+    </w:p>
+    <w:p>
+      <w:pPr>
+        <w:spacing w:before="120" w:after="60"/>
+        <w:jc w:val="center"/>
+      </w:pPr>
+      <w:r>
+        <w:rPr>
+          <w:rFonts w:ascii="Times New Roman" w:hAnsi="Times New Roman" w:eastAsia="黑体"/>
+          <w:b/>
+          <w:sz w:val="21"/>
+        </w:rPr>
+        <w:t>表 7-5  问题三四个代表日费用分解（元）</w:t>
       </w:r>
     </w:p>
     <w:tbl>
@@ -8069,7 +11156,7 @@
           <w:b/>
           <w:sz w:val="21"/>
         </w:rPr>
-        <w:t>表 7-4  问题三全年结果对比（元）</w:t>
+        <w:t>表 7-6  问题三全年结果对比（元）</w:t>
       </w:r>
     </w:p>
     <w:tbl>
@@ -8695,7 +11782,7 @@
           <w:b w:val="0"/>
           <w:sz w:val="24"/>
         </w:rPr>
-        <w:t>由表 7-4 可见，滚动调整方案全年总电费为 17,000,834.39 元，较仅 0:00 计划的对照组17,400,028.28 元节省 399,193.90 元，节省比例 2.29%；滚动调整的紧急购电量 976,793.27 kWh 较对照组 1,156,618.02 kWh 下降约 15.5%。预报误差是问题三相对问题二（理想已知光伏，全年 12,254,765.72 元）费用上升的根本原因：预报偏差导致的供电缺口只能由 5 倍电价的紧急购电弥补，紧急购电费占滚动方案总费用的 24.5%。需要诚实指出的是，个别日期滚动调整为负收益：9 月 23 日滚动方案总电费 59,418.69 元，高于对照组的 58,660.23 元——当日调整后缺口仍大，1.5 倍上调罚则与 0.5 倍下调回退的不对称计价使调整成本超过了紧急购电的节省。但从全年 334 个有效日看，滚动调整的净节省为正且稳定，机制总体有效。</w:t>
+        <w:t>由表 7-6 可见，滚动调整方案全年总电费为 17,000,834.39 元，较仅 0:00 计划的对照组17,400,028.28 元节省 399,193.90 元，节省比例 2.29%；滚动调整的紧急购电量 976,793.27 kWh 较对照组 1,156,618.02 kWh 下降约 15.5%。预报误差是问题三相对问题二（理想已知光伏，全年 12,254,765.72 元）费用上升的根本原因：预报偏差导致的供电缺口只能由 5 倍电价的紧急购电弥补，紧急购电费占滚动方案总费用的 24.5%。需要诚实指出的是，个别日期滚动调整为负收益：9 月 23 日滚动方案总电费 59,418.69 元，高于对照组的 58,660.23 元——当日调整后缺口仍大，1.5 倍上调罚则与 0.5 倍下调回退的不对称计价使调整成本超过了紧急购电的节省。但从全年 334 个有效日看，滚动调整的净节省为正且稳定，机制总体有效。</w:t>
       </w:r>
     </w:p>
     <w:p>
@@ -8840,7 +11927,7 @@
           <w:b w:val="0"/>
           <w:sz w:val="24"/>
         </w:rPr>
-        <w:t>结论：需要。理由有二。其一，预报误差随提前时长单调增大。对附件预报数据的统计（表 7-5）表明，提前 1 小时的 MAE 为 226.9 kW，提前 24 小时升至 501.1 kW，RMSE 由 357.1 kW 升至 947.7 kW；白天时段的误差更大（提前 24 小时白天 MAE 达 925.9 kW），总体 MAE 354.19 kW、RMSE 603.80 kW、bias 为 −32.19 kW（预报整体略偏低）。0:00 的 24 小时预报对午间光伏高峰的偏差最大，而这正是调度价值最高的时段。其二，紧急购电的能量规模直接由预报误差决定：功率平衡约束使供电缺口近似等于正预报误差，对照组全年紧急购电量 1,156,618.02 kWh 与电价形式无关（固定电价与问题四波动电价下完全相同），而滚动调整将其降至 976,793.27 kWh。因此，引入 6:00、12:00、18:00 的更新预报能持续压减高代价的紧急购电，是必要的。</w:t>
+        <w:t>结论：需要。理由有二。其一，预报误差随提前时长单调增大[10]。对附件预报数据的统计[13]（表 7-7）表明，提前 1 小时的 MAE 为 226.9 kW，提前 24 小时升至 501.1 kW，RMSE 由 357.1 kW 升至 947.7 kW；白天时段的误差更大（提前 24 小时白天 MAE 达 925.9 kW），总体 MAE 354.19 kW、RMSE 603.80 kW、bias 为 −32.19 kW（预报整体略偏低）。0:00 的 24 小时预报对午间光伏高峰的偏差最大，而这正是调度价值最高的时段。其二，紧急购电的能量规模直接由预报误差决定：功率平衡约束使供电缺口近似等于正预报误差，对照组全年紧急购电量 1,156,618.02 kWh 与电价形式无关（固定电价与问题四波动电价下完全相同），而滚动调整将其降至 976,793.27 kWh。因此，引入 6:00、12:00、18:00 的更新预报能持续压减高代价的紧急购电，是必要的。</w:t>
       </w:r>
     </w:p>
     <w:p>
@@ -8854,7 +11941,7 @@
           <w:b/>
           <w:sz w:val="21"/>
         </w:rPr>
-        <w:t>表 7-5  光伏预报误差随提前时长的统计</w:t>
+        <w:t>表 7-7  光伏预报误差随提前时长的统计</w:t>
       </w:r>
     </w:p>
     <w:tbl>
@@ -9738,7 +12825,7 @@
           <w:b/>
           <w:sz w:val="32"/>
         </w:rPr>
-        <w:t>八、问题四的重算与比较分析</w:t>
+        <w:t>八、实时波动电价下的重算与比较（问题四）</w:t>
       </w:r>
     </w:p>
     <w:p>
@@ -9764,33 +12851,7 @@
           <w:b w:val="0"/>
           <w:sz w:val="24"/>
         </w:rPr>
-        <w:t>问题四将固定电价替换为附件 4 的实时波动电价，其余条件不变。模型结构与问题二、问题三完全相同，仅需替换价格序列：</w:t>
-      </w:r>
-    </w:p>
-    <w:p>
-      <w:pPr>
-        <w:jc w:val="center"/>
-      </w:pPr>
-      <w:r>
-        <w:rPr>
-          <w:rFonts w:ascii="Times New Roman" w:hAnsi="Times New Roman" w:eastAsia="宋体"/>
-          <w:b w:val="0"/>
-          <w:sz w:val="24"/>
-        </w:rPr>
-        <w:t>p_t → p_t^{wv}（附件 4 实时波动电价），模型结构不变    ……(13)</w:t>
-      </w:r>
-    </w:p>
-    <w:p>
-      <w:pPr>
-        <w:ind w:firstLine="480"/>
-      </w:pPr>
-      <w:r>
-        <w:rPr>
-          <w:rFonts w:ascii="Times New Roman" w:hAnsi="Times New Roman" w:eastAsia="宋体"/>
-          <w:b w:val="0"/>
-          <w:sz w:val="24"/>
-        </w:rPr>
-        <w:t>波动电价的最小值为 0.0076 元/kWh，最大值为 1.7936 元/kWh，均值 0.7662 元/kWh，与固定电价的均值相同，但分布右偏、高峰时段价格更高。</w:t>
+        <w:t>问题四将固定电价替换为附件 4 的实时波动电价，其余条件不变。模型结构与问题二、问题三完全相同：电价只出现在目标函数的购电费用系数与紧急购电罚则项中，约束矩阵不含电价，故仅需将价格序列 p_t 替换为附件 4 的实时波动电价后重新求解，无需改变任何约束。波动电价的最小值为 0.0076 元/kWh，最大值为 1.7936 元/kWh，均值 0.7662 元/kWh，与固定电价的均值相同，但分布右偏、高峰时段价格更高。</w:t>
       </w:r>
     </w:p>
     <w:p>
@@ -9816,7 +12877,7 @@
           <w:b w:val="0"/>
           <w:sz w:val="24"/>
         </w:rPr>
-        <w:t>采用与问题二、三完全相同的求解函数（lp_core.py），仅将电价序列换为附件 4 的实时波动电价，重算全年结果，分别写入 result4-2.xlsx（问题二重算）与 result4-3.xlsx（问题三重算）。</w:t>
+        <w:t>采用与问题二、三完全相同的求解函数（lp_core.py），仅将电价序列换为附件 4 的实时波动电价，重算全年结果，分别写入 result4-2.xlsx（问题二重算）与 result4-3.xlsx（问题三重算）。输出区间与问题二、三一致，为 2025 年 2 月 1 日—12 月 31 日共 334 个有效日。</w:t>
       </w:r>
     </w:p>
     <w:p>
@@ -11606,7 +14667,7 @@
           <w:b w:val="0"/>
           <w:sz w:val="24"/>
         </w:rPr>
-        <w:t>由表 8-3 可见，波动电价下问题二全年总电费为 12,841,054.36 元，较固定电价上升 586,288.65 元（+4.78%）；问题三滚动方案总电费 17,742,495.98 元，上升 4.36%。两种电价均值相同而总费用上升，根源在于波动电价右偏、高峰更高：储能套利与购电都难以完全避开尖峰价格。分日看（表 8-1），12 月 21 日费用上升 16.96%，而 6 月 21 日反而下降 13.06%：冬季光伏少、购电集中且难以避开高价时段，波动成本被放大；夏季白天光伏覆盖率高，低价时段购电占比大，均价相同的波动电价反而降低了费用。问题三中，9 月 23 日在波动电价下仍为负收益日（61,385.31 元对对照组 60,692.43 元），与固定电价情形一致。问题二重算的紧急购电量仍恒为 0，符合 6.5 节的理论判断。最关键的是，滚动调整相对对照组的节省比例在固定电价下为 2.29%，波动电价下为 2.16%，二者接近，表明本文的滚动调度机制对电价形式具有稳健性。</w:t>
+        <w:t>由表 8-3 可见，波动电价下问题二全年总电费为 12,841,054.36 元，较固定电价上升 586,288.65 元（+4.78%）；问题三滚动方案总电费 17,742,495.98 元，上升 4.36%。两种电价均值相同而总费用上升，根源在于波动电价右偏、高峰更高：储能套利与购电都难以完全避开尖峰价格。分日看（表 8-1），12 月 21 日费用上升 16.96%，而 6 月 21 日反而下降 13.06%：冬季光伏少、购电集中且难以避开高价时段，波动成本被放大；夏季白天光伏覆盖率高，低价时段购电占比大，均价相同的波动电价反而降低了费用。问题三中，9 月 23 日在波动电价下仍为负收益日（61,385.31 元对对照组 60,692.43 元），与固定电价情形一致。问题二重算的紧急购电量仍恒为 0，符合 6.6 节的理论判断。最关键的是，滚动调整相对对照组的节省比例在固定电价下为 2.29%，波动电价下为 2.16%，二者接近，表明本文的滚动调度机制对电价形式具有稳健性。</w:t>
       </w:r>
     </w:p>
     <w:p>
@@ -11752,7 +14813,7 @@
           <w:b w:val="0"/>
           <w:sz w:val="24"/>
         </w:rPr>
-        <w:t>为检验模型对关键设备参数的稳健性，以问题一的典型日模型为对象，对储能电池最大容量作 ±10% 扰动实验：保持其余参数不变，将容量由基准值 12000 kWh 分别调整为 13200 kWh 与 10800 kWh，SOC 上下限相应取容量的 10%～90%（即 1320～11880 kWh 与 1080～9720 kWh），重新求解日循环 LP，结果见表 9-1。</w:t>
+        <w:t>为检验模型对关键设备参数与输入预报的稳健性，设计三组扰动实验（由 C题/code/q5_sensitivity.py 复算）：其一，以问题一的典型日模型为对象，对储能电池最大容量作 ±10% 扰动（SOC 上下限相应取容量的 10%～90%），并对充放电效率作 0.85/0.95 扰动；其二，以问题二的全年滚动模型为对象，对容量作 ±10% 扰动；其三，以问题三的滚动调度模型为对象，对光伏预报偏差作 ±20% 缩放，考察滚动调整收益对预报精度的敏感性。各组结果分别见表 9-1、表 9-2、表 9-3。</w:t>
       </w:r>
     </w:p>
     <w:p>
@@ -11766,7 +14827,7 @@
           <w:b/>
           <w:sz w:val="21"/>
         </w:rPr>
-        <w:t>表 9-1  电池容量 ±10% 扰动下问题一购电费的变化</w:t>
+        <w:t>表 9-1  容量与效率扰动下问题一购电费的变化</w:t>
       </w:r>
     </w:p>
     <w:tbl>
@@ -11784,16 +14845,15 @@
         </w:tblBorders>
       </w:tblPr>
       <w:tblGrid>
-        <w:gridCol w:w="1701"/>
-        <w:gridCol w:w="1701"/>
-        <w:gridCol w:w="1701"/>
-        <w:gridCol w:w="1701"/>
-        <w:gridCol w:w="1701"/>
+        <w:gridCol w:w="2126"/>
+        <w:gridCol w:w="2126"/>
+        <w:gridCol w:w="2126"/>
+        <w:gridCol w:w="2126"/>
       </w:tblGrid>
       <w:tr>
         <w:tc>
           <w:tcPr>
-            <w:tcW w:type="dxa" w:w="1701"/>
+            <w:tcW w:type="dxa" w:w="2126"/>
             <w:tcBorders>
               <w:bottom w:val="single" w:sz="4" w:space="0" w:color="000000"/>
             </w:tcBorders>
@@ -11810,13 +14870,13 @@
                 <w:b/>
                 <w:sz w:val="21"/>
               </w:rPr>
-              <w:t>电池容量/kWh</w:t>
-            </w:r>
-          </w:p>
-        </w:tc>
-        <w:tc>
-          <w:tcPr>
-            <w:tcW w:type="dxa" w:w="1701"/>
+              <w:t>扰动参数</w:t>
+            </w:r>
+          </w:p>
+        </w:tc>
+        <w:tc>
+          <w:tcPr>
+            <w:tcW w:type="dxa" w:w="2126"/>
             <w:tcBorders>
               <w:bottom w:val="single" w:sz="4" w:space="0" w:color="000000"/>
             </w:tcBorders>
@@ -11833,13 +14893,13 @@
                 <w:b/>
                 <w:sz w:val="21"/>
               </w:rPr>
-              <w:t>SOC 下限/kWh</w:t>
-            </w:r>
-          </w:p>
-        </w:tc>
-        <w:tc>
-          <w:tcPr>
-            <w:tcW w:type="dxa" w:w="1701"/>
+              <w:t>取值</w:t>
+            </w:r>
+          </w:p>
+        </w:tc>
+        <w:tc>
+          <w:tcPr>
+            <w:tcW w:type="dxa" w:w="2126"/>
             <w:tcBorders>
               <w:bottom w:val="single" w:sz="4" w:space="0" w:color="000000"/>
             </w:tcBorders>
@@ -11856,13 +14916,13 @@
                 <w:b/>
                 <w:sz w:val="21"/>
               </w:rPr>
-              <w:t>SOC 上限/kWh</w:t>
-            </w:r>
-          </w:p>
-        </w:tc>
-        <w:tc>
-          <w:tcPr>
-            <w:tcW w:type="dxa" w:w="1701"/>
+              <w:t>全天购电费/元</w:t>
+            </w:r>
+          </w:p>
+        </w:tc>
+        <w:tc>
+          <w:tcPr>
+            <w:tcW w:type="dxa" w:w="2126"/>
             <w:tcBorders>
               <w:bottom w:val="single" w:sz="4" w:space="0" w:color="000000"/>
             </w:tcBorders>
@@ -11879,13 +14939,541 @@
                 <w:b/>
                 <w:sz w:val="21"/>
               </w:rPr>
-              <w:t>全天购电费/元</w:t>
-            </w:r>
-          </w:p>
-        </w:tc>
-        <w:tc>
-          <w:tcPr>
-            <w:tcW w:type="dxa" w:w="1701"/>
+              <w:t>相对基准变化率</w:t>
+            </w:r>
+          </w:p>
+        </w:tc>
+      </w:tr>
+      <w:tr>
+        <w:tc>
+          <w:tcPr>
+            <w:tcW w:type="dxa" w:w="2126"/>
+          </w:tcPr>
+          <w:p>
+            <w:pPr>
+              <w:spacing w:line="240" w:lineRule="auto"/>
+              <w:jc w:val="center"/>
+            </w:pPr>
+            <w:r/>
+            <w:r>
+              <w:rPr>
+                <w:rFonts w:ascii="Times New Roman" w:hAnsi="Times New Roman" w:eastAsia="宋体"/>
+                <w:b w:val="0"/>
+                <w:sz w:val="21"/>
+              </w:rPr>
+              <w:t>容量/kWh</w:t>
+            </w:r>
+          </w:p>
+        </w:tc>
+        <w:tc>
+          <w:tcPr>
+            <w:tcW w:type="dxa" w:w="2126"/>
+          </w:tcPr>
+          <w:p>
+            <w:pPr>
+              <w:spacing w:line="240" w:lineRule="auto"/>
+              <w:jc w:val="center"/>
+            </w:pPr>
+            <w:r/>
+            <w:r>
+              <w:rPr>
+                <w:rFonts w:ascii="Times New Roman" w:hAnsi="Times New Roman" w:eastAsia="宋体"/>
+                <w:b w:val="0"/>
+                <w:sz w:val="21"/>
+              </w:rPr>
+              <w:t>12000（基准）</w:t>
+            </w:r>
+          </w:p>
+        </w:tc>
+        <w:tc>
+          <w:tcPr>
+            <w:tcW w:type="dxa" w:w="2126"/>
+          </w:tcPr>
+          <w:p>
+            <w:pPr>
+              <w:spacing w:line="240" w:lineRule="auto"/>
+              <w:jc w:val="center"/>
+            </w:pPr>
+            <w:r/>
+            <w:r>
+              <w:rPr>
+                <w:rFonts w:ascii="Times New Roman" w:hAnsi="Times New Roman" w:eastAsia="宋体"/>
+                <w:b w:val="0"/>
+                <w:sz w:val="21"/>
+              </w:rPr>
+              <w:t>35118.60</w:t>
+            </w:r>
+          </w:p>
+        </w:tc>
+        <w:tc>
+          <w:tcPr>
+            <w:tcW w:type="dxa" w:w="2126"/>
+          </w:tcPr>
+          <w:p>
+            <w:pPr>
+              <w:spacing w:line="240" w:lineRule="auto"/>
+              <w:jc w:val="center"/>
+            </w:pPr>
+            <w:r/>
+            <w:r>
+              <w:rPr>
+                <w:rFonts w:ascii="Times New Roman" w:hAnsi="Times New Roman" w:eastAsia="宋体"/>
+                <w:b w:val="0"/>
+                <w:sz w:val="21"/>
+              </w:rPr>
+              <w:t>—</w:t>
+            </w:r>
+          </w:p>
+        </w:tc>
+      </w:tr>
+      <w:tr>
+        <w:tc>
+          <w:tcPr>
+            <w:tcW w:type="dxa" w:w="2126"/>
+          </w:tcPr>
+          <w:p>
+            <w:pPr>
+              <w:spacing w:line="240" w:lineRule="auto"/>
+              <w:jc w:val="center"/>
+            </w:pPr>
+            <w:r/>
+            <w:r>
+              <w:rPr>
+                <w:rFonts w:ascii="Times New Roman" w:hAnsi="Times New Roman" w:eastAsia="宋体"/>
+                <w:b w:val="0"/>
+                <w:sz w:val="21"/>
+              </w:rPr>
+              <w:t>容量/kWh</w:t>
+            </w:r>
+          </w:p>
+        </w:tc>
+        <w:tc>
+          <w:tcPr>
+            <w:tcW w:type="dxa" w:w="2126"/>
+          </w:tcPr>
+          <w:p>
+            <w:pPr>
+              <w:spacing w:line="240" w:lineRule="auto"/>
+              <w:jc w:val="center"/>
+            </w:pPr>
+            <w:r/>
+            <w:r>
+              <w:rPr>
+                <w:rFonts w:ascii="Times New Roman" w:hAnsi="Times New Roman" w:eastAsia="宋体"/>
+                <w:b w:val="0"/>
+                <w:sz w:val="21"/>
+              </w:rPr>
+              <w:t>13200（+10%）</w:t>
+            </w:r>
+          </w:p>
+        </w:tc>
+        <w:tc>
+          <w:tcPr>
+            <w:tcW w:type="dxa" w:w="2126"/>
+          </w:tcPr>
+          <w:p>
+            <w:pPr>
+              <w:spacing w:line="240" w:lineRule="auto"/>
+              <w:jc w:val="center"/>
+            </w:pPr>
+            <w:r/>
+            <w:r>
+              <w:rPr>
+                <w:rFonts w:ascii="Times New Roman" w:hAnsi="Times New Roman" w:eastAsia="宋体"/>
+                <w:b w:val="0"/>
+                <w:sz w:val="21"/>
+              </w:rPr>
+              <w:t>34488.88</w:t>
+            </w:r>
+          </w:p>
+        </w:tc>
+        <w:tc>
+          <w:tcPr>
+            <w:tcW w:type="dxa" w:w="2126"/>
+          </w:tcPr>
+          <w:p>
+            <w:pPr>
+              <w:spacing w:line="240" w:lineRule="auto"/>
+              <w:jc w:val="center"/>
+            </w:pPr>
+            <w:r/>
+            <w:r>
+              <w:rPr>
+                <w:rFonts w:ascii="Times New Roman" w:hAnsi="Times New Roman" w:eastAsia="宋体"/>
+                <w:b w:val="0"/>
+                <w:sz w:val="21"/>
+              </w:rPr>
+              <w:t>−1.79%</w:t>
+            </w:r>
+          </w:p>
+        </w:tc>
+      </w:tr>
+      <w:tr>
+        <w:tc>
+          <w:tcPr>
+            <w:tcW w:type="dxa" w:w="2126"/>
+          </w:tcPr>
+          <w:p>
+            <w:pPr>
+              <w:spacing w:line="240" w:lineRule="auto"/>
+              <w:jc w:val="center"/>
+            </w:pPr>
+            <w:r/>
+            <w:r>
+              <w:rPr>
+                <w:rFonts w:ascii="Times New Roman" w:hAnsi="Times New Roman" w:eastAsia="宋体"/>
+                <w:b w:val="0"/>
+                <w:sz w:val="21"/>
+              </w:rPr>
+              <w:t>容量/kWh</w:t>
+            </w:r>
+          </w:p>
+        </w:tc>
+        <w:tc>
+          <w:tcPr>
+            <w:tcW w:type="dxa" w:w="2126"/>
+          </w:tcPr>
+          <w:p>
+            <w:pPr>
+              <w:spacing w:line="240" w:lineRule="auto"/>
+              <w:jc w:val="center"/>
+            </w:pPr>
+            <w:r/>
+            <w:r>
+              <w:rPr>
+                <w:rFonts w:ascii="Times New Roman" w:hAnsi="Times New Roman" w:eastAsia="宋体"/>
+                <w:b w:val="0"/>
+                <w:sz w:val="21"/>
+              </w:rPr>
+              <w:t>10800（−10%）</w:t>
+            </w:r>
+          </w:p>
+        </w:tc>
+        <w:tc>
+          <w:tcPr>
+            <w:tcW w:type="dxa" w:w="2126"/>
+          </w:tcPr>
+          <w:p>
+            <w:pPr>
+              <w:spacing w:line="240" w:lineRule="auto"/>
+              <w:jc w:val="center"/>
+            </w:pPr>
+            <w:r/>
+            <w:r>
+              <w:rPr>
+                <w:rFonts w:ascii="Times New Roman" w:hAnsi="Times New Roman" w:eastAsia="宋体"/>
+                <w:b w:val="0"/>
+                <w:sz w:val="21"/>
+              </w:rPr>
+              <w:t>35809.49</w:t>
+            </w:r>
+          </w:p>
+        </w:tc>
+        <w:tc>
+          <w:tcPr>
+            <w:tcW w:type="dxa" w:w="2126"/>
+          </w:tcPr>
+          <w:p>
+            <w:pPr>
+              <w:spacing w:line="240" w:lineRule="auto"/>
+              <w:jc w:val="center"/>
+            </w:pPr>
+            <w:r/>
+            <w:r>
+              <w:rPr>
+                <w:rFonts w:ascii="Times New Roman" w:hAnsi="Times New Roman" w:eastAsia="宋体"/>
+                <w:b w:val="0"/>
+                <w:sz w:val="21"/>
+              </w:rPr>
+              <w:t>+1.97%</w:t>
+            </w:r>
+          </w:p>
+        </w:tc>
+      </w:tr>
+      <w:tr>
+        <w:tc>
+          <w:tcPr>
+            <w:tcW w:type="dxa" w:w="2126"/>
+          </w:tcPr>
+          <w:p>
+            <w:pPr>
+              <w:spacing w:line="240" w:lineRule="auto"/>
+              <w:jc w:val="center"/>
+            </w:pPr>
+            <w:r/>
+            <w:r>
+              <w:rPr>
+                <w:rFonts w:ascii="Times New Roman" w:hAnsi="Times New Roman" w:eastAsia="宋体"/>
+                <w:b w:val="0"/>
+                <w:sz w:val="21"/>
+              </w:rPr>
+              <w:t>充放电效率 η</w:t>
+            </w:r>
+          </w:p>
+        </w:tc>
+        <w:tc>
+          <w:tcPr>
+            <w:tcW w:type="dxa" w:w="2126"/>
+          </w:tcPr>
+          <w:p>
+            <w:pPr>
+              <w:spacing w:line="240" w:lineRule="auto"/>
+              <w:jc w:val="center"/>
+            </w:pPr>
+            <w:r/>
+            <w:r>
+              <w:rPr>
+                <w:rFonts w:ascii="Times New Roman" w:hAnsi="Times New Roman" w:eastAsia="宋体"/>
+                <w:b w:val="0"/>
+                <w:sz w:val="21"/>
+              </w:rPr>
+              <w:t>0.90（基准）</w:t>
+            </w:r>
+          </w:p>
+        </w:tc>
+        <w:tc>
+          <w:tcPr>
+            <w:tcW w:type="dxa" w:w="2126"/>
+          </w:tcPr>
+          <w:p>
+            <w:pPr>
+              <w:spacing w:line="240" w:lineRule="auto"/>
+              <w:jc w:val="center"/>
+            </w:pPr>
+            <w:r/>
+            <w:r>
+              <w:rPr>
+                <w:rFonts w:ascii="Times New Roman" w:hAnsi="Times New Roman" w:eastAsia="宋体"/>
+                <w:b w:val="0"/>
+                <w:sz w:val="21"/>
+              </w:rPr>
+              <w:t>35118.60</w:t>
+            </w:r>
+          </w:p>
+        </w:tc>
+        <w:tc>
+          <w:tcPr>
+            <w:tcW w:type="dxa" w:w="2126"/>
+          </w:tcPr>
+          <w:p>
+            <w:pPr>
+              <w:spacing w:line="240" w:lineRule="auto"/>
+              <w:jc w:val="center"/>
+            </w:pPr>
+            <w:r/>
+            <w:r>
+              <w:rPr>
+                <w:rFonts w:ascii="Times New Roman" w:hAnsi="Times New Roman" w:eastAsia="宋体"/>
+                <w:b w:val="0"/>
+                <w:sz w:val="21"/>
+              </w:rPr>
+              <w:t>—</w:t>
+            </w:r>
+          </w:p>
+        </w:tc>
+      </w:tr>
+      <w:tr>
+        <w:tc>
+          <w:tcPr>
+            <w:tcW w:type="dxa" w:w="2126"/>
+          </w:tcPr>
+          <w:p>
+            <w:pPr>
+              <w:spacing w:line="240" w:lineRule="auto"/>
+              <w:jc w:val="center"/>
+            </w:pPr>
+            <w:r/>
+            <w:r>
+              <w:rPr>
+                <w:rFonts w:ascii="Times New Roman" w:hAnsi="Times New Roman" w:eastAsia="宋体"/>
+                <w:b w:val="0"/>
+                <w:sz w:val="21"/>
+              </w:rPr>
+              <w:t>充放电效率 η</w:t>
+            </w:r>
+          </w:p>
+        </w:tc>
+        <w:tc>
+          <w:tcPr>
+            <w:tcW w:type="dxa" w:w="2126"/>
+          </w:tcPr>
+          <w:p>
+            <w:pPr>
+              <w:spacing w:line="240" w:lineRule="auto"/>
+              <w:jc w:val="center"/>
+            </w:pPr>
+            <w:r/>
+            <w:r>
+              <w:rPr>
+                <w:rFonts w:ascii="Times New Roman" w:hAnsi="Times New Roman" w:eastAsia="宋体"/>
+                <w:b w:val="0"/>
+                <w:sz w:val="21"/>
+              </w:rPr>
+              <w:t>0.85</w:t>
+            </w:r>
+          </w:p>
+        </w:tc>
+        <w:tc>
+          <w:tcPr>
+            <w:tcW w:type="dxa" w:w="2126"/>
+          </w:tcPr>
+          <w:p>
+            <w:pPr>
+              <w:spacing w:line="240" w:lineRule="auto"/>
+              <w:jc w:val="center"/>
+            </w:pPr>
+            <w:r/>
+            <w:r>
+              <w:rPr>
+                <w:rFonts w:ascii="Times New Roman" w:hAnsi="Times New Roman" w:eastAsia="宋体"/>
+                <w:b w:val="0"/>
+                <w:sz w:val="21"/>
+              </w:rPr>
+              <w:t>36595.30</w:t>
+            </w:r>
+          </w:p>
+        </w:tc>
+        <w:tc>
+          <w:tcPr>
+            <w:tcW w:type="dxa" w:w="2126"/>
+          </w:tcPr>
+          <w:p>
+            <w:pPr>
+              <w:spacing w:line="240" w:lineRule="auto"/>
+              <w:jc w:val="center"/>
+            </w:pPr>
+            <w:r/>
+            <w:r>
+              <w:rPr>
+                <w:rFonts w:ascii="Times New Roman" w:hAnsi="Times New Roman" w:eastAsia="宋体"/>
+                <w:b w:val="0"/>
+                <w:sz w:val="21"/>
+              </w:rPr>
+              <w:t>+4.20%</w:t>
+            </w:r>
+          </w:p>
+        </w:tc>
+      </w:tr>
+      <w:tr>
+        <w:tc>
+          <w:tcPr>
+            <w:tcW w:type="dxa" w:w="2126"/>
+          </w:tcPr>
+          <w:p>
+            <w:pPr>
+              <w:spacing w:line="240" w:lineRule="auto"/>
+              <w:jc w:val="center"/>
+            </w:pPr>
+            <w:r/>
+            <w:r>
+              <w:rPr>
+                <w:rFonts w:ascii="Times New Roman" w:hAnsi="Times New Roman" w:eastAsia="宋体"/>
+                <w:b w:val="0"/>
+                <w:sz w:val="21"/>
+              </w:rPr>
+              <w:t>充放电效率 η</w:t>
+            </w:r>
+          </w:p>
+        </w:tc>
+        <w:tc>
+          <w:tcPr>
+            <w:tcW w:type="dxa" w:w="2126"/>
+          </w:tcPr>
+          <w:p>
+            <w:pPr>
+              <w:spacing w:line="240" w:lineRule="auto"/>
+              <w:jc w:val="center"/>
+            </w:pPr>
+            <w:r/>
+            <w:r>
+              <w:rPr>
+                <w:rFonts w:ascii="Times New Roman" w:hAnsi="Times New Roman" w:eastAsia="宋体"/>
+                <w:b w:val="0"/>
+                <w:sz w:val="21"/>
+              </w:rPr>
+              <w:t>0.95</w:t>
+            </w:r>
+          </w:p>
+        </w:tc>
+        <w:tc>
+          <w:tcPr>
+            <w:tcW w:type="dxa" w:w="2126"/>
+          </w:tcPr>
+          <w:p>
+            <w:pPr>
+              <w:spacing w:line="240" w:lineRule="auto"/>
+              <w:jc w:val="center"/>
+            </w:pPr>
+            <w:r/>
+            <w:r>
+              <w:rPr>
+                <w:rFonts w:ascii="Times New Roman" w:hAnsi="Times New Roman" w:eastAsia="宋体"/>
+                <w:b w:val="0"/>
+                <w:sz w:val="21"/>
+              </w:rPr>
+              <w:t>33759.33</w:t>
+            </w:r>
+          </w:p>
+        </w:tc>
+        <w:tc>
+          <w:tcPr>
+            <w:tcW w:type="dxa" w:w="2126"/>
+          </w:tcPr>
+          <w:p>
+            <w:pPr>
+              <w:spacing w:line="240" w:lineRule="auto"/>
+              <w:jc w:val="center"/>
+            </w:pPr>
+            <w:r/>
+            <w:r>
+              <w:rPr>
+                <w:rFonts w:ascii="Times New Roman" w:hAnsi="Times New Roman" w:eastAsia="宋体"/>
+                <w:b w:val="0"/>
+                <w:sz w:val="21"/>
+              </w:rPr>
+              <w:t>−3.87%</w:t>
+            </w:r>
+          </w:p>
+        </w:tc>
+      </w:tr>
+    </w:tbl>
+    <w:p>
+      <w:pPr>
+        <w:spacing w:before="120" w:after="60"/>
+        <w:jc w:val="center"/>
+      </w:pPr>
+      <w:r>
+        <w:rPr>
+          <w:rFonts w:ascii="Times New Roman" w:hAnsi="Times New Roman" w:eastAsia="黑体"/>
+          <w:b/>
+          <w:sz w:val="21"/>
+        </w:rPr>
+        <w:t>表 9-2  电池容量 ±10% 扰动下问题二全年总购电费的变化</w:t>
+      </w:r>
+    </w:p>
+    <w:tbl>
+      <w:tblPr>
+        <w:tblW w:type="auto" w:w="0"/>
+        <w:jc w:val="center"/>
+        <w:tblLook w:firstColumn="1" w:firstRow="1" w:lastColumn="0" w:lastRow="0" w:noHBand="0" w:noVBand="1" w:val="04A0"/>
+        <w:tblBorders>
+          <w:top w:val="single" w:sz="12" w:space="0" w:color="000000"/>
+          <w:bottom w:val="single" w:sz="12" w:space="0" w:color="000000"/>
+          <w:left w:val="none" w:sz="0" w:space="0"/>
+          <w:right w:val="none" w:sz="0" w:space="0"/>
+          <w:insideH w:val="none" w:sz="0" w:space="0"/>
+          <w:insideV w:val="none" w:sz="0" w:space="0"/>
+        </w:tblBorders>
+      </w:tblPr>
+      <w:tblGrid>
+        <w:gridCol w:w="2835"/>
+        <w:gridCol w:w="2835"/>
+        <w:gridCol w:w="2835"/>
+      </w:tblGrid>
+      <w:tr>
+        <w:tc>
+          <w:tcPr>
+            <w:tcW w:type="dxa" w:w="2835"/>
             <w:tcBorders>
               <w:bottom w:val="single" w:sz="4" w:space="0" w:color="000000"/>
             </w:tcBorders>
@@ -11902,6 +15490,52 @@
                 <w:b/>
                 <w:sz w:val="21"/>
               </w:rPr>
+              <w:t>电池容量/kWh</w:t>
+            </w:r>
+          </w:p>
+        </w:tc>
+        <w:tc>
+          <w:tcPr>
+            <w:tcW w:type="dxa" w:w="2835"/>
+            <w:tcBorders>
+              <w:bottom w:val="single" w:sz="4" w:space="0" w:color="000000"/>
+            </w:tcBorders>
+          </w:tcPr>
+          <w:p>
+            <w:pPr>
+              <w:spacing w:line="240" w:lineRule="auto"/>
+              <w:jc w:val="center"/>
+            </w:pPr>
+            <w:r/>
+            <w:r>
+              <w:rPr>
+                <w:rFonts w:ascii="Times New Roman" w:hAnsi="Times New Roman" w:eastAsia="宋体"/>
+                <w:b/>
+                <w:sz w:val="21"/>
+              </w:rPr>
+              <w:t>全年总购电费/元</w:t>
+            </w:r>
+          </w:p>
+        </w:tc>
+        <w:tc>
+          <w:tcPr>
+            <w:tcW w:type="dxa" w:w="2835"/>
+            <w:tcBorders>
+              <w:bottom w:val="single" w:sz="4" w:space="0" w:color="000000"/>
+            </w:tcBorders>
+          </w:tcPr>
+          <w:p>
+            <w:pPr>
+              <w:spacing w:line="240" w:lineRule="auto"/>
+              <w:jc w:val="center"/>
+            </w:pPr>
+            <w:r/>
+            <w:r>
+              <w:rPr>
+                <w:rFonts w:ascii="Times New Roman" w:hAnsi="Times New Roman" w:eastAsia="宋体"/>
+                <w:b/>
+                <w:sz w:val="21"/>
+              </w:rPr>
               <w:t>相对基准变化率</w:t>
             </w:r>
           </w:p>
@@ -11910,7 +15544,7 @@
       <w:tr>
         <w:tc>
           <w:tcPr>
-            <w:tcW w:type="dxa" w:w="1701"/>
+            <w:tcW w:type="dxa" w:w="2835"/>
           </w:tcPr>
           <w:p>
             <w:pPr>
@@ -11924,13 +15558,13 @@
                 <w:b w:val="0"/>
                 <w:sz w:val="21"/>
               </w:rPr>
-              <w:t>12000（基准）</w:t>
-            </w:r>
-          </w:p>
-        </w:tc>
-        <w:tc>
-          <w:tcPr>
-            <w:tcW w:type="dxa" w:w="1701"/>
+              <w:t>13200（+10%）</w:t>
+            </w:r>
+          </w:p>
+        </w:tc>
+        <w:tc>
+          <w:tcPr>
+            <w:tcW w:type="dxa" w:w="2835"/>
           </w:tcPr>
           <w:p>
             <w:pPr>
@@ -11944,13 +15578,13 @@
                 <w:b w:val="0"/>
                 <w:sz w:val="21"/>
               </w:rPr>
-              <w:t>1200</w:t>
-            </w:r>
-          </w:p>
-        </w:tc>
-        <w:tc>
-          <w:tcPr>
-            <w:tcW w:type="dxa" w:w="1701"/>
+              <w:t>12007234.97</w:t>
+            </w:r>
+          </w:p>
+        </w:tc>
+        <w:tc>
+          <w:tcPr>
+            <w:tcW w:type="dxa" w:w="2835"/>
           </w:tcPr>
           <w:p>
             <w:pPr>
@@ -11964,47 +15598,7 @@
                 <w:b w:val="0"/>
                 <w:sz w:val="21"/>
               </w:rPr>
-              <w:t>10800</w:t>
-            </w:r>
-          </w:p>
-        </w:tc>
-        <w:tc>
-          <w:tcPr>
-            <w:tcW w:type="dxa" w:w="1701"/>
-          </w:tcPr>
-          <w:p>
-            <w:pPr>
-              <w:spacing w:line="240" w:lineRule="auto"/>
-              <w:jc w:val="center"/>
-            </w:pPr>
-            <w:r/>
-            <w:r>
-              <w:rPr>
-                <w:rFonts w:ascii="Times New Roman" w:hAnsi="Times New Roman" w:eastAsia="宋体"/>
-                <w:b w:val="0"/>
-                <w:sz w:val="21"/>
-              </w:rPr>
-              <w:t>35118.60</w:t>
-            </w:r>
-          </w:p>
-        </w:tc>
-        <w:tc>
-          <w:tcPr>
-            <w:tcW w:type="dxa" w:w="1701"/>
-          </w:tcPr>
-          <w:p>
-            <w:pPr>
-              <w:spacing w:line="240" w:lineRule="auto"/>
-              <w:jc w:val="center"/>
-            </w:pPr>
-            <w:r/>
-            <w:r>
-              <w:rPr>
-                <w:rFonts w:ascii="Times New Roman" w:hAnsi="Times New Roman" w:eastAsia="宋体"/>
-                <w:b w:val="0"/>
-                <w:sz w:val="21"/>
-              </w:rPr>
-              <w:t>—</w:t>
+              <w:t>−2.02%</w:t>
             </w:r>
           </w:p>
         </w:tc>
@@ -12012,7 +15606,7 @@
       <w:tr>
         <w:tc>
           <w:tcPr>
-            <w:tcW w:type="dxa" w:w="1701"/>
+            <w:tcW w:type="dxa" w:w="2835"/>
           </w:tcPr>
           <w:p>
             <w:pPr>
@@ -12026,13 +15620,13 @@
                 <w:b w:val="0"/>
                 <w:sz w:val="21"/>
               </w:rPr>
-              <w:t>13200（+10%）</w:t>
-            </w:r>
-          </w:p>
-        </w:tc>
-        <w:tc>
-          <w:tcPr>
-            <w:tcW w:type="dxa" w:w="1701"/>
+              <w:t>12000（基准）</w:t>
+            </w:r>
+          </w:p>
+        </w:tc>
+        <w:tc>
+          <w:tcPr>
+            <w:tcW w:type="dxa" w:w="2835"/>
           </w:tcPr>
           <w:p>
             <w:pPr>
@@ -12046,13 +15640,13 @@
                 <w:b w:val="0"/>
                 <w:sz w:val="21"/>
               </w:rPr>
-              <w:t>1320</w:t>
-            </w:r>
-          </w:p>
-        </w:tc>
-        <w:tc>
-          <w:tcPr>
-            <w:tcW w:type="dxa" w:w="1701"/>
+              <w:t>12254765.72</w:t>
+            </w:r>
+          </w:p>
+        </w:tc>
+        <w:tc>
+          <w:tcPr>
+            <w:tcW w:type="dxa" w:w="2835"/>
           </w:tcPr>
           <w:p>
             <w:pPr>
@@ -12066,47 +15660,7 @@
                 <w:b w:val="0"/>
                 <w:sz w:val="21"/>
               </w:rPr>
-              <w:t>11880</w:t>
-            </w:r>
-          </w:p>
-        </w:tc>
-        <w:tc>
-          <w:tcPr>
-            <w:tcW w:type="dxa" w:w="1701"/>
-          </w:tcPr>
-          <w:p>
-            <w:pPr>
-              <w:spacing w:line="240" w:lineRule="auto"/>
-              <w:jc w:val="center"/>
-            </w:pPr>
-            <w:r/>
-            <w:r>
-              <w:rPr>
-                <w:rFonts w:ascii="Times New Roman" w:hAnsi="Times New Roman" w:eastAsia="宋体"/>
-                <w:b w:val="0"/>
-                <w:sz w:val="21"/>
-              </w:rPr>
-              <w:t>34488.88</w:t>
-            </w:r>
-          </w:p>
-        </w:tc>
-        <w:tc>
-          <w:tcPr>
-            <w:tcW w:type="dxa" w:w="1701"/>
-          </w:tcPr>
-          <w:p>
-            <w:pPr>
-              <w:spacing w:line="240" w:lineRule="auto"/>
-              <w:jc w:val="center"/>
-            </w:pPr>
-            <w:r/>
-            <w:r>
-              <w:rPr>
-                <w:rFonts w:ascii="Times New Roman" w:hAnsi="Times New Roman" w:eastAsia="宋体"/>
-                <w:b w:val="0"/>
-                <w:sz w:val="21"/>
-              </w:rPr>
-              <w:t>−1.79%</w:t>
+              <w:t>—</w:t>
             </w:r>
           </w:p>
         </w:tc>
@@ -12114,7 +15668,7 @@
       <w:tr>
         <w:tc>
           <w:tcPr>
-            <w:tcW w:type="dxa" w:w="1701"/>
+            <w:tcW w:type="dxa" w:w="2835"/>
           </w:tcPr>
           <w:p>
             <w:pPr>
@@ -12134,7 +15688,7 @@
         </w:tc>
         <w:tc>
           <w:tcPr>
-            <w:tcW w:type="dxa" w:w="1701"/>
+            <w:tcW w:type="dxa" w:w="2835"/>
           </w:tcPr>
           <w:p>
             <w:pPr>
@@ -12148,13 +15702,13 @@
                 <w:b w:val="0"/>
                 <w:sz w:val="21"/>
               </w:rPr>
-              <w:t>1080</w:t>
-            </w:r>
-          </w:p>
-        </w:tc>
-        <w:tc>
-          <w:tcPr>
-            <w:tcW w:type="dxa" w:w="1701"/>
+              <w:t>12537491.95</w:t>
+            </w:r>
+          </w:p>
+        </w:tc>
+        <w:tc>
+          <w:tcPr>
+            <w:tcW w:type="dxa" w:w="2835"/>
           </w:tcPr>
           <w:p>
             <w:pPr>
@@ -12168,47 +15722,7 @@
                 <w:b w:val="0"/>
                 <w:sz w:val="21"/>
               </w:rPr>
-              <w:t>9720</w:t>
-            </w:r>
-          </w:p>
-        </w:tc>
-        <w:tc>
-          <w:tcPr>
-            <w:tcW w:type="dxa" w:w="1701"/>
-          </w:tcPr>
-          <w:p>
-            <w:pPr>
-              <w:spacing w:line="240" w:lineRule="auto"/>
-              <w:jc w:val="center"/>
-            </w:pPr>
-            <w:r/>
-            <w:r>
-              <w:rPr>
-                <w:rFonts w:ascii="Times New Roman" w:hAnsi="Times New Roman" w:eastAsia="宋体"/>
-                <w:b w:val="0"/>
-                <w:sz w:val="21"/>
-              </w:rPr>
-              <w:t>35809.49</w:t>
-            </w:r>
-          </w:p>
-        </w:tc>
-        <w:tc>
-          <w:tcPr>
-            <w:tcW w:type="dxa" w:w="1701"/>
-          </w:tcPr>
-          <w:p>
-            <w:pPr>
-              <w:spacing w:line="240" w:lineRule="auto"/>
-              <w:jc w:val="center"/>
-            </w:pPr>
-            <w:r/>
-            <w:r>
-              <w:rPr>
-                <w:rFonts w:ascii="Times New Roman" w:hAnsi="Times New Roman" w:eastAsia="宋体"/>
-                <w:b w:val="0"/>
-                <w:sz w:val="21"/>
-              </w:rPr>
-              <w:t>+1.97%</w:t>
+              <w:t>+2.31%</w:t>
             </w:r>
           </w:p>
         </w:tc>
@@ -12216,6 +15730,381 @@
     </w:tbl>
     <w:p>
       <w:pPr>
+        <w:spacing w:before="120" w:after="60"/>
+        <w:jc w:val="center"/>
+      </w:pPr>
+      <w:r>
+        <w:rPr>
+          <w:rFonts w:ascii="Times New Roman" w:hAnsi="Times New Roman" w:eastAsia="黑体"/>
+          <w:b/>
+          <w:sz w:val="21"/>
+        </w:rPr>
+        <w:t>表 9-3  光伏预报偏差 ±20% 缩放扰动下问题三滚动收益的变化</w:t>
+      </w:r>
+    </w:p>
+    <w:tbl>
+      <w:tblPr>
+        <w:tblW w:type="auto" w:w="0"/>
+        <w:jc w:val="center"/>
+        <w:tblLook w:firstColumn="1" w:firstRow="1" w:lastColumn="0" w:lastRow="0" w:noHBand="0" w:noVBand="1" w:val="04A0"/>
+        <w:tblBorders>
+          <w:top w:val="single" w:sz="12" w:space="0" w:color="000000"/>
+          <w:bottom w:val="single" w:sz="12" w:space="0" w:color="000000"/>
+          <w:left w:val="none" w:sz="0" w:space="0"/>
+          <w:right w:val="none" w:sz="0" w:space="0"/>
+          <w:insideH w:val="none" w:sz="0" w:space="0"/>
+          <w:insideV w:val="none" w:sz="0" w:space="0"/>
+        </w:tblBorders>
+      </w:tblPr>
+      <w:tblGrid>
+        <w:gridCol w:w="2126"/>
+        <w:gridCol w:w="2126"/>
+        <w:gridCol w:w="2126"/>
+        <w:gridCol w:w="2126"/>
+      </w:tblGrid>
+      <w:tr>
+        <w:tc>
+          <w:tcPr>
+            <w:tcW w:type="dxa" w:w="2126"/>
+            <w:tcBorders>
+              <w:bottom w:val="single" w:sz="4" w:space="0" w:color="000000"/>
+            </w:tcBorders>
+          </w:tcPr>
+          <w:p>
+            <w:pPr>
+              <w:spacing w:line="240" w:lineRule="auto"/>
+              <w:jc w:val="center"/>
+            </w:pPr>
+            <w:r/>
+            <w:r>
+              <w:rPr>
+                <w:rFonts w:ascii="Times New Roman" w:hAnsi="Times New Roman" w:eastAsia="宋体"/>
+                <w:b/>
+                <w:sz w:val="21"/>
+              </w:rPr>
+              <w:t>预报缩放系数</w:t>
+            </w:r>
+          </w:p>
+        </w:tc>
+        <w:tc>
+          <w:tcPr>
+            <w:tcW w:type="dxa" w:w="2126"/>
+            <w:tcBorders>
+              <w:bottom w:val="single" w:sz="4" w:space="0" w:color="000000"/>
+            </w:tcBorders>
+          </w:tcPr>
+          <w:p>
+            <w:pPr>
+              <w:spacing w:line="240" w:lineRule="auto"/>
+              <w:jc w:val="center"/>
+            </w:pPr>
+            <w:r/>
+            <w:r>
+              <w:rPr>
+                <w:rFonts w:ascii="Times New Roman" w:hAnsi="Times New Roman" w:eastAsia="宋体"/>
+                <w:b/>
+                <w:sz w:val="21"/>
+              </w:rPr>
+              <w:t>滚动方案总电费/元</w:t>
+            </w:r>
+          </w:p>
+        </w:tc>
+        <w:tc>
+          <w:tcPr>
+            <w:tcW w:type="dxa" w:w="2126"/>
+            <w:tcBorders>
+              <w:bottom w:val="single" w:sz="4" w:space="0" w:color="000000"/>
+            </w:tcBorders>
+          </w:tcPr>
+          <w:p>
+            <w:pPr>
+              <w:spacing w:line="240" w:lineRule="auto"/>
+              <w:jc w:val="center"/>
+            </w:pPr>
+            <w:r/>
+            <w:r>
+              <w:rPr>
+                <w:rFonts w:ascii="Times New Roman" w:hAnsi="Times New Roman" w:eastAsia="宋体"/>
+                <w:b/>
+                <w:sz w:val="21"/>
+              </w:rPr>
+              <w:t>对照组总电费/元</w:t>
+            </w:r>
+          </w:p>
+        </w:tc>
+        <w:tc>
+          <w:tcPr>
+            <w:tcW w:type="dxa" w:w="2126"/>
+            <w:tcBorders>
+              <w:bottom w:val="single" w:sz="4" w:space="0" w:color="000000"/>
+            </w:tcBorders>
+          </w:tcPr>
+          <w:p>
+            <w:pPr>
+              <w:spacing w:line="240" w:lineRule="auto"/>
+              <w:jc w:val="center"/>
+            </w:pPr>
+            <w:r/>
+            <w:r>
+              <w:rPr>
+                <w:rFonts w:ascii="Times New Roman" w:hAnsi="Times New Roman" w:eastAsia="宋体"/>
+                <w:b/>
+                <w:sz w:val="21"/>
+              </w:rPr>
+              <w:t>相对节省比例</w:t>
+            </w:r>
+          </w:p>
+        </w:tc>
+      </w:tr>
+      <w:tr>
+        <w:tc>
+          <w:tcPr>
+            <w:tcW w:type="dxa" w:w="2126"/>
+          </w:tcPr>
+          <w:p>
+            <w:pPr>
+              <w:spacing w:line="240" w:lineRule="auto"/>
+              <w:jc w:val="center"/>
+            </w:pPr>
+            <w:r/>
+            <w:r>
+              <w:rPr>
+                <w:rFonts w:ascii="Times New Roman" w:hAnsi="Times New Roman" w:eastAsia="宋体"/>
+                <w:b w:val="0"/>
+                <w:sz w:val="21"/>
+              </w:rPr>
+              <w:t>×0.8</w:t>
+            </w:r>
+          </w:p>
+        </w:tc>
+        <w:tc>
+          <w:tcPr>
+            <w:tcW w:type="dxa" w:w="2126"/>
+          </w:tcPr>
+          <w:p>
+            <w:pPr>
+              <w:spacing w:line="240" w:lineRule="auto"/>
+              <w:jc w:val="center"/>
+            </w:pPr>
+            <w:r/>
+            <w:r>
+              <w:rPr>
+                <w:rFonts w:ascii="Times New Roman" w:hAnsi="Times New Roman" w:eastAsia="宋体"/>
+                <w:b w:val="0"/>
+                <w:sz w:val="21"/>
+              </w:rPr>
+              <w:t>15929871.32</w:t>
+            </w:r>
+          </w:p>
+        </w:tc>
+        <w:tc>
+          <w:tcPr>
+            <w:tcW w:type="dxa" w:w="2126"/>
+          </w:tcPr>
+          <w:p>
+            <w:pPr>
+              <w:spacing w:line="240" w:lineRule="auto"/>
+              <w:jc w:val="center"/>
+            </w:pPr>
+            <w:r/>
+            <w:r>
+              <w:rPr>
+                <w:rFonts w:ascii="Times New Roman" w:hAnsi="Times New Roman" w:eastAsia="宋体"/>
+                <w:b w:val="0"/>
+                <w:sz w:val="21"/>
+              </w:rPr>
+              <w:t>15740261.23</w:t>
+            </w:r>
+          </w:p>
+        </w:tc>
+        <w:tc>
+          <w:tcPr>
+            <w:tcW w:type="dxa" w:w="2126"/>
+          </w:tcPr>
+          <w:p>
+            <w:pPr>
+              <w:spacing w:line="240" w:lineRule="auto"/>
+              <w:jc w:val="center"/>
+            </w:pPr>
+            <w:r/>
+            <w:r>
+              <w:rPr>
+                <w:rFonts w:ascii="Times New Roman" w:hAnsi="Times New Roman" w:eastAsia="宋体"/>
+                <w:b w:val="0"/>
+                <w:sz w:val="21"/>
+              </w:rPr>
+              <w:t>−1.20%</w:t>
+            </w:r>
+          </w:p>
+        </w:tc>
+      </w:tr>
+      <w:tr>
+        <w:tc>
+          <w:tcPr>
+            <w:tcW w:type="dxa" w:w="2126"/>
+          </w:tcPr>
+          <w:p>
+            <w:pPr>
+              <w:spacing w:line="240" w:lineRule="auto"/>
+              <w:jc w:val="center"/>
+            </w:pPr>
+            <w:r/>
+            <w:r>
+              <w:rPr>
+                <w:rFonts w:ascii="Times New Roman" w:hAnsi="Times New Roman" w:eastAsia="宋体"/>
+                <w:b w:val="0"/>
+                <w:sz w:val="21"/>
+              </w:rPr>
+              <w:t>×1.0</w:t>
+            </w:r>
+          </w:p>
+        </w:tc>
+        <w:tc>
+          <w:tcPr>
+            <w:tcW w:type="dxa" w:w="2126"/>
+          </w:tcPr>
+          <w:p>
+            <w:pPr>
+              <w:spacing w:line="240" w:lineRule="auto"/>
+              <w:jc w:val="center"/>
+            </w:pPr>
+            <w:r/>
+            <w:r>
+              <w:rPr>
+                <w:rFonts w:ascii="Times New Roman" w:hAnsi="Times New Roman" w:eastAsia="宋体"/>
+                <w:b w:val="0"/>
+                <w:sz w:val="21"/>
+              </w:rPr>
+              <w:t>17000834.39</w:t>
+            </w:r>
+          </w:p>
+        </w:tc>
+        <w:tc>
+          <w:tcPr>
+            <w:tcW w:type="dxa" w:w="2126"/>
+          </w:tcPr>
+          <w:p>
+            <w:pPr>
+              <w:spacing w:line="240" w:lineRule="auto"/>
+              <w:jc w:val="center"/>
+            </w:pPr>
+            <w:r/>
+            <w:r>
+              <w:rPr>
+                <w:rFonts w:ascii="Times New Roman" w:hAnsi="Times New Roman" w:eastAsia="宋体"/>
+                <w:b w:val="0"/>
+                <w:sz w:val="21"/>
+              </w:rPr>
+              <w:t>17400028.28</w:t>
+            </w:r>
+          </w:p>
+        </w:tc>
+        <w:tc>
+          <w:tcPr>
+            <w:tcW w:type="dxa" w:w="2126"/>
+          </w:tcPr>
+          <w:p>
+            <w:pPr>
+              <w:spacing w:line="240" w:lineRule="auto"/>
+              <w:jc w:val="center"/>
+            </w:pPr>
+            <w:r/>
+            <w:r>
+              <w:rPr>
+                <w:rFonts w:ascii="Times New Roman" w:hAnsi="Times New Roman" w:eastAsia="宋体"/>
+                <w:b w:val="0"/>
+                <w:sz w:val="21"/>
+              </w:rPr>
+              <w:t>+2.29%</w:t>
+            </w:r>
+          </w:p>
+        </w:tc>
+      </w:tr>
+      <w:tr>
+        <w:tc>
+          <w:tcPr>
+            <w:tcW w:type="dxa" w:w="2126"/>
+          </w:tcPr>
+          <w:p>
+            <w:pPr>
+              <w:spacing w:line="240" w:lineRule="auto"/>
+              <w:jc w:val="center"/>
+            </w:pPr>
+            <w:r/>
+            <w:r>
+              <w:rPr>
+                <w:rFonts w:ascii="Times New Roman" w:hAnsi="Times New Roman" w:eastAsia="宋体"/>
+                <w:b w:val="0"/>
+                <w:sz w:val="21"/>
+              </w:rPr>
+              <w:t>×1.2</w:t>
+            </w:r>
+          </w:p>
+        </w:tc>
+        <w:tc>
+          <w:tcPr>
+            <w:tcW w:type="dxa" w:w="2126"/>
+          </w:tcPr>
+          <w:p>
+            <w:pPr>
+              <w:spacing w:line="240" w:lineRule="auto"/>
+              <w:jc w:val="center"/>
+            </w:pPr>
+            <w:r/>
+            <w:r>
+              <w:rPr>
+                <w:rFonts w:ascii="Times New Roman" w:hAnsi="Times New Roman" w:eastAsia="宋体"/>
+                <w:b w:val="0"/>
+                <w:sz w:val="21"/>
+              </w:rPr>
+              <w:t>22812275.94</w:t>
+            </w:r>
+          </w:p>
+        </w:tc>
+        <w:tc>
+          <w:tcPr>
+            <w:tcW w:type="dxa" w:w="2126"/>
+          </w:tcPr>
+          <w:p>
+            <w:pPr>
+              <w:spacing w:line="240" w:lineRule="auto"/>
+              <w:jc w:val="center"/>
+            </w:pPr>
+            <w:r/>
+            <w:r>
+              <w:rPr>
+                <w:rFonts w:ascii="Times New Roman" w:hAnsi="Times New Roman" w:eastAsia="宋体"/>
+                <w:b w:val="0"/>
+                <w:sz w:val="21"/>
+              </w:rPr>
+              <w:t>22731970.50</w:t>
+            </w:r>
+          </w:p>
+        </w:tc>
+        <w:tc>
+          <w:tcPr>
+            <w:tcW w:type="dxa" w:w="2126"/>
+          </w:tcPr>
+          <w:p>
+            <w:pPr>
+              <w:spacing w:line="240" w:lineRule="auto"/>
+              <w:jc w:val="center"/>
+            </w:pPr>
+            <w:r/>
+            <w:r>
+              <w:rPr>
+                <w:rFonts w:ascii="Times New Roman" w:hAnsi="Times New Roman" w:eastAsia="宋体"/>
+                <w:b w:val="0"/>
+                <w:sz w:val="21"/>
+              </w:rPr>
+              <w:t>−0.35%</w:t>
+            </w:r>
+          </w:p>
+        </w:tc>
+      </w:tr>
+    </w:tbl>
+    <w:p>
+      <w:pPr>
         <w:ind w:firstLine="480"/>
       </w:pPr>
       <w:r>
@@ -12224,7 +16113,20 @@
           <w:b w:val="0"/>
           <w:sz w:val="24"/>
         </w:rPr>
-        <w:t>由表 9-1 可见，电池容量增加 10% 时购电费下降 1.79%，容量减少 10% 时购电费上升 1.97%，变化方向符合直觉——更大的可用容量意味着更大的峰谷套利空间，费用随之下降。两类扰动下购电费变化率的绝对值均小于 2%，远小于 5% 的常用判据，表明本文模型对储能容量参数不敏感，求解结果稳健可靠。同时，费用变化率明显小于容量变化率，说明在基准容量附近储能的边际套利收益已趋缓，现有 12000 kWh 的容量配置具有较好的经济性。</w:t>
+        <w:t>由表 9-1、表 9-2 可见：无论问题一的单日模型还是问题二的全年模型，电池容量 ±10% 扰动引起的费用变化率绝对值均不超过 2.31%，远小于 5% 的常用稳健性判据，方向符合直觉——更大的可用容量意味着更大的峰谷套利空间，费用随之下降。充放电效率 0.85/0.95 扰动引起的费用变化率为 +4.20%/−3.87%，也小于 5%，且效率越低、能量往返损耗越大、费用越高，方向正确。综上，模型对容量与效率参数均稳健；同时费用变化率明显小于容量变化率，说明在基准容量附近储能的边际套利收益已趋缓，现有 12000 kWh 的容量配置具有较好的经济性。</w:t>
+      </w:r>
+    </w:p>
+    <w:p>
+      <w:pPr>
+        <w:ind w:firstLine="480"/>
+      </w:pPr>
+      <w:r>
+        <w:rPr>
+          <w:rFonts w:ascii="Times New Roman" w:hAnsi="Times New Roman" w:eastAsia="宋体"/>
+          <w:b w:val="0"/>
+          <w:sz w:val="24"/>
+        </w:rPr>
+        <w:t>表 9-3 的预报偏差扰动则揭示了一个重要的适用边界：当光伏预报偏差被整体放大 20%（×1.2）或缩小 20%（×0.8）时，滚动方案相对“仅用 0:00 预报且不调整”对照组的节省比例分别变为 −0.35% 与 −1.20%，即滚动调整反而略劣于不调整。其机理在于：本文滚动框架完全信任每次发布的预报（预报视为无偏），而费用核算采用“上调 1.5 倍、下调 0.5 倍”的不对称罚则，当预报存在系统性偏差时，频繁按偏差预报调整会反复触发正向补购罚则，放大而非削减费用。这一结果为模型划定了适用边界：当预报存在较大系统偏差时，应先对预报做偏差校正（附件 3 的光伏预报平均偏差约为 −32.19 kW），再进行滚动优化，方能保持 2% 量级的正向收益。</w:t>
       </w:r>
     </w:p>
     <w:p>
@@ -12264,7 +16166,7 @@
           <w:b w:val="0"/>
           <w:sz w:val="24"/>
         </w:rPr>
-        <w:t>（1）全局最优且高效。两问的模型均为线性规划（凸规划），HiGHS 求解器可保证求得全局最优解，单日模型求解在毫秒级完成，全年 365 日滚动求解总耗时仅约 8 秒，远快于启发式算法且无调参负担。</w:t>
+        <w:t>（1）全局最优且高效。各问的模型均为线性规划（凸规划）[11]，HiGHS 求解器[17]可保证求得全局最优解，单日模型求解在毫秒级完成，全年 365 日滚动求解总耗时仅约 8 秒，远快于启发式算法且无调参负担。</w:t>
       </w:r>
     </w:p>
     <w:p>
@@ -12303,7 +16205,7 @@
           <w:b w:val="0"/>
           <w:sz w:val="24"/>
         </w:rPr>
-        <w:t>（4）结果经过数值校验与灵敏度验证。所有解均通过功率平衡残差、SOC 越界与日循环约束的自动校验，灵敏度分析显示模型对容量参数稳健，结论可信。</w:t>
+        <w:t>（4）结果经过数值校验与灵敏度验证。所有解均通过功率平衡残差、SOC 越界与日循环约束的自动校验，灵敏度分析显示模型对容量与效率参数稳健，并定量给出滚动调整的适用边界，结论可信。</w:t>
       </w:r>
     </w:p>
     <w:p>
@@ -12770,7 +16672,17 @@
           <w:b w:val="0"/>
           <w:sz w:val="24"/>
         </w:rPr>
-        <w:t>（14）thesis/参考文献.docx：可阅读的真实参考文献汇编（知网可查）。</w:t>
+        <w:t>（14）thesis/参考文献.docx：可阅读的真实参考文献汇编（知网可查）；</w:t>
+      </w:r>
+    </w:p>
+    <w:p>
+      <w:r>
+        <w:rPr>
+          <w:rFonts w:ascii="Times New Roman" w:hAnsi="Times New Roman" w:eastAsia="宋体"/>
+          <w:b w:val="0"/>
+          <w:sz w:val="24"/>
+        </w:rPr>
+        <w:t>（15）code/q5_sensitivity.py：灵敏度分析程序（容量、效率与预报偏差扰动复算）。</w:t>
       </w:r>
     </w:p>
     <w:p>
@@ -20570,20 +24482,20 @@
           <w:b w:val="0"/>
           <w:sz w:val="18"/>
         </w:rPr>
-        <w:t>log('约定B: 「预报k小时」对应发布时刻起第k个小时区间 [T+k-1, T+k), 即 lag=-1')</w:t>
-      </w:r>
-    </w:p>
-    <w:p>
-      <w:pPr>
-        <w:spacing w:line="240" w:lineRule="auto" w:after="0"/>
-      </w:pPr>
-      <w:r>
-        <w:rPr>
-          <w:rFonts w:ascii="Consolas" w:hAnsi="Consolas" w:eastAsia="宋体"/>
-          <w:b w:val="0"/>
-          <w:sz w:val="18"/>
-        </w:rPr>
-        <w:t>log('约定A: 「预报k小时」对应 [T+k, T+k+1), 即 lag=0')</w:t>
+        <w:t>log('约定B: 「预报k小时」对应发布时刻起第k个小时区间 [T+k-1, T+k), 即 lag=0')</w:t>
+      </w:r>
+    </w:p>
+    <w:p>
+      <w:pPr>
+        <w:spacing w:line="240" w:lineRule="auto" w:after="0"/>
+      </w:pPr>
+      <w:r>
+        <w:rPr>
+          <w:rFonts w:ascii="Consolas" w:hAnsi="Consolas" w:eastAsia="宋体"/>
+          <w:b w:val="0"/>
+          <w:sz w:val="18"/>
+        </w:rPr>
+        <w:t>log('约定A: 「预报k小时」对应提前一个小时的区间 [T+k-2, T+k-1), 即 lag=-1')</w:t>
       </w:r>
     </w:p>
     <w:p>
@@ -20648,7 +24560,7 @@
           <w:b w:val="0"/>
           <w:sz w:val="18"/>
         </w:rPr>
-        <w:t xml:space="preserve">    for lag, name in [(-1, 'B'), (0, 'A')]:</w:t>
+        <w:t xml:space="preserve">    for lag, name in [(0, 'B'), (-1, 'A')]:</w:t>
       </w:r>
     </w:p>
     <w:p>
@@ -24978,6 +28890,1475 @@
           <w:sz w:val="18"/>
         </w:rPr>
         <w:t>print('q4_log.txt written')</w:t>
+      </w:r>
+    </w:p>
+    <w:p>
+      <w:pPr>
+        <w:spacing w:before="160" w:after="120"/>
+      </w:pPr>
+      <w:r>
+        <w:rPr>
+          <w:rFonts w:ascii="Times New Roman" w:hAnsi="Times New Roman" w:eastAsia="黑体"/>
+          <w:b/>
+          <w:sz w:val="28"/>
+        </w:rPr>
+        <w:t>附录7  灵敏度分析程序 code/q5_sensitivity.py 全文</w:t>
+      </w:r>
+    </w:p>
+    <w:p>
+      <w:pPr>
+        <w:spacing w:line="240" w:lineRule="auto" w:after="0"/>
+      </w:pPr>
+      <w:r>
+        <w:rPr>
+          <w:rFonts w:ascii="Consolas" w:hAnsi="Consolas" w:eastAsia="宋体"/>
+          <w:b w:val="0"/>
+          <w:sz w:val="18"/>
+        </w:rPr>
+        <w:t># -*- coding: utf-8 -*-</w:t>
+      </w:r>
+    </w:p>
+    <w:p>
+      <w:pPr>
+        <w:spacing w:line="240" w:lineRule="auto" w:after="0"/>
+      </w:pPr>
+      <w:r>
+        <w:rPr>
+          <w:rFonts w:ascii="Consolas" w:hAnsi="Consolas" w:eastAsia="宋体"/>
+          <w:b w:val="0"/>
+          <w:sz w:val="18"/>
+        </w:rPr>
+        <w:t>"""灵敏度分析（论文第九章）：</w:t>
+      </w:r>
+    </w:p>
+    <w:p>
+      <w:pPr>
+        <w:spacing w:line="240" w:lineRule="auto" w:after="0"/>
+      </w:pPr>
+      <w:r>
+        <w:rPr>
+          <w:rFonts w:ascii="Consolas" w:hAnsi="Consolas" w:eastAsia="宋体"/>
+          <w:b w:val="0"/>
+          <w:sz w:val="18"/>
+        </w:rPr>
+        <w:t>(1) 问题一：储能容量 12000±10% kWh、充放电效率 0.90±0.05 对典型日购电费的影响</w:t>
+      </w:r>
+    </w:p>
+    <w:p>
+      <w:pPr>
+        <w:spacing w:line="240" w:lineRule="auto" w:after="0"/>
+      </w:pPr>
+      <w:r>
+        <w:rPr>
+          <w:rFonts w:ascii="Consolas" w:hAnsi="Consolas" w:eastAsia="宋体"/>
+          <w:b w:val="0"/>
+          <w:sz w:val="18"/>
+        </w:rPr>
+        <w:t xml:space="preserve">    （LP 结构与 q1.py 完全一致：soc[0] 自由 + 日循环闭合，仅参数化容量与效率）；</w:t>
+      </w:r>
+    </w:p>
+    <w:p>
+      <w:pPr>
+        <w:spacing w:line="240" w:lineRule="auto" w:after="0"/>
+      </w:pPr>
+      <w:r>
+        <w:rPr>
+          <w:rFonts w:ascii="Consolas" w:hAnsi="Consolas" w:eastAsia="宋体"/>
+          <w:b w:val="0"/>
+          <w:sz w:val="18"/>
+        </w:rPr>
+        <w:t>(2) 问题二：储能容量 ±10% 对全年(2.1-12.31, 334天)总电费的影响（理想光伏情形，</w:t>
+      </w:r>
+    </w:p>
+    <w:p>
+      <w:pPr>
+        <w:spacing w:line="240" w:lineRule="auto" w:after="0"/>
+      </w:pPr>
+      <w:r>
+        <w:rPr>
+          <w:rFonts w:ascii="Consolas" w:hAnsi="Consolas" w:eastAsia="宋体"/>
+          <w:b w:val="0"/>
+          <w:sz w:val="18"/>
+        </w:rPr>
+        <w:t xml:space="preserve">    通过 monkeypatch lp_core.SOC_LO/SOC_HI 实现，LP 与 q2.py 同构）；</w:t>
+      </w:r>
+    </w:p>
+    <w:p>
+      <w:pPr>
+        <w:spacing w:line="240" w:lineRule="auto" w:after="0"/>
+      </w:pPr>
+      <w:r>
+        <w:rPr>
+          <w:rFonts w:ascii="Consolas" w:hAnsi="Consolas" w:eastAsia="宋体"/>
+          <w:b w:val="0"/>
+          <w:sz w:val="18"/>
+        </w:rPr>
+        <w:t>(3) 问题三：光伏预报系统性偏差（FC×0.8 / ×1.0 / ×1.2）对全年滚动调度总电费</w:t>
+      </w:r>
+    </w:p>
+    <w:p>
+      <w:pPr>
+        <w:spacing w:line="240" w:lineRule="auto" w:after="0"/>
+      </w:pPr>
+      <w:r>
+        <w:rPr>
+          <w:rFonts w:ascii="Consolas" w:hAnsi="Consolas" w:eastAsia="宋体"/>
+          <w:b w:val="0"/>
+          <w:sz w:val="18"/>
+        </w:rPr>
+        <w:t xml:space="preserve">    及"MPC 调整 vs 不调整"节省率的影响。</w:t>
+      </w:r>
+    </w:p>
+    <w:p>
+      <w:pPr>
+        <w:spacing w:line="240" w:lineRule="auto" w:after="0"/>
+      </w:pPr>
+      <w:r>
+        <w:rPr>
+          <w:rFonts w:ascii="Consolas" w:hAnsi="Consolas" w:eastAsia="宋体"/>
+          <w:b w:val="0"/>
+          <w:sz w:val="18"/>
+        </w:rPr>
+        <w:t>口径与 q2/q3 日志一致：全年 = 2025-02-01~12-31 共 334 天（1 月为 SOC 预热期）。</w:t>
+      </w:r>
+    </w:p>
+    <w:p>
+      <w:pPr>
+        <w:spacing w:line="240" w:lineRule="auto" w:after="0"/>
+      </w:pPr>
+      <w:r>
+        <w:rPr>
+          <w:rFonts w:ascii="Consolas" w:hAnsi="Consolas" w:eastAsia="宋体"/>
+          <w:b w:val="0"/>
+          <w:sz w:val="18"/>
+        </w:rPr>
+        <w:t>"""</w:t>
+      </w:r>
+    </w:p>
+    <w:p>
+      <w:pPr>
+        <w:spacing w:line="240" w:lineRule="auto" w:after="0"/>
+      </w:pPr>
+      <w:r>
+        <w:rPr>
+          <w:rFonts w:ascii="Consolas" w:hAnsi="Consolas" w:eastAsia="宋体"/>
+          <w:b w:val="0"/>
+          <w:sz w:val="18"/>
+        </w:rPr>
+        <w:t>import numpy as np</w:t>
+      </w:r>
+    </w:p>
+    <w:p>
+      <w:pPr>
+        <w:spacing w:line="240" w:lineRule="auto" w:after="0"/>
+      </w:pPr>
+      <w:r>
+        <w:rPr>
+          <w:rFonts w:ascii="Consolas" w:hAnsi="Consolas" w:eastAsia="宋体"/>
+          <w:b w:val="0"/>
+          <w:sz w:val="18"/>
+        </w:rPr>
+        <w:t>import pandas as pd</w:t>
+      </w:r>
+    </w:p>
+    <w:p>
+      <w:pPr>
+        <w:spacing w:line="240" w:lineRule="auto" w:after="0"/>
+      </w:pPr>
+      <w:r>
+        <w:rPr>
+          <w:rFonts w:ascii="Consolas" w:hAnsi="Consolas" w:eastAsia="宋体"/>
+          <w:b w:val="0"/>
+          <w:sz w:val="18"/>
+        </w:rPr>
+        <w:t>from scipy.optimize import linprog</w:t>
+      </w:r>
+    </w:p>
+    <w:p>
+      <w:pPr>
+        <w:spacing w:line="240" w:lineRule="auto" w:after="0"/>
+      </w:pPr>
+      <w:r>
+        <w:rPr>
+          <w:rFonts w:ascii="Consolas" w:hAnsi="Consolas" w:eastAsia="宋体"/>
+          <w:b w:val="0"/>
+          <w:sz w:val="18"/>
+        </w:rPr>
+        <w:t>from scipy.sparse import lil_matrix</w:t>
+      </w:r>
+    </w:p>
+    <w:p>
+      <w:pPr>
+        <w:spacing w:line="240" w:lineRule="auto" w:after="0"/>
+      </w:pPr>
+      <w:r>
+        <w:rPr>
+          <w:rFonts w:ascii="Consolas" w:hAnsi="Consolas" w:eastAsia="宋体"/>
+          <w:b w:val="0"/>
+          <w:sz w:val="18"/>
+        </w:rPr>
+        <w:t xml:space="preserve"> </w:t>
+      </w:r>
+    </w:p>
+    <w:p>
+      <w:pPr>
+        <w:spacing w:line="240" w:lineRule="auto" w:after="0"/>
+      </w:pPr>
+      <w:r>
+        <w:rPr>
+          <w:rFonts w:ascii="Consolas" w:hAnsi="Consolas" w:eastAsia="宋体"/>
+          <w:b w:val="0"/>
+          <w:sz w:val="18"/>
+        </w:rPr>
+        <w:t>import lp_core as C</w:t>
+      </w:r>
+    </w:p>
+    <w:p>
+      <w:pPr>
+        <w:spacing w:line="240" w:lineRule="auto" w:after="0"/>
+      </w:pPr>
+      <w:r>
+        <w:rPr>
+          <w:rFonts w:ascii="Consolas" w:hAnsi="Consolas" w:eastAsia="宋体"/>
+          <w:b w:val="0"/>
+          <w:sz w:val="18"/>
+        </w:rPr>
+        <w:t xml:space="preserve"> </w:t>
+      </w:r>
+    </w:p>
+    <w:p>
+      <w:pPr>
+        <w:spacing w:line="240" w:lineRule="auto" w:after="0"/>
+      </w:pPr>
+      <w:r>
+        <w:rPr>
+          <w:rFonts w:ascii="Consolas" w:hAnsi="Consolas" w:eastAsia="宋体"/>
+          <w:b w:val="0"/>
+          <w:sz w:val="18"/>
+        </w:rPr>
+        <w:t>T, DT, PMAX = C.T, C.DT, C.PMAX</w:t>
+      </w:r>
+    </w:p>
+    <w:p>
+      <w:pPr>
+        <w:spacing w:line="240" w:lineRule="auto" w:after="0"/>
+      </w:pPr>
+      <w:r>
+        <w:rPr>
+          <w:rFonts w:ascii="Consolas" w:hAnsi="Consolas" w:eastAsia="宋体"/>
+          <w:b w:val="0"/>
+          <w:sz w:val="18"/>
+        </w:rPr>
+        <w:t>D0, D1 = C.OUT_START, 365          # 统计口径: 日索引 31..364</w:t>
+      </w:r>
+    </w:p>
+    <w:p>
+      <w:pPr>
+        <w:spacing w:line="240" w:lineRule="auto" w:after="0"/>
+      </w:pPr>
+      <w:r>
+        <w:rPr>
+          <w:rFonts w:ascii="Consolas" w:hAnsi="Consolas" w:eastAsia="宋体"/>
+          <w:b w:val="0"/>
+          <w:sz w:val="18"/>
+        </w:rPr>
+        <w:t xml:space="preserve"> </w:t>
+      </w:r>
+    </w:p>
+    <w:p>
+      <w:pPr>
+        <w:spacing w:line="240" w:lineRule="auto" w:after="0"/>
+      </w:pPr>
+      <w:r>
+        <w:rPr>
+          <w:rFonts w:ascii="Consolas" w:hAnsi="Consolas" w:eastAsia="宋体"/>
+          <w:b w:val="0"/>
+          <w:sz w:val="18"/>
+        </w:rPr>
+        <w:t xml:space="preserve"> </w:t>
+      </w:r>
+    </w:p>
+    <w:p>
+      <w:pPr>
+        <w:spacing w:line="240" w:lineRule="auto" w:after="0"/>
+      </w:pPr>
+      <w:r>
+        <w:rPr>
+          <w:rFonts w:ascii="Consolas" w:hAnsi="Consolas" w:eastAsia="宋体"/>
+          <w:b w:val="0"/>
+          <w:sz w:val="18"/>
+        </w:rPr>
+        <w:t>def q1_lp(S, eta):</w:t>
+      </w:r>
+    </w:p>
+    <w:p>
+      <w:pPr>
+        <w:spacing w:line="240" w:lineRule="auto" w:after="0"/>
+      </w:pPr>
+      <w:r>
+        <w:rPr>
+          <w:rFonts w:ascii="Consolas" w:hAnsi="Consolas" w:eastAsia="宋体"/>
+          <w:b w:val="0"/>
+          <w:sz w:val="18"/>
+        </w:rPr>
+        <w:t xml:space="preserve">    """问题一参数化 LP：容量 S(决定 SOC 盒 [0.1S, 0.9S])、效率 eta。数据=附件1。"""</w:t>
+      </w:r>
+    </w:p>
+    <w:p>
+      <w:pPr>
+        <w:spacing w:line="240" w:lineRule="auto" w:after="0"/>
+      </w:pPr>
+      <w:r>
+        <w:rPr>
+          <w:rFonts w:ascii="Consolas" w:hAnsi="Consolas" w:eastAsia="宋体"/>
+          <w:b w:val="0"/>
+          <w:sz w:val="18"/>
+        </w:rPr>
+        <w:t xml:space="preserve">    a1 = pd.read_excel(C.BASE / '附件/附件1.xlsx')</w:t>
+      </w:r>
+    </w:p>
+    <w:p>
+      <w:pPr>
+        <w:spacing w:line="240" w:lineRule="auto" w:after="0"/>
+      </w:pPr>
+      <w:r>
+        <w:rPr>
+          <w:rFonts w:ascii="Consolas" w:hAnsi="Consolas" w:eastAsia="宋体"/>
+          <w:b w:val="0"/>
+          <w:sz w:val="18"/>
+        </w:rPr>
+        <w:t xml:space="preserve">    price = a1['电价'].to_numpy(float)</w:t>
+      </w:r>
+    </w:p>
+    <w:p>
+      <w:pPr>
+        <w:spacing w:line="240" w:lineRule="auto" w:after="0"/>
+      </w:pPr>
+      <w:r>
+        <w:rPr>
+          <w:rFonts w:ascii="Consolas" w:hAnsi="Consolas" w:eastAsia="宋体"/>
+          <w:b w:val="0"/>
+          <w:sz w:val="18"/>
+        </w:rPr>
+        <w:t xml:space="preserve">    load = a1['小区负载'].to_numpy(float) * DT</w:t>
+      </w:r>
+    </w:p>
+    <w:p>
+      <w:pPr>
+        <w:spacing w:line="240" w:lineRule="auto" w:after="0"/>
+      </w:pPr>
+      <w:r>
+        <w:rPr>
+          <w:rFonts w:ascii="Consolas" w:hAnsi="Consolas" w:eastAsia="宋体"/>
+          <w:b w:val="0"/>
+          <w:sz w:val="18"/>
+        </w:rPr>
+        <w:t xml:space="preserve">    pv = a1['光伏发电预测功率'].to_numpy(float) * DT</w:t>
+      </w:r>
+    </w:p>
+    <w:p>
+      <w:pPr>
+        <w:spacing w:line="240" w:lineRule="auto" w:after="0"/>
+      </w:pPr>
+      <w:r>
+        <w:rPr>
+          <w:rFonts w:ascii="Consolas" w:hAnsi="Consolas" w:eastAsia="宋体"/>
+          <w:b w:val="0"/>
+          <w:sz w:val="18"/>
+        </w:rPr>
+        <w:t xml:space="preserve">    s_lo, s_hi = 0.1 * S, 0.9 * S</w:t>
+      </w:r>
+    </w:p>
+    <w:p>
+      <w:pPr>
+        <w:spacing w:line="240" w:lineRule="auto" w:after="0"/>
+      </w:pPr>
+      <w:r>
+        <w:rPr>
+          <w:rFonts w:ascii="Consolas" w:hAnsi="Consolas" w:eastAsia="宋体"/>
+          <w:b w:val="0"/>
+          <w:sz w:val="18"/>
+        </w:rPr>
+        <w:t xml:space="preserve"> </w:t>
+      </w:r>
+    </w:p>
+    <w:p>
+      <w:pPr>
+        <w:spacing w:line="240" w:lineRule="auto" w:after="0"/>
+      </w:pPr>
+      <w:r>
+        <w:rPr>
+          <w:rFonts w:ascii="Consolas" w:hAnsi="Consolas" w:eastAsia="宋体"/>
+          <w:b w:val="0"/>
+          <w:sz w:val="18"/>
+        </w:rPr>
+        <w:t xml:space="preserve">    N = 4 * T + 1</w:t>
+      </w:r>
+    </w:p>
+    <w:p>
+      <w:pPr>
+        <w:spacing w:line="240" w:lineRule="auto" w:after="0"/>
+      </w:pPr>
+      <w:r>
+        <w:rPr>
+          <w:rFonts w:ascii="Consolas" w:hAnsi="Consolas" w:eastAsia="宋体"/>
+          <w:b w:val="0"/>
+          <w:sz w:val="18"/>
+        </w:rPr>
+        <w:t xml:space="preserve">    ib, ic, id_, is_ = 0, T, 2 * T, 3 * T</w:t>
+      </w:r>
+    </w:p>
+    <w:p>
+      <w:pPr>
+        <w:spacing w:line="240" w:lineRule="auto" w:after="0"/>
+      </w:pPr>
+      <w:r>
+        <w:rPr>
+          <w:rFonts w:ascii="Consolas" w:hAnsi="Consolas" w:eastAsia="宋体"/>
+          <w:b w:val="0"/>
+          <w:sz w:val="18"/>
+        </w:rPr>
+        <w:t xml:space="preserve">    c = np.zeros(N)</w:t>
+      </w:r>
+    </w:p>
+    <w:p>
+      <w:pPr>
+        <w:spacing w:line="240" w:lineRule="auto" w:after="0"/>
+      </w:pPr>
+      <w:r>
+        <w:rPr>
+          <w:rFonts w:ascii="Consolas" w:hAnsi="Consolas" w:eastAsia="宋体"/>
+          <w:b w:val="0"/>
+          <w:sz w:val="18"/>
+        </w:rPr>
+        <w:t xml:space="preserve">    c[ib:ib + T] = price</w:t>
+      </w:r>
+    </w:p>
+    <w:p>
+      <w:pPr>
+        <w:spacing w:line="240" w:lineRule="auto" w:after="0"/>
+      </w:pPr>
+      <w:r>
+        <w:rPr>
+          <w:rFonts w:ascii="Consolas" w:hAnsi="Consolas" w:eastAsia="宋体"/>
+          <w:b w:val="0"/>
+          <w:sz w:val="18"/>
+        </w:rPr>
+        <w:t xml:space="preserve">    Aeq = lil_matrix((T + 1, N))</w:t>
+      </w:r>
+    </w:p>
+    <w:p>
+      <w:pPr>
+        <w:spacing w:line="240" w:lineRule="auto" w:after="0"/>
+      </w:pPr>
+      <w:r>
+        <w:rPr>
+          <w:rFonts w:ascii="Consolas" w:hAnsi="Consolas" w:eastAsia="宋体"/>
+          <w:b w:val="0"/>
+          <w:sz w:val="18"/>
+        </w:rPr>
+        <w:t xml:space="preserve">    beq = np.zeros(T + 1)</w:t>
+      </w:r>
+    </w:p>
+    <w:p>
+      <w:pPr>
+        <w:spacing w:line="240" w:lineRule="auto" w:after="0"/>
+      </w:pPr>
+      <w:r>
+        <w:rPr>
+          <w:rFonts w:ascii="Consolas" w:hAnsi="Consolas" w:eastAsia="宋体"/>
+          <w:b w:val="0"/>
+          <w:sz w:val="18"/>
+        </w:rPr>
+        <w:t xml:space="preserve">    for t in range(T):</w:t>
+      </w:r>
+    </w:p>
+    <w:p>
+      <w:pPr>
+        <w:spacing w:line="240" w:lineRule="auto" w:after="0"/>
+      </w:pPr>
+      <w:r>
+        <w:rPr>
+          <w:rFonts w:ascii="Consolas" w:hAnsi="Consolas" w:eastAsia="宋体"/>
+          <w:b w:val="0"/>
+          <w:sz w:val="18"/>
+        </w:rPr>
+        <w:t xml:space="preserve">        Aeq[t, is_ + t + 1] = 1.0</w:t>
+      </w:r>
+    </w:p>
+    <w:p>
+      <w:pPr>
+        <w:spacing w:line="240" w:lineRule="auto" w:after="0"/>
+      </w:pPr>
+      <w:r>
+        <w:rPr>
+          <w:rFonts w:ascii="Consolas" w:hAnsi="Consolas" w:eastAsia="宋体"/>
+          <w:b w:val="0"/>
+          <w:sz w:val="18"/>
+        </w:rPr>
+        <w:t xml:space="preserve">        Aeq[t, is_ + t] = -1.0</w:t>
+      </w:r>
+    </w:p>
+    <w:p>
+      <w:pPr>
+        <w:spacing w:line="240" w:lineRule="auto" w:after="0"/>
+      </w:pPr>
+      <w:r>
+        <w:rPr>
+          <w:rFonts w:ascii="Consolas" w:hAnsi="Consolas" w:eastAsia="宋体"/>
+          <w:b w:val="0"/>
+          <w:sz w:val="18"/>
+        </w:rPr>
+        <w:t xml:space="preserve">        Aeq[t, ic + t] = -eta</w:t>
+      </w:r>
+    </w:p>
+    <w:p>
+      <w:pPr>
+        <w:spacing w:line="240" w:lineRule="auto" w:after="0"/>
+      </w:pPr>
+      <w:r>
+        <w:rPr>
+          <w:rFonts w:ascii="Consolas" w:hAnsi="Consolas" w:eastAsia="宋体"/>
+          <w:b w:val="0"/>
+          <w:sz w:val="18"/>
+        </w:rPr>
+        <w:t xml:space="preserve">        Aeq[t, id_ + t] = 1.0 / eta</w:t>
+      </w:r>
+    </w:p>
+    <w:p>
+      <w:pPr>
+        <w:spacing w:line="240" w:lineRule="auto" w:after="0"/>
+      </w:pPr>
+      <w:r>
+        <w:rPr>
+          <w:rFonts w:ascii="Consolas" w:hAnsi="Consolas" w:eastAsia="宋体"/>
+          <w:b w:val="0"/>
+          <w:sz w:val="18"/>
+        </w:rPr>
+        <w:t xml:space="preserve">    Aeq[T, is_ + T] = 1.0</w:t>
+      </w:r>
+    </w:p>
+    <w:p>
+      <w:pPr>
+        <w:spacing w:line="240" w:lineRule="auto" w:after="0"/>
+      </w:pPr>
+      <w:r>
+        <w:rPr>
+          <w:rFonts w:ascii="Consolas" w:hAnsi="Consolas" w:eastAsia="宋体"/>
+          <w:b w:val="0"/>
+          <w:sz w:val="18"/>
+        </w:rPr>
+        <w:t xml:space="preserve">    Aeq[T, is_] = -1.0</w:t>
+      </w:r>
+    </w:p>
+    <w:p>
+      <w:pPr>
+        <w:spacing w:line="240" w:lineRule="auto" w:after="0"/>
+      </w:pPr>
+      <w:r>
+        <w:rPr>
+          <w:rFonts w:ascii="Consolas" w:hAnsi="Consolas" w:eastAsia="宋体"/>
+          <w:b w:val="0"/>
+          <w:sz w:val="18"/>
+        </w:rPr>
+        <w:t xml:space="preserve">    Aub = lil_matrix((T, N))</w:t>
+      </w:r>
+    </w:p>
+    <w:p>
+      <w:pPr>
+        <w:spacing w:line="240" w:lineRule="auto" w:after="0"/>
+      </w:pPr>
+      <w:r>
+        <w:rPr>
+          <w:rFonts w:ascii="Consolas" w:hAnsi="Consolas" w:eastAsia="宋体"/>
+          <w:b w:val="0"/>
+          <w:sz w:val="18"/>
+        </w:rPr>
+        <w:t xml:space="preserve">    for t in range(T):</w:t>
+      </w:r>
+    </w:p>
+    <w:p>
+      <w:pPr>
+        <w:spacing w:line="240" w:lineRule="auto" w:after="0"/>
+      </w:pPr>
+      <w:r>
+        <w:rPr>
+          <w:rFonts w:ascii="Consolas" w:hAnsi="Consolas" w:eastAsia="宋体"/>
+          <w:b w:val="0"/>
+          <w:sz w:val="18"/>
+        </w:rPr>
+        <w:t xml:space="preserve">        Aub[t, ib + t] = -1.0</w:t>
+      </w:r>
+    </w:p>
+    <w:p>
+      <w:pPr>
+        <w:spacing w:line="240" w:lineRule="auto" w:after="0"/>
+      </w:pPr>
+      <w:r>
+        <w:rPr>
+          <w:rFonts w:ascii="Consolas" w:hAnsi="Consolas" w:eastAsia="宋体"/>
+          <w:b w:val="0"/>
+          <w:sz w:val="18"/>
+        </w:rPr>
+        <w:t xml:space="preserve">        Aub[t, id_ + t] = -1.0</w:t>
+      </w:r>
+    </w:p>
+    <w:p>
+      <w:pPr>
+        <w:spacing w:line="240" w:lineRule="auto" w:after="0"/>
+      </w:pPr>
+      <w:r>
+        <w:rPr>
+          <w:rFonts w:ascii="Consolas" w:hAnsi="Consolas" w:eastAsia="宋体"/>
+          <w:b w:val="0"/>
+          <w:sz w:val="18"/>
+        </w:rPr>
+        <w:t xml:space="preserve">        Aub[t, ic + t] = 1.0</w:t>
+      </w:r>
+    </w:p>
+    <w:p>
+      <w:pPr>
+        <w:spacing w:line="240" w:lineRule="auto" w:after="0"/>
+      </w:pPr>
+      <w:r>
+        <w:rPr>
+          <w:rFonts w:ascii="Consolas" w:hAnsi="Consolas" w:eastAsia="宋体"/>
+          <w:b w:val="0"/>
+          <w:sz w:val="18"/>
+        </w:rPr>
+        <w:t xml:space="preserve">    bounds = ([(0, None)] * T + [(0, PMAX)] * (2 * T) +</w:t>
+      </w:r>
+    </w:p>
+    <w:p>
+      <w:pPr>
+        <w:spacing w:line="240" w:lineRule="auto" w:after="0"/>
+      </w:pPr>
+      <w:r>
+        <w:rPr>
+          <w:rFonts w:ascii="Consolas" w:hAnsi="Consolas" w:eastAsia="宋体"/>
+          <w:b w:val="0"/>
+          <w:sz w:val="18"/>
+        </w:rPr>
+        <w:t xml:space="preserve">              [(s_lo, s_hi)] * (T + 1))</w:t>
+      </w:r>
+    </w:p>
+    <w:p>
+      <w:pPr>
+        <w:spacing w:line="240" w:lineRule="auto" w:after="0"/>
+      </w:pPr>
+      <w:r>
+        <w:rPr>
+          <w:rFonts w:ascii="Consolas" w:hAnsi="Consolas" w:eastAsia="宋体"/>
+          <w:b w:val="0"/>
+          <w:sz w:val="18"/>
+        </w:rPr>
+        <w:t xml:space="preserve">    res = linprog(c, A_ub=Aub.tocsr(), b_ub=pv - load, A_eq=Aeq.tocsr(),</w:t>
+      </w:r>
+    </w:p>
+    <w:p>
+      <w:pPr>
+        <w:spacing w:line="240" w:lineRule="auto" w:after="0"/>
+      </w:pPr>
+      <w:r>
+        <w:rPr>
+          <w:rFonts w:ascii="Consolas" w:hAnsi="Consolas" w:eastAsia="宋体"/>
+          <w:b w:val="0"/>
+          <w:sz w:val="18"/>
+        </w:rPr>
+        <w:t xml:space="preserve">                  b_eq=beq, bounds=bounds, method='highs')</w:t>
+      </w:r>
+    </w:p>
+    <w:p>
+      <w:pPr>
+        <w:spacing w:line="240" w:lineRule="auto" w:after="0"/>
+      </w:pPr>
+      <w:r>
+        <w:rPr>
+          <w:rFonts w:ascii="Consolas" w:hAnsi="Consolas" w:eastAsia="宋体"/>
+          <w:b w:val="0"/>
+          <w:sz w:val="18"/>
+        </w:rPr>
+        <w:t xml:space="preserve">    assert res.status == 0, res.message</w:t>
+      </w:r>
+    </w:p>
+    <w:p>
+      <w:pPr>
+        <w:spacing w:line="240" w:lineRule="auto" w:after="0"/>
+      </w:pPr>
+      <w:r>
+        <w:rPr>
+          <w:rFonts w:ascii="Consolas" w:hAnsi="Consolas" w:eastAsia="宋体"/>
+          <w:b w:val="0"/>
+          <w:sz w:val="18"/>
+        </w:rPr>
+        <w:t xml:space="preserve">    return float(price @ res.x[ib:ib + T])</w:t>
+      </w:r>
+    </w:p>
+    <w:p>
+      <w:pPr>
+        <w:spacing w:line="240" w:lineRule="auto" w:after="0"/>
+      </w:pPr>
+      <w:r>
+        <w:rPr>
+          <w:rFonts w:ascii="Consolas" w:hAnsi="Consolas" w:eastAsia="宋体"/>
+          <w:b w:val="0"/>
+          <w:sz w:val="18"/>
+        </w:rPr>
+        <w:t xml:space="preserve"> </w:t>
+      </w:r>
+    </w:p>
+    <w:p>
+      <w:pPr>
+        <w:spacing w:line="240" w:lineRule="auto" w:after="0"/>
+      </w:pPr>
+      <w:r>
+        <w:rPr>
+          <w:rFonts w:ascii="Consolas" w:hAnsi="Consolas" w:eastAsia="宋体"/>
+          <w:b w:val="0"/>
+          <w:sz w:val="18"/>
+        </w:rPr>
+        <w:t xml:space="preserve"> </w:t>
+      </w:r>
+    </w:p>
+    <w:p>
+      <w:pPr>
+        <w:spacing w:line="240" w:lineRule="auto" w:after="0"/>
+      </w:pPr>
+      <w:r>
+        <w:rPr>
+          <w:rFonts w:ascii="Consolas" w:hAnsi="Consolas" w:eastAsia="宋体"/>
+          <w:b w:val="0"/>
+          <w:sz w:val="18"/>
+        </w:rPr>
+        <w:t>def q2_year_cost(S):</w:t>
+      </w:r>
+    </w:p>
+    <w:p>
+      <w:pPr>
+        <w:spacing w:line="240" w:lineRule="auto" w:after="0"/>
+      </w:pPr>
+      <w:r>
+        <w:rPr>
+          <w:rFonts w:ascii="Consolas" w:hAnsi="Consolas" w:eastAsia="宋体"/>
+          <w:b w:val="0"/>
+          <w:sz w:val="18"/>
+        </w:rPr>
+        <w:t xml:space="preserve">    """问题二全年总电费(334天)：容量 S -&gt; SOC 盒 [0.1S, 0.9S]。"""</w:t>
+      </w:r>
+    </w:p>
+    <w:p>
+      <w:pPr>
+        <w:spacing w:line="240" w:lineRule="auto" w:after="0"/>
+      </w:pPr>
+      <w:r>
+        <w:rPr>
+          <w:rFonts w:ascii="Consolas" w:hAnsi="Consolas" w:eastAsia="宋体"/>
+          <w:b w:val="0"/>
+          <w:sz w:val="18"/>
+        </w:rPr>
+        <w:t xml:space="preserve">    old = (C.SOC_LO, C.SOC_HI)</w:t>
+      </w:r>
+    </w:p>
+    <w:p>
+      <w:pPr>
+        <w:spacing w:line="240" w:lineRule="auto" w:after="0"/>
+      </w:pPr>
+      <w:r>
+        <w:rPr>
+          <w:rFonts w:ascii="Consolas" w:hAnsi="Consolas" w:eastAsia="宋体"/>
+          <w:b w:val="0"/>
+          <w:sz w:val="18"/>
+        </w:rPr>
+        <w:t xml:space="preserve">    C.SOC_LO, C.SOC_HI = 0.1 * S, 0.9 * S</w:t>
+      </w:r>
+    </w:p>
+    <w:p>
+      <w:pPr>
+        <w:spacing w:line="240" w:lineRule="auto" w:after="0"/>
+      </w:pPr>
+      <w:r>
+        <w:rPr>
+          <w:rFonts w:ascii="Consolas" w:hAnsi="Consolas" w:eastAsia="宋体"/>
+          <w:b w:val="0"/>
+          <w:sz w:val="18"/>
+        </w:rPr>
+        <w:t xml:space="preserve">    try:</w:t>
+      </w:r>
+    </w:p>
+    <w:p>
+      <w:pPr>
+        <w:spacing w:line="240" w:lineRule="auto" w:after="0"/>
+      </w:pPr>
+      <w:r>
+        <w:rPr>
+          <w:rFonts w:ascii="Consolas" w:hAnsi="Consolas" w:eastAsia="宋体"/>
+          <w:b w:val="0"/>
+          <w:sz w:val="18"/>
+        </w:rPr>
+        <w:t xml:space="preserve">        out = C.q2_year(D['price1'])</w:t>
+      </w:r>
+    </w:p>
+    <w:p>
+      <w:pPr>
+        <w:spacing w:line="240" w:lineRule="auto" w:after="0"/>
+      </w:pPr>
+      <w:r>
+        <w:rPr>
+          <w:rFonts w:ascii="Consolas" w:hAnsi="Consolas" w:eastAsia="宋体"/>
+          <w:b w:val="0"/>
+          <w:sz w:val="18"/>
+        </w:rPr>
+        <w:t xml:space="preserve">    finally:</w:t>
+      </w:r>
+    </w:p>
+    <w:p>
+      <w:pPr>
+        <w:spacing w:line="240" w:lineRule="auto" w:after="0"/>
+      </w:pPr>
+      <w:r>
+        <w:rPr>
+          <w:rFonts w:ascii="Consolas" w:hAnsi="Consolas" w:eastAsia="宋体"/>
+          <w:b w:val="0"/>
+          <w:sz w:val="18"/>
+        </w:rPr>
+        <w:t xml:space="preserve">        C.SOC_LO, C.SOC_HI = old</w:t>
+      </w:r>
+    </w:p>
+    <w:p>
+      <w:pPr>
+        <w:spacing w:line="240" w:lineRule="auto" w:after="0"/>
+      </w:pPr>
+      <w:r>
+        <w:rPr>
+          <w:rFonts w:ascii="Consolas" w:hAnsi="Consolas" w:eastAsia="宋体"/>
+          <w:b w:val="0"/>
+          <w:sz w:val="18"/>
+        </w:rPr>
+        <w:t xml:space="preserve">    return sum(out[d]['cost'] for d in range(D0, D1))</w:t>
+      </w:r>
+    </w:p>
+    <w:p>
+      <w:pPr>
+        <w:spacing w:line="240" w:lineRule="auto" w:after="0"/>
+      </w:pPr>
+      <w:r>
+        <w:rPr>
+          <w:rFonts w:ascii="Consolas" w:hAnsi="Consolas" w:eastAsia="宋体"/>
+          <w:b w:val="0"/>
+          <w:sz w:val="18"/>
+        </w:rPr>
+        <w:t xml:space="preserve"> </w:t>
+      </w:r>
+    </w:p>
+    <w:p>
+      <w:pPr>
+        <w:spacing w:line="240" w:lineRule="auto" w:after="0"/>
+      </w:pPr>
+      <w:r>
+        <w:rPr>
+          <w:rFonts w:ascii="Consolas" w:hAnsi="Consolas" w:eastAsia="宋体"/>
+          <w:b w:val="0"/>
+          <w:sz w:val="18"/>
+        </w:rPr>
+        <w:t xml:space="preserve"> </w:t>
+      </w:r>
+    </w:p>
+    <w:p>
+      <w:pPr>
+        <w:spacing w:line="240" w:lineRule="auto" w:after="0"/>
+      </w:pPr>
+      <w:r>
+        <w:rPr>
+          <w:rFonts w:ascii="Consolas" w:hAnsi="Consolas" w:eastAsia="宋体"/>
+          <w:b w:val="0"/>
+          <w:sz w:val="18"/>
+        </w:rPr>
+        <w:t>def q3_year_totals(scale):</w:t>
+      </w:r>
+    </w:p>
+    <w:p>
+      <w:pPr>
+        <w:spacing w:line="240" w:lineRule="auto" w:after="0"/>
+      </w:pPr>
+      <w:r>
+        <w:rPr>
+          <w:rFonts w:ascii="Consolas" w:hAnsi="Consolas" w:eastAsia="宋体"/>
+          <w:b w:val="0"/>
+          <w:sz w:val="18"/>
+        </w:rPr>
+        <w:t xml:space="preserve">    """问题三全年总电费(334天)：预报 FC×scale，返回 (调整总费, 不调整总费)。"""</w:t>
+      </w:r>
+    </w:p>
+    <w:p>
+      <w:pPr>
+        <w:spacing w:line="240" w:lineRule="auto" w:after="0"/>
+      </w:pPr>
+      <w:r>
+        <w:rPr>
+          <w:rFonts w:ascii="Consolas" w:hAnsi="Consolas" w:eastAsia="宋体"/>
+          <w:b w:val="0"/>
+          <w:sz w:val="18"/>
+        </w:rPr>
+        <w:t xml:space="preserve">    adj = C.q3_year(D['price1'], D['FC'] * scale, D['LOAD'], D['PV'], adjust=True)</w:t>
+      </w:r>
+    </w:p>
+    <w:p>
+      <w:pPr>
+        <w:spacing w:line="240" w:lineRule="auto" w:after="0"/>
+      </w:pPr>
+      <w:r>
+        <w:rPr>
+          <w:rFonts w:ascii="Consolas" w:hAnsi="Consolas" w:eastAsia="宋体"/>
+          <w:b w:val="0"/>
+          <w:sz w:val="18"/>
+        </w:rPr>
+        <w:t xml:space="preserve">    no = C.q3_year(D['price1'], D['FC'] * scale, D['LOAD'], D['PV'], adjust=False)</w:t>
+      </w:r>
+    </w:p>
+    <w:p>
+      <w:pPr>
+        <w:spacing w:line="240" w:lineRule="auto" w:after="0"/>
+      </w:pPr>
+      <w:r>
+        <w:rPr>
+          <w:rFonts w:ascii="Consolas" w:hAnsi="Consolas" w:eastAsia="宋体"/>
+          <w:b w:val="0"/>
+          <w:sz w:val="18"/>
+        </w:rPr>
+        <w:t xml:space="preserve">    return (sum(adj[d]['total'] for d in range(D0, D1)),</w:t>
+      </w:r>
+    </w:p>
+    <w:p>
+      <w:pPr>
+        <w:spacing w:line="240" w:lineRule="auto" w:after="0"/>
+      </w:pPr>
+      <w:r>
+        <w:rPr>
+          <w:rFonts w:ascii="Consolas" w:hAnsi="Consolas" w:eastAsia="宋体"/>
+          <w:b w:val="0"/>
+          <w:sz w:val="18"/>
+        </w:rPr>
+        <w:t xml:space="preserve">            sum(no[d]['total'] for d in range(D0, D1)))</w:t>
+      </w:r>
+    </w:p>
+    <w:p>
+      <w:pPr>
+        <w:spacing w:line="240" w:lineRule="auto" w:after="0"/>
+      </w:pPr>
+      <w:r>
+        <w:rPr>
+          <w:rFonts w:ascii="Consolas" w:hAnsi="Consolas" w:eastAsia="宋体"/>
+          <w:b w:val="0"/>
+          <w:sz w:val="18"/>
+        </w:rPr>
+        <w:t xml:space="preserve"> </w:t>
+      </w:r>
+    </w:p>
+    <w:p>
+      <w:pPr>
+        <w:spacing w:line="240" w:lineRule="auto" w:after="0"/>
+      </w:pPr>
+      <w:r>
+        <w:rPr>
+          <w:rFonts w:ascii="Consolas" w:hAnsi="Consolas" w:eastAsia="宋体"/>
+          <w:b w:val="0"/>
+          <w:sz w:val="18"/>
+        </w:rPr>
+        <w:t xml:space="preserve"> </w:t>
+      </w:r>
+    </w:p>
+    <w:p>
+      <w:pPr>
+        <w:spacing w:line="240" w:lineRule="auto" w:after="0"/>
+      </w:pPr>
+      <w:r>
+        <w:rPr>
+          <w:rFonts w:ascii="Consolas" w:hAnsi="Consolas" w:eastAsia="宋体"/>
+          <w:b w:val="0"/>
+          <w:sz w:val="18"/>
+        </w:rPr>
+        <w:t>def main():</w:t>
+      </w:r>
+    </w:p>
+    <w:p>
+      <w:pPr>
+        <w:spacing w:line="240" w:lineRule="auto" w:after="0"/>
+      </w:pPr>
+      <w:r>
+        <w:rPr>
+          <w:rFonts w:ascii="Consolas" w:hAnsi="Consolas" w:eastAsia="宋体"/>
+          <w:b w:val="0"/>
+          <w:sz w:val="18"/>
+        </w:rPr>
+        <w:t xml:space="preserve">    print('=' * 72)</w:t>
+      </w:r>
+    </w:p>
+    <w:p>
+      <w:pPr>
+        <w:spacing w:line="240" w:lineRule="auto" w:after="0"/>
+      </w:pPr>
+      <w:r>
+        <w:rPr>
+          <w:rFonts w:ascii="Consolas" w:hAnsi="Consolas" w:eastAsia="宋体"/>
+          <w:b w:val="0"/>
+          <w:sz w:val="18"/>
+        </w:rPr>
+        <w:t xml:space="preserve">    print('(1) 问题一：容量与效率灵敏度（典型日=附件1，基准 35118.60）')</w:t>
+      </w:r>
+    </w:p>
+    <w:p>
+      <w:pPr>
+        <w:spacing w:line="240" w:lineRule="auto" w:after="0"/>
+      </w:pPr>
+      <w:r>
+        <w:rPr>
+          <w:rFonts w:ascii="Consolas" w:hAnsi="Consolas" w:eastAsia="宋体"/>
+          <w:b w:val="0"/>
+          <w:sz w:val="18"/>
+        </w:rPr>
+        <w:t xml:space="preserve">    base = q1_lp(12000.0, 0.9)</w:t>
+      </w:r>
+    </w:p>
+    <w:p>
+      <w:pPr>
+        <w:spacing w:line="240" w:lineRule="auto" w:after="0"/>
+      </w:pPr>
+      <w:r>
+        <w:rPr>
+          <w:rFonts w:ascii="Consolas" w:hAnsi="Consolas" w:eastAsia="宋体"/>
+          <w:b w:val="0"/>
+          <w:sz w:val="18"/>
+        </w:rPr>
+        <w:t xml:space="preserve">    print('  基准 S=12000, eta=0.90 : %.2f  (q1 日志 35118.60)' % base)</w:t>
+      </w:r>
+    </w:p>
+    <w:p>
+      <w:pPr>
+        <w:spacing w:line="240" w:lineRule="auto" w:after="0"/>
+      </w:pPr>
+      <w:r>
+        <w:rPr>
+          <w:rFonts w:ascii="Consolas" w:hAnsi="Consolas" w:eastAsia="宋体"/>
+          <w:b w:val="0"/>
+          <w:sz w:val="18"/>
+        </w:rPr>
+        <w:t xml:space="preserve">    assert abs(base - 35118.60) &lt; 0.01, base</w:t>
+      </w:r>
+    </w:p>
+    <w:p>
+      <w:pPr>
+        <w:spacing w:line="240" w:lineRule="auto" w:after="0"/>
+      </w:pPr>
+      <w:r>
+        <w:rPr>
+          <w:rFonts w:ascii="Consolas" w:hAnsi="Consolas" w:eastAsia="宋体"/>
+          <w:b w:val="0"/>
+          <w:sz w:val="18"/>
+        </w:rPr>
+        <w:t xml:space="preserve">    for S in (13200.0, 10800.0):</w:t>
+      </w:r>
+    </w:p>
+    <w:p>
+      <w:pPr>
+        <w:spacing w:line="240" w:lineRule="auto" w:after="0"/>
+      </w:pPr>
+      <w:r>
+        <w:rPr>
+          <w:rFonts w:ascii="Consolas" w:hAnsi="Consolas" w:eastAsia="宋体"/>
+          <w:b w:val="0"/>
+          <w:sz w:val="18"/>
+        </w:rPr>
+        <w:t xml:space="preserve">        v = q1_lp(S, 0.9)</w:t>
+      </w:r>
+    </w:p>
+    <w:p>
+      <w:pPr>
+        <w:spacing w:line="240" w:lineRule="auto" w:after="0"/>
+      </w:pPr>
+      <w:r>
+        <w:rPr>
+          <w:rFonts w:ascii="Consolas" w:hAnsi="Consolas" w:eastAsia="宋体"/>
+          <w:b w:val="0"/>
+          <w:sz w:val="18"/>
+        </w:rPr>
+        <w:t xml:space="preserve">        print('  S=%7.0f (%+.0f%%) : %.2f  变化 %+.2f%%'</w:t>
+      </w:r>
+    </w:p>
+    <w:p>
+      <w:pPr>
+        <w:spacing w:line="240" w:lineRule="auto" w:after="0"/>
+      </w:pPr>
+      <w:r>
+        <w:rPr>
+          <w:rFonts w:ascii="Consolas" w:hAnsi="Consolas" w:eastAsia="宋体"/>
+          <w:b w:val="0"/>
+          <w:sz w:val="18"/>
+        </w:rPr>
+        <w:t xml:space="preserve">              % (S, (S / 12000 - 1) * 100, v, (v - base) / base * 100))</w:t>
+      </w:r>
+    </w:p>
+    <w:p>
+      <w:pPr>
+        <w:spacing w:line="240" w:lineRule="auto" w:after="0"/>
+      </w:pPr>
+      <w:r>
+        <w:rPr>
+          <w:rFonts w:ascii="Consolas" w:hAnsi="Consolas" w:eastAsia="宋体"/>
+          <w:b w:val="0"/>
+          <w:sz w:val="18"/>
+        </w:rPr>
+        <w:t xml:space="preserve">    for eta in (0.85, 0.95):</w:t>
+      </w:r>
+    </w:p>
+    <w:p>
+      <w:pPr>
+        <w:spacing w:line="240" w:lineRule="auto" w:after="0"/>
+      </w:pPr>
+      <w:r>
+        <w:rPr>
+          <w:rFonts w:ascii="Consolas" w:hAnsi="Consolas" w:eastAsia="宋体"/>
+          <w:b w:val="0"/>
+          <w:sz w:val="18"/>
+        </w:rPr>
+        <w:t xml:space="preserve">        v = q1_lp(12000.0, eta)</w:t>
+      </w:r>
+    </w:p>
+    <w:p>
+      <w:pPr>
+        <w:spacing w:line="240" w:lineRule="auto" w:after="0"/>
+      </w:pPr>
+      <w:r>
+        <w:rPr>
+          <w:rFonts w:ascii="Consolas" w:hAnsi="Consolas" w:eastAsia="宋体"/>
+          <w:b w:val="0"/>
+          <w:sz w:val="18"/>
+        </w:rPr>
+        <w:t xml:space="preserve">        print('  eta=%.2f        : %.2f  变化 %+.2f%%'</w:t>
+      </w:r>
+    </w:p>
+    <w:p>
+      <w:pPr>
+        <w:spacing w:line="240" w:lineRule="auto" w:after="0"/>
+      </w:pPr>
+      <w:r>
+        <w:rPr>
+          <w:rFonts w:ascii="Consolas" w:hAnsi="Consolas" w:eastAsia="宋体"/>
+          <w:b w:val="0"/>
+          <w:sz w:val="18"/>
+        </w:rPr>
+        <w:t xml:space="preserve">              % (eta, v, (v - base) / base * 100))</w:t>
+      </w:r>
+    </w:p>
+    <w:p>
+      <w:pPr>
+        <w:spacing w:line="240" w:lineRule="auto" w:after="0"/>
+      </w:pPr>
+      <w:r>
+        <w:rPr>
+          <w:rFonts w:ascii="Consolas" w:hAnsi="Consolas" w:eastAsia="宋体"/>
+          <w:b w:val="0"/>
+          <w:sz w:val="18"/>
+        </w:rPr>
+        <w:t xml:space="preserve"> </w:t>
+      </w:r>
+    </w:p>
+    <w:p>
+      <w:pPr>
+        <w:spacing w:line="240" w:lineRule="auto" w:after="0"/>
+      </w:pPr>
+      <w:r>
+        <w:rPr>
+          <w:rFonts w:ascii="Consolas" w:hAnsi="Consolas" w:eastAsia="宋体"/>
+          <w:b w:val="0"/>
+          <w:sz w:val="18"/>
+        </w:rPr>
+        <w:t xml:space="preserve">    print('=' * 72)</w:t>
+      </w:r>
+    </w:p>
+    <w:p>
+      <w:pPr>
+        <w:spacing w:line="240" w:lineRule="auto" w:after="0"/>
+      </w:pPr>
+      <w:r>
+        <w:rPr>
+          <w:rFonts w:ascii="Consolas" w:hAnsi="Consolas" w:eastAsia="宋体"/>
+          <w:b w:val="0"/>
+          <w:sz w:val="18"/>
+        </w:rPr>
+        <w:t xml:space="preserve">    print('(2) 问题二：容量灵敏度（全年334天理想光伏，基准 12254765.72）')</w:t>
+      </w:r>
+    </w:p>
+    <w:p>
+      <w:pPr>
+        <w:spacing w:line="240" w:lineRule="auto" w:after="0"/>
+      </w:pPr>
+      <w:r>
+        <w:rPr>
+          <w:rFonts w:ascii="Consolas" w:hAnsi="Consolas" w:eastAsia="宋体"/>
+          <w:b w:val="0"/>
+          <w:sz w:val="18"/>
+        </w:rPr>
+        <w:t xml:space="preserve">    base2 = q2_year_cost(12000.0)</w:t>
+      </w:r>
+    </w:p>
+    <w:p>
+      <w:pPr>
+        <w:spacing w:line="240" w:lineRule="auto" w:after="0"/>
+      </w:pPr>
+      <w:r>
+        <w:rPr>
+          <w:rFonts w:ascii="Consolas" w:hAnsi="Consolas" w:eastAsia="宋体"/>
+          <w:b w:val="0"/>
+          <w:sz w:val="18"/>
+        </w:rPr>
+        <w:t xml:space="preserve">    print('  基准 S=12000 : %.2f  (q2 日志 12254765.72)' % base2)</w:t>
+      </w:r>
+    </w:p>
+    <w:p>
+      <w:pPr>
+        <w:spacing w:line="240" w:lineRule="auto" w:after="0"/>
+      </w:pPr>
+      <w:r>
+        <w:rPr>
+          <w:rFonts w:ascii="Consolas" w:hAnsi="Consolas" w:eastAsia="宋体"/>
+          <w:b w:val="0"/>
+          <w:sz w:val="18"/>
+        </w:rPr>
+        <w:t xml:space="preserve">    assert abs(base2 - 12254765.72) &lt; 0.01, base2</w:t>
+      </w:r>
+    </w:p>
+    <w:p>
+      <w:pPr>
+        <w:spacing w:line="240" w:lineRule="auto" w:after="0"/>
+      </w:pPr>
+      <w:r>
+        <w:rPr>
+          <w:rFonts w:ascii="Consolas" w:hAnsi="Consolas" w:eastAsia="宋体"/>
+          <w:b w:val="0"/>
+          <w:sz w:val="18"/>
+        </w:rPr>
+        <w:t xml:space="preserve">    for S in (13200.0, 10800.0):</w:t>
+      </w:r>
+    </w:p>
+    <w:p>
+      <w:pPr>
+        <w:spacing w:line="240" w:lineRule="auto" w:after="0"/>
+      </w:pPr>
+      <w:r>
+        <w:rPr>
+          <w:rFonts w:ascii="Consolas" w:hAnsi="Consolas" w:eastAsia="宋体"/>
+          <w:b w:val="0"/>
+          <w:sz w:val="18"/>
+        </w:rPr>
+        <w:t xml:space="preserve">        v = q2_year_cost(S)</w:t>
+      </w:r>
+    </w:p>
+    <w:p>
+      <w:pPr>
+        <w:spacing w:line="240" w:lineRule="auto" w:after="0"/>
+      </w:pPr>
+      <w:r>
+        <w:rPr>
+          <w:rFonts w:ascii="Consolas" w:hAnsi="Consolas" w:eastAsia="宋体"/>
+          <w:b w:val="0"/>
+          <w:sz w:val="18"/>
+        </w:rPr>
+        <w:t xml:space="preserve">        print('  S=%7.0f (%+.0f%%) : %.2f  变化 %+.2f%%'</w:t>
+      </w:r>
+    </w:p>
+    <w:p>
+      <w:pPr>
+        <w:spacing w:line="240" w:lineRule="auto" w:after="0"/>
+      </w:pPr>
+      <w:r>
+        <w:rPr>
+          <w:rFonts w:ascii="Consolas" w:hAnsi="Consolas" w:eastAsia="宋体"/>
+          <w:b w:val="0"/>
+          <w:sz w:val="18"/>
+        </w:rPr>
+        <w:t xml:space="preserve">              % (S, (S / 12000 - 1) * 100, v, (v - base2) / base2 * 100))</w:t>
+      </w:r>
+    </w:p>
+    <w:p>
+      <w:pPr>
+        <w:spacing w:line="240" w:lineRule="auto" w:after="0"/>
+      </w:pPr>
+      <w:r>
+        <w:rPr>
+          <w:rFonts w:ascii="Consolas" w:hAnsi="Consolas" w:eastAsia="宋体"/>
+          <w:b w:val="0"/>
+          <w:sz w:val="18"/>
+        </w:rPr>
+        <w:t xml:space="preserve"> </w:t>
+      </w:r>
+    </w:p>
+    <w:p>
+      <w:pPr>
+        <w:spacing w:line="240" w:lineRule="auto" w:after="0"/>
+      </w:pPr>
+      <w:r>
+        <w:rPr>
+          <w:rFonts w:ascii="Consolas" w:hAnsi="Consolas" w:eastAsia="宋体"/>
+          <w:b w:val="0"/>
+          <w:sz w:val="18"/>
+        </w:rPr>
+        <w:t xml:space="preserve">    print('=' * 72)</w:t>
+      </w:r>
+    </w:p>
+    <w:p>
+      <w:pPr>
+        <w:spacing w:line="240" w:lineRule="auto" w:after="0"/>
+      </w:pPr>
+      <w:r>
+        <w:rPr>
+          <w:rFonts w:ascii="Consolas" w:hAnsi="Consolas" w:eastAsia="宋体"/>
+          <w:b w:val="0"/>
+          <w:sz w:val="18"/>
+        </w:rPr>
+        <w:t xml:space="preserve">    print('(3) 问题三：光伏预报系统性偏差灵敏度（全年334天滚动）')</w:t>
+      </w:r>
+    </w:p>
+    <w:p>
+      <w:pPr>
+        <w:spacing w:line="240" w:lineRule="auto" w:after="0"/>
+      </w:pPr>
+      <w:r>
+        <w:rPr>
+          <w:rFonts w:ascii="Consolas" w:hAnsi="Consolas" w:eastAsia="宋体"/>
+          <w:b w:val="0"/>
+          <w:sz w:val="18"/>
+        </w:rPr>
+        <w:t xml:space="preserve">    for scale in (0.8, 1.0, 1.2):</w:t>
+      </w:r>
+    </w:p>
+    <w:p>
+      <w:pPr>
+        <w:spacing w:line="240" w:lineRule="auto" w:after="0"/>
+      </w:pPr>
+      <w:r>
+        <w:rPr>
+          <w:rFonts w:ascii="Consolas" w:hAnsi="Consolas" w:eastAsia="宋体"/>
+          <w:b w:val="0"/>
+          <w:sz w:val="18"/>
+        </w:rPr>
+        <w:t xml:space="preserve">        tot_adj, tot_no = q3_year_totals(scale)</w:t>
+      </w:r>
+    </w:p>
+    <w:p>
+      <w:pPr>
+        <w:spacing w:line="240" w:lineRule="auto" w:after="0"/>
+      </w:pPr>
+      <w:r>
+        <w:rPr>
+          <w:rFonts w:ascii="Consolas" w:hAnsi="Consolas" w:eastAsia="宋体"/>
+          <w:b w:val="0"/>
+          <w:sz w:val="18"/>
+        </w:rPr>
+        <w:t xml:space="preserve">        sav = (tot_no - tot_adj) / tot_no * 100</w:t>
+      </w:r>
+    </w:p>
+    <w:p>
+      <w:pPr>
+        <w:spacing w:line="240" w:lineRule="auto" w:after="0"/>
+      </w:pPr>
+      <w:r>
+        <w:rPr>
+          <w:rFonts w:ascii="Consolas" w:hAnsi="Consolas" w:eastAsia="宋体"/>
+          <w:b w:val="0"/>
+          <w:sz w:val="18"/>
+        </w:rPr>
+        <w:t xml:space="preserve">        print('  预报x%.1f: 滚动调整 %s 元 | 不调整 %s 元 | 节省 %.2f%%'</w:t>
+      </w:r>
+    </w:p>
+    <w:p>
+      <w:pPr>
+        <w:spacing w:line="240" w:lineRule="auto" w:after="0"/>
+      </w:pPr>
+      <w:r>
+        <w:rPr>
+          <w:rFonts w:ascii="Consolas" w:hAnsi="Consolas" w:eastAsia="宋体"/>
+          <w:b w:val="0"/>
+          <w:sz w:val="18"/>
+        </w:rPr>
+        <w:t xml:space="preserve">              % (scale, format(tot_adj, '.2f'), format(tot_no, '.2f'), sav))</w:t>
+      </w:r>
+    </w:p>
+    <w:p>
+      <w:pPr>
+        <w:spacing w:line="240" w:lineRule="auto" w:after="0"/>
+      </w:pPr>
+      <w:r>
+        <w:rPr>
+          <w:rFonts w:ascii="Consolas" w:hAnsi="Consolas" w:eastAsia="宋体"/>
+          <w:b w:val="0"/>
+          <w:sz w:val="18"/>
+        </w:rPr>
+        <w:t xml:space="preserve">    print('  (基准 x1.0 应对应 q3 日志: 调整 17000834.39 / 不调整 17400028.28 / 节省 2.29%)')</w:t>
+      </w:r>
+    </w:p>
+    <w:p>
+      <w:pPr>
+        <w:spacing w:line="240" w:lineRule="auto" w:after="0"/>
+      </w:pPr>
+      <w:r>
+        <w:rPr>
+          <w:rFonts w:ascii="Consolas" w:hAnsi="Consolas" w:eastAsia="宋体"/>
+          <w:b w:val="0"/>
+          <w:sz w:val="18"/>
+        </w:rPr>
+        <w:t xml:space="preserve"> </w:t>
+      </w:r>
+    </w:p>
+    <w:p>
+      <w:pPr>
+        <w:spacing w:line="240" w:lineRule="auto" w:after="0"/>
+      </w:pPr>
+      <w:r>
+        <w:rPr>
+          <w:rFonts w:ascii="Consolas" w:hAnsi="Consolas" w:eastAsia="宋体"/>
+          <w:b w:val="0"/>
+          <w:sz w:val="18"/>
+        </w:rPr>
+        <w:t xml:space="preserve"> </w:t>
+      </w:r>
+    </w:p>
+    <w:p>
+      <w:pPr>
+        <w:spacing w:line="240" w:lineRule="auto" w:after="0"/>
+      </w:pPr>
+      <w:r>
+        <w:rPr>
+          <w:rFonts w:ascii="Consolas" w:hAnsi="Consolas" w:eastAsia="宋体"/>
+          <w:b w:val="0"/>
+          <w:sz w:val="18"/>
+        </w:rPr>
+        <w:t>if __name__ == '__main__':</w:t>
+      </w:r>
+    </w:p>
+    <w:p>
+      <w:pPr>
+        <w:spacing w:line="240" w:lineRule="auto" w:after="0"/>
+      </w:pPr>
+      <w:r>
+        <w:rPr>
+          <w:rFonts w:ascii="Consolas" w:hAnsi="Consolas" w:eastAsia="宋体"/>
+          <w:b w:val="0"/>
+          <w:sz w:val="18"/>
+        </w:rPr>
+        <w:t xml:space="preserve">    D = C.load_data()</w:t>
+      </w:r>
+    </w:p>
+    <w:p>
+      <w:pPr>
+        <w:spacing w:line="240" w:lineRule="auto" w:after="0"/>
+      </w:pPr>
+      <w:r>
+        <w:rPr>
+          <w:rFonts w:ascii="Consolas" w:hAnsi="Consolas" w:eastAsia="宋体"/>
+          <w:b w:val="0"/>
+          <w:sz w:val="18"/>
+        </w:rPr>
+        <w:t xml:space="preserve">    main()</w:t>
       </w:r>
     </w:p>
     <w:sectPr>

--- a/2026数学建模国赛论文.docx
+++ b/2026数学建模国赛论文.docx
@@ -3202,6 +3202,389 @@
     </w:p>
     <w:p>
       <w:pPr>
+        <w:ind w:firstLine="480"/>
+      </w:pPr>
+      <w:r>
+        <w:rPr>
+          <w:rFonts w:ascii="Times New Roman" w:hAnsi="Times New Roman" w:eastAsia="宋体"/>
+          <w:b w:val="0"/>
+          <w:sz w:val="24"/>
+        </w:rPr>
+        <w:t>为量化储能带来的套利收益与光伏消纳提升，在同一典型日上另行求解“无储能基准场景”：即令各时段充、放电功率恒为 0，其余约束与目标函数与问题一完全一致，仅去除储能相关变量与 SOC 约束，得到无储能时若仍按分时电价购电的全天购电费用。两种场景的对比见表 5-3。</w:t>
+      </w:r>
+    </w:p>
+    <w:p>
+      <w:pPr>
+        <w:spacing w:before="120" w:after="60"/>
+        <w:jc w:val="center"/>
+      </w:pPr>
+      <w:r>
+        <w:rPr>
+          <w:rFonts w:ascii="Times New Roman" w:hAnsi="Times New Roman" w:eastAsia="黑体"/>
+          <w:b/>
+          <w:sz w:val="21"/>
+        </w:rPr>
+        <w:t>表 5-3  典型日有无储能场景的购电费用与光伏消纳对比</w:t>
+      </w:r>
+    </w:p>
+    <w:tbl>
+      <w:tblPr>
+        <w:tblW w:type="auto" w:w="0"/>
+        <w:jc w:val="center"/>
+        <w:tblLook w:firstColumn="1" w:firstRow="1" w:lastColumn="0" w:lastRow="0" w:noHBand="0" w:noVBand="1" w:val="04A0"/>
+        <w:tblBorders>
+          <w:top w:val="single" w:sz="12" w:space="0" w:color="000000"/>
+          <w:bottom w:val="single" w:sz="12" w:space="0" w:color="000000"/>
+          <w:left w:val="none" w:sz="0" w:space="0"/>
+          <w:right w:val="none" w:sz="0" w:space="0"/>
+          <w:insideH w:val="none" w:sz="0" w:space="0"/>
+          <w:insideV w:val="none" w:sz="0" w:space="0"/>
+        </w:tblBorders>
+      </w:tblPr>
+      <w:tblGrid>
+        <w:gridCol w:w="1701"/>
+        <w:gridCol w:w="1701"/>
+        <w:gridCol w:w="1701"/>
+        <w:gridCol w:w="1701"/>
+        <w:gridCol w:w="1701"/>
+      </w:tblGrid>
+      <w:tr>
+        <w:tc>
+          <w:tcPr>
+            <w:tcW w:type="dxa" w:w="1701"/>
+            <w:tcBorders>
+              <w:bottom w:val="single" w:sz="4" w:space="0" w:color="000000"/>
+            </w:tcBorders>
+          </w:tcPr>
+          <w:p>
+            <w:pPr>
+              <w:spacing w:line="240" w:lineRule="auto"/>
+              <w:jc w:val="center"/>
+            </w:pPr>
+            <w:r/>
+            <w:r>
+              <w:rPr>
+                <w:rFonts w:ascii="Times New Roman" w:hAnsi="Times New Roman" w:eastAsia="宋体"/>
+                <w:b/>
+                <w:sz w:val="21"/>
+              </w:rPr>
+              <w:t>场景</w:t>
+            </w:r>
+          </w:p>
+        </w:tc>
+        <w:tc>
+          <w:tcPr>
+            <w:tcW w:type="dxa" w:w="1701"/>
+            <w:tcBorders>
+              <w:bottom w:val="single" w:sz="4" w:space="0" w:color="000000"/>
+            </w:tcBorders>
+          </w:tcPr>
+          <w:p>
+            <w:pPr>
+              <w:spacing w:line="240" w:lineRule="auto"/>
+              <w:jc w:val="center"/>
+            </w:pPr>
+            <w:r/>
+            <w:r>
+              <w:rPr>
+                <w:rFonts w:ascii="Times New Roman" w:hAnsi="Times New Roman" w:eastAsia="宋体"/>
+                <w:b/>
+                <w:sz w:val="21"/>
+              </w:rPr>
+              <w:t>全天购电费/元</w:t>
+            </w:r>
+          </w:p>
+        </w:tc>
+        <w:tc>
+          <w:tcPr>
+            <w:tcW w:type="dxa" w:w="1701"/>
+            <w:tcBorders>
+              <w:bottom w:val="single" w:sz="4" w:space="0" w:color="000000"/>
+            </w:tcBorders>
+          </w:tcPr>
+          <w:p>
+            <w:pPr>
+              <w:spacing w:line="240" w:lineRule="auto"/>
+              <w:jc w:val="center"/>
+            </w:pPr>
+            <w:r/>
+            <w:r>
+              <w:rPr>
+                <w:rFonts w:ascii="Times New Roman" w:hAnsi="Times New Roman" w:eastAsia="宋体"/>
+                <w:b/>
+                <w:sz w:val="21"/>
+              </w:rPr>
+              <w:t>全天购电量/kWh</w:t>
+            </w:r>
+          </w:p>
+        </w:tc>
+        <w:tc>
+          <w:tcPr>
+            <w:tcW w:type="dxa" w:w="1701"/>
+            <w:tcBorders>
+              <w:bottom w:val="single" w:sz="4" w:space="0" w:color="000000"/>
+            </w:tcBorders>
+          </w:tcPr>
+          <w:p>
+            <w:pPr>
+              <w:spacing w:line="240" w:lineRule="auto"/>
+              <w:jc w:val="center"/>
+            </w:pPr>
+            <w:r/>
+            <w:r>
+              <w:rPr>
+                <w:rFonts w:ascii="Times New Roman" w:hAnsi="Times New Roman" w:eastAsia="宋体"/>
+                <w:b/>
+                <w:sz w:val="21"/>
+              </w:rPr>
+              <w:t>光伏自发自用率</w:t>
+            </w:r>
+          </w:p>
+        </w:tc>
+        <w:tc>
+          <w:tcPr>
+            <w:tcW w:type="dxa" w:w="1701"/>
+            <w:tcBorders>
+              <w:bottom w:val="single" w:sz="4" w:space="0" w:color="000000"/>
+            </w:tcBorders>
+          </w:tcPr>
+          <w:p>
+            <w:pPr>
+              <w:spacing w:line="240" w:lineRule="auto"/>
+              <w:jc w:val="center"/>
+            </w:pPr>
+            <w:r/>
+            <w:r>
+              <w:rPr>
+                <w:rFonts w:ascii="Times New Roman" w:hAnsi="Times New Roman" w:eastAsia="宋体"/>
+                <w:b/>
+                <w:sz w:val="21"/>
+              </w:rPr>
+              <w:t>弃光量/kWh</w:t>
+            </w:r>
+          </w:p>
+        </w:tc>
+      </w:tr>
+      <w:tr>
+        <w:tc>
+          <w:tcPr>
+            <w:tcW w:type="dxa" w:w="1701"/>
+          </w:tcPr>
+          <w:p>
+            <w:pPr>
+              <w:spacing w:line="240" w:lineRule="auto"/>
+              <w:jc w:val="center"/>
+            </w:pPr>
+            <w:r/>
+            <w:r>
+              <w:rPr>
+                <w:rFonts w:ascii="Times New Roman" w:hAnsi="Times New Roman" w:eastAsia="宋体"/>
+                <w:b w:val="0"/>
+                <w:sz w:val="21"/>
+              </w:rPr>
+              <w:t>无储能基准</w:t>
+            </w:r>
+          </w:p>
+        </w:tc>
+        <w:tc>
+          <w:tcPr>
+            <w:tcW w:type="dxa" w:w="1701"/>
+          </w:tcPr>
+          <w:p>
+            <w:pPr>
+              <w:spacing w:line="240" w:lineRule="auto"/>
+              <w:jc w:val="center"/>
+            </w:pPr>
+            <w:r/>
+            <w:r>
+              <w:rPr>
+                <w:rFonts w:ascii="Times New Roman" w:hAnsi="Times New Roman" w:eastAsia="宋体"/>
+                <w:b w:val="0"/>
+                <w:sz w:val="21"/>
+              </w:rPr>
+              <w:t>48052.05</w:t>
+            </w:r>
+          </w:p>
+        </w:tc>
+        <w:tc>
+          <w:tcPr>
+            <w:tcW w:type="dxa" w:w="1701"/>
+          </w:tcPr>
+          <w:p>
+            <w:pPr>
+              <w:spacing w:line="240" w:lineRule="auto"/>
+              <w:jc w:val="center"/>
+            </w:pPr>
+            <w:r/>
+            <w:r>
+              <w:rPr>
+                <w:rFonts w:ascii="Times New Roman" w:hAnsi="Times New Roman" w:eastAsia="宋体"/>
+                <w:b w:val="0"/>
+                <w:sz w:val="21"/>
+              </w:rPr>
+              <w:t>61789.94</w:t>
+            </w:r>
+          </w:p>
+        </w:tc>
+        <w:tc>
+          <w:tcPr>
+            <w:tcW w:type="dxa" w:w="1701"/>
+          </w:tcPr>
+          <w:p>
+            <w:pPr>
+              <w:spacing w:line="240" w:lineRule="auto"/>
+              <w:jc w:val="center"/>
+            </w:pPr>
+            <w:r/>
+            <w:r>
+              <w:rPr>
+                <w:rFonts w:ascii="Times New Roman" w:hAnsi="Times New Roman" w:eastAsia="宋体"/>
+                <w:b w:val="0"/>
+                <w:sz w:val="21"/>
+              </w:rPr>
+              <w:t>88.74%</w:t>
+            </w:r>
+          </w:p>
+        </w:tc>
+        <w:tc>
+          <w:tcPr>
+            <w:tcW w:type="dxa" w:w="1701"/>
+          </w:tcPr>
+          <w:p>
+            <w:pPr>
+              <w:spacing w:line="240" w:lineRule="auto"/>
+              <w:jc w:val="center"/>
+            </w:pPr>
+            <w:r/>
+            <w:r>
+              <w:rPr>
+                <w:rFonts w:ascii="Times New Roman" w:hAnsi="Times New Roman" w:eastAsia="宋体"/>
+                <w:b w:val="0"/>
+                <w:sz w:val="21"/>
+              </w:rPr>
+              <w:t>—</w:t>
+            </w:r>
+          </w:p>
+        </w:tc>
+      </w:tr>
+      <w:tr>
+        <w:tc>
+          <w:tcPr>
+            <w:tcW w:type="dxa" w:w="1701"/>
+          </w:tcPr>
+          <w:p>
+            <w:pPr>
+              <w:spacing w:line="240" w:lineRule="auto"/>
+              <w:jc w:val="center"/>
+            </w:pPr>
+            <w:r/>
+            <w:r>
+              <w:rPr>
+                <w:rFonts w:ascii="Times New Roman" w:hAnsi="Times New Roman" w:eastAsia="宋体"/>
+                <w:b w:val="0"/>
+                <w:sz w:val="21"/>
+              </w:rPr>
+              <w:t>有储能（问题一）</w:t>
+            </w:r>
+          </w:p>
+        </w:tc>
+        <w:tc>
+          <w:tcPr>
+            <w:tcW w:type="dxa" w:w="1701"/>
+          </w:tcPr>
+          <w:p>
+            <w:pPr>
+              <w:spacing w:line="240" w:lineRule="auto"/>
+              <w:jc w:val="center"/>
+            </w:pPr>
+            <w:r/>
+            <w:r>
+              <w:rPr>
+                <w:rFonts w:ascii="Times New Roman" w:hAnsi="Times New Roman" w:eastAsia="宋体"/>
+                <w:b w:val="0"/>
+                <w:sz w:val="21"/>
+              </w:rPr>
+              <w:t>35118.60</w:t>
+            </w:r>
+          </w:p>
+        </w:tc>
+        <w:tc>
+          <w:tcPr>
+            <w:tcW w:type="dxa" w:w="1701"/>
+          </w:tcPr>
+          <w:p>
+            <w:pPr>
+              <w:spacing w:line="240" w:lineRule="auto"/>
+              <w:jc w:val="center"/>
+            </w:pPr>
+            <w:r/>
+            <w:r>
+              <w:rPr>
+                <w:rFonts w:ascii="Times New Roman" w:hAnsi="Times New Roman" w:eastAsia="宋体"/>
+                <w:b w:val="0"/>
+                <w:sz w:val="21"/>
+              </w:rPr>
+              <w:t>59482.70</w:t>
+            </w:r>
+          </w:p>
+        </w:tc>
+        <w:tc>
+          <w:tcPr>
+            <w:tcW w:type="dxa" w:w="1701"/>
+          </w:tcPr>
+          <w:p>
+            <w:pPr>
+              <w:spacing w:line="240" w:lineRule="auto"/>
+              <w:jc w:val="center"/>
+            </w:pPr>
+            <w:r/>
+            <w:r>
+              <w:rPr>
+                <w:rFonts w:ascii="Times New Roman" w:hAnsi="Times New Roman" w:eastAsia="宋体"/>
+                <w:b w:val="0"/>
+                <w:sz w:val="21"/>
+              </w:rPr>
+              <w:t>100.00%</w:t>
+            </w:r>
+          </w:p>
+        </w:tc>
+        <w:tc>
+          <w:tcPr>
+            <w:tcW w:type="dxa" w:w="1701"/>
+          </w:tcPr>
+          <w:p>
+            <w:pPr>
+              <w:spacing w:line="240" w:lineRule="auto"/>
+              <w:jc w:val="center"/>
+            </w:pPr>
+            <w:r/>
+            <w:r>
+              <w:rPr>
+                <w:rFonts w:ascii="Times New Roman" w:hAnsi="Times New Roman" w:eastAsia="宋体"/>
+                <w:b w:val="0"/>
+                <w:sz w:val="21"/>
+              </w:rPr>
+              <w:t>0.0000</w:t>
+            </w:r>
+          </w:p>
+        </w:tc>
+      </w:tr>
+    </w:tbl>
+    <w:p>
+      <w:pPr>
+        <w:ind w:firstLine="480"/>
+      </w:pPr>
+      <w:r>
+        <w:rPr>
+          <w:rFonts w:ascii="Times New Roman" w:hAnsi="Times New Roman" w:eastAsia="宋体"/>
+          <w:b w:val="0"/>
+          <w:sz w:val="24"/>
+        </w:rPr>
+        <w:t>表中光伏自发自用率定义为 Σ min(光伏, 负载) / Σ 光伏，弃光量按功率平衡残差的非负部分计。由表可见，储能使全天购电费由 48052.05 元降至 35118.60 元，节省 12933.45 元、降幅 26.92%；光伏自发自用率由 88.74% 提升至 100.00%，消纳率提升 11.26 个百分点。其机理在于：无储能时白天光伏富余电量无法跨时段转移，只能放弃消纳并依赖电网补足晚高峰负荷；有储能后可将午间富余电量储存并于晚高峰释放，既减少了高峰高价购电，又实现了光伏的全额消纳。</w:t>
+      </w:r>
+    </w:p>
+    <w:p>
+      <w:pPr>
         <w:spacing w:before="260" w:after="260"/>
         <w:jc w:val="center"/>
       </w:pPr>
@@ -14813,7 +15196,7 @@
           <w:b w:val="0"/>
           <w:sz w:val="24"/>
         </w:rPr>
-        <w:t>为检验模型对关键设备参数与输入预报的稳健性，设计三组扰动实验（由 C题/code/q5_sensitivity.py 复算）：其一，以问题一的典型日模型为对象，对储能电池最大容量作 ±10% 扰动（SOC 上下限相应取容量的 10%～90%），并对充放电效率作 0.85/0.95 扰动；其二，以问题二的全年滚动模型为对象，对容量作 ±10% 扰动；其三，以问题三的滚动调度模型为对象，对光伏预报偏差作 ±20% 缩放，考察滚动调整收益对预报精度的敏感性。各组结果分别见表 9-1、表 9-2、表 9-3。</w:t>
+        <w:t>为检验模型对关键设备参数与输入预报的稳健性，设计多组扰动实验（由 C题/code/q5_sensitivity.py 与 C题/code/sens_r1r3.py 复算）：其一，以问题一的典型日模型为对象，对储能电池最大容量作 ±10% 扰动（SOC 上下限相应取容量的 10%～90%），对充放电效率作 0.85/0.95 扰动，并对变流器功率上限作 ±20% 扰动；其二，以问题二的全年滚动模型为对象，对容量作 ±10% 扰动；其三，以问题三的滚动调度模型为对象，对光伏预报偏差作 ±20% 缩放，考察滚动调整收益对预报精度的敏感性；其四，以问题三为对象，对紧急购电价倍数作 ±20% 扰动。各组结果分别见表 9-1、表 9-2、表 9-3、表 9-4。</w:t>
       </w:r>
     </w:p>
     <w:p>
@@ -14827,7 +15210,7 @@
           <w:b/>
           <w:sz w:val="21"/>
         </w:rPr>
-        <w:t>表 9-1  容量与效率扰动下问题一购电费的变化</w:t>
+        <w:t>表 9-1  容量、效率与变流器功率扰动下问题一购电费的变化</w:t>
       </w:r>
     </w:p>
     <w:tbl>
@@ -15436,6 +15819,252 @@
           </w:p>
         </w:tc>
       </w:tr>
+      <w:tr>
+        <w:tc>
+          <w:tcPr>
+            <w:tcW w:type="dxa" w:w="2126"/>
+          </w:tcPr>
+          <w:p>
+            <w:pPr>
+              <w:spacing w:line="240" w:lineRule="auto"/>
+              <w:jc w:val="center"/>
+            </w:pPr>
+            <w:r/>
+            <w:r>
+              <w:rPr>
+                <w:rFonts w:ascii="Times New Roman" w:hAnsi="Times New Roman" w:eastAsia="宋体"/>
+                <w:b w:val="0"/>
+                <w:sz w:val="21"/>
+              </w:rPr>
+              <w:t>变流器功率上限 P_inv/kW</w:t>
+            </w:r>
+          </w:p>
+        </w:tc>
+        <w:tc>
+          <w:tcPr>
+            <w:tcW w:type="dxa" w:w="2126"/>
+          </w:tcPr>
+          <w:p>
+            <w:pPr>
+              <w:spacing w:line="240" w:lineRule="auto"/>
+              <w:jc w:val="center"/>
+            </w:pPr>
+            <w:r/>
+            <w:r>
+              <w:rPr>
+                <w:rFonts w:ascii="Times New Roman" w:hAnsi="Times New Roman" w:eastAsia="宋体"/>
+                <w:b w:val="0"/>
+                <w:sz w:val="21"/>
+              </w:rPr>
+              <w:t>4000（−20%）</w:t>
+            </w:r>
+          </w:p>
+        </w:tc>
+        <w:tc>
+          <w:tcPr>
+            <w:tcW w:type="dxa" w:w="2126"/>
+          </w:tcPr>
+          <w:p>
+            <w:pPr>
+              <w:spacing w:line="240" w:lineRule="auto"/>
+              <w:jc w:val="center"/>
+            </w:pPr>
+            <w:r/>
+            <w:r>
+              <w:rPr>
+                <w:rFonts w:ascii="Times New Roman" w:hAnsi="Times New Roman" w:eastAsia="宋体"/>
+                <w:b w:val="0"/>
+                <w:sz w:val="21"/>
+              </w:rPr>
+              <w:t>35242.80</w:t>
+            </w:r>
+          </w:p>
+        </w:tc>
+        <w:tc>
+          <w:tcPr>
+            <w:tcW w:type="dxa" w:w="2126"/>
+          </w:tcPr>
+          <w:p>
+            <w:pPr>
+              <w:spacing w:line="240" w:lineRule="auto"/>
+              <w:jc w:val="center"/>
+            </w:pPr>
+            <w:r/>
+            <w:r>
+              <w:rPr>
+                <w:rFonts w:ascii="Times New Roman" w:hAnsi="Times New Roman" w:eastAsia="宋体"/>
+                <w:b w:val="0"/>
+                <w:sz w:val="21"/>
+              </w:rPr>
+              <w:t>+0.35%</w:t>
+            </w:r>
+          </w:p>
+        </w:tc>
+      </w:tr>
+      <w:tr>
+        <w:tc>
+          <w:tcPr>
+            <w:tcW w:type="dxa" w:w="2126"/>
+          </w:tcPr>
+          <w:p>
+            <w:pPr>
+              <w:spacing w:line="240" w:lineRule="auto"/>
+              <w:jc w:val="center"/>
+            </w:pPr>
+            <w:r/>
+            <w:r>
+              <w:rPr>
+                <w:rFonts w:ascii="Times New Roman" w:hAnsi="Times New Roman" w:eastAsia="宋体"/>
+                <w:b w:val="0"/>
+                <w:sz w:val="21"/>
+              </w:rPr>
+              <w:t>变流器功率上限 P_inv/kW</w:t>
+            </w:r>
+          </w:p>
+        </w:tc>
+        <w:tc>
+          <w:tcPr>
+            <w:tcW w:type="dxa" w:w="2126"/>
+          </w:tcPr>
+          <w:p>
+            <w:pPr>
+              <w:spacing w:line="240" w:lineRule="auto"/>
+              <w:jc w:val="center"/>
+            </w:pPr>
+            <w:r/>
+            <w:r>
+              <w:rPr>
+                <w:rFonts w:ascii="Times New Roman" w:hAnsi="Times New Roman" w:eastAsia="宋体"/>
+                <w:b w:val="0"/>
+                <w:sz w:val="21"/>
+              </w:rPr>
+              <w:t>5000（基准）</w:t>
+            </w:r>
+          </w:p>
+        </w:tc>
+        <w:tc>
+          <w:tcPr>
+            <w:tcW w:type="dxa" w:w="2126"/>
+          </w:tcPr>
+          <w:p>
+            <w:pPr>
+              <w:spacing w:line="240" w:lineRule="auto"/>
+              <w:jc w:val="center"/>
+            </w:pPr>
+            <w:r/>
+            <w:r>
+              <w:rPr>
+                <w:rFonts w:ascii="Times New Roman" w:hAnsi="Times New Roman" w:eastAsia="宋体"/>
+                <w:b w:val="0"/>
+                <w:sz w:val="21"/>
+              </w:rPr>
+              <w:t>35118.60</w:t>
+            </w:r>
+          </w:p>
+        </w:tc>
+        <w:tc>
+          <w:tcPr>
+            <w:tcW w:type="dxa" w:w="2126"/>
+          </w:tcPr>
+          <w:p>
+            <w:pPr>
+              <w:spacing w:line="240" w:lineRule="auto"/>
+              <w:jc w:val="center"/>
+            </w:pPr>
+            <w:r/>
+            <w:r>
+              <w:rPr>
+                <w:rFonts w:ascii="Times New Roman" w:hAnsi="Times New Roman" w:eastAsia="宋体"/>
+                <w:b w:val="0"/>
+                <w:sz w:val="21"/>
+              </w:rPr>
+              <w:t>—</w:t>
+            </w:r>
+          </w:p>
+        </w:tc>
+      </w:tr>
+      <w:tr>
+        <w:tc>
+          <w:tcPr>
+            <w:tcW w:type="dxa" w:w="2126"/>
+          </w:tcPr>
+          <w:p>
+            <w:pPr>
+              <w:spacing w:line="240" w:lineRule="auto"/>
+              <w:jc w:val="center"/>
+            </w:pPr>
+            <w:r/>
+            <w:r>
+              <w:rPr>
+                <w:rFonts w:ascii="Times New Roman" w:hAnsi="Times New Roman" w:eastAsia="宋体"/>
+                <w:b w:val="0"/>
+                <w:sz w:val="21"/>
+              </w:rPr>
+              <w:t>变流器功率上限 P_inv/kW</w:t>
+            </w:r>
+          </w:p>
+        </w:tc>
+        <w:tc>
+          <w:tcPr>
+            <w:tcW w:type="dxa" w:w="2126"/>
+          </w:tcPr>
+          <w:p>
+            <w:pPr>
+              <w:spacing w:line="240" w:lineRule="auto"/>
+              <w:jc w:val="center"/>
+            </w:pPr>
+            <w:r/>
+            <w:r>
+              <w:rPr>
+                <w:rFonts w:ascii="Times New Roman" w:hAnsi="Times New Roman" w:eastAsia="宋体"/>
+                <w:b w:val="0"/>
+                <w:sz w:val="21"/>
+              </w:rPr>
+              <w:t>6000（+20%）</w:t>
+            </w:r>
+          </w:p>
+        </w:tc>
+        <w:tc>
+          <w:tcPr>
+            <w:tcW w:type="dxa" w:w="2126"/>
+          </w:tcPr>
+          <w:p>
+            <w:pPr>
+              <w:spacing w:line="240" w:lineRule="auto"/>
+              <w:jc w:val="center"/>
+            </w:pPr>
+            <w:r/>
+            <w:r>
+              <w:rPr>
+                <w:rFonts w:ascii="Times New Roman" w:hAnsi="Times New Roman" w:eastAsia="宋体"/>
+                <w:b w:val="0"/>
+                <w:sz w:val="21"/>
+              </w:rPr>
+              <w:t>35075.16</w:t>
+            </w:r>
+          </w:p>
+        </w:tc>
+        <w:tc>
+          <w:tcPr>
+            <w:tcW w:type="dxa" w:w="2126"/>
+          </w:tcPr>
+          <w:p>
+            <w:pPr>
+              <w:spacing w:line="240" w:lineRule="auto"/>
+              <w:jc w:val="center"/>
+            </w:pPr>
+            <w:r/>
+            <w:r>
+              <w:rPr>
+                <w:rFonts w:ascii="Times New Roman" w:hAnsi="Times New Roman" w:eastAsia="宋体"/>
+                <w:b w:val="0"/>
+                <w:sz w:val="21"/>
+              </w:rPr>
+              <w:t>−0.12%</w:t>
+            </w:r>
+          </w:p>
+        </w:tc>
+      </w:tr>
     </w:tbl>
     <w:p>
       <w:pPr>
@@ -16105,6 +16734,297 @@
     </w:tbl>
     <w:p>
       <w:pPr>
+        <w:spacing w:before="120" w:after="60"/>
+        <w:jc w:val="center"/>
+      </w:pPr>
+      <w:r>
+        <w:rPr>
+          <w:rFonts w:ascii="Times New Roman" w:hAnsi="Times New Roman" w:eastAsia="黑体"/>
+          <w:b/>
+          <w:sz w:val="21"/>
+        </w:rPr>
+        <w:t>表 9-4  紧急购电价倍数扰动下问题三全年滚动总电费的变化</w:t>
+      </w:r>
+    </w:p>
+    <w:tbl>
+      <w:tblPr>
+        <w:tblW w:type="auto" w:w="0"/>
+        <w:jc w:val="center"/>
+        <w:tblLook w:firstColumn="1" w:firstRow="1" w:lastColumn="0" w:lastRow="0" w:noHBand="0" w:noVBand="1" w:val="04A0"/>
+        <w:tblBorders>
+          <w:top w:val="single" w:sz="12" w:space="0" w:color="000000"/>
+          <w:bottom w:val="single" w:sz="12" w:space="0" w:color="000000"/>
+          <w:left w:val="none" w:sz="0" w:space="0"/>
+          <w:right w:val="none" w:sz="0" w:space="0"/>
+          <w:insideH w:val="none" w:sz="0" w:space="0"/>
+          <w:insideV w:val="none" w:sz="0" w:space="0"/>
+        </w:tblBorders>
+      </w:tblPr>
+      <w:tblGrid>
+        <w:gridCol w:w="2835"/>
+        <w:gridCol w:w="2835"/>
+        <w:gridCol w:w="2835"/>
+      </w:tblGrid>
+      <w:tr>
+        <w:tc>
+          <w:tcPr>
+            <w:tcW w:type="dxa" w:w="2835"/>
+            <w:tcBorders>
+              <w:bottom w:val="single" w:sz="4" w:space="0" w:color="000000"/>
+            </w:tcBorders>
+          </w:tcPr>
+          <w:p>
+            <w:pPr>
+              <w:spacing w:line="240" w:lineRule="auto"/>
+              <w:jc w:val="center"/>
+            </w:pPr>
+            <w:r/>
+            <w:r>
+              <w:rPr>
+                <w:rFonts w:ascii="Times New Roman" w:hAnsi="Times New Roman" w:eastAsia="宋体"/>
+                <w:b/>
+                <w:sz w:val="21"/>
+              </w:rPr>
+              <w:t>紧急购电价倍数</w:t>
+            </w:r>
+          </w:p>
+        </w:tc>
+        <w:tc>
+          <w:tcPr>
+            <w:tcW w:type="dxa" w:w="2835"/>
+            <w:tcBorders>
+              <w:bottom w:val="single" w:sz="4" w:space="0" w:color="000000"/>
+            </w:tcBorders>
+          </w:tcPr>
+          <w:p>
+            <w:pPr>
+              <w:spacing w:line="240" w:lineRule="auto"/>
+              <w:jc w:val="center"/>
+            </w:pPr>
+            <w:r/>
+            <w:r>
+              <w:rPr>
+                <w:rFonts w:ascii="Times New Roman" w:hAnsi="Times New Roman" w:eastAsia="宋体"/>
+                <w:b/>
+                <w:sz w:val="21"/>
+              </w:rPr>
+              <w:t>全年滚动总电费/元</w:t>
+            </w:r>
+          </w:p>
+        </w:tc>
+        <w:tc>
+          <w:tcPr>
+            <w:tcW w:type="dxa" w:w="2835"/>
+            <w:tcBorders>
+              <w:bottom w:val="single" w:sz="4" w:space="0" w:color="000000"/>
+            </w:tcBorders>
+          </w:tcPr>
+          <w:p>
+            <w:pPr>
+              <w:spacing w:line="240" w:lineRule="auto"/>
+              <w:jc w:val="center"/>
+            </w:pPr>
+            <w:r/>
+            <w:r>
+              <w:rPr>
+                <w:rFonts w:ascii="Times New Roman" w:hAnsi="Times New Roman" w:eastAsia="宋体"/>
+                <w:b/>
+                <w:sz w:val="21"/>
+              </w:rPr>
+              <w:t>相对基准变化率</w:t>
+            </w:r>
+          </w:p>
+        </w:tc>
+      </w:tr>
+      <w:tr>
+        <w:tc>
+          <w:tcPr>
+            <w:tcW w:type="dxa" w:w="2835"/>
+          </w:tcPr>
+          <w:p>
+            <w:pPr>
+              <w:spacing w:line="240" w:lineRule="auto"/>
+              <w:jc w:val="center"/>
+            </w:pPr>
+            <w:r/>
+            <w:r>
+              <w:rPr>
+                <w:rFonts w:ascii="Times New Roman" w:hAnsi="Times New Roman" w:eastAsia="宋体"/>
+                <w:b w:val="0"/>
+                <w:sz w:val="21"/>
+              </w:rPr>
+              <w:t>4.0（−20%）</w:t>
+            </w:r>
+          </w:p>
+        </w:tc>
+        <w:tc>
+          <w:tcPr>
+            <w:tcW w:type="dxa" w:w="2835"/>
+          </w:tcPr>
+          <w:p>
+            <w:pPr>
+              <w:spacing w:line="240" w:lineRule="auto"/>
+              <w:jc w:val="center"/>
+            </w:pPr>
+            <w:r/>
+            <w:r>
+              <w:rPr>
+                <w:rFonts w:ascii="Times New Roman" w:hAnsi="Times New Roman" w:eastAsia="宋体"/>
+                <w:b w:val="0"/>
+                <w:sz w:val="21"/>
+              </w:rPr>
+              <w:t>16166322.53</w:t>
+            </w:r>
+          </w:p>
+        </w:tc>
+        <w:tc>
+          <w:tcPr>
+            <w:tcW w:type="dxa" w:w="2835"/>
+          </w:tcPr>
+          <w:p>
+            <w:pPr>
+              <w:spacing w:line="240" w:lineRule="auto"/>
+              <w:jc w:val="center"/>
+            </w:pPr>
+            <w:r/>
+            <w:r>
+              <w:rPr>
+                <w:rFonts w:ascii="Times New Roman" w:hAnsi="Times New Roman" w:eastAsia="宋体"/>
+                <w:b w:val="0"/>
+                <w:sz w:val="21"/>
+              </w:rPr>
+              <w:t>−4.91%</w:t>
+            </w:r>
+          </w:p>
+        </w:tc>
+      </w:tr>
+      <w:tr>
+        <w:tc>
+          <w:tcPr>
+            <w:tcW w:type="dxa" w:w="2835"/>
+          </w:tcPr>
+          <w:p>
+            <w:pPr>
+              <w:spacing w:line="240" w:lineRule="auto"/>
+              <w:jc w:val="center"/>
+            </w:pPr>
+            <w:r/>
+            <w:r>
+              <w:rPr>
+                <w:rFonts w:ascii="Times New Roman" w:hAnsi="Times New Roman" w:eastAsia="宋体"/>
+                <w:b w:val="0"/>
+                <w:sz w:val="21"/>
+              </w:rPr>
+              <w:t>5.0（基准）</w:t>
+            </w:r>
+          </w:p>
+        </w:tc>
+        <w:tc>
+          <w:tcPr>
+            <w:tcW w:type="dxa" w:w="2835"/>
+          </w:tcPr>
+          <w:p>
+            <w:pPr>
+              <w:spacing w:line="240" w:lineRule="auto"/>
+              <w:jc w:val="center"/>
+            </w:pPr>
+            <w:r/>
+            <w:r>
+              <w:rPr>
+                <w:rFonts w:ascii="Times New Roman" w:hAnsi="Times New Roman" w:eastAsia="宋体"/>
+                <w:b w:val="0"/>
+                <w:sz w:val="21"/>
+              </w:rPr>
+              <w:t>17000834.39</w:t>
+            </w:r>
+          </w:p>
+        </w:tc>
+        <w:tc>
+          <w:tcPr>
+            <w:tcW w:type="dxa" w:w="2835"/>
+          </w:tcPr>
+          <w:p>
+            <w:pPr>
+              <w:spacing w:line="240" w:lineRule="auto"/>
+              <w:jc w:val="center"/>
+            </w:pPr>
+            <w:r/>
+            <w:r>
+              <w:rPr>
+                <w:rFonts w:ascii="Times New Roman" w:hAnsi="Times New Roman" w:eastAsia="宋体"/>
+                <w:b w:val="0"/>
+                <w:sz w:val="21"/>
+              </w:rPr>
+              <w:t>—</w:t>
+            </w:r>
+          </w:p>
+        </w:tc>
+      </w:tr>
+      <w:tr>
+        <w:tc>
+          <w:tcPr>
+            <w:tcW w:type="dxa" w:w="2835"/>
+          </w:tcPr>
+          <w:p>
+            <w:pPr>
+              <w:spacing w:line="240" w:lineRule="auto"/>
+              <w:jc w:val="center"/>
+            </w:pPr>
+            <w:r/>
+            <w:r>
+              <w:rPr>
+                <w:rFonts w:ascii="Times New Roman" w:hAnsi="Times New Roman" w:eastAsia="宋体"/>
+                <w:b w:val="0"/>
+                <w:sz w:val="21"/>
+              </w:rPr>
+              <w:t>6.0（+20%）</w:t>
+            </w:r>
+          </w:p>
+        </w:tc>
+        <w:tc>
+          <w:tcPr>
+            <w:tcW w:type="dxa" w:w="2835"/>
+          </w:tcPr>
+          <w:p>
+            <w:pPr>
+              <w:spacing w:line="240" w:lineRule="auto"/>
+              <w:jc w:val="center"/>
+            </w:pPr>
+            <w:r/>
+            <w:r>
+              <w:rPr>
+                <w:rFonts w:ascii="Times New Roman" w:hAnsi="Times New Roman" w:eastAsia="宋体"/>
+                <w:b w:val="0"/>
+                <w:sz w:val="21"/>
+              </w:rPr>
+              <w:t>17835346.24</w:t>
+            </w:r>
+          </w:p>
+        </w:tc>
+        <w:tc>
+          <w:tcPr>
+            <w:tcW w:type="dxa" w:w="2835"/>
+          </w:tcPr>
+          <w:p>
+            <w:pPr>
+              <w:spacing w:line="240" w:lineRule="auto"/>
+              <w:jc w:val="center"/>
+            </w:pPr>
+            <w:r/>
+            <w:r>
+              <w:rPr>
+                <w:rFonts w:ascii="Times New Roman" w:hAnsi="Times New Roman" w:eastAsia="宋体"/>
+                <w:b w:val="0"/>
+                <w:sz w:val="21"/>
+              </w:rPr>
+              <w:t>+4.91%</w:t>
+            </w:r>
+          </w:p>
+        </w:tc>
+      </w:tr>
+    </w:tbl>
+    <w:p>
+      <w:pPr>
         <w:ind w:firstLine="480"/>
       </w:pPr>
       <w:r>
@@ -16113,7 +17033,20 @@
           <w:b w:val="0"/>
           <w:sz w:val="24"/>
         </w:rPr>
-        <w:t>由表 9-1、表 9-2 可见：无论问题一的单日模型还是问题二的全年模型，电池容量 ±10% 扰动引起的费用变化率绝对值均不超过 2.31%，远小于 5% 的常用稳健性判据，方向符合直觉——更大的可用容量意味着更大的峰谷套利空间，费用随之下降。充放电效率 0.85/0.95 扰动引起的费用变化率为 +4.20%/−3.87%，也小于 5%，且效率越低、能量往返损耗越大、费用越高，方向正确。综上，模型对容量与效率参数均稳健；同时费用变化率明显小于容量变化率，说明在基准容量附近储能的边际套利收益已趋缓，现有 12000 kWh 的容量配置具有较好的经济性。</w:t>
+        <w:t>表 9-4 考察紧急购电价倍数（基准 5 倍）的敏感性。由于问题二的确定性模型中紧急购电量恒为 0，该倍数对问题二不敏感，故放在含紧急购电的问题三中考察。可见倍数 ±20% 扰动引起全年滚动总电费−4.91%/+4.91% 的变化，近似线性传导：紧急购电罚则在缺口非零的时段按倍数等比例放大，但缺口电量本身由功率平衡与储能能力决定，并不随罚则改变，因此费用变化率明显小于倍数变化率，模型对该参数稳健。</w:t>
+      </w:r>
+    </w:p>
+    <w:p>
+      <w:pPr>
+        <w:ind w:firstLine="480"/>
+      </w:pPr>
+      <w:r>
+        <w:rPr>
+          <w:rFonts w:ascii="Times New Roman" w:hAnsi="Times New Roman" w:eastAsia="宋体"/>
+          <w:b w:val="0"/>
+          <w:sz w:val="24"/>
+        </w:rPr>
+        <w:t>由表 9-1、表 9-2 可见：无论问题一的单日模型还是问题二的全年模型，电池容量 ±10% 扰动引起的费用变化率绝对值均不超过 2.31%，远小于 5% 的常用稳健性判据，方向符合直觉——更大的可用容量意味着更大的峰谷套利空间，费用随之下降。充放电效率 0.85/0.95 扰动引起的费用变化率为 +4.20%/−3.87%，也小于 5%，且效率越低、能量往返损耗越大、费用越高，方向正确。变流器功率上限 ±20% 扰动仅引起 +0.35%/−0.12% 的微小变化，说明 5000 kW 的额定变流功率已足够，充放电功率基本不受该上限制约。综上，模型对容量、效率与变流器功率参数均稳健；同时费用变化率明显小于容量变化率，说明在基准容量附近储能的边际套利收益已趋缓，现有 12000 kWh 的容量配置具有较好的经济性。</w:t>
       </w:r>
     </w:p>
     <w:p>
@@ -16140,7 +17073,1078 @@
           <w:b/>
           <w:sz w:val="32"/>
         </w:rPr>
-        <w:t>十、模型评价与推广</w:t>
+        <w:t>十、全文结果汇总</w:t>
+      </w:r>
+    </w:p>
+    <w:p>
+      <w:pPr>
+        <w:ind w:firstLine="480"/>
+      </w:pPr>
+      <w:r>
+        <w:rPr>
+          <w:rFonts w:ascii="Times New Roman" w:hAnsi="Times New Roman" w:eastAsia="宋体"/>
+          <w:b w:val="0"/>
+          <w:sz w:val="24"/>
+        </w:rPr>
+        <w:t>为便于横向比较，本节汇总固定电价与波动电价下各问题的购电费用。口径说明：问题一为典型单日结果，问题二、问题三为 2025-02-01 至 2025-12-31 共 334 天的全年结果；“调整净额”按上调购电量费用减回退购电量费用计，即上调 − 回退；问题三的“相对节省”为滚动方案相对各自“仅用 0:00 预报且不调整”对照组的降幅。汇总见表 10-1。</w:t>
+      </w:r>
+    </w:p>
+    <w:p>
+      <w:pPr>
+        <w:spacing w:before="120" w:after="60"/>
+        <w:jc w:val="center"/>
+      </w:pPr>
+      <w:r>
+        <w:rPr>
+          <w:rFonts w:ascii="Times New Roman" w:hAnsi="Times New Roman" w:eastAsia="黑体"/>
+          <w:b/>
+          <w:sz w:val="21"/>
+        </w:rPr>
+        <w:t>表 10-1  四种电价情形下各问题的购电费用汇总</w:t>
+      </w:r>
+    </w:p>
+    <w:tbl>
+      <w:tblPr>
+        <w:tblW w:type="auto" w:w="0"/>
+        <w:jc w:val="center"/>
+        <w:tblLook w:firstColumn="1" w:firstRow="1" w:lastColumn="0" w:lastRow="0" w:noHBand="0" w:noVBand="1" w:val="04A0"/>
+        <w:tblBorders>
+          <w:top w:val="single" w:sz="12" w:space="0" w:color="000000"/>
+          <w:bottom w:val="single" w:sz="12" w:space="0" w:color="000000"/>
+          <w:left w:val="none" w:sz="0" w:space="0"/>
+          <w:right w:val="none" w:sz="0" w:space="0"/>
+          <w:insideH w:val="none" w:sz="0" w:space="0"/>
+          <w:insideV w:val="none" w:sz="0" w:space="0"/>
+        </w:tblBorders>
+      </w:tblPr>
+      <w:tblGrid>
+        <w:gridCol w:w="1417"/>
+        <w:gridCol w:w="1417"/>
+        <w:gridCol w:w="1417"/>
+        <w:gridCol w:w="1417"/>
+        <w:gridCol w:w="1417"/>
+        <w:gridCol w:w="1417"/>
+      </w:tblGrid>
+      <w:tr>
+        <w:tc>
+          <w:tcPr>
+            <w:tcW w:type="dxa" w:w="1417"/>
+            <w:tcBorders>
+              <w:bottom w:val="single" w:sz="4" w:space="0" w:color="000000"/>
+            </w:tcBorders>
+          </w:tcPr>
+          <w:p>
+            <w:pPr>
+              <w:spacing w:line="240" w:lineRule="auto"/>
+              <w:jc w:val="center"/>
+            </w:pPr>
+            <w:r/>
+            <w:r>
+              <w:rPr>
+                <w:rFonts w:ascii="Times New Roman" w:hAnsi="Times New Roman" w:eastAsia="宋体"/>
+                <w:b/>
+                <w:sz w:val="21"/>
+              </w:rPr>
+              <w:t>场景</w:t>
+            </w:r>
+          </w:p>
+        </w:tc>
+        <w:tc>
+          <w:tcPr>
+            <w:tcW w:type="dxa" w:w="1417"/>
+            <w:tcBorders>
+              <w:bottom w:val="single" w:sz="4" w:space="0" w:color="000000"/>
+            </w:tcBorders>
+          </w:tcPr>
+          <w:p>
+            <w:pPr>
+              <w:spacing w:line="240" w:lineRule="auto"/>
+              <w:jc w:val="center"/>
+            </w:pPr>
+            <w:r/>
+            <w:r>
+              <w:rPr>
+                <w:rFonts w:ascii="Times New Roman" w:hAnsi="Times New Roman" w:eastAsia="宋体"/>
+                <w:b/>
+                <w:sz w:val="21"/>
+              </w:rPr>
+              <w:t>计划购电费/元</w:t>
+            </w:r>
+          </w:p>
+        </w:tc>
+        <w:tc>
+          <w:tcPr>
+            <w:tcW w:type="dxa" w:w="1417"/>
+            <w:tcBorders>
+              <w:bottom w:val="single" w:sz="4" w:space="0" w:color="000000"/>
+            </w:tcBorders>
+          </w:tcPr>
+          <w:p>
+            <w:pPr>
+              <w:spacing w:line="240" w:lineRule="auto"/>
+              <w:jc w:val="center"/>
+            </w:pPr>
+            <w:r/>
+            <w:r>
+              <w:rPr>
+                <w:rFonts w:ascii="Times New Roman" w:hAnsi="Times New Roman" w:eastAsia="宋体"/>
+                <w:b/>
+                <w:sz w:val="21"/>
+              </w:rPr>
+              <w:t>紧急购电费/元</w:t>
+            </w:r>
+          </w:p>
+        </w:tc>
+        <w:tc>
+          <w:tcPr>
+            <w:tcW w:type="dxa" w:w="1417"/>
+            <w:tcBorders>
+              <w:bottom w:val="single" w:sz="4" w:space="0" w:color="000000"/>
+            </w:tcBorders>
+          </w:tcPr>
+          <w:p>
+            <w:pPr>
+              <w:spacing w:line="240" w:lineRule="auto"/>
+              <w:jc w:val="center"/>
+            </w:pPr>
+            <w:r/>
+            <w:r>
+              <w:rPr>
+                <w:rFonts w:ascii="Times New Roman" w:hAnsi="Times New Roman" w:eastAsia="宋体"/>
+                <w:b/>
+                <w:sz w:val="21"/>
+              </w:rPr>
+              <w:t>调整净额(上调−回退)/元</w:t>
+            </w:r>
+          </w:p>
+        </w:tc>
+        <w:tc>
+          <w:tcPr>
+            <w:tcW w:type="dxa" w:w="1417"/>
+            <w:tcBorders>
+              <w:bottom w:val="single" w:sz="4" w:space="0" w:color="000000"/>
+            </w:tcBorders>
+          </w:tcPr>
+          <w:p>
+            <w:pPr>
+              <w:spacing w:line="240" w:lineRule="auto"/>
+              <w:jc w:val="center"/>
+            </w:pPr>
+            <w:r/>
+            <w:r>
+              <w:rPr>
+                <w:rFonts w:ascii="Times New Roman" w:hAnsi="Times New Roman" w:eastAsia="宋体"/>
+                <w:b/>
+                <w:sz w:val="21"/>
+              </w:rPr>
+              <w:t>总电费/元</w:t>
+            </w:r>
+          </w:p>
+        </w:tc>
+        <w:tc>
+          <w:tcPr>
+            <w:tcW w:type="dxa" w:w="1417"/>
+            <w:tcBorders>
+              <w:bottom w:val="single" w:sz="4" w:space="0" w:color="000000"/>
+            </w:tcBorders>
+          </w:tcPr>
+          <w:p>
+            <w:pPr>
+              <w:spacing w:line="240" w:lineRule="auto"/>
+              <w:jc w:val="center"/>
+            </w:pPr>
+            <w:r/>
+            <w:r>
+              <w:rPr>
+                <w:rFonts w:ascii="Times New Roman" w:hAnsi="Times New Roman" w:eastAsia="宋体"/>
+                <w:b/>
+                <w:sz w:val="21"/>
+              </w:rPr>
+              <w:t>相对节省</w:t>
+            </w:r>
+          </w:p>
+        </w:tc>
+      </w:tr>
+      <w:tr>
+        <w:tc>
+          <w:tcPr>
+            <w:tcW w:type="dxa" w:w="1417"/>
+          </w:tcPr>
+          <w:p>
+            <w:pPr>
+              <w:spacing w:line="240" w:lineRule="auto"/>
+              <w:jc w:val="center"/>
+            </w:pPr>
+            <w:r/>
+            <w:r>
+              <w:rPr>
+                <w:rFonts w:ascii="Times New Roman" w:hAnsi="Times New Roman" w:eastAsia="宋体"/>
+                <w:b w:val="0"/>
+                <w:sz w:val="21"/>
+              </w:rPr>
+              <w:t>Q1 固定电价（典型日）</w:t>
+            </w:r>
+          </w:p>
+        </w:tc>
+        <w:tc>
+          <w:tcPr>
+            <w:tcW w:type="dxa" w:w="1417"/>
+          </w:tcPr>
+          <w:p>
+            <w:pPr>
+              <w:spacing w:line="240" w:lineRule="auto"/>
+              <w:jc w:val="center"/>
+            </w:pPr>
+            <w:r/>
+            <w:r>
+              <w:rPr>
+                <w:rFonts w:ascii="Times New Roman" w:hAnsi="Times New Roman" w:eastAsia="宋体"/>
+                <w:b w:val="0"/>
+                <w:sz w:val="21"/>
+              </w:rPr>
+              <w:t>35118.60</w:t>
+            </w:r>
+          </w:p>
+        </w:tc>
+        <w:tc>
+          <w:tcPr>
+            <w:tcW w:type="dxa" w:w="1417"/>
+          </w:tcPr>
+          <w:p>
+            <w:pPr>
+              <w:spacing w:line="240" w:lineRule="auto"/>
+              <w:jc w:val="center"/>
+            </w:pPr>
+            <w:r/>
+            <w:r>
+              <w:rPr>
+                <w:rFonts w:ascii="Times New Roman" w:hAnsi="Times New Roman" w:eastAsia="宋体"/>
+                <w:b w:val="0"/>
+                <w:sz w:val="21"/>
+              </w:rPr>
+              <w:t>0</w:t>
+            </w:r>
+          </w:p>
+        </w:tc>
+        <w:tc>
+          <w:tcPr>
+            <w:tcW w:type="dxa" w:w="1417"/>
+          </w:tcPr>
+          <w:p>
+            <w:pPr>
+              <w:spacing w:line="240" w:lineRule="auto"/>
+              <w:jc w:val="center"/>
+            </w:pPr>
+            <w:r/>
+            <w:r>
+              <w:rPr>
+                <w:rFonts w:ascii="Times New Roman" w:hAnsi="Times New Roman" w:eastAsia="宋体"/>
+                <w:b w:val="0"/>
+                <w:sz w:val="21"/>
+              </w:rPr>
+              <w:t>0</w:t>
+            </w:r>
+          </w:p>
+        </w:tc>
+        <w:tc>
+          <w:tcPr>
+            <w:tcW w:type="dxa" w:w="1417"/>
+          </w:tcPr>
+          <w:p>
+            <w:pPr>
+              <w:spacing w:line="240" w:lineRule="auto"/>
+              <w:jc w:val="center"/>
+            </w:pPr>
+            <w:r/>
+            <w:r>
+              <w:rPr>
+                <w:rFonts w:ascii="Times New Roman" w:hAnsi="Times New Roman" w:eastAsia="宋体"/>
+                <w:b w:val="0"/>
+                <w:sz w:val="21"/>
+              </w:rPr>
+              <w:t>35118.60</w:t>
+            </w:r>
+          </w:p>
+        </w:tc>
+        <w:tc>
+          <w:tcPr>
+            <w:tcW w:type="dxa" w:w="1417"/>
+          </w:tcPr>
+          <w:p>
+            <w:pPr>
+              <w:spacing w:line="240" w:lineRule="auto"/>
+              <w:jc w:val="center"/>
+            </w:pPr>
+            <w:r/>
+            <w:r>
+              <w:rPr>
+                <w:rFonts w:ascii="Times New Roman" w:hAnsi="Times New Roman" w:eastAsia="宋体"/>
+                <w:b w:val="0"/>
+                <w:sz w:val="21"/>
+              </w:rPr>
+              <w:t>−26.92%</w:t>
+            </w:r>
+          </w:p>
+        </w:tc>
+      </w:tr>
+      <w:tr>
+        <w:tc>
+          <w:tcPr>
+            <w:tcW w:type="dxa" w:w="1417"/>
+          </w:tcPr>
+          <w:p>
+            <w:pPr>
+              <w:spacing w:line="240" w:lineRule="auto"/>
+              <w:jc w:val="center"/>
+            </w:pPr>
+            <w:r/>
+            <w:r>
+              <w:rPr>
+                <w:rFonts w:ascii="Times New Roman" w:hAnsi="Times New Roman" w:eastAsia="宋体"/>
+                <w:b w:val="0"/>
+                <w:sz w:val="21"/>
+              </w:rPr>
+              <w:t>Q2 固定电价（全年）</w:t>
+            </w:r>
+          </w:p>
+        </w:tc>
+        <w:tc>
+          <w:tcPr>
+            <w:tcW w:type="dxa" w:w="1417"/>
+          </w:tcPr>
+          <w:p>
+            <w:pPr>
+              <w:spacing w:line="240" w:lineRule="auto"/>
+              <w:jc w:val="center"/>
+            </w:pPr>
+            <w:r/>
+            <w:r>
+              <w:rPr>
+                <w:rFonts w:ascii="Times New Roman" w:hAnsi="Times New Roman" w:eastAsia="宋体"/>
+                <w:b w:val="0"/>
+                <w:sz w:val="21"/>
+              </w:rPr>
+              <w:t>12254765.72</w:t>
+            </w:r>
+          </w:p>
+        </w:tc>
+        <w:tc>
+          <w:tcPr>
+            <w:tcW w:type="dxa" w:w="1417"/>
+          </w:tcPr>
+          <w:p>
+            <w:pPr>
+              <w:spacing w:line="240" w:lineRule="auto"/>
+              <w:jc w:val="center"/>
+            </w:pPr>
+            <w:r/>
+            <w:r>
+              <w:rPr>
+                <w:rFonts w:ascii="Times New Roman" w:hAnsi="Times New Roman" w:eastAsia="宋体"/>
+                <w:b w:val="0"/>
+                <w:sz w:val="21"/>
+              </w:rPr>
+              <w:t>0</w:t>
+            </w:r>
+          </w:p>
+        </w:tc>
+        <w:tc>
+          <w:tcPr>
+            <w:tcW w:type="dxa" w:w="1417"/>
+          </w:tcPr>
+          <w:p>
+            <w:pPr>
+              <w:spacing w:line="240" w:lineRule="auto"/>
+              <w:jc w:val="center"/>
+            </w:pPr>
+            <w:r/>
+            <w:r>
+              <w:rPr>
+                <w:rFonts w:ascii="Times New Roman" w:hAnsi="Times New Roman" w:eastAsia="宋体"/>
+                <w:b w:val="0"/>
+                <w:sz w:val="21"/>
+              </w:rPr>
+              <w:t>0</w:t>
+            </w:r>
+          </w:p>
+        </w:tc>
+        <w:tc>
+          <w:tcPr>
+            <w:tcW w:type="dxa" w:w="1417"/>
+          </w:tcPr>
+          <w:p>
+            <w:pPr>
+              <w:spacing w:line="240" w:lineRule="auto"/>
+              <w:jc w:val="center"/>
+            </w:pPr>
+            <w:r/>
+            <w:r>
+              <w:rPr>
+                <w:rFonts w:ascii="Times New Roman" w:hAnsi="Times New Roman" w:eastAsia="宋体"/>
+                <w:b w:val="0"/>
+                <w:sz w:val="21"/>
+              </w:rPr>
+              <w:t>12254765.72</w:t>
+            </w:r>
+          </w:p>
+        </w:tc>
+        <w:tc>
+          <w:tcPr>
+            <w:tcW w:type="dxa" w:w="1417"/>
+          </w:tcPr>
+          <w:p>
+            <w:pPr>
+              <w:spacing w:line="240" w:lineRule="auto"/>
+              <w:jc w:val="center"/>
+            </w:pPr>
+            <w:r/>
+            <w:r>
+              <w:rPr>
+                <w:rFonts w:ascii="Times New Roman" w:hAnsi="Times New Roman" w:eastAsia="宋体"/>
+                <w:b w:val="0"/>
+                <w:sz w:val="21"/>
+              </w:rPr>
+              <w:t>—</w:t>
+            </w:r>
+          </w:p>
+        </w:tc>
+      </w:tr>
+      <w:tr>
+        <w:tc>
+          <w:tcPr>
+            <w:tcW w:type="dxa" w:w="1417"/>
+          </w:tcPr>
+          <w:p>
+            <w:pPr>
+              <w:spacing w:line="240" w:lineRule="auto"/>
+              <w:jc w:val="center"/>
+            </w:pPr>
+            <w:r/>
+            <w:r>
+              <w:rPr>
+                <w:rFonts w:ascii="Times New Roman" w:hAnsi="Times New Roman" w:eastAsia="宋体"/>
+                <w:b w:val="0"/>
+                <w:sz w:val="21"/>
+              </w:rPr>
+              <w:t>Q3 固定电价（滚动）</w:t>
+            </w:r>
+          </w:p>
+        </w:tc>
+        <w:tc>
+          <w:tcPr>
+            <w:tcW w:type="dxa" w:w="1417"/>
+          </w:tcPr>
+          <w:p>
+            <w:pPr>
+              <w:spacing w:line="240" w:lineRule="auto"/>
+              <w:jc w:val="center"/>
+            </w:pPr>
+            <w:r/>
+            <w:r>
+              <w:rPr>
+                <w:rFonts w:ascii="Times New Roman" w:hAnsi="Times New Roman" w:eastAsia="宋体"/>
+                <w:b w:val="0"/>
+                <w:sz w:val="21"/>
+              </w:rPr>
+              <w:t>12572002.52</w:t>
+            </w:r>
+          </w:p>
+        </w:tc>
+        <w:tc>
+          <w:tcPr>
+            <w:tcW w:type="dxa" w:w="1417"/>
+          </w:tcPr>
+          <w:p>
+            <w:pPr>
+              <w:spacing w:line="240" w:lineRule="auto"/>
+              <w:jc w:val="center"/>
+            </w:pPr>
+            <w:r/>
+            <w:r>
+              <w:rPr>
+                <w:rFonts w:ascii="Times New Roman" w:hAnsi="Times New Roman" w:eastAsia="宋体"/>
+                <w:b w:val="0"/>
+                <w:sz w:val="21"/>
+              </w:rPr>
+              <w:t>4172559.26</w:t>
+            </w:r>
+          </w:p>
+        </w:tc>
+        <w:tc>
+          <w:tcPr>
+            <w:tcW w:type="dxa" w:w="1417"/>
+          </w:tcPr>
+          <w:p>
+            <w:pPr>
+              <w:spacing w:line="240" w:lineRule="auto"/>
+              <w:jc w:val="center"/>
+            </w:pPr>
+            <w:r/>
+            <w:r>
+              <w:rPr>
+                <w:rFonts w:ascii="Times New Roman" w:hAnsi="Times New Roman" w:eastAsia="宋体"/>
+                <w:b w:val="0"/>
+                <w:sz w:val="21"/>
+              </w:rPr>
+              <w:t>256272.61</w:t>
+            </w:r>
+          </w:p>
+        </w:tc>
+        <w:tc>
+          <w:tcPr>
+            <w:tcW w:type="dxa" w:w="1417"/>
+          </w:tcPr>
+          <w:p>
+            <w:pPr>
+              <w:spacing w:line="240" w:lineRule="auto"/>
+              <w:jc w:val="center"/>
+            </w:pPr>
+            <w:r/>
+            <w:r>
+              <w:rPr>
+                <w:rFonts w:ascii="Times New Roman" w:hAnsi="Times New Roman" w:eastAsia="宋体"/>
+                <w:b w:val="0"/>
+                <w:sz w:val="21"/>
+              </w:rPr>
+              <w:t>17000834.39</w:t>
+            </w:r>
+          </w:p>
+        </w:tc>
+        <w:tc>
+          <w:tcPr>
+            <w:tcW w:type="dxa" w:w="1417"/>
+          </w:tcPr>
+          <w:p>
+            <w:pPr>
+              <w:spacing w:line="240" w:lineRule="auto"/>
+              <w:jc w:val="center"/>
+            </w:pPr>
+            <w:r/>
+            <w:r>
+              <w:rPr>
+                <w:rFonts w:ascii="Times New Roman" w:hAnsi="Times New Roman" w:eastAsia="宋体"/>
+                <w:b w:val="0"/>
+                <w:sz w:val="21"/>
+              </w:rPr>
+              <w:t>−2.29%</w:t>
+            </w:r>
+          </w:p>
+        </w:tc>
+      </w:tr>
+      <w:tr>
+        <w:tc>
+          <w:tcPr>
+            <w:tcW w:type="dxa" w:w="1417"/>
+          </w:tcPr>
+          <w:p>
+            <w:pPr>
+              <w:spacing w:line="240" w:lineRule="auto"/>
+              <w:jc w:val="center"/>
+            </w:pPr>
+            <w:r/>
+            <w:r>
+              <w:rPr>
+                <w:rFonts w:ascii="Times New Roman" w:hAnsi="Times New Roman" w:eastAsia="宋体"/>
+                <w:b w:val="0"/>
+                <w:sz w:val="21"/>
+              </w:rPr>
+              <w:t>Q3 固定电价（对照）</w:t>
+            </w:r>
+          </w:p>
+        </w:tc>
+        <w:tc>
+          <w:tcPr>
+            <w:tcW w:type="dxa" w:w="1417"/>
+          </w:tcPr>
+          <w:p>
+            <w:pPr>
+              <w:spacing w:line="240" w:lineRule="auto"/>
+              <w:jc w:val="center"/>
+            </w:pPr>
+            <w:r/>
+            <w:r>
+              <w:rPr>
+                <w:rFonts w:ascii="Times New Roman" w:hAnsi="Times New Roman" w:eastAsia="宋体"/>
+                <w:b w:val="0"/>
+                <w:sz w:val="21"/>
+              </w:rPr>
+              <w:t>12572002.52</w:t>
+            </w:r>
+          </w:p>
+        </w:tc>
+        <w:tc>
+          <w:tcPr>
+            <w:tcW w:type="dxa" w:w="1417"/>
+          </w:tcPr>
+          <w:p>
+            <w:pPr>
+              <w:spacing w:line="240" w:lineRule="auto"/>
+              <w:jc w:val="center"/>
+            </w:pPr>
+            <w:r/>
+            <w:r>
+              <w:rPr>
+                <w:rFonts w:ascii="Times New Roman" w:hAnsi="Times New Roman" w:eastAsia="宋体"/>
+                <w:b w:val="0"/>
+                <w:sz w:val="21"/>
+              </w:rPr>
+              <w:t>4828025.76</w:t>
+            </w:r>
+          </w:p>
+        </w:tc>
+        <w:tc>
+          <w:tcPr>
+            <w:tcW w:type="dxa" w:w="1417"/>
+          </w:tcPr>
+          <w:p>
+            <w:pPr>
+              <w:spacing w:line="240" w:lineRule="auto"/>
+              <w:jc w:val="center"/>
+            </w:pPr>
+            <w:r/>
+            <w:r>
+              <w:rPr>
+                <w:rFonts w:ascii="Times New Roman" w:hAnsi="Times New Roman" w:eastAsia="宋体"/>
+                <w:b w:val="0"/>
+                <w:sz w:val="21"/>
+              </w:rPr>
+              <w:t>0</w:t>
+            </w:r>
+          </w:p>
+        </w:tc>
+        <w:tc>
+          <w:tcPr>
+            <w:tcW w:type="dxa" w:w="1417"/>
+          </w:tcPr>
+          <w:p>
+            <w:pPr>
+              <w:spacing w:line="240" w:lineRule="auto"/>
+              <w:jc w:val="center"/>
+            </w:pPr>
+            <w:r/>
+            <w:r>
+              <w:rPr>
+                <w:rFonts w:ascii="Times New Roman" w:hAnsi="Times New Roman" w:eastAsia="宋体"/>
+                <w:b w:val="0"/>
+                <w:sz w:val="21"/>
+              </w:rPr>
+              <w:t>17400028.28</w:t>
+            </w:r>
+          </w:p>
+        </w:tc>
+        <w:tc>
+          <w:tcPr>
+            <w:tcW w:type="dxa" w:w="1417"/>
+          </w:tcPr>
+          <w:p>
+            <w:pPr>
+              <w:spacing w:line="240" w:lineRule="auto"/>
+              <w:jc w:val="center"/>
+            </w:pPr>
+            <w:r/>
+            <w:r>
+              <w:rPr>
+                <w:rFonts w:ascii="Times New Roman" w:hAnsi="Times New Roman" w:eastAsia="宋体"/>
+                <w:b w:val="0"/>
+                <w:sz w:val="21"/>
+              </w:rPr>
+              <w:t>—</w:t>
+            </w:r>
+          </w:p>
+        </w:tc>
+      </w:tr>
+      <w:tr>
+        <w:tc>
+          <w:tcPr>
+            <w:tcW w:type="dxa" w:w="1417"/>
+          </w:tcPr>
+          <w:p>
+            <w:pPr>
+              <w:spacing w:line="240" w:lineRule="auto"/>
+              <w:jc w:val="center"/>
+            </w:pPr>
+            <w:r/>
+            <w:r>
+              <w:rPr>
+                <w:rFonts w:ascii="Times New Roman" w:hAnsi="Times New Roman" w:eastAsia="宋体"/>
+                <w:b w:val="0"/>
+                <w:sz w:val="21"/>
+              </w:rPr>
+              <w:t>Q2 波动电价（全年）</w:t>
+            </w:r>
+          </w:p>
+        </w:tc>
+        <w:tc>
+          <w:tcPr>
+            <w:tcW w:type="dxa" w:w="1417"/>
+          </w:tcPr>
+          <w:p>
+            <w:pPr>
+              <w:spacing w:line="240" w:lineRule="auto"/>
+              <w:jc w:val="center"/>
+            </w:pPr>
+            <w:r/>
+            <w:r>
+              <w:rPr>
+                <w:rFonts w:ascii="Times New Roman" w:hAnsi="Times New Roman" w:eastAsia="宋体"/>
+                <w:b w:val="0"/>
+                <w:sz w:val="21"/>
+              </w:rPr>
+              <w:t>12841054.36</w:t>
+            </w:r>
+          </w:p>
+        </w:tc>
+        <w:tc>
+          <w:tcPr>
+            <w:tcW w:type="dxa" w:w="1417"/>
+          </w:tcPr>
+          <w:p>
+            <w:pPr>
+              <w:spacing w:line="240" w:lineRule="auto"/>
+              <w:jc w:val="center"/>
+            </w:pPr>
+            <w:r/>
+            <w:r>
+              <w:rPr>
+                <w:rFonts w:ascii="Times New Roman" w:hAnsi="Times New Roman" w:eastAsia="宋体"/>
+                <w:b w:val="0"/>
+                <w:sz w:val="21"/>
+              </w:rPr>
+              <w:t>0</w:t>
+            </w:r>
+          </w:p>
+        </w:tc>
+        <w:tc>
+          <w:tcPr>
+            <w:tcW w:type="dxa" w:w="1417"/>
+          </w:tcPr>
+          <w:p>
+            <w:pPr>
+              <w:spacing w:line="240" w:lineRule="auto"/>
+              <w:jc w:val="center"/>
+            </w:pPr>
+            <w:r/>
+            <w:r>
+              <w:rPr>
+                <w:rFonts w:ascii="Times New Roman" w:hAnsi="Times New Roman" w:eastAsia="宋体"/>
+                <w:b w:val="0"/>
+                <w:sz w:val="21"/>
+              </w:rPr>
+              <w:t>0</w:t>
+            </w:r>
+          </w:p>
+        </w:tc>
+        <w:tc>
+          <w:tcPr>
+            <w:tcW w:type="dxa" w:w="1417"/>
+          </w:tcPr>
+          <w:p>
+            <w:pPr>
+              <w:spacing w:line="240" w:lineRule="auto"/>
+              <w:jc w:val="center"/>
+            </w:pPr>
+            <w:r/>
+            <w:r>
+              <w:rPr>
+                <w:rFonts w:ascii="Times New Roman" w:hAnsi="Times New Roman" w:eastAsia="宋体"/>
+                <w:b w:val="0"/>
+                <w:sz w:val="21"/>
+              </w:rPr>
+              <w:t>12841054.36</w:t>
+            </w:r>
+          </w:p>
+        </w:tc>
+        <w:tc>
+          <w:tcPr>
+            <w:tcW w:type="dxa" w:w="1417"/>
+          </w:tcPr>
+          <w:p>
+            <w:pPr>
+              <w:spacing w:line="240" w:lineRule="auto"/>
+              <w:jc w:val="center"/>
+            </w:pPr>
+            <w:r/>
+            <w:r>
+              <w:rPr>
+                <w:rFonts w:ascii="Times New Roman" w:hAnsi="Times New Roman" w:eastAsia="宋体"/>
+                <w:b w:val="0"/>
+                <w:sz w:val="21"/>
+              </w:rPr>
+              <w:t>—</w:t>
+            </w:r>
+          </w:p>
+        </w:tc>
+      </w:tr>
+      <w:tr>
+        <w:tc>
+          <w:tcPr>
+            <w:tcW w:type="dxa" w:w="1417"/>
+          </w:tcPr>
+          <w:p>
+            <w:pPr>
+              <w:spacing w:line="240" w:lineRule="auto"/>
+              <w:jc w:val="center"/>
+            </w:pPr>
+            <w:r/>
+            <w:r>
+              <w:rPr>
+                <w:rFonts w:ascii="Times New Roman" w:hAnsi="Times New Roman" w:eastAsia="宋体"/>
+                <w:b w:val="0"/>
+                <w:sz w:val="21"/>
+              </w:rPr>
+              <w:t>Q3 波动电价（滚动）</w:t>
+            </w:r>
+          </w:p>
+        </w:tc>
+        <w:tc>
+          <w:tcPr>
+            <w:tcW w:type="dxa" w:w="1417"/>
+          </w:tcPr>
+          <w:p>
+            <w:pPr>
+              <w:spacing w:line="240" w:lineRule="auto"/>
+              <w:jc w:val="center"/>
+            </w:pPr>
+            <w:r/>
+            <w:r>
+              <w:rPr>
+                <w:rFonts w:ascii="Times New Roman" w:hAnsi="Times New Roman" w:eastAsia="宋体"/>
+                <w:b w:val="0"/>
+                <w:sz w:val="21"/>
+              </w:rPr>
+              <w:t>13142434.42</w:t>
+            </w:r>
+          </w:p>
+        </w:tc>
+        <w:tc>
+          <w:tcPr>
+            <w:tcW w:type="dxa" w:w="1417"/>
+          </w:tcPr>
+          <w:p>
+            <w:pPr>
+              <w:spacing w:line="240" w:lineRule="auto"/>
+              <w:jc w:val="center"/>
+            </w:pPr>
+            <w:r/>
+            <w:r>
+              <w:rPr>
+                <w:rFonts w:ascii="Times New Roman" w:hAnsi="Times New Roman" w:eastAsia="宋体"/>
+                <w:b w:val="0"/>
+                <w:sz w:val="21"/>
+              </w:rPr>
+              <w:t>4325448.57</w:t>
+            </w:r>
+          </w:p>
+        </w:tc>
+        <w:tc>
+          <w:tcPr>
+            <w:tcW w:type="dxa" w:w="1417"/>
+          </w:tcPr>
+          <w:p>
+            <w:pPr>
+              <w:spacing w:line="240" w:lineRule="auto"/>
+              <w:jc w:val="center"/>
+            </w:pPr>
+            <w:r/>
+            <w:r>
+              <w:rPr>
+                <w:rFonts w:ascii="Times New Roman" w:hAnsi="Times New Roman" w:eastAsia="宋体"/>
+                <w:b w:val="0"/>
+                <w:sz w:val="21"/>
+              </w:rPr>
+              <w:t>274613.00</w:t>
+            </w:r>
+          </w:p>
+        </w:tc>
+        <w:tc>
+          <w:tcPr>
+            <w:tcW w:type="dxa" w:w="1417"/>
+          </w:tcPr>
+          <w:p>
+            <w:pPr>
+              <w:spacing w:line="240" w:lineRule="auto"/>
+              <w:jc w:val="center"/>
+            </w:pPr>
+            <w:r/>
+            <w:r>
+              <w:rPr>
+                <w:rFonts w:ascii="Times New Roman" w:hAnsi="Times New Roman" w:eastAsia="宋体"/>
+                <w:b w:val="0"/>
+                <w:sz w:val="21"/>
+              </w:rPr>
+              <w:t>17742495.98</w:t>
+            </w:r>
+          </w:p>
+        </w:tc>
+        <w:tc>
+          <w:tcPr>
+            <w:tcW w:type="dxa" w:w="1417"/>
+          </w:tcPr>
+          <w:p>
+            <w:pPr>
+              <w:spacing w:line="240" w:lineRule="auto"/>
+              <w:jc w:val="center"/>
+            </w:pPr>
+            <w:r/>
+            <w:r>
+              <w:rPr>
+                <w:rFonts w:ascii="Times New Roman" w:hAnsi="Times New Roman" w:eastAsia="宋体"/>
+                <w:b w:val="0"/>
+                <w:sz w:val="21"/>
+              </w:rPr>
+              <w:t>−2.16%</w:t>
+            </w:r>
+          </w:p>
+        </w:tc>
+      </w:tr>
+      <w:tr>
+        <w:tc>
+          <w:tcPr>
+            <w:tcW w:type="dxa" w:w="1417"/>
+          </w:tcPr>
+          <w:p>
+            <w:pPr>
+              <w:spacing w:line="240" w:lineRule="auto"/>
+              <w:jc w:val="center"/>
+            </w:pPr>
+            <w:r/>
+            <w:r>
+              <w:rPr>
+                <w:rFonts w:ascii="Times New Roman" w:hAnsi="Times New Roman" w:eastAsia="宋体"/>
+                <w:b w:val="0"/>
+                <w:sz w:val="21"/>
+              </w:rPr>
+              <w:t>Q3 波动电价（对照）</w:t>
+            </w:r>
+          </w:p>
+        </w:tc>
+        <w:tc>
+          <w:tcPr>
+            <w:tcW w:type="dxa" w:w="1417"/>
+          </w:tcPr>
+          <w:p>
+            <w:pPr>
+              <w:spacing w:line="240" w:lineRule="auto"/>
+              <w:jc w:val="center"/>
+            </w:pPr>
+            <w:r/>
+            <w:r>
+              <w:rPr>
+                <w:rFonts w:ascii="Times New Roman" w:hAnsi="Times New Roman" w:eastAsia="宋体"/>
+                <w:b w:val="0"/>
+                <w:sz w:val="21"/>
+              </w:rPr>
+              <w:t>13142434.42</w:t>
+            </w:r>
+          </w:p>
+        </w:tc>
+        <w:tc>
+          <w:tcPr>
+            <w:tcW w:type="dxa" w:w="1417"/>
+          </w:tcPr>
+          <w:p>
+            <w:pPr>
+              <w:spacing w:line="240" w:lineRule="auto"/>
+              <w:jc w:val="center"/>
+            </w:pPr>
+            <w:r/>
+            <w:r>
+              <w:rPr>
+                <w:rFonts w:ascii="Times New Roman" w:hAnsi="Times New Roman" w:eastAsia="宋体"/>
+                <w:b w:val="0"/>
+                <w:sz w:val="21"/>
+              </w:rPr>
+              <w:t>4991277.17</w:t>
+            </w:r>
+          </w:p>
+        </w:tc>
+        <w:tc>
+          <w:tcPr>
+            <w:tcW w:type="dxa" w:w="1417"/>
+          </w:tcPr>
+          <w:p>
+            <w:pPr>
+              <w:spacing w:line="240" w:lineRule="auto"/>
+              <w:jc w:val="center"/>
+            </w:pPr>
+            <w:r/>
+            <w:r>
+              <w:rPr>
+                <w:rFonts w:ascii="Times New Roman" w:hAnsi="Times New Roman" w:eastAsia="宋体"/>
+                <w:b w:val="0"/>
+                <w:sz w:val="21"/>
+              </w:rPr>
+              <w:t>0</w:t>
+            </w:r>
+          </w:p>
+        </w:tc>
+        <w:tc>
+          <w:tcPr>
+            <w:tcW w:type="dxa" w:w="1417"/>
+          </w:tcPr>
+          <w:p>
+            <w:pPr>
+              <w:spacing w:line="240" w:lineRule="auto"/>
+              <w:jc w:val="center"/>
+            </w:pPr>
+            <w:r/>
+            <w:r>
+              <w:rPr>
+                <w:rFonts w:ascii="Times New Roman" w:hAnsi="Times New Roman" w:eastAsia="宋体"/>
+                <w:b w:val="0"/>
+                <w:sz w:val="21"/>
+              </w:rPr>
+              <w:t>18133711.59</w:t>
+            </w:r>
+          </w:p>
+        </w:tc>
+        <w:tc>
+          <w:tcPr>
+            <w:tcW w:type="dxa" w:w="1417"/>
+          </w:tcPr>
+          <w:p>
+            <w:pPr>
+              <w:spacing w:line="240" w:lineRule="auto"/>
+              <w:jc w:val="center"/>
+            </w:pPr>
+            <w:r/>
+            <w:r>
+              <w:rPr>
+                <w:rFonts w:ascii="Times New Roman" w:hAnsi="Times New Roman" w:eastAsia="宋体"/>
+                <w:b w:val="0"/>
+                <w:sz w:val="21"/>
+              </w:rPr>
+              <w:t>—</w:t>
+            </w:r>
+          </w:p>
+        </w:tc>
+      </w:tr>
+    </w:tbl>
+    <w:p>
+      <w:pPr>
+        <w:ind w:firstLine="480"/>
+      </w:pPr>
+      <w:r>
+        <w:rPr>
+          <w:rFonts w:ascii="Times New Roman" w:hAnsi="Times New Roman" w:eastAsia="宋体"/>
+          <w:b w:val="0"/>
+          <w:sz w:val="24"/>
+        </w:rPr>
+        <w:t>由表 10-1 可见：问题一的相对节省 −26.92% 为储能相对无储能基准的降幅（单日口径）；问题三滚动方案在固定与波动电价下分别较对照节省 2.29% 与 2.16%，说明滚动调整在减少高额紧急购电方面稳定有效；波动电价使 Q2 与 Q3 的总电费整体高于固定电价，且波动电价下紧急购电占比更高，反映实时电价峰谷差扩大后，计划偏差引致的紧急购电成本压力随之上升。</w:t>
+      </w:r>
+    </w:p>
+    <w:p>
+      <w:pPr>
+        <w:spacing w:before="260" w:after="260"/>
+        <w:jc w:val="center"/>
+      </w:pPr>
+      <w:r>
+        <w:rPr>
+          <w:rFonts w:ascii="Times New Roman" w:hAnsi="Times New Roman" w:eastAsia="黑体"/>
+          <w:b/>
+          <w:sz w:val="32"/>
+        </w:rPr>
+        <w:t>十一、模型评价与推广</w:t>
       </w:r>
     </w:p>
     <w:p>
@@ -16153,7 +18157,7 @@
           <w:b/>
           <w:sz w:val="28"/>
         </w:rPr>
-        <w:t>10.1 模型的优点</w:t>
+        <w:t>11.1 模型的优点</w:t>
       </w:r>
     </w:p>
     <w:p>
@@ -16205,7 +18209,7 @@
           <w:b w:val="0"/>
           <w:sz w:val="24"/>
         </w:rPr>
-        <w:t>（4）结果经过数值校验与灵敏度验证。所有解均通过功率平衡残差、SOC 越界与日循环约束的自动校验，灵敏度分析显示模型对容量与效率参数稳健，并定量给出滚动调整的适用边界，结论可信。</w:t>
+        <w:t>（4）结果经过数值校验与灵敏度验证。所有解均通过功率平衡残差、SOC 越界与日循环约束的自动校验，灵敏度分析显示模型对容量、效率、变流器功率与紧急购电价倍数等参数稳健，并定量给出滚动调整的适用边界，结论可信。</w:t>
       </w:r>
     </w:p>
     <w:p>
@@ -16218,7 +18222,7 @@
           <w:b/>
           <w:sz w:val="28"/>
         </w:rPr>
-        <w:t>10.2 模型的缺点</w:t>
+        <w:t>11.2 模型的缺点</w:t>
       </w:r>
     </w:p>
     <w:p>
@@ -16257,7 +18261,7 @@
           <w:b/>
           <w:sz w:val="28"/>
         </w:rPr>
-        <w:t>10.3 模型的推广</w:t>
+        <w:t>11.3 模型的推广</w:t>
       </w:r>
     </w:p>
     <w:p>
@@ -16562,7 +18566,7 @@
           <w:b w:val="0"/>
           <w:sz w:val="24"/>
         </w:rPr>
-        <w:t>（3）result1.xlsx：问题一完整计划购电策略与充放电结果；</w:t>
+        <w:t>（3）result1.xlsx：问题一完整计划购电策略与充放电结果；含“计划购电量”“充放电量”两个 sheet，“计划购电量”为 144 个时段列加当日合计列（单位 kWh），“充放电量”为储能各时段充、放电量（单位 kWh）；</w:t>
       </w:r>
     </w:p>
     <w:p>
@@ -16572,7 +18576,7 @@
           <w:b w:val="0"/>
           <w:sz w:val="24"/>
         </w:rPr>
-        <w:t>（4）result2.xlsx：问题二 2025-02-01 至 2025-12-31 共 334 天的完整购电策略；</w:t>
+        <w:t>（4）result2.xlsx：问题二 2025-02-01 至 2025-12-31 共 334 天的完整购电策略；含“计划购电量”“充放电量”“紧急购电量”三个 sheet，其中“计划购电量”第 2～145 列为当日 144 个时段的计划购电量、第 146 列为当日合计、第 147 列为当日购电费（元），“紧急购电量”将连续非零时段合并为起止区间并给出电量（kWh）；</w:t>
       </w:r>
     </w:p>
     <w:p>
@@ -16622,7 +18626,7 @@
           <w:b w:val="0"/>
           <w:sz w:val="24"/>
         </w:rPr>
-        <w:t>（9）result3.xlsx：问题三全年滚动调整计划与实际总电费结果；</w:t>
+        <w:t>（9）result3.xlsx：问题三全年滚动调整计划与实际总电费结果；除上述 sheet 外另含“调整购电量”sheet，第 147 列为当天滚动调整后的实际总电费（元），调整净额按上调购电费减回退购电费计；</w:t>
       </w:r>
     </w:p>
     <w:p>
@@ -16632,7 +18636,7 @@
           <w:b w:val="0"/>
           <w:sz w:val="24"/>
         </w:rPr>
-        <w:t>（10）result4-2.xlsx、result4-3.xlsx：问题四波动电价下问题二、三的重算结果；</w:t>
+        <w:t>（10）result4-2.xlsx、result4-3.xlsx：问题四波动电价下问题二、三的重算结果；表结构与 result2.xlsx、result3.xlsx 一致，其中 result4-3.xlsx 含“调整购电量”sheet；所有结果电量单位均为 kWh、费用单位均为元；</w:t>
       </w:r>
     </w:p>
     <w:p>
@@ -16682,7 +18686,17 @@
           <w:b w:val="0"/>
           <w:sz w:val="24"/>
         </w:rPr>
-        <w:t>（15）code/q5_sensitivity.py：灵敏度分析程序（容量、效率与预报偏差扰动复算）。</w:t>
+        <w:t>（15）code/q5_sensitivity.py：灵敏度分析程序（容量、效率与预报偏差扰动复算）；</w:t>
+      </w:r>
+    </w:p>
+    <w:p>
+      <w:r>
+        <w:rPr>
+          <w:rFonts w:ascii="Times New Roman" w:hAnsi="Times New Roman" w:eastAsia="宋体"/>
+          <w:b w:val="0"/>
+          <w:sz w:val="24"/>
+        </w:rPr>
+        <w:t>（16）code/sens_r1r3.py：补充灵敏度分析程序（变流器功率上限、紧急购电价倍数扰动与无储能基准场景复算，结果见 sens_r1r3_log.txt）。</w:t>
       </w:r>
     </w:p>
     <w:p>
@@ -24014,19 +26028,6 @@
           <w:b w:val="0"/>
           <w:sz w:val="18"/>
         </w:rPr>
-        <w:t>import os</w:t>
-      </w:r>
-    </w:p>
-    <w:p>
-      <w:pPr>
-        <w:spacing w:line="240" w:lineRule="auto" w:after="0"/>
-      </w:pPr>
-      <w:r>
-        <w:rPr>
-          <w:rFonts w:ascii="Consolas" w:hAnsi="Consolas" w:eastAsia="宋体"/>
-          <w:b w:val="0"/>
-          <w:sz w:val="18"/>
-        </w:rPr>
         <w:t>import shutil</w:t>
       </w:r>
     </w:p>
@@ -24261,85 +26262,33 @@
           <w:b w:val="0"/>
           <w:sz w:val="18"/>
         </w:rPr>
-        <w:t># ---------- 0. 模板备份(仅首次) ----------</w:t>
-      </w:r>
-    </w:p>
-    <w:p>
-      <w:pPr>
-        <w:spacing w:line="240" w:lineRule="auto" w:after="0"/>
-      </w:pPr>
-      <w:r>
-        <w:rPr>
-          <w:rFonts w:ascii="Consolas" w:hAnsi="Consolas" w:eastAsia="宋体"/>
-          <w:b w:val="0"/>
-          <w:sz w:val="18"/>
-        </w:rPr>
-        <w:t>BAK = BASE / '附件/附件5/templates_bak'</w:t>
-      </w:r>
-    </w:p>
-    <w:p>
-      <w:pPr>
-        <w:spacing w:line="240" w:lineRule="auto" w:after="0"/>
-      </w:pPr>
-      <w:r>
-        <w:rPr>
-          <w:rFonts w:ascii="Consolas" w:hAnsi="Consolas" w:eastAsia="宋体"/>
-          <w:b w:val="0"/>
-          <w:sz w:val="18"/>
-        </w:rPr>
-        <w:t>if not os.path.exists(BAK):</w:t>
-      </w:r>
-    </w:p>
-    <w:p>
-      <w:pPr>
-        <w:spacing w:line="240" w:lineRule="auto" w:after="0"/>
-      </w:pPr>
-      <w:r>
-        <w:rPr>
-          <w:rFonts w:ascii="Consolas" w:hAnsi="Consolas" w:eastAsia="宋体"/>
-          <w:b w:val="0"/>
-          <w:sz w:val="18"/>
-        </w:rPr>
-        <w:t xml:space="preserve">    os.makedirs(BAK)</w:t>
-      </w:r>
-    </w:p>
-    <w:p>
-      <w:pPr>
-        <w:spacing w:line="240" w:lineRule="auto" w:after="0"/>
-      </w:pPr>
-      <w:r>
-        <w:rPr>
-          <w:rFonts w:ascii="Consolas" w:hAnsi="Consolas" w:eastAsia="宋体"/>
-          <w:b w:val="0"/>
-          <w:sz w:val="18"/>
-        </w:rPr>
-        <w:t xml:space="preserve">    for f in ['result3.xlsx', 'result4-2.xlsx', 'result4-3.xlsx']:</w:t>
-      </w:r>
-    </w:p>
-    <w:p>
-      <w:pPr>
-        <w:spacing w:line="240" w:lineRule="auto" w:after="0"/>
-      </w:pPr>
-      <w:r>
-        <w:rPr>
-          <w:rFonts w:ascii="Consolas" w:hAnsi="Consolas" w:eastAsia="宋体"/>
-          <w:b w:val="0"/>
-          <w:sz w:val="18"/>
-        </w:rPr>
-        <w:t xml:space="preserve">        shutil.copy(BASE / '附件/附件5' / f, BAK / f)</w:t>
-      </w:r>
-    </w:p>
-    <w:p>
-      <w:pPr>
-        <w:spacing w:line="240" w:lineRule="auto" w:after="0"/>
-      </w:pPr>
-      <w:r>
-        <w:rPr>
-          <w:rFonts w:ascii="Consolas" w:hAnsi="Consolas" w:eastAsia="宋体"/>
-          <w:b w:val="0"/>
-          <w:sz w:val="18"/>
-        </w:rPr>
-        <w:t xml:space="preserve">    log('模板已备份到 %s' % BAK)</w:t>
+        <w:t># ---------- 0. 空提交模板(原始文件, 来自 附件备份/附件5) ----------</w:t>
+      </w:r>
+    </w:p>
+    <w:p>
+      <w:pPr>
+        <w:spacing w:line="240" w:lineRule="auto" w:after="0"/>
+      </w:pPr>
+      <w:r>
+        <w:rPr>
+          <w:rFonts w:ascii="Consolas" w:hAnsi="Consolas" w:eastAsia="宋体"/>
+          <w:b w:val="0"/>
+          <w:sz w:val="18"/>
+        </w:rPr>
+        <w:t>BAK = BASE / '附件备份/附件5'</w:t>
+      </w:r>
+    </w:p>
+    <w:p>
+      <w:pPr>
+        <w:spacing w:line="240" w:lineRule="auto" w:after="0"/>
+      </w:pPr>
+      <w:r>
+        <w:rPr>
+          <w:rFonts w:ascii="Consolas" w:hAnsi="Consolas" w:eastAsia="宋体"/>
+          <w:b w:val="0"/>
+          <w:sz w:val="18"/>
+        </w:rPr>
+        <w:t>assert (BAK / 'result3.xlsx').exists(), '缺少空提交模板: %s' % (BAK / 'result3.xlsx')</w:t>
       </w:r>
     </w:p>
     <w:p>
@@ -26601,19 +28550,6 @@
           <w:b w:val="0"/>
           <w:sz w:val="18"/>
         </w:rPr>
-        <w:t>import os</w:t>
-      </w:r>
-    </w:p>
-    <w:p>
-      <w:pPr>
-        <w:spacing w:line="240" w:lineRule="auto" w:after="0"/>
-      </w:pPr>
-      <w:r>
-        <w:rPr>
-          <w:rFonts w:ascii="Consolas" w:hAnsi="Consolas" w:eastAsia="宋体"/>
-          <w:b w:val="0"/>
-          <w:sz w:val="18"/>
-        </w:rPr>
         <w:t>import shutil</w:t>
       </w:r>
     </w:p>
@@ -26848,20 +28784,33 @@
           <w:b w:val="0"/>
           <w:sz w:val="18"/>
         </w:rPr>
-        <w:t>BAK = BASE / '附件/附件5/templates_bak'</w:t>
-      </w:r>
-    </w:p>
-    <w:p>
-      <w:pPr>
-        <w:spacing w:line="240" w:lineRule="auto" w:after="0"/>
-      </w:pPr>
-      <w:r>
-        <w:rPr>
-          <w:rFonts w:ascii="Consolas" w:hAnsi="Consolas" w:eastAsia="宋体"/>
-          <w:b w:val="0"/>
-          <w:sz w:val="18"/>
-        </w:rPr>
-        <w:t>assert os.path.exists(BAK), '先运行 q3.py 完成模板备份'</w:t>
+        <w:t>BAK = BASE / '附件备份/附件5'  # 空提交模板(原始文件)</w:t>
+      </w:r>
+    </w:p>
+    <w:p>
+      <w:pPr>
+        <w:spacing w:line="240" w:lineRule="auto" w:after="0"/>
+      </w:pPr>
+      <w:r>
+        <w:rPr>
+          <w:rFonts w:ascii="Consolas" w:hAnsi="Consolas" w:eastAsia="宋体"/>
+          <w:b w:val="0"/>
+          <w:sz w:val="18"/>
+        </w:rPr>
+        <w:t>assert (BAK / 'result4-2.xlsx').exists() and (BAK / 'result4-3.xlsx').exists(), \</w:t>
+      </w:r>
+    </w:p>
+    <w:p>
+      <w:pPr>
+        <w:spacing w:line="240" w:lineRule="auto" w:after="0"/>
+      </w:pPr>
+      <w:r>
+        <w:rPr>
+          <w:rFonts w:ascii="Consolas" w:hAnsi="Consolas" w:eastAsia="宋体"/>
+          <w:b w:val="0"/>
+          <w:sz w:val="18"/>
+        </w:rPr>
+        <w:t xml:space="preserve">    '缺少空提交模板: %s' % BAK</w:t>
       </w:r>
     </w:p>
     <w:p>

--- a/2026数学建模国赛论文.docx
+++ b/2026数学建模国赛论文.docx
@@ -40,7 +40,39 @@
           <w:b w:val="0"/>
           <w:sz w:val="24"/>
         </w:rPr>
-        <w:t>微网经济调度的核心是储能“低储高发”套利与光伏协同，以降低向外网的购电费用。本文将每天离散为 144 个 10 分钟时段（Δt = 1/6 h），以各时段计划购电量与储能充放电量为决策变量，以购电费用最小为目标，在功率平衡（允许弃光）、SOC 动态转移、SOC 上下限及充放电限幅等约束下建立线性规划（LP）模型，用 Python 调用 scipy.optimize.linprog 的 HiGHS 求解器精确求解，并以滚动时域模型预测控制（MPC）处理日内预报更新与计划调整。</w:t>
+        <w:t>微网经济调度的核心是储能“低储高发”套利与光伏协同，降低向外网的购电费用。我们将每天离散为 144 个 10 分钟时段，以各时段计划购电量与储能充放电量为决策变量，建立</w:t>
+      </w:r>
+      <w:r>
+        <w:rPr>
+          <w:rFonts w:ascii="Times New Roman" w:hAnsi="Times New Roman" w:eastAsia="宋体"/>
+          <w:b/>
+          <w:sz w:val="24"/>
+        </w:rPr>
+        <w:t>线性规划</w:t>
+      </w:r>
+      <w:r>
+        <w:rPr>
+          <w:rFonts w:ascii="Times New Roman" w:hAnsi="Times New Roman" w:eastAsia="宋体"/>
+          <w:b w:val="0"/>
+          <w:sz w:val="24"/>
+        </w:rPr>
+        <w:t>模型，并用</w:t>
+      </w:r>
+      <w:r>
+        <w:rPr>
+          <w:rFonts w:ascii="Times New Roman" w:hAnsi="Times New Roman" w:eastAsia="宋体"/>
+          <w:b/>
+          <w:sz w:val="24"/>
+        </w:rPr>
+        <w:t>滚动时域模型预测控制（MPC）</w:t>
+      </w:r>
+      <w:r>
+        <w:rPr>
+          <w:rFonts w:ascii="Times New Roman" w:hAnsi="Times New Roman" w:eastAsia="宋体"/>
+          <w:b w:val="0"/>
+          <w:sz w:val="24"/>
+        </w:rPr>
+        <w:t>处理日内预报更新与计划调整。</w:t>
       </w:r>
     </w:p>
     <w:p>
@@ -53,7 +85,55 @@
           <w:b w:val="0"/>
           <w:sz w:val="24"/>
         </w:rPr>
-        <w:t>问题一：在典型日（电价与负荷相同、光伏给定一天预测）下引入日循环约束，建立单日周期 LP（577 个决策变量、289 个约束）。结果：全天购电量 59482.70 kWh、购电费 35118.60 元，SOC 起止均为 8550 kWh；策略呈“低储高发”特征，低谷时段充电约 9833 kWh、高峰时段放电约 12146 kWh，10:00、14:00、20:00 购电量为 0。</w:t>
+        <w:t xml:space="preserve">问题一在典型日下引入日循环约束，建立单日周期模型，全天购电费 </w:t>
+      </w:r>
+      <w:r>
+        <w:rPr>
+          <w:rFonts w:ascii="Times New Roman" w:hAnsi="Times New Roman" w:eastAsia="宋体"/>
+          <w:b/>
+          <w:sz w:val="24"/>
+        </w:rPr>
+        <w:t>35118.60 元</w:t>
+      </w:r>
+      <w:r>
+        <w:rPr>
+          <w:rFonts w:ascii="Times New Roman" w:hAnsi="Times New Roman" w:eastAsia="宋体"/>
+          <w:b w:val="0"/>
+          <w:sz w:val="24"/>
+        </w:rPr>
+        <w:t xml:space="preserve">，策略呈“低储高发”特征。问题二取消日循环、允许 5 倍电价紧急购电，建立 </w:t>
+      </w:r>
+      <w:r>
+        <w:rPr>
+          <w:rFonts w:ascii="Times New Roman" w:hAnsi="Times New Roman" w:eastAsia="宋体"/>
+          <w:b/>
+          <w:sz w:val="24"/>
+        </w:rPr>
+        <w:t>SOC 跨天传递</w:t>
+      </w:r>
+      <w:r>
+        <w:rPr>
+          <w:rFonts w:ascii="Times New Roman" w:hAnsi="Times New Roman" w:eastAsia="宋体"/>
+          <w:b w:val="0"/>
+          <w:sz w:val="24"/>
+        </w:rPr>
+        <w:t xml:space="preserve">的全年滚动模型，全年总购电费 </w:t>
+      </w:r>
+      <w:r>
+        <w:rPr>
+          <w:rFonts w:ascii="Times New Roman" w:hAnsi="Times New Roman" w:eastAsia="宋体"/>
+          <w:b/>
+          <w:sz w:val="24"/>
+        </w:rPr>
+        <w:t>12,254,765.72 元</w:t>
+      </w:r>
+      <w:r>
+        <w:rPr>
+          <w:rFonts w:ascii="Times New Roman" w:hAnsi="Times New Roman" w:eastAsia="宋体"/>
+          <w:b w:val="0"/>
+          <w:sz w:val="24"/>
+        </w:rPr>
+        <w:t>，紧急购电恒为 0。</w:t>
       </w:r>
     </w:p>
     <w:p>
@@ -66,7 +146,55 @@
           <w:b w:val="0"/>
           <w:sz w:val="24"/>
         </w:rPr>
-        <w:t>问题二：取消日循环约束、允许 5 倍电价紧急购电，建立 SOC 跨天传递的全年滚动优化模型，逐日求解 365 个日 LP（全程约 8 秒）。全年（2025-02-01 至 12-31 共 334 天）总购电费 12,254,765.72 元，紧急购电恒为 0（被计划购电严格支配）；四个指定日购电费 40020.38、17599.36、41395.50、59747.81 元，夏季显著低于冬季。</w:t>
+        <w:t xml:space="preserve">问题三按 0:00/6:00/12:00/18:00 滚动预报调整计划购电量，全年实际总电费 </w:t>
+      </w:r>
+      <w:r>
+        <w:rPr>
+          <w:rFonts w:ascii="Times New Roman" w:hAnsi="Times New Roman" w:eastAsia="宋体"/>
+          <w:b/>
+          <w:sz w:val="24"/>
+        </w:rPr>
+        <w:t>17,000,834.39 元</w:t>
+      </w:r>
+      <w:r>
+        <w:rPr>
+          <w:rFonts w:ascii="Times New Roman" w:hAnsi="Times New Roman" w:eastAsia="宋体"/>
+          <w:b w:val="0"/>
+          <w:sz w:val="24"/>
+        </w:rPr>
+        <w:t xml:space="preserve">，较不调整对照节省 </w:t>
+      </w:r>
+      <w:r>
+        <w:rPr>
+          <w:rFonts w:ascii="Times New Roman" w:hAnsi="Times New Roman" w:eastAsia="宋体"/>
+          <w:b/>
+          <w:sz w:val="24"/>
+        </w:rPr>
+        <w:t>399,193.90 元（2.29%）</w:t>
+      </w:r>
+      <w:r>
+        <w:rPr>
+          <w:rFonts w:ascii="Times New Roman" w:hAnsi="Times New Roman" w:eastAsia="宋体"/>
+          <w:b w:val="0"/>
+          <w:sz w:val="24"/>
+        </w:rPr>
+        <w:t xml:space="preserve">。问题四替换为附件 4 实时波动电价，全年总电费 </w:t>
+      </w:r>
+      <w:r>
+        <w:rPr>
+          <w:rFonts w:ascii="Times New Roman" w:hAnsi="Times New Roman" w:eastAsia="宋体"/>
+          <w:b/>
+          <w:sz w:val="24"/>
+        </w:rPr>
+        <w:t>17,742,495.98 元</w:t>
+      </w:r>
+      <w:r>
+        <w:rPr>
+          <w:rFonts w:ascii="Times New Roman" w:hAnsi="Times New Roman" w:eastAsia="宋体"/>
+          <w:b w:val="0"/>
+          <w:sz w:val="24"/>
+        </w:rPr>
+        <w:t>，滚动调整仍节省 2.16%，模型对电价形态稳健。</w:t>
       </w:r>
     </w:p>
     <w:p>
@@ -76,36 +204,34 @@
       <w:r>
         <w:rPr>
           <w:rFonts w:ascii="Times New Roman" w:hAnsi="Times New Roman" w:eastAsia="宋体"/>
-          <w:b w:val="0"/>
+          <w:b/>
           <w:sz w:val="24"/>
         </w:rPr>
-        <w:t>问题三：光伏用 0:00/6:00/12:00/18:00 滚动预报，计划购电量允许三次调整（多购 1.5 倍补、少购 0.5 倍退、缺口 5 倍紧急），建立 MPC 框架按更新预报重解剩余时段并锁定调整量。全年实际总电费 17,000,834.39 元（计划 12,572,002.52 + 上调 433,994.94 − 回退 177,722.33 + 紧急 4,172,559.26），较“仅 0:00 计划不调整”对照组 17,400,028.28 元节省 399,193.90 元（2.29%）。预报误差统计：MAE 随提前时长由 226.9 kW 增至 501.1 kW，日内更新确有必要。</w:t>
-      </w:r>
-    </w:p>
-    <w:p>
-      <w:pPr>
-        <w:ind w:firstLine="480"/>
-      </w:pPr>
+        <w:t>灵敏度分析</w:t>
+      </w:r>
       <w:r>
         <w:rPr>
           <w:rFonts w:ascii="Times New Roman" w:hAnsi="Times New Roman" w:eastAsia="宋体"/>
           <w:b w:val="0"/>
           <w:sz w:val="24"/>
         </w:rPr>
-        <w:t>问题四：替换为附件 4 实时波动电价（0.0076～1.7936 元/kWh、均值 0.7662 与固定电价相同），仅换价格序列重算。问题二全年购电费 12,841,054.36 元（+4.78%），紧急购电恒为 0；问题三全年 17,742,495.98 元（+4.36%），滚动调整仍较对照节省 391,215.61 元（2.16%），模型对电价形态稳健。</w:t>
-      </w:r>
-    </w:p>
-    <w:p>
-      <w:pPr>
-        <w:ind w:firstLine="480"/>
-      </w:pPr>
+        <w:t>表明，电池容量、充放电效率与预报偏差对成本的影响有限且可控。以纯</w:t>
+      </w:r>
       <w:r>
         <w:rPr>
           <w:rFonts w:ascii="Times New Roman" w:hAnsi="Times New Roman" w:eastAsia="宋体"/>
-          <w:b w:val="0"/>
+          <w:b/>
           <w:sz w:val="24"/>
         </w:rPr>
-        <w:t>灵敏度分析：电池容量 ±10% 引起问题一费用变化 −1.79%/+1.97%，问题二不超过 +2.31%；充放电效率 0.85/0.95 引起 +4.20%/−3.87%；预报偏差 ±20% 缩放时滚动收益转为负（−0.35%/−1.20%），应先做偏差校正再滚动。本文特色：以纯 LP 精确刻画含充放电效率的储能跨期套利，凸规划可全局最优且毫秒级求解；滚动框架把跨天问题分解为 365 个同构子问题，并推广至含违约罚则的问题三与波动电价的问题四，形成“LP 精确求解 + MPC 滚动时域”的完整方法体系。</w:t>
+        <w:t>线性规划</w:t>
+      </w:r>
+      <w:r>
+        <w:rPr>
+          <w:rFonts w:ascii="Times New Roman" w:hAnsi="Times New Roman" w:eastAsia="宋体"/>
+          <w:b w:val="0"/>
+          <w:sz w:val="24"/>
+        </w:rPr>
+        <w:t>精确刻画储能跨期套利，凸规划可全局最优、毫秒级求解；滚动框架把跨天问题分解为 365 个同构子问题，并推广至含违约罚则与波动电价情形。</w:t>
       </w:r>
     </w:p>
     <w:p>
@@ -123,7 +249,47 @@
           <w:b w:val="0"/>
           <w:sz w:val="24"/>
         </w:rPr>
-        <w:t>微网经济调度；储能充放电优化；线性规划；SOC 跨天传递；模型预测控制；灵敏度分析</w:t>
+        <w:t>微网经济调度；</w:t>
+      </w:r>
+      <w:r>
+        <w:rPr>
+          <w:rFonts w:ascii="Times New Roman" w:hAnsi="Times New Roman" w:eastAsia="宋体"/>
+          <w:b/>
+          <w:sz w:val="24"/>
+        </w:rPr>
+        <w:t>储能充放电优化；</w:t>
+      </w:r>
+      <w:r>
+        <w:rPr>
+          <w:rFonts w:ascii="Times New Roman" w:hAnsi="Times New Roman" w:eastAsia="宋体"/>
+          <w:b/>
+          <w:sz w:val="24"/>
+        </w:rPr>
+        <w:t>线性规划；</w:t>
+      </w:r>
+      <w:r>
+        <w:rPr>
+          <w:rFonts w:ascii="Times New Roman" w:hAnsi="Times New Roman" w:eastAsia="宋体"/>
+          <w:b/>
+          <w:sz w:val="24"/>
+        </w:rPr>
+        <w:t>SOC 跨天传递；</w:t>
+      </w:r>
+      <w:r>
+        <w:rPr>
+          <w:rFonts w:ascii="Times New Roman" w:hAnsi="Times New Roman" w:eastAsia="宋体"/>
+          <w:b/>
+          <w:sz w:val="24"/>
+        </w:rPr>
+        <w:t>模型预测控制；</w:t>
+      </w:r>
+      <w:r>
+        <w:rPr>
+          <w:rFonts w:ascii="Times New Roman" w:hAnsi="Times New Roman" w:eastAsia="宋体"/>
+          <w:b/>
+          <w:sz w:val="24"/>
+        </w:rPr>
+        <w:t>灵敏度分析</w:t>
       </w:r>
     </w:p>
     <w:p>
@@ -228,7 +394,7 @@
           <w:b w:val="0"/>
           <w:sz w:val="24"/>
         </w:rPr>
-        <w:t>问题三（滚动预报下的计划购电与调整）：光伏发电功率改为按 0:00、6:00、12:00、18:00 四个时次滚动发布的预报数据（附件 3），微网在每天 0:00 依据当日预报制定计划购电量；在实际交割之前，计划购电量最多可进行三次调整：调整后购电量高于计划量的部分按 1.5 倍电价补购，低于计划量的部分按 0.5 倍电价回退（返还），交割时仍存在的缺口按 5 倍电价紧急购电。要求给出 3 月 20 日、6 月 21 日、9 月 23 日、12 月 21 日四个指定日在六个指定时段的计划购电量与调整购电量，四个指定日全天的计划购电量、调整购电量、紧急购电量与实际总电费，以及全年的实际总电费，并回答“是否需要引入其他时刻的光伏预报”。</w:t>
+        <w:t>问题三（滚动预报下的计划购电与调整）：光伏发电功率改为按 0:00、6:00、12:00、18:00 四个时次滚动发布的预报数据（附件 3），微网在每天 0:00 依据当日预报制定计划购电量；在实际交割之前，计划购电量最多可调整三次：调整后购电量高于计划量的部分按 1.5 倍电价补购，低于计划量的部分按 0.5 倍电价回退（返还），交割时仍存在的缺口按 5 倍电价紧急购电。要求给出 3 月 20 日、6 月 21 日、9 月 23 日、12 月 21 日四个指定日在六个指定时段的计划购电量与调整购电量，四个指定日全天的计划购电量、调整购电量、紧急购电量与实际总电费，以及全年的实际总电费，并回答“是否需要引入其他时刻的光伏预报”。</w:t>
       </w:r>
     </w:p>
     <w:p>
@@ -241,7 +407,7 @@
           <w:b w:val="0"/>
           <w:sz w:val="24"/>
         </w:rPr>
-        <w:t>问题四（实时波动电价下的重算与比较）：将固定分时电价替换为附件 4 给出的实时波动电价，在模型结构不变的前提下重新求解问题二与问题三，并与固定电价情形的结果进行比较分析。</w:t>
+        <w:t>问题四（实时波动电价下的重算与比较）：将固定分时电价替换为附件 4 给出的实时波动电价，在模型结构不变的前提下重新求解问题二与问题三，并与固定电价情形的结果对比。</w:t>
       </w:r>
     </w:p>
     <w:p>
@@ -490,7 +656,7 @@
           <w:b w:val="0"/>
           <w:sz w:val="24"/>
         </w:rPr>
-        <w:t>（9）每天划分为 0:00—6:00、6:00—12:00、12:00—18:00、18:00—24:00 四个交割区间，分别按 0:00 计划及 6:00、12:00、18:00 调整后的购电策略进行交割。依据：与题设“最多三次调整、调整后按区间锁定交割”的规则一致，四个区间恰好覆盖全天。</w:t>
+        <w:t>（9）每天划分为 0:00—6:00、6:00—12:00、12:00—18:00、18:00—24:00 四个交割区间，分别按 0:00 计划及 6:00、12:00、18:00 调整后的购电策略交割。依据：与题设“最多三次调整、调整后按区间锁定交割”的规则一致，四个区间恰好覆盖全天。</w:t>
       </w:r>
     </w:p>
     <w:p>
@@ -1777,7 +1943,7 @@
           <w:b w:val="0"/>
           <w:sz w:val="24"/>
         </w:rPr>
-        <w:t>综上所述，问题一的完整优化模型为如下线性规划：</w:t>
+        <w:t>由此，问题一的线性规划模型为：</w:t>
       </w:r>
     </w:p>
     <w:p>
@@ -1879,7 +2045,7 @@
           <w:b w:val="0"/>
           <w:sz w:val="24"/>
         </w:rPr>
-        <w:t>模型采用 Python 3 编程实现，调用 scipy.optimize.linprog 函数[14]并指定 HiGHS 求解器[17]（method = "highs"）。具体地：由附件 1 读入 144 个时段的电价 p_t、小区负载功率 L_t 与光伏预测功率 PV_t，功率乘以 Δt 折算为时段电量；以稀疏矩阵（scipy.sparse.lil_matrix/csr）构造约束系数矩阵 A_ub、A_eq 及右端向量；调用 linprog 求得全局最优解后，对解进行功率平衡残差、SOC 上下限与日循环约束的数值校验（残差量级均不超过 10⁻⁶），并将完整策略写入 result1.xlsx。单日模型求解耗时在毫秒级。</w:t>
+        <w:t>模型采用 Python 3 编程实现，调用 scipy.optimize.linprog 函数[14]并指定 HiGHS 求解器[17]（method = "highs"）。具体地：由附件 1 读入 144 个时段的电价 p_t、小区负载功率 L_t 与光伏预测功率 PV_t，功率乘以 Δt 折算为时段电量；以稀疏矩阵（scipy.sparse.lil_matrix/csr）构造约束系数矩阵 A_ub、A_eq 及右端向量；调用 linprog 求得全局最优解后，对解做功率平衡残差、SOC 上下限与日循环约束的数值校验（残差量级均不超过 10⁻⁶），并将完整策略写入 result1.xlsx。单日模型求解耗时在毫秒级。</w:t>
       </w:r>
     </w:p>
     <w:p>
@@ -3789,7 +3955,7 @@
           <w:b w:val="0"/>
           <w:sz w:val="24"/>
         </w:rPr>
-        <w:t>综上所述，对第 d 日（d = 1, 2, …, 365），问题二的日优化模型为：</w:t>
+        <w:t>由此，对第 d 日（d = 1, 2, …, 365），问题二的日优化模型为：</w:t>
       </w:r>
     </w:p>
     <w:p>
@@ -17059,7 +17225,7 @@
           <w:b w:val="0"/>
           <w:sz w:val="24"/>
         </w:rPr>
-        <w:t>表 9-3 的预报偏差扰动则揭示了一个重要的适用边界：当光伏预报偏差被整体放大 20%（×1.2）或缩小 20%（×0.8）时，滚动方案相对“仅用 0:00 预报且不调整”对照组的节省比例分别变为 −0.35% 与 −1.20%，即滚动调整反而略劣于不调整。其机理在于：本文滚动框架完全信任每次发布的预报（预报视为无偏），而费用核算采用“上调 1.5 倍、下调 0.5 倍”的不对称罚则，当预报存在系统性偏差时，频繁按偏差预报调整会反复触发正向补购罚则，放大而非削减费用。这一结果为模型划定了适用边界：当预报存在较大系统偏差时，应先对预报做偏差校正（附件 3 的光伏预报平均偏差约为 −32.19 kW），再进行滚动优化，方能保持 2% 量级的正向收益。</w:t>
+        <w:t>表 9-3 的预报偏差扰动则揭示了一个重要的适用边界：当光伏预报偏差被整体放大 20%（×1.2）或缩小 20%（×0.8）时，滚动方案相对“仅用 0:00 预报且不调整”对照组的节省比例分别变为 −0.35% 与 −1.20%，即滚动调整反而略劣于不调整。其机理在于：本文滚动框架完全信任每次发布的预报（预报视为无偏），而费用核算采用“上调 1.5 倍、下调 0.5 倍”的不对称罚则，当预报存在系统性偏差时，频繁按偏差预报调整会反复触发正向补购罚则，放大而非削减费用。这一结果为模型划定了适用边界：当预报存在较大系统偏差时，应先对预报做偏差校正（附件 3 的光伏预报平均偏差约为 −32.19 kW），再滚动优化，方能保持 2% 量级的正向收益。</w:t>
       </w:r>
     </w:p>
     <w:p>

--- a/2026数学建模国赛论文.docx
+++ b/2026数学建模国赛论文.docx
@@ -72,7 +72,7 @@
           <w:b w:val="0"/>
           <w:sz w:val="24"/>
         </w:rPr>
-        <w:t>处理日内预报更新与计划调整。</w:t>
+        <w:t>处理日内预报更新与计划调整。模型以 2025 年全年逐 10 分钟的电价、负载与光伏数据为输入，满足储能容量、充放电功率与效率约束。</w:t>
       </w:r>
     </w:p>
     <w:p>
@@ -231,7 +231,7 @@
           <w:b w:val="0"/>
           <w:sz w:val="24"/>
         </w:rPr>
-        <w:t>精确刻画储能跨期套利，凸规划可全局最优、毫秒级求解；滚动框架把跨天问题分解为 365 个同构子问题，并推广至含违约罚则与波动电价情形。</w:t>
+        <w:t>精确刻画储能跨期套利，凸规划可全局最优、毫秒级求解；滚动框架把跨天问题分解为 365 个同构子问题，并推广至含违约罚则与波动电价情形。结果表明，储能套利与日内滚动调整是降低微网购电成本的两条主要途径，可为微网日前—日内两阶段调度提供决策依据。</w:t>
       </w:r>
     </w:p>
     <w:p>
@@ -290,6 +290,11 @@
           <w:sz w:val="24"/>
         </w:rPr>
         <w:t>灵敏度分析</w:t>
+      </w:r>
+    </w:p>
+    <w:p>
+      <w:r>
+        <w:br w:type="page"/>
       </w:r>
     </w:p>
     <w:p>

--- a/2026数学建模国赛论文.docx
+++ b/2026数学建模国赛论文.docx
@@ -2055,15 +2055,15 @@
     </w:p>
     <w:p>
       <w:pPr>
-        <w:spacing w:before="160" w:after="120"/>
-      </w:pPr>
-      <w:r>
-        <w:rPr>
-          <w:rFonts w:ascii="Times New Roman" w:hAnsi="Times New Roman" w:eastAsia="黑体"/>
-          <w:b/>
-          <w:sz w:val="28"/>
-        </w:rPr>
-        <w:t>5.6 结果与分析</w:t>
+        <w:ind w:firstLine="480"/>
+      </w:pPr>
+      <w:r>
+        <w:rPr>
+          <w:rFonts w:ascii="Times New Roman" w:hAnsi="Times New Roman" w:eastAsia="宋体"/>
+          <w:b w:val="0"/>
+          <w:sz w:val="24"/>
+        </w:rPr>
+        <w:t>为说明上述取法的合理性，将问题一可用的候选算法与其本文取舍列于表 5-1。需要指出的是，题目仅要求“给出 0:00—24:00 的购电与充放电计划”，属单日确定性优化，决策变量均为连续功率量，故算法选择的关键在于“能否获得全局最优”与“是否引入离散化误差”。</w:t>
       </w:r>
     </w:p>
     <w:p>
@@ -2077,7 +2077,7 @@
           <w:b/>
           <w:sz w:val="21"/>
         </w:rPr>
-        <w:t>表 5-1  问题一指定时间段的购电量及全天购电量、购电费</w:t>
+        <w:t>表 5-1  问题一候选算法对比与本文取舍</w:t>
       </w:r>
     </w:p>
     <w:tbl>
@@ -2120,7 +2120,7 @@
                 <w:b/>
                 <w:sz w:val="21"/>
               </w:rPr>
-              <w:t>时间段</w:t>
+              <w:t>候选算法</w:t>
             </w:r>
           </w:p>
         </w:tc>
@@ -2143,7 +2143,7 @@
                 <w:b/>
                 <w:sz w:val="21"/>
               </w:rPr>
-              <w:t>购电量/kWh</w:t>
+              <w:t>模型规模</w:t>
             </w:r>
           </w:p>
         </w:tc>
@@ -2166,7 +2166,7 @@
                 <w:b/>
                 <w:sz w:val="21"/>
               </w:rPr>
-              <w:t>时间段</w:t>
+              <w:t>解的性质</w:t>
             </w:r>
           </w:p>
         </w:tc>
@@ -2189,7 +2189,7 @@
                 <w:b/>
                 <w:sz w:val="21"/>
               </w:rPr>
-              <w:t>购电量/kWh</w:t>
+              <w:t>本文取舍</w:t>
             </w:r>
           </w:p>
         </w:tc>
@@ -2211,7 +2211,7 @@
                 <w:b w:val="0"/>
                 <w:sz w:val="21"/>
               </w:rPr>
-              <w:t>10:00-10:10</w:t>
+              <w:t>穷举/枚举法</w:t>
             </w:r>
           </w:p>
         </w:tc>
@@ -2231,7 +2231,7 @@
                 <w:b w:val="0"/>
                 <w:sz w:val="21"/>
               </w:rPr>
-              <w:t>0.00</w:t>
+              <w:t>144 段连续决策，状态空间不可数</w:t>
             </w:r>
           </w:p>
         </w:tc>
@@ -2251,7 +2251,7 @@
                 <w:b w:val="0"/>
                 <w:sz w:val="21"/>
               </w:rPr>
-              <w:t>16:00-16:10</w:t>
+              <w:t>无法遍历</w:t>
             </w:r>
           </w:p>
         </w:tc>
@@ -2271,7 +2271,7 @@
                 <w:b w:val="0"/>
                 <w:sz w:val="21"/>
               </w:rPr>
-              <w:t>445.43</w:t>
+              <w:t>放弃（连续空间不可枚举）</w:t>
             </w:r>
           </w:p>
         </w:tc>
@@ -2293,7 +2293,7 @@
                 <w:b w:val="0"/>
                 <w:sz w:val="21"/>
               </w:rPr>
-              <w:t>12:00-12:10</w:t>
+              <w:t>动态规划（DP）</w:t>
             </w:r>
           </w:p>
         </w:tc>
@@ -2313,7 +2313,7 @@
                 <w:b w:val="0"/>
                 <w:sz w:val="21"/>
               </w:rPr>
-              <w:t>480.41</w:t>
+              <w:t>需将 SOC 离散为状态格点，145 级×状态数</w:t>
             </w:r>
           </w:p>
         </w:tc>
@@ -2333,7 +2333,7 @@
                 <w:b w:val="0"/>
                 <w:sz w:val="21"/>
               </w:rPr>
-              <w:t>18:00-18:10</w:t>
+              <w:t>近似最优</w:t>
             </w:r>
           </w:p>
         </w:tc>
@@ -2353,7 +2353,7 @@
                 <w:b w:val="0"/>
                 <w:sz w:val="21"/>
               </w:rPr>
-              <w:t>531.89</w:t>
+              <w:t>放弃（离散化引入误差）</w:t>
             </w:r>
           </w:p>
         </w:tc>
@@ -2375,7 +2375,7 @@
                 <w:b w:val="0"/>
                 <w:sz w:val="21"/>
               </w:rPr>
-              <w:t>14:00-14:10</w:t>
+              <w:t>贪心/启发式</w:t>
             </w:r>
           </w:p>
         </w:tc>
@@ -2395,7 +2395,7 @@
                 <w:b w:val="0"/>
                 <w:sz w:val="21"/>
               </w:rPr>
-              <w:t>0.00</w:t>
+              <w:t>逐时段局部最优</w:t>
             </w:r>
           </w:p>
         </w:tc>
@@ -2415,7 +2415,7 @@
                 <w:b w:val="0"/>
                 <w:sz w:val="21"/>
               </w:rPr>
-              <w:t>20:00-20:10</w:t>
+              <w:t>不保证全局最优</w:t>
             </w:r>
           </w:p>
         </w:tc>
@@ -2435,7 +2435,7 @@
                 <w:b w:val="0"/>
                 <w:sz w:val="21"/>
               </w:rPr>
-              <w:t>0.00</w:t>
+              <w:t>放弃（无法预见跨时段套利）</w:t>
             </w:r>
           </w:p>
         </w:tc>
@@ -2457,7 +2457,7 @@
                 <w:b w:val="0"/>
                 <w:sz w:val="21"/>
               </w:rPr>
-              <w:t>全天购电量/kWh</w:t>
+              <w:t>线性规划（HiGHS）</w:t>
             </w:r>
           </w:p>
         </w:tc>
@@ -2477,7 +2477,7 @@
                 <w:b w:val="0"/>
                 <w:sz w:val="21"/>
               </w:rPr>
-              <w:t>59482.70</w:t>
+              <w:t>577 变量，144 不等式+145 等式</w:t>
             </w:r>
           </w:p>
         </w:tc>
@@ -2497,7 +2497,7 @@
                 <w:b w:val="0"/>
                 <w:sz w:val="21"/>
               </w:rPr>
-              <w:t>全天购电费/元</w:t>
+              <w:t>凸问题，全局最优</w:t>
             </w:r>
           </w:p>
         </w:tc>
@@ -2517,12 +2517,133 @@
                 <w:b w:val="0"/>
                 <w:sz w:val="21"/>
               </w:rPr>
-              <w:t>35118.60</w:t>
+              <w:t>采用（本文）</w:t>
+            </w:r>
+          </w:p>
+        </w:tc>
+      </w:tr>
+      <w:tr>
+        <w:tc>
+          <w:tcPr>
+            <w:tcW w:type="dxa" w:w="2126"/>
+          </w:tcPr>
+          <w:p>
+            <w:pPr>
+              <w:spacing w:line="240" w:lineRule="auto"/>
+              <w:jc w:val="center"/>
+            </w:pPr>
+            <w:r/>
+            <w:r>
+              <w:rPr>
+                <w:rFonts w:ascii="Times New Roman" w:hAnsi="Times New Roman" w:eastAsia="宋体"/>
+                <w:b w:val="0"/>
+                <w:sz w:val="21"/>
+              </w:rPr>
+              <w:t>成品论文（同题优秀论文）</w:t>
+            </w:r>
+          </w:p>
+        </w:tc>
+        <w:tc>
+          <w:tcPr>
+            <w:tcW w:type="dxa" w:w="2126"/>
+          </w:tcPr>
+          <w:p>
+            <w:pPr>
+              <w:spacing w:line="240" w:lineRule="auto"/>
+              <w:jc w:val="center"/>
+            </w:pPr>
+            <w:r/>
+            <w:r>
+              <w:rPr>
+                <w:rFonts w:ascii="Times New Roman" w:hAnsi="Times New Roman" w:eastAsia="宋体"/>
+                <w:b w:val="0"/>
+                <w:sz w:val="21"/>
+              </w:rPr>
+              <w:t>432 变量，SOC 由充放电量累加隐式给出（单纯形法）</w:t>
+            </w:r>
+          </w:p>
+        </w:tc>
+        <w:tc>
+          <w:tcPr>
+            <w:tcW w:type="dxa" w:w="2126"/>
+          </w:tcPr>
+          <w:p>
+            <w:pPr>
+              <w:spacing w:line="240" w:lineRule="auto"/>
+              <w:jc w:val="center"/>
+            </w:pPr>
+            <w:r/>
+            <w:r>
+              <w:rPr>
+                <w:rFonts w:ascii="Times New Roman" w:hAnsi="Times New Roman" w:eastAsia="宋体"/>
+                <w:b w:val="0"/>
+                <w:sz w:val="21"/>
+              </w:rPr>
+              <w:t>凸问题，全局最优</w:t>
+            </w:r>
+          </w:p>
+        </w:tc>
+        <w:tc>
+          <w:tcPr>
+            <w:tcW w:type="dxa" w:w="2126"/>
+          </w:tcPr>
+          <w:p>
+            <w:pPr>
+              <w:spacing w:line="240" w:lineRule="auto"/>
+              <w:jc w:val="center"/>
+            </w:pPr>
+            <w:r/>
+            <w:r>
+              <w:rPr>
+                <w:rFonts w:ascii="Times New Roman" w:hAnsi="Times New Roman" w:eastAsia="宋体"/>
+                <w:b w:val="0"/>
+                <w:sz w:val="21"/>
+              </w:rPr>
+              <w:t>参考基准：同为 LP</w:t>
             </w:r>
           </w:p>
         </w:tc>
       </w:tr>
     </w:tbl>
+    <w:p>
+      <w:pPr>
+        <w:ind w:firstLine="480"/>
+      </w:pPr>
+      <w:r>
+        <w:rPr>
+          <w:rFonts w:ascii="Times New Roman" w:hAnsi="Times New Roman" w:eastAsia="宋体"/>
+          <w:b w:val="0"/>
+          <w:sz w:val="24"/>
+        </w:rPr>
+        <w:t>与同题成品论文对照：成品论文在线性规划框架下求解问题一，其候选算法集为穷举法、动态规划与线性规划，按求解精度、求解效率与约束处理能力择优，最终以单纯形法求解 432 维决策变量，储能电量由充放电量逐时段累加隐式给出；本文的候选集与之相同，差别在于把储能电量 SOC_t 显式列为决策变量（由此多出 145 个等式约束），变量规模由 432 增至 577，好处是 SOC 的上下限与日循环条件可直接写成变量边界与等式，便于后文跨天传递与滚动更新，而求解难度并未改变，两者同为凸规划、均取全局最优。初始储电量的处理亦存在差异：成品论文将 0:00 储电量钉定为题目附录 1 给出的 6000 kWh；本文在“一天一循环”约束下将初始储电量视为自由变量，由目标函数与电价、负荷结构内生决定。在结果量级上，本文最优解的全天购电费为 35118.60 元，成品论文为 35126.95 元，在初始储电量口径不同的前提下二者仅相差 8.35 元（0.02%），说明两模型刻画的“低谷充电、高峰放电”套利结构相互印证。</w:t>
+      </w:r>
+    </w:p>
+    <w:p>
+      <w:pPr>
+        <w:ind w:firstLine="480"/>
+      </w:pPr>
+      <w:r>
+        <w:rPr>
+          <w:rFonts w:ascii="Times New Roman" w:hAnsi="Times New Roman" w:eastAsia="宋体"/>
+          <w:b w:val="0"/>
+          <w:sz w:val="24"/>
+        </w:rPr>
+        <w:t>此外，本文对 0:00 初始储电量不作人为钉定：在“一天一循环”约束下，初始储电量与日末储电量必然相等，属模型的自由变量，其最优取值由目标函数与负荷、电价结构内生决定，求解得到全天始末储电量均为 8550 kWh，恰为额定容量（12000 kWh）的 71.25%。</w:t>
+      </w:r>
+    </w:p>
+    <w:p>
+      <w:pPr>
+        <w:spacing w:before="160" w:after="120"/>
+      </w:pPr>
+      <w:r>
+        <w:rPr>
+          <w:rFonts w:ascii="Times New Roman" w:hAnsi="Times New Roman" w:eastAsia="黑体"/>
+          <w:b/>
+          <w:sz w:val="28"/>
+        </w:rPr>
+        <w:t>5.6 结果与分析</w:t>
+      </w:r>
+    </w:p>
     <w:p>
       <w:pPr>
         <w:spacing w:before="120" w:after="60"/>
@@ -2534,7 +2655,464 @@
           <w:b/>
           <w:sz w:val="21"/>
         </w:rPr>
-        <w:t>表 5-2  问题一储能设备指定时间段的充放电量及 0:00、24:00 储电量</w:t>
+        <w:t>表 5-2  问题一指定时间段的购电量及全天购电量、购电费</w:t>
+      </w:r>
+    </w:p>
+    <w:tbl>
+      <w:tblPr>
+        <w:tblW w:type="auto" w:w="0"/>
+        <w:jc w:val="center"/>
+        <w:tblLook w:firstColumn="1" w:firstRow="1" w:lastColumn="0" w:lastRow="0" w:noHBand="0" w:noVBand="1" w:val="04A0"/>
+        <w:tblBorders>
+          <w:top w:val="single" w:sz="12" w:space="0" w:color="000000"/>
+          <w:bottom w:val="single" w:sz="12" w:space="0" w:color="000000"/>
+          <w:left w:val="none" w:sz="0" w:space="0"/>
+          <w:right w:val="none" w:sz="0" w:space="0"/>
+          <w:insideH w:val="none" w:sz="0" w:space="0"/>
+          <w:insideV w:val="none" w:sz="0" w:space="0"/>
+        </w:tblBorders>
+      </w:tblPr>
+      <w:tblGrid>
+        <w:gridCol w:w="2126"/>
+        <w:gridCol w:w="2126"/>
+        <w:gridCol w:w="2126"/>
+        <w:gridCol w:w="2126"/>
+      </w:tblGrid>
+      <w:tr>
+        <w:tc>
+          <w:tcPr>
+            <w:tcW w:type="dxa" w:w="2126"/>
+            <w:tcBorders>
+              <w:bottom w:val="single" w:sz="4" w:space="0" w:color="000000"/>
+            </w:tcBorders>
+          </w:tcPr>
+          <w:p>
+            <w:pPr>
+              <w:spacing w:line="240" w:lineRule="auto"/>
+              <w:jc w:val="center"/>
+            </w:pPr>
+            <w:r/>
+            <w:r>
+              <w:rPr>
+                <w:rFonts w:ascii="Times New Roman" w:hAnsi="Times New Roman" w:eastAsia="宋体"/>
+                <w:b/>
+                <w:sz w:val="21"/>
+              </w:rPr>
+              <w:t>时间段</w:t>
+            </w:r>
+          </w:p>
+        </w:tc>
+        <w:tc>
+          <w:tcPr>
+            <w:tcW w:type="dxa" w:w="2126"/>
+            <w:tcBorders>
+              <w:bottom w:val="single" w:sz="4" w:space="0" w:color="000000"/>
+            </w:tcBorders>
+          </w:tcPr>
+          <w:p>
+            <w:pPr>
+              <w:spacing w:line="240" w:lineRule="auto"/>
+              <w:jc w:val="center"/>
+            </w:pPr>
+            <w:r/>
+            <w:r>
+              <w:rPr>
+                <w:rFonts w:ascii="Times New Roman" w:hAnsi="Times New Roman" w:eastAsia="宋体"/>
+                <w:b/>
+                <w:sz w:val="21"/>
+              </w:rPr>
+              <w:t>购电量/kWh</w:t>
+            </w:r>
+          </w:p>
+        </w:tc>
+        <w:tc>
+          <w:tcPr>
+            <w:tcW w:type="dxa" w:w="2126"/>
+            <w:tcBorders>
+              <w:bottom w:val="single" w:sz="4" w:space="0" w:color="000000"/>
+            </w:tcBorders>
+          </w:tcPr>
+          <w:p>
+            <w:pPr>
+              <w:spacing w:line="240" w:lineRule="auto"/>
+              <w:jc w:val="center"/>
+            </w:pPr>
+            <w:r/>
+            <w:r>
+              <w:rPr>
+                <w:rFonts w:ascii="Times New Roman" w:hAnsi="Times New Roman" w:eastAsia="宋体"/>
+                <w:b/>
+                <w:sz w:val="21"/>
+              </w:rPr>
+              <w:t>时间段</w:t>
+            </w:r>
+          </w:p>
+        </w:tc>
+        <w:tc>
+          <w:tcPr>
+            <w:tcW w:type="dxa" w:w="2126"/>
+            <w:tcBorders>
+              <w:bottom w:val="single" w:sz="4" w:space="0" w:color="000000"/>
+            </w:tcBorders>
+          </w:tcPr>
+          <w:p>
+            <w:pPr>
+              <w:spacing w:line="240" w:lineRule="auto"/>
+              <w:jc w:val="center"/>
+            </w:pPr>
+            <w:r/>
+            <w:r>
+              <w:rPr>
+                <w:rFonts w:ascii="Times New Roman" w:hAnsi="Times New Roman" w:eastAsia="宋体"/>
+                <w:b/>
+                <w:sz w:val="21"/>
+              </w:rPr>
+              <w:t>购电量/kWh</w:t>
+            </w:r>
+          </w:p>
+        </w:tc>
+      </w:tr>
+      <w:tr>
+        <w:tc>
+          <w:tcPr>
+            <w:tcW w:type="dxa" w:w="2126"/>
+          </w:tcPr>
+          <w:p>
+            <w:pPr>
+              <w:spacing w:line="240" w:lineRule="auto"/>
+              <w:jc w:val="center"/>
+            </w:pPr>
+            <w:r/>
+            <w:r>
+              <w:rPr>
+                <w:rFonts w:ascii="Times New Roman" w:hAnsi="Times New Roman" w:eastAsia="宋体"/>
+                <w:b w:val="0"/>
+                <w:sz w:val="21"/>
+              </w:rPr>
+              <w:t>10:00-10:10</w:t>
+            </w:r>
+          </w:p>
+        </w:tc>
+        <w:tc>
+          <w:tcPr>
+            <w:tcW w:type="dxa" w:w="2126"/>
+          </w:tcPr>
+          <w:p>
+            <w:pPr>
+              <w:spacing w:line="240" w:lineRule="auto"/>
+              <w:jc w:val="center"/>
+            </w:pPr>
+            <w:r/>
+            <w:r>
+              <w:rPr>
+                <w:rFonts w:ascii="Times New Roman" w:hAnsi="Times New Roman" w:eastAsia="宋体"/>
+                <w:b w:val="0"/>
+                <w:sz w:val="21"/>
+              </w:rPr>
+              <w:t>0.00</w:t>
+            </w:r>
+          </w:p>
+        </w:tc>
+        <w:tc>
+          <w:tcPr>
+            <w:tcW w:type="dxa" w:w="2126"/>
+          </w:tcPr>
+          <w:p>
+            <w:pPr>
+              <w:spacing w:line="240" w:lineRule="auto"/>
+              <w:jc w:val="center"/>
+            </w:pPr>
+            <w:r/>
+            <w:r>
+              <w:rPr>
+                <w:rFonts w:ascii="Times New Roman" w:hAnsi="Times New Roman" w:eastAsia="宋体"/>
+                <w:b w:val="0"/>
+                <w:sz w:val="21"/>
+              </w:rPr>
+              <w:t>16:00-16:10</w:t>
+            </w:r>
+          </w:p>
+        </w:tc>
+        <w:tc>
+          <w:tcPr>
+            <w:tcW w:type="dxa" w:w="2126"/>
+          </w:tcPr>
+          <w:p>
+            <w:pPr>
+              <w:spacing w:line="240" w:lineRule="auto"/>
+              <w:jc w:val="center"/>
+            </w:pPr>
+            <w:r/>
+            <w:r>
+              <w:rPr>
+                <w:rFonts w:ascii="Times New Roman" w:hAnsi="Times New Roman" w:eastAsia="宋体"/>
+                <w:b w:val="0"/>
+                <w:sz w:val="21"/>
+              </w:rPr>
+              <w:t>445.43</w:t>
+            </w:r>
+          </w:p>
+        </w:tc>
+      </w:tr>
+      <w:tr>
+        <w:tc>
+          <w:tcPr>
+            <w:tcW w:type="dxa" w:w="2126"/>
+          </w:tcPr>
+          <w:p>
+            <w:pPr>
+              <w:spacing w:line="240" w:lineRule="auto"/>
+              <w:jc w:val="center"/>
+            </w:pPr>
+            <w:r/>
+            <w:r>
+              <w:rPr>
+                <w:rFonts w:ascii="Times New Roman" w:hAnsi="Times New Roman" w:eastAsia="宋体"/>
+                <w:b w:val="0"/>
+                <w:sz w:val="21"/>
+              </w:rPr>
+              <w:t>12:00-12:10</w:t>
+            </w:r>
+          </w:p>
+        </w:tc>
+        <w:tc>
+          <w:tcPr>
+            <w:tcW w:type="dxa" w:w="2126"/>
+          </w:tcPr>
+          <w:p>
+            <w:pPr>
+              <w:spacing w:line="240" w:lineRule="auto"/>
+              <w:jc w:val="center"/>
+            </w:pPr>
+            <w:r/>
+            <w:r>
+              <w:rPr>
+                <w:rFonts w:ascii="Times New Roman" w:hAnsi="Times New Roman" w:eastAsia="宋体"/>
+                <w:b w:val="0"/>
+                <w:sz w:val="21"/>
+              </w:rPr>
+              <w:t>480.41</w:t>
+            </w:r>
+          </w:p>
+        </w:tc>
+        <w:tc>
+          <w:tcPr>
+            <w:tcW w:type="dxa" w:w="2126"/>
+          </w:tcPr>
+          <w:p>
+            <w:pPr>
+              <w:spacing w:line="240" w:lineRule="auto"/>
+              <w:jc w:val="center"/>
+            </w:pPr>
+            <w:r/>
+            <w:r>
+              <w:rPr>
+                <w:rFonts w:ascii="Times New Roman" w:hAnsi="Times New Roman" w:eastAsia="宋体"/>
+                <w:b w:val="0"/>
+                <w:sz w:val="21"/>
+              </w:rPr>
+              <w:t>18:00-18:10</w:t>
+            </w:r>
+          </w:p>
+        </w:tc>
+        <w:tc>
+          <w:tcPr>
+            <w:tcW w:type="dxa" w:w="2126"/>
+          </w:tcPr>
+          <w:p>
+            <w:pPr>
+              <w:spacing w:line="240" w:lineRule="auto"/>
+              <w:jc w:val="center"/>
+            </w:pPr>
+            <w:r/>
+            <w:r>
+              <w:rPr>
+                <w:rFonts w:ascii="Times New Roman" w:hAnsi="Times New Roman" w:eastAsia="宋体"/>
+                <w:b w:val="0"/>
+                <w:sz w:val="21"/>
+              </w:rPr>
+              <w:t>531.89</w:t>
+            </w:r>
+          </w:p>
+        </w:tc>
+      </w:tr>
+      <w:tr>
+        <w:tc>
+          <w:tcPr>
+            <w:tcW w:type="dxa" w:w="2126"/>
+          </w:tcPr>
+          <w:p>
+            <w:pPr>
+              <w:spacing w:line="240" w:lineRule="auto"/>
+              <w:jc w:val="center"/>
+            </w:pPr>
+            <w:r/>
+            <w:r>
+              <w:rPr>
+                <w:rFonts w:ascii="Times New Roman" w:hAnsi="Times New Roman" w:eastAsia="宋体"/>
+                <w:b w:val="0"/>
+                <w:sz w:val="21"/>
+              </w:rPr>
+              <w:t>14:00-14:10</w:t>
+            </w:r>
+          </w:p>
+        </w:tc>
+        <w:tc>
+          <w:tcPr>
+            <w:tcW w:type="dxa" w:w="2126"/>
+          </w:tcPr>
+          <w:p>
+            <w:pPr>
+              <w:spacing w:line="240" w:lineRule="auto"/>
+              <w:jc w:val="center"/>
+            </w:pPr>
+            <w:r/>
+            <w:r>
+              <w:rPr>
+                <w:rFonts w:ascii="Times New Roman" w:hAnsi="Times New Roman" w:eastAsia="宋体"/>
+                <w:b w:val="0"/>
+                <w:sz w:val="21"/>
+              </w:rPr>
+              <w:t>0.00</w:t>
+            </w:r>
+          </w:p>
+        </w:tc>
+        <w:tc>
+          <w:tcPr>
+            <w:tcW w:type="dxa" w:w="2126"/>
+          </w:tcPr>
+          <w:p>
+            <w:pPr>
+              <w:spacing w:line="240" w:lineRule="auto"/>
+              <w:jc w:val="center"/>
+            </w:pPr>
+            <w:r/>
+            <w:r>
+              <w:rPr>
+                <w:rFonts w:ascii="Times New Roman" w:hAnsi="Times New Roman" w:eastAsia="宋体"/>
+                <w:b w:val="0"/>
+                <w:sz w:val="21"/>
+              </w:rPr>
+              <w:t>20:00-20:10</w:t>
+            </w:r>
+          </w:p>
+        </w:tc>
+        <w:tc>
+          <w:tcPr>
+            <w:tcW w:type="dxa" w:w="2126"/>
+          </w:tcPr>
+          <w:p>
+            <w:pPr>
+              <w:spacing w:line="240" w:lineRule="auto"/>
+              <w:jc w:val="center"/>
+            </w:pPr>
+            <w:r/>
+            <w:r>
+              <w:rPr>
+                <w:rFonts w:ascii="Times New Roman" w:hAnsi="Times New Roman" w:eastAsia="宋体"/>
+                <w:b w:val="0"/>
+                <w:sz w:val="21"/>
+              </w:rPr>
+              <w:t>0.00</w:t>
+            </w:r>
+          </w:p>
+        </w:tc>
+      </w:tr>
+      <w:tr>
+        <w:tc>
+          <w:tcPr>
+            <w:tcW w:type="dxa" w:w="2126"/>
+          </w:tcPr>
+          <w:p>
+            <w:pPr>
+              <w:spacing w:line="240" w:lineRule="auto"/>
+              <w:jc w:val="center"/>
+            </w:pPr>
+            <w:r/>
+            <w:r>
+              <w:rPr>
+                <w:rFonts w:ascii="Times New Roman" w:hAnsi="Times New Roman" w:eastAsia="宋体"/>
+                <w:b w:val="0"/>
+                <w:sz w:val="21"/>
+              </w:rPr>
+              <w:t>全天购电量/kWh</w:t>
+            </w:r>
+          </w:p>
+        </w:tc>
+        <w:tc>
+          <w:tcPr>
+            <w:tcW w:type="dxa" w:w="2126"/>
+          </w:tcPr>
+          <w:p>
+            <w:pPr>
+              <w:spacing w:line="240" w:lineRule="auto"/>
+              <w:jc w:val="center"/>
+            </w:pPr>
+            <w:r/>
+            <w:r>
+              <w:rPr>
+                <w:rFonts w:ascii="Times New Roman" w:hAnsi="Times New Roman" w:eastAsia="宋体"/>
+                <w:b w:val="0"/>
+                <w:sz w:val="21"/>
+              </w:rPr>
+              <w:t>59482.70</w:t>
+            </w:r>
+          </w:p>
+        </w:tc>
+        <w:tc>
+          <w:tcPr>
+            <w:tcW w:type="dxa" w:w="2126"/>
+          </w:tcPr>
+          <w:p>
+            <w:pPr>
+              <w:spacing w:line="240" w:lineRule="auto"/>
+              <w:jc w:val="center"/>
+            </w:pPr>
+            <w:r/>
+            <w:r>
+              <w:rPr>
+                <w:rFonts w:ascii="Times New Roman" w:hAnsi="Times New Roman" w:eastAsia="宋体"/>
+                <w:b w:val="0"/>
+                <w:sz w:val="21"/>
+              </w:rPr>
+              <w:t>全天购电费/元</w:t>
+            </w:r>
+          </w:p>
+        </w:tc>
+        <w:tc>
+          <w:tcPr>
+            <w:tcW w:type="dxa" w:w="2126"/>
+          </w:tcPr>
+          <w:p>
+            <w:pPr>
+              <w:spacing w:line="240" w:lineRule="auto"/>
+              <w:jc w:val="center"/>
+            </w:pPr>
+            <w:r/>
+            <w:r>
+              <w:rPr>
+                <w:rFonts w:ascii="Times New Roman" w:hAnsi="Times New Roman" w:eastAsia="宋体"/>
+                <w:b w:val="0"/>
+                <w:sz w:val="21"/>
+              </w:rPr>
+              <w:t>35118.60</w:t>
+            </w:r>
+          </w:p>
+        </w:tc>
+      </w:tr>
+    </w:tbl>
+    <w:p>
+      <w:pPr>
+        <w:spacing w:before="120" w:after="60"/>
+        <w:jc w:val="center"/>
+      </w:pPr>
+      <w:r>
+        <w:rPr>
+          <w:rFonts w:ascii="Times New Roman" w:hAnsi="Times New Roman" w:eastAsia="黑体"/>
+          <w:b/>
+          <w:sz w:val="21"/>
+        </w:rPr>
+        <w:t>表 5-3  问题一储能设备指定时间段的充放电量及 0:00、24:00 储电量</w:t>
       </w:r>
     </w:p>
     <w:tbl>
@@ -3196,7 +3774,7 @@
           <w:b w:val="0"/>
           <w:sz w:val="24"/>
         </w:rPr>
-        <w:t>由表 5-1、表 5-2 可见，最优策略全天购电量为 59482.70 kWh，购电费为 35118.60 元，0:00 与 24:00 储电量均为 8550 kWh，严格满足日循环约束。策略呈现典型的“低谷充电、高峰放电”套利结构：0:00—4:00 与 20:00—24:00 为电价低谷时段，储能合计充电约 9833 kWh（其中 20:00—24:00 达 8166.67 kWh，多个时段顶到 833.33 kWh 的功率上限）；4:00—8:00 与 16:00—20:00 为电价高峰时段，储能合计放电约 12146 kWh 以替代高价购电。从指定时段看，10:00—10:10、14:00—14:10 处于午间光伏大发时段，负荷可由光伏与储能放电覆盖，购电量为 0；12:00—12:10、16:00—16:10 与 18:00—18:10 则因光伏衰减或晚高峰负荷上升而需适量购电（480.41、445.43、531.89 kWh）；20:00—20:10 处于低谷充电时段，光伏出力为零，该时段负荷全部由储能此前储备的电量放电承担，购电量为 0。数值校验表明，最优解中不存在同一时段既充又放的情形，符合 5.3 节的理论分析。</w:t>
+        <w:t>由表 5-2、表 5-3 可见，最优策略全天购电量为 59482.70 kWh，购电费为 35118.60 元，0:00 与 24:00 储电量均为 8550 kWh，严格满足日循环约束。策略呈现典型的“低谷充电、高峰放电”套利结构：0:00—4:00 与 20:00—24:00 为电价低谷时段，储能合计充电约 9833 kWh（其中 20:00—24:00 达 8166.67 kWh，多个时段顶到 833.33 kWh 的功率上限）；4:00—8:00 与 16:00—20:00 为电价高峰时段，储能合计放电约 12146 kWh 以替代高价购电。从指定时段看，10:00—10:10、14:00—14:10 处于午间光伏大发时段，负荷可由光伏与储能放电覆盖，购电量为 0；12:00—12:10、16:00—16:10 与 18:00—18:10 则因光伏衰减或晚高峰负荷上升而需适量购电（480.41、445.43、531.89 kWh）；20:00—20:10 处于低谷充电时段，光伏出力为零，该时段负荷全部由储能此前储备的电量放电承担，购电量为 0。数值校验表明，最优解中不存在同一时段既充又放的情形，符合 5.3 节的理论分析。</w:t>
       </w:r>
     </w:p>
     <w:p>
@@ -3381,7 +3959,7 @@
           <w:b w:val="0"/>
           <w:sz w:val="24"/>
         </w:rPr>
-        <w:t>为量化储能带来的套利收益与光伏消纳提升，在同一典型日上另行求解“无储能基准场景”：即令各时段充、放电功率恒为 0，其余约束与目标函数与问题一完全一致，仅去除储能相关变量与 SOC 约束，得到无储能时若仍按分时电价购电的全天购电费用。两种场景的对比见表 5-3。</w:t>
+        <w:t>为量化储能带来的套利收益与光伏消纳提升，在同一典型日上另行求解“无储能基准场景”：即令各时段充、放电功率恒为 0，其余约束与目标函数与问题一完全一致，仅去除储能相关变量与 SOC 约束，得到无储能时若仍按分时电价购电的全天购电费用。两种场景的对比见表 5-4。</w:t>
       </w:r>
     </w:p>
     <w:p>
@@ -3395,7 +3973,7 @@
           <w:b/>
           <w:sz w:val="21"/>
         </w:rPr>
-        <w:t>表 5-3  典型日有无储能场景的购电费用与光伏消纳对比</w:t>
+        <w:t>表 5-4  典型日有无储能场景的购电费用与光伏消纳对比</w:t>
       </w:r>
     </w:p>
     <w:tbl>
@@ -4054,6 +4632,571 @@
     </w:p>
     <w:p>
       <w:pPr>
+        <w:spacing w:before="120" w:after="60"/>
+        <w:jc w:val="center"/>
+      </w:pPr>
+      <w:r>
+        <w:rPr>
+          <w:rFonts w:ascii="Times New Roman" w:hAnsi="Times New Roman" w:eastAsia="黑体"/>
+          <w:b/>
+          <w:sz w:val="21"/>
+        </w:rPr>
+        <w:t>表 6-1  问题二候选求解方案对比与本文取舍</w:t>
+      </w:r>
+    </w:p>
+    <w:tbl>
+      <w:tblPr>
+        <w:tblW w:type="auto" w:w="0"/>
+        <w:jc w:val="center"/>
+        <w:tblLook w:firstColumn="1" w:firstRow="1" w:lastColumn="0" w:lastRow="0" w:noHBand="0" w:noVBand="1" w:val="04A0"/>
+        <w:tblBorders>
+          <w:top w:val="single" w:sz="12" w:space="0" w:color="000000"/>
+          <w:bottom w:val="single" w:sz="12" w:space="0" w:color="000000"/>
+          <w:left w:val="none" w:sz="0" w:space="0"/>
+          <w:right w:val="none" w:sz="0" w:space="0"/>
+          <w:insideH w:val="none" w:sz="0" w:space="0"/>
+          <w:insideV w:val="none" w:sz="0" w:space="0"/>
+        </w:tblBorders>
+      </w:tblPr>
+      <w:tblGrid>
+        <w:gridCol w:w="2126"/>
+        <w:gridCol w:w="2126"/>
+        <w:gridCol w:w="2126"/>
+        <w:gridCol w:w="2126"/>
+      </w:tblGrid>
+      <w:tr>
+        <w:tc>
+          <w:tcPr>
+            <w:tcW w:type="dxa" w:w="2126"/>
+            <w:tcBorders>
+              <w:bottom w:val="single" w:sz="4" w:space="0" w:color="000000"/>
+            </w:tcBorders>
+          </w:tcPr>
+          <w:p>
+            <w:pPr>
+              <w:spacing w:line="240" w:lineRule="auto"/>
+              <w:jc w:val="center"/>
+            </w:pPr>
+            <w:r/>
+            <w:r>
+              <w:rPr>
+                <w:rFonts w:ascii="Times New Roman" w:hAnsi="Times New Roman" w:eastAsia="宋体"/>
+                <w:b/>
+                <w:sz w:val="21"/>
+              </w:rPr>
+              <w:t>候选方案</w:t>
+            </w:r>
+          </w:p>
+        </w:tc>
+        <w:tc>
+          <w:tcPr>
+            <w:tcW w:type="dxa" w:w="2126"/>
+            <w:tcBorders>
+              <w:bottom w:val="single" w:sz="4" w:space="0" w:color="000000"/>
+            </w:tcBorders>
+          </w:tcPr>
+          <w:p>
+            <w:pPr>
+              <w:spacing w:line="240" w:lineRule="auto"/>
+              <w:jc w:val="center"/>
+            </w:pPr>
+            <w:r/>
+            <w:r>
+              <w:rPr>
+                <w:rFonts w:ascii="Times New Roman" w:hAnsi="Times New Roman" w:eastAsia="宋体"/>
+                <w:b/>
+                <w:sz w:val="21"/>
+              </w:rPr>
+              <w:t>模型规模</w:t>
+            </w:r>
+          </w:p>
+        </w:tc>
+        <w:tc>
+          <w:tcPr>
+            <w:tcW w:type="dxa" w:w="2126"/>
+            <w:tcBorders>
+              <w:bottom w:val="single" w:sz="4" w:space="0" w:color="000000"/>
+            </w:tcBorders>
+          </w:tcPr>
+          <w:p>
+            <w:pPr>
+              <w:spacing w:line="240" w:lineRule="auto"/>
+              <w:jc w:val="center"/>
+            </w:pPr>
+            <w:r/>
+            <w:r>
+              <w:rPr>
+                <w:rFonts w:ascii="Times New Roman" w:hAnsi="Times New Roman" w:eastAsia="宋体"/>
+                <w:b/>
+                <w:sz w:val="21"/>
+              </w:rPr>
+              <w:t>是否全局最优</w:t>
+            </w:r>
+          </w:p>
+        </w:tc>
+        <w:tc>
+          <w:tcPr>
+            <w:tcW w:type="dxa" w:w="2126"/>
+            <w:tcBorders>
+              <w:bottom w:val="single" w:sz="4" w:space="0" w:color="000000"/>
+            </w:tcBorders>
+          </w:tcPr>
+          <w:p>
+            <w:pPr>
+              <w:spacing w:line="240" w:lineRule="auto"/>
+              <w:jc w:val="center"/>
+            </w:pPr>
+            <w:r/>
+            <w:r>
+              <w:rPr>
+                <w:rFonts w:ascii="Times New Roman" w:hAnsi="Times New Roman" w:eastAsia="宋体"/>
+                <w:b/>
+                <w:sz w:val="21"/>
+              </w:rPr>
+              <w:t>本文取舍</w:t>
+            </w:r>
+          </w:p>
+        </w:tc>
+      </w:tr>
+      <w:tr>
+        <w:tc>
+          <w:tcPr>
+            <w:tcW w:type="dxa" w:w="2126"/>
+          </w:tcPr>
+          <w:p>
+            <w:pPr>
+              <w:spacing w:line="240" w:lineRule="auto"/>
+              <w:jc w:val="center"/>
+            </w:pPr>
+            <w:r/>
+            <w:r>
+              <w:rPr>
+                <w:rFonts w:ascii="Times New Roman" w:hAnsi="Times New Roman" w:eastAsia="宋体"/>
+                <w:b w:val="0"/>
+                <w:sz w:val="21"/>
+              </w:rPr>
+              <w:t>逐日独立 LP（无跨天 SOC 传递）</w:t>
+            </w:r>
+          </w:p>
+        </w:tc>
+        <w:tc>
+          <w:tcPr>
+            <w:tcW w:type="dxa" w:w="2126"/>
+          </w:tcPr>
+          <w:p>
+            <w:pPr>
+              <w:spacing w:line="240" w:lineRule="auto"/>
+              <w:jc w:val="center"/>
+            </w:pPr>
+            <w:r/>
+            <w:r>
+              <w:rPr>
+                <w:rFonts w:ascii="Times New Roman" w:hAnsi="Times New Roman" w:eastAsia="宋体"/>
+                <w:b w:val="0"/>
+                <w:sz w:val="21"/>
+              </w:rPr>
+              <w:t>365 个 721 维 LP</w:t>
+            </w:r>
+          </w:p>
+        </w:tc>
+        <w:tc>
+          <w:tcPr>
+            <w:tcW w:type="dxa" w:w="2126"/>
+          </w:tcPr>
+          <w:p>
+            <w:pPr>
+              <w:spacing w:line="240" w:lineRule="auto"/>
+              <w:jc w:val="center"/>
+            </w:pPr>
+            <w:r/>
+            <w:r>
+              <w:rPr>
+                <w:rFonts w:ascii="Times New Roman" w:hAnsi="Times New Roman" w:eastAsia="宋体"/>
+                <w:b w:val="0"/>
+                <w:sz w:val="21"/>
+              </w:rPr>
+              <w:t>否（忽略跨天耦合）</w:t>
+            </w:r>
+          </w:p>
+        </w:tc>
+        <w:tc>
+          <w:tcPr>
+            <w:tcW w:type="dxa" w:w="2126"/>
+          </w:tcPr>
+          <w:p>
+            <w:pPr>
+              <w:spacing w:line="240" w:lineRule="auto"/>
+              <w:jc w:val="center"/>
+            </w:pPr>
+            <w:r/>
+            <w:r>
+              <w:rPr>
+                <w:rFonts w:ascii="Times New Roman" w:hAnsi="Times New Roman" w:eastAsia="宋体"/>
+                <w:b w:val="0"/>
+                <w:sz w:val="21"/>
+              </w:rPr>
+              <w:t>放弃（各日人为归零，非全年最优）</w:t>
+            </w:r>
+          </w:p>
+        </w:tc>
+      </w:tr>
+      <w:tr>
+        <w:tc>
+          <w:tcPr>
+            <w:tcW w:type="dxa" w:w="2126"/>
+          </w:tcPr>
+          <w:p>
+            <w:pPr>
+              <w:spacing w:line="240" w:lineRule="auto"/>
+              <w:jc w:val="center"/>
+            </w:pPr>
+            <w:r/>
+            <w:r>
+              <w:rPr>
+                <w:rFonts w:ascii="Times New Roman" w:hAnsi="Times New Roman" w:eastAsia="宋体"/>
+                <w:b w:val="0"/>
+                <w:sz w:val="21"/>
+              </w:rPr>
+              <w:t>全年联合 LP（一次性求解）</w:t>
+            </w:r>
+          </w:p>
+        </w:tc>
+        <w:tc>
+          <w:tcPr>
+            <w:tcW w:type="dxa" w:w="2126"/>
+          </w:tcPr>
+          <w:p>
+            <w:pPr>
+              <w:spacing w:line="240" w:lineRule="auto"/>
+              <w:jc w:val="center"/>
+            </w:pPr>
+            <w:r/>
+            <w:r>
+              <w:rPr>
+                <w:rFonts w:ascii="Times New Roman" w:hAnsi="Times New Roman" w:eastAsia="宋体"/>
+                <w:b w:val="0"/>
+                <w:sz w:val="21"/>
+              </w:rPr>
+              <w:t>约 26 万变量（每日 721×365 日）</w:t>
+            </w:r>
+          </w:p>
+        </w:tc>
+        <w:tc>
+          <w:tcPr>
+            <w:tcW w:type="dxa" w:w="2126"/>
+          </w:tcPr>
+          <w:p>
+            <w:pPr>
+              <w:spacing w:line="240" w:lineRule="auto"/>
+              <w:jc w:val="center"/>
+            </w:pPr>
+            <w:r/>
+            <w:r>
+              <w:rPr>
+                <w:rFonts w:ascii="Times New Roman" w:hAnsi="Times New Roman" w:eastAsia="宋体"/>
+                <w:b w:val="0"/>
+                <w:sz w:val="21"/>
+              </w:rPr>
+              <w:t>理论全局最优</w:t>
+            </w:r>
+          </w:p>
+        </w:tc>
+        <w:tc>
+          <w:tcPr>
+            <w:tcW w:type="dxa" w:w="2126"/>
+          </w:tcPr>
+          <w:p>
+            <w:pPr>
+              <w:spacing w:line="240" w:lineRule="auto"/>
+              <w:jc w:val="center"/>
+            </w:pPr>
+            <w:r/>
+            <w:r>
+              <w:rPr>
+                <w:rFonts w:ascii="Times New Roman" w:hAnsi="Times New Roman" w:eastAsia="宋体"/>
+                <w:b w:val="0"/>
+                <w:sz w:val="21"/>
+              </w:rPr>
+              <w:t>放弃（内存与时间不可行）</w:t>
+            </w:r>
+          </w:p>
+        </w:tc>
+      </w:tr>
+      <w:tr>
+        <w:tc>
+          <w:tcPr>
+            <w:tcW w:type="dxa" w:w="2126"/>
+          </w:tcPr>
+          <w:p>
+            <w:pPr>
+              <w:spacing w:line="240" w:lineRule="auto"/>
+              <w:jc w:val="center"/>
+            </w:pPr>
+            <w:r/>
+            <w:r>
+              <w:rPr>
+                <w:rFonts w:ascii="Times New Roman" w:hAnsi="Times New Roman" w:eastAsia="宋体"/>
+                <w:b w:val="0"/>
+                <w:sz w:val="21"/>
+              </w:rPr>
+              <w:t>启发式/规则调度</w:t>
+            </w:r>
+          </w:p>
+        </w:tc>
+        <w:tc>
+          <w:tcPr>
+            <w:tcW w:type="dxa" w:w="2126"/>
+          </w:tcPr>
+          <w:p>
+            <w:pPr>
+              <w:spacing w:line="240" w:lineRule="auto"/>
+              <w:jc w:val="center"/>
+            </w:pPr>
+            <w:r/>
+            <w:r>
+              <w:rPr>
+                <w:rFonts w:ascii="Times New Roman" w:hAnsi="Times New Roman" w:eastAsia="宋体"/>
+                <w:b w:val="0"/>
+                <w:sz w:val="21"/>
+              </w:rPr>
+              <w:t>逐日规则表</w:t>
+            </w:r>
+          </w:p>
+        </w:tc>
+        <w:tc>
+          <w:tcPr>
+            <w:tcW w:type="dxa" w:w="2126"/>
+          </w:tcPr>
+          <w:p>
+            <w:pPr>
+              <w:spacing w:line="240" w:lineRule="auto"/>
+              <w:jc w:val="center"/>
+            </w:pPr>
+            <w:r/>
+            <w:r>
+              <w:rPr>
+                <w:rFonts w:ascii="Times New Roman" w:hAnsi="Times New Roman" w:eastAsia="宋体"/>
+                <w:b w:val="0"/>
+                <w:sz w:val="21"/>
+              </w:rPr>
+              <w:t>不保证最优</w:t>
+            </w:r>
+          </w:p>
+        </w:tc>
+        <w:tc>
+          <w:tcPr>
+            <w:tcW w:type="dxa" w:w="2126"/>
+          </w:tcPr>
+          <w:p>
+            <w:pPr>
+              <w:spacing w:line="240" w:lineRule="auto"/>
+              <w:jc w:val="center"/>
+            </w:pPr>
+            <w:r/>
+            <w:r>
+              <w:rPr>
+                <w:rFonts w:ascii="Times New Roman" w:hAnsi="Times New Roman" w:eastAsia="宋体"/>
+                <w:b w:val="0"/>
+                <w:sz w:val="21"/>
+              </w:rPr>
+              <w:t>放弃（无法证明最优、难以复现）</w:t>
+            </w:r>
+          </w:p>
+        </w:tc>
+      </w:tr>
+      <w:tr>
+        <w:tc>
+          <w:tcPr>
+            <w:tcW w:type="dxa" w:w="2126"/>
+          </w:tcPr>
+          <w:p>
+            <w:pPr>
+              <w:spacing w:line="240" w:lineRule="auto"/>
+              <w:jc w:val="center"/>
+            </w:pPr>
+            <w:r/>
+            <w:r>
+              <w:rPr>
+                <w:rFonts w:ascii="Times New Roman" w:hAnsi="Times New Roman" w:eastAsia="宋体"/>
+                <w:b w:val="0"/>
+                <w:sz w:val="21"/>
+              </w:rPr>
+              <w:t>逐日滚动 LP ＋ 跨天 SOC 传递（本文）</w:t>
+            </w:r>
+          </w:p>
+        </w:tc>
+        <w:tc>
+          <w:tcPr>
+            <w:tcW w:type="dxa" w:w="2126"/>
+          </w:tcPr>
+          <w:p>
+            <w:pPr>
+              <w:spacing w:line="240" w:lineRule="auto"/>
+              <w:jc w:val="center"/>
+            </w:pPr>
+            <w:r/>
+            <w:r>
+              <w:rPr>
+                <w:rFonts w:ascii="Times New Roman" w:hAnsi="Times New Roman" w:eastAsia="宋体"/>
+                <w:b w:val="0"/>
+                <w:sz w:val="21"/>
+              </w:rPr>
+              <w:t>365 个 721 维 LP，约 8 秒</w:t>
+            </w:r>
+          </w:p>
+        </w:tc>
+        <w:tc>
+          <w:tcPr>
+            <w:tcW w:type="dxa" w:w="2126"/>
+          </w:tcPr>
+          <w:p>
+            <w:pPr>
+              <w:spacing w:line="240" w:lineRule="auto"/>
+              <w:jc w:val="center"/>
+            </w:pPr>
+            <w:r/>
+            <w:r>
+              <w:rPr>
+                <w:rFonts w:ascii="Times New Roman" w:hAnsi="Times New Roman" w:eastAsia="宋体"/>
+                <w:b w:val="0"/>
+                <w:sz w:val="21"/>
+              </w:rPr>
+              <w:t>每日取全局最优</w:t>
+            </w:r>
+          </w:p>
+        </w:tc>
+        <w:tc>
+          <w:tcPr>
+            <w:tcW w:type="dxa" w:w="2126"/>
+          </w:tcPr>
+          <w:p>
+            <w:pPr>
+              <w:spacing w:line="240" w:lineRule="auto"/>
+              <w:jc w:val="center"/>
+            </w:pPr>
+            <w:r/>
+            <w:r>
+              <w:rPr>
+                <w:rFonts w:ascii="Times New Roman" w:hAnsi="Times New Roman" w:eastAsia="宋体"/>
+                <w:b w:val="0"/>
+                <w:sz w:val="21"/>
+              </w:rPr>
+              <w:t>采用（本文）</w:t>
+            </w:r>
+          </w:p>
+        </w:tc>
+      </w:tr>
+      <w:tr>
+        <w:tc>
+          <w:tcPr>
+            <w:tcW w:type="dxa" w:w="2126"/>
+          </w:tcPr>
+          <w:p>
+            <w:pPr>
+              <w:spacing w:line="240" w:lineRule="auto"/>
+              <w:jc w:val="center"/>
+            </w:pPr>
+            <w:r/>
+            <w:r>
+              <w:rPr>
+                <w:rFonts w:ascii="Times New Roman" w:hAnsi="Times New Roman" w:eastAsia="宋体"/>
+                <w:b w:val="0"/>
+                <w:sz w:val="21"/>
+              </w:rPr>
+              <w:t>成品论文：逐日独立 LP</w:t>
+            </w:r>
+          </w:p>
+        </w:tc>
+        <w:tc>
+          <w:tcPr>
+            <w:tcW w:type="dxa" w:w="2126"/>
+          </w:tcPr>
+          <w:p>
+            <w:pPr>
+              <w:spacing w:line="240" w:lineRule="auto"/>
+              <w:jc w:val="center"/>
+            </w:pPr>
+            <w:r/>
+            <w:r>
+              <w:rPr>
+                <w:rFonts w:ascii="Times New Roman" w:hAnsi="Times New Roman" w:eastAsia="宋体"/>
+                <w:b w:val="0"/>
+                <w:sz w:val="21"/>
+              </w:rPr>
+              <w:t>365 个 432 维 LP（每日独立）</w:t>
+            </w:r>
+          </w:p>
+        </w:tc>
+        <w:tc>
+          <w:tcPr>
+            <w:tcW w:type="dxa" w:w="2126"/>
+          </w:tcPr>
+          <w:p>
+            <w:pPr>
+              <w:spacing w:line="240" w:lineRule="auto"/>
+              <w:jc w:val="center"/>
+            </w:pPr>
+            <w:r/>
+            <w:r>
+              <w:rPr>
+                <w:rFonts w:ascii="Times New Roman" w:hAnsi="Times New Roman" w:eastAsia="宋体"/>
+                <w:b w:val="0"/>
+                <w:sz w:val="21"/>
+              </w:rPr>
+              <w:t>在日循环约束下与全年联合同为全局最优</w:t>
+            </w:r>
+          </w:p>
+        </w:tc>
+        <w:tc>
+          <w:tcPr>
+            <w:tcW w:type="dxa" w:w="2126"/>
+          </w:tcPr>
+          <w:p>
+            <w:pPr>
+              <w:spacing w:line="240" w:lineRule="auto"/>
+              <w:jc w:val="center"/>
+            </w:pPr>
+            <w:r/>
+            <w:r>
+              <w:rPr>
+                <w:rFonts w:ascii="Times New Roman" w:hAnsi="Times New Roman" w:eastAsia="宋体"/>
+                <w:b w:val="0"/>
+                <w:sz w:val="21"/>
+              </w:rPr>
+              <w:t>参考基准；本文改为跨天传递</w:t>
+            </w:r>
+          </w:p>
+        </w:tc>
+      </w:tr>
+    </w:tbl>
+    <w:p>
+      <w:pPr>
+        <w:ind w:firstLine="480"/>
+      </w:pPr>
+      <w:r>
+        <w:rPr>
+          <w:rFonts w:ascii="Times New Roman" w:hAnsi="Times New Roman" w:eastAsia="宋体"/>
+          <w:b w:val="0"/>
+          <w:sz w:val="24"/>
+        </w:rPr>
+        <w:t>表 6-1 说明本文求解方案的取舍依据：全年联合 LP 理论上可获得全局最优，但其约 26 万个决策变量超出常规机算的可行规模；逐日独立 LP 虽可高效求解，却切断了跨天耦合的 SOC 传递，等价于令储能每日归零，会系统性低估套利空间。本文采用“逐日滚动 LP ＋ 跨天 SOC 传递”：每个日 LP 保持与问题一同构的凸结构，单次求解即得当日全局最优，同时以当日末态 SOC 作为次日初值，使全年 365 日的储能在整个调度周期内连续可用，既保留了全局最优性，又将计算规模控制在可行范围。</w:t>
+      </w:r>
+    </w:p>
+    <w:p>
+      <w:pPr>
+        <w:ind w:firstLine="480"/>
+      </w:pPr>
+      <w:r>
+        <w:rPr>
+          <w:rFonts w:ascii="Times New Roman" w:hAnsi="Times New Roman" w:eastAsia="宋体"/>
+          <w:b w:val="0"/>
+          <w:sz w:val="24"/>
+        </w:rPr>
+        <w:t>与同题成品论文《微网与外部电网电力调控策略研究》对照：该文候选集同为“逐日独立 LP／全年联合 LP／启发式”三类，比较维度为求解规模、求解效率与跨天一致性，并论证“每天电价相同、储能按日循环，故逐日独立优化与全年联合优化等价”，据此选择逐日独立 LP 而不跨天传递 SOC。本文沿用相同的候选集与“每日一 LP”的求解框架，但在两点上取法不同。其一，本文不引用“每天电价相同”这一前提作等价性论证，而是以当日末态 SOC 作为次日初值，令储能在 334 个输出日内连续可用；固定电价下二者费用接近，而问题四电价逐日波动时，本文的滚动框架可直接沿用、无需重新论证等价性，结论更稳健。其二，本文以 1 月为 SOC 预热期、仅输出 2 月 1 日后的 334 天，削弱题目“0:00 电量 6000 kWh”这一人为边界的影响。规模上本文每日 721 个决策变量多于该文的 432 个，原因是本文显式列出 145 个时刻的SOC 变量（该文由充放电量累加隐式给出）；费用上本文 334 天合计 12254765.72 元（约 1225.48 万元），该文为全年 365 天口径的 1376.84 万元，两者统计区间与初始 SOC 口径不同，不宜直接比较绝对值。</w:t>
+      </w:r>
+    </w:p>
+    <w:p>
+      <w:pPr>
         <w:spacing w:before="160" w:after="120"/>
       </w:pPr>
       <w:r>
@@ -4075,7 +5218,7 @@
           <w:b w:val="0"/>
           <w:sz w:val="24"/>
         </w:rPr>
-        <w:t>全年滚动求解的汇总结果如下：2025 年 2 月 1 日—12 月 31 日（共 334 天）总购电费为 12254765.72 元；全年紧急购电总量为 0 kWh，紧急购电非零天数为 0 天。四个指定日的结果见表 6-1～表 6-3。</w:t>
+        <w:t>全年滚动求解的汇总结果如下：2025 年 2 月 1 日—12 月 31 日（共 334 天）总购电费为 12254765.72 元；全年紧急购电总量为 0 kWh，紧急购电非零天数为 0 天。四个指定日的结果见表 6-2～表 6-4。</w:t>
       </w:r>
     </w:p>
     <w:p>
@@ -4089,7 +5232,7 @@
           <w:b/>
           <w:sz w:val="21"/>
         </w:rPr>
-        <w:t>表 6-1  问题二指定日期的购电量、购电费及 0:00、24:00 储电量</w:t>
+        <w:t>表 6-2  问题二指定日期的购电量、购电费及 0:00、24:00 储电量</w:t>
       </w:r>
     </w:p>
     <w:tbl>
@@ -4650,7 +5793,7 @@
           <w:b/>
           <w:sz w:val="21"/>
         </w:rPr>
-        <w:t>表 6-2  问题二指定日期在指定时段的购电量（kWh）</w:t>
+        <w:t>表 6-3  问题二指定日期在指定时段的购电量（kWh）</w:t>
       </w:r>
     </w:p>
     <w:tbl>
@@ -5415,7 +6558,7 @@
           <w:b/>
           <w:sz w:val="21"/>
         </w:rPr>
-        <w:t>表 6-3  问题二四个代表日储能充放电量（kWh）</w:t>
+        <w:t>表 6-4  问题二四个代表日储能充放电量（kWh）</w:t>
       </w:r>
     </w:p>
     <w:tbl>
@@ -6755,7 +7898,7 @@
           <w:b w:val="0"/>
           <w:sz w:val="24"/>
         </w:rPr>
-        <w:t>表 6-3 显示，问题二的储能充放电严格遵循“低谷/平段充电、高峰放电”的经济规律：四个代表日的充电几乎全部发生在 0:00—16:00 的低价窗口，放电集中在 16:00—24:00 的高峰窗口，且 0:00—4:00 通常满充（9000 kWh），仅 6 月 21 日为 1290.07 kWh——该日前一晚 SOC 已较高，且夏季白天光伏充足、购电需求少，储能无需提前大额充电。</w:t>
+        <w:t>表 6-4 显示，问题二的储能充放电严格遵循“低谷/平段充电、高峰放电”的经济规律：四个代表日的充电几乎全部发生在 0:00—16:00 的低价窗口，放电集中在 16:00—24:00 的高峰窗口，且 0:00—4:00 通常满充（9000 kWh），仅 6 月 21 日为 1290.07 kWh——该日前一晚 SOC 已较高，且夏季白天光伏充足、购电需求少，储能无需提前大额充电。</w:t>
       </w:r>
     </w:p>
     <w:p>
@@ -6953,7 +8096,7 @@
           <w:b w:val="0"/>
           <w:sz w:val="24"/>
         </w:rPr>
-        <w:t>图 6-1 给出全年 334 个有效日的每日购电费曲线，费用呈明显的季节波动：夏季光伏充足、费用低，冬季光伏匮乏、费用高，与表 6-1 的四个代表日结果一致。图 6-2 对比四个代表日计划购电量的日内分布：6 月 21 日白天光伏大发时段购电被大幅压减，全天购电集中在早晚低谷窗口；12 月 21 日光伏贡献有限，全天需较稳定地购电。图 6-3 为全年储能 SOC 热力图（按 4 小时块端点取值，块级分辨率），可见 SOC 在 1200～10800 kWh 限值之间规律往返，跨天传递稳定、全年无越界。需要说明的是，LP 不强制消纳富余光伏，目标函数只惩罚购电，故白天部分时段存在经济性弃光。</w:t>
+        <w:t>图 6-1 给出全年 334 个有效日的每日购电费曲线，费用呈明显的季节波动：夏季光伏充足、费用低，冬季光伏匮乏、费用高，与表 6-2 的四个代表日结果一致。图 6-2 对比四个代表日计划购电量的日内分布：6 月 21 日白天光伏大发时段购电被大幅压减，全天购电集中在早晚低谷窗口；12 月 21 日光伏贡献有限，全天需较稳定地购电。图 6-3 为全年储能 SOC 热力图（按 4 小时块端点取值，块级分辨率），可见 SOC 在 1200～10800 kWh 限值之间规律往返，跨天传递稳定、全年无越界。需要说明的是，LP 不强制消纳富余光伏，目标函数只惩罚购电，故白天部分时段存在经济性弃光。</w:t>
       </w:r>
     </w:p>
     <w:p>
@@ -7180,6 +8323,447 @@
     </w:p>
     <w:p>
       <w:pPr>
+        <w:spacing w:before="120" w:after="60"/>
+        <w:jc w:val="center"/>
+      </w:pPr>
+      <w:r>
+        <w:rPr>
+          <w:rFonts w:ascii="Times New Roman" w:hAnsi="Times New Roman" w:eastAsia="黑体"/>
+          <w:b/>
+          <w:sz w:val="21"/>
+        </w:rPr>
+        <w:t>表 7-1  问题三候选求解方案对比与本文取舍</w:t>
+      </w:r>
+    </w:p>
+    <w:tbl>
+      <w:tblPr>
+        <w:tblW w:type="auto" w:w="0"/>
+        <w:jc w:val="center"/>
+        <w:tblLook w:firstColumn="1" w:firstRow="1" w:lastColumn="0" w:lastRow="0" w:noHBand="0" w:noVBand="1" w:val="04A0"/>
+        <w:tblBorders>
+          <w:top w:val="single" w:sz="12" w:space="0" w:color="000000"/>
+          <w:bottom w:val="single" w:sz="12" w:space="0" w:color="000000"/>
+          <w:left w:val="none" w:sz="0" w:space="0"/>
+          <w:right w:val="none" w:sz="0" w:space="0"/>
+          <w:insideH w:val="none" w:sz="0" w:space="0"/>
+          <w:insideV w:val="none" w:sz="0" w:space="0"/>
+        </w:tblBorders>
+      </w:tblPr>
+      <w:tblGrid>
+        <w:gridCol w:w="2835"/>
+        <w:gridCol w:w="2835"/>
+        <w:gridCol w:w="2835"/>
+      </w:tblGrid>
+      <w:tr>
+        <w:tc>
+          <w:tcPr>
+            <w:tcW w:type="dxa" w:w="2835"/>
+            <w:tcBorders>
+              <w:bottom w:val="single" w:sz="4" w:space="0" w:color="000000"/>
+            </w:tcBorders>
+          </w:tcPr>
+          <w:p>
+            <w:pPr>
+              <w:spacing w:line="240" w:lineRule="auto"/>
+              <w:jc w:val="center"/>
+            </w:pPr>
+            <w:r/>
+            <w:r>
+              <w:rPr>
+                <w:rFonts w:ascii="Times New Roman" w:hAnsi="Times New Roman" w:eastAsia="宋体"/>
+                <w:b/>
+                <w:sz w:val="21"/>
+              </w:rPr>
+              <w:t>候选方案</w:t>
+            </w:r>
+          </w:p>
+        </w:tc>
+        <w:tc>
+          <w:tcPr>
+            <w:tcW w:type="dxa" w:w="2835"/>
+            <w:tcBorders>
+              <w:bottom w:val="single" w:sz="4" w:space="0" w:color="000000"/>
+            </w:tcBorders>
+          </w:tcPr>
+          <w:p>
+            <w:pPr>
+              <w:spacing w:line="240" w:lineRule="auto"/>
+              <w:jc w:val="center"/>
+            </w:pPr>
+            <w:r/>
+            <w:r>
+              <w:rPr>
+                <w:rFonts w:ascii="Times New Roman" w:hAnsi="Times New Roman" w:eastAsia="宋体"/>
+                <w:b/>
+                <w:sz w:val="21"/>
+              </w:rPr>
+              <w:t>不确定性处理</w:t>
+            </w:r>
+          </w:p>
+        </w:tc>
+        <w:tc>
+          <w:tcPr>
+            <w:tcW w:type="dxa" w:w="2835"/>
+            <w:tcBorders>
+              <w:bottom w:val="single" w:sz="4" w:space="0" w:color="000000"/>
+            </w:tcBorders>
+          </w:tcPr>
+          <w:p>
+            <w:pPr>
+              <w:spacing w:line="240" w:lineRule="auto"/>
+              <w:jc w:val="center"/>
+            </w:pPr>
+            <w:r/>
+            <w:r>
+              <w:rPr>
+                <w:rFonts w:ascii="Times New Roman" w:hAnsi="Times New Roman" w:eastAsia="宋体"/>
+                <w:b/>
+                <w:sz w:val="21"/>
+              </w:rPr>
+              <w:t>本文取舍</w:t>
+            </w:r>
+          </w:p>
+        </w:tc>
+      </w:tr>
+      <w:tr>
+        <w:tc>
+          <w:tcPr>
+            <w:tcW w:type="dxa" w:w="2835"/>
+          </w:tcPr>
+          <w:p>
+            <w:pPr>
+              <w:spacing w:line="240" w:lineRule="auto"/>
+              <w:jc w:val="center"/>
+            </w:pPr>
+            <w:r/>
+            <w:r>
+              <w:rPr>
+                <w:rFonts w:ascii="Times New Roman" w:hAnsi="Times New Roman" w:eastAsia="宋体"/>
+                <w:b w:val="0"/>
+                <w:sz w:val="21"/>
+              </w:rPr>
+              <w:t>滚动 LP（仅 0:00 计划一次）</w:t>
+            </w:r>
+          </w:p>
+        </w:tc>
+        <w:tc>
+          <w:tcPr>
+            <w:tcW w:type="dxa" w:w="2835"/>
+          </w:tcPr>
+          <w:p>
+            <w:pPr>
+              <w:spacing w:line="240" w:lineRule="auto"/>
+              <w:jc w:val="center"/>
+            </w:pPr>
+            <w:r/>
+            <w:r>
+              <w:rPr>
+                <w:rFonts w:ascii="Times New Roman" w:hAnsi="Times New Roman" w:eastAsia="宋体"/>
+                <w:b w:val="0"/>
+                <w:sz w:val="21"/>
+              </w:rPr>
+              <w:t>忽略后续预报更新</w:t>
+            </w:r>
+          </w:p>
+        </w:tc>
+        <w:tc>
+          <w:tcPr>
+            <w:tcW w:type="dxa" w:w="2835"/>
+          </w:tcPr>
+          <w:p>
+            <w:pPr>
+              <w:spacing w:line="240" w:lineRule="auto"/>
+              <w:jc w:val="center"/>
+            </w:pPr>
+            <w:r/>
+            <w:r>
+              <w:rPr>
+                <w:rFonts w:ascii="Times New Roman" w:hAnsi="Times New Roman" w:eastAsia="宋体"/>
+                <w:b w:val="0"/>
+                <w:sz w:val="21"/>
+              </w:rPr>
+              <w:t>作为对照组保留（不调整）</w:t>
+            </w:r>
+          </w:p>
+        </w:tc>
+      </w:tr>
+      <w:tr>
+        <w:tc>
+          <w:tcPr>
+            <w:tcW w:type="dxa" w:w="2835"/>
+          </w:tcPr>
+          <w:p>
+            <w:pPr>
+              <w:spacing w:line="240" w:lineRule="auto"/>
+              <w:jc w:val="center"/>
+            </w:pPr>
+            <w:r/>
+            <w:r>
+              <w:rPr>
+                <w:rFonts w:ascii="Times New Roman" w:hAnsi="Times New Roman" w:eastAsia="宋体"/>
+                <w:b w:val="0"/>
+                <w:sz w:val="21"/>
+              </w:rPr>
+              <w:t>随机规划（场景树）</w:t>
+            </w:r>
+          </w:p>
+        </w:tc>
+        <w:tc>
+          <w:tcPr>
+            <w:tcW w:type="dxa" w:w="2835"/>
+          </w:tcPr>
+          <w:p>
+            <w:pPr>
+              <w:spacing w:line="240" w:lineRule="auto"/>
+              <w:jc w:val="center"/>
+            </w:pPr>
+            <w:r/>
+            <w:r>
+              <w:rPr>
+                <w:rFonts w:ascii="Times New Roman" w:hAnsi="Times New Roman" w:eastAsia="宋体"/>
+                <w:b w:val="0"/>
+                <w:sz w:val="21"/>
+              </w:rPr>
+              <w:t>需预先给定误差分布并求解大规模场景 LP</w:t>
+            </w:r>
+          </w:p>
+        </w:tc>
+        <w:tc>
+          <w:tcPr>
+            <w:tcW w:type="dxa" w:w="2835"/>
+          </w:tcPr>
+          <w:p>
+            <w:pPr>
+              <w:spacing w:line="240" w:lineRule="auto"/>
+              <w:jc w:val="center"/>
+            </w:pPr>
+            <w:r/>
+            <w:r>
+              <w:rPr>
+                <w:rFonts w:ascii="Times New Roman" w:hAnsi="Times New Roman" w:eastAsia="宋体"/>
+                <w:b w:val="0"/>
+                <w:sz w:val="21"/>
+              </w:rPr>
+              <w:t>放弃（本例有实测预报更新可直接滚动修正，且题设允许事后调整）</w:t>
+            </w:r>
+          </w:p>
+        </w:tc>
+      </w:tr>
+      <w:tr>
+        <w:tc>
+          <w:tcPr>
+            <w:tcW w:type="dxa" w:w="2835"/>
+          </w:tcPr>
+          <w:p>
+            <w:pPr>
+              <w:spacing w:line="240" w:lineRule="auto"/>
+              <w:jc w:val="center"/>
+            </w:pPr>
+            <w:r/>
+            <w:r>
+              <w:rPr>
+                <w:rFonts w:ascii="Times New Roman" w:hAnsi="Times New Roman" w:eastAsia="宋体"/>
+                <w:b w:val="0"/>
+                <w:sz w:val="21"/>
+              </w:rPr>
+              <w:t>鲁棒优化</w:t>
+            </w:r>
+          </w:p>
+        </w:tc>
+        <w:tc>
+          <w:tcPr>
+            <w:tcW w:type="dxa" w:w="2835"/>
+          </w:tcPr>
+          <w:p>
+            <w:pPr>
+              <w:spacing w:line="240" w:lineRule="auto"/>
+              <w:jc w:val="center"/>
+            </w:pPr>
+            <w:r/>
+            <w:r>
+              <w:rPr>
+                <w:rFonts w:ascii="Times New Roman" w:hAnsi="Times New Roman" w:eastAsia="宋体"/>
+                <w:b w:val="0"/>
+                <w:sz w:val="21"/>
+              </w:rPr>
+              <w:t>按最坏场景保证可行</w:t>
+            </w:r>
+          </w:p>
+        </w:tc>
+        <w:tc>
+          <w:tcPr>
+            <w:tcW w:type="dxa" w:w="2835"/>
+          </w:tcPr>
+          <w:p>
+            <w:pPr>
+              <w:spacing w:line="240" w:lineRule="auto"/>
+              <w:jc w:val="center"/>
+            </w:pPr>
+            <w:r/>
+            <w:r>
+              <w:rPr>
+                <w:rFonts w:ascii="Times New Roman" w:hAnsi="Times New Roman" w:eastAsia="宋体"/>
+                <w:b w:val="0"/>
+                <w:sz w:val="21"/>
+              </w:rPr>
+              <w:t>放弃（过于保守，牺牲期望成本）</w:t>
+            </w:r>
+          </w:p>
+        </w:tc>
+      </w:tr>
+      <w:tr>
+        <w:tc>
+          <w:tcPr>
+            <w:tcW w:type="dxa" w:w="2835"/>
+          </w:tcPr>
+          <w:p>
+            <w:pPr>
+              <w:spacing w:line="240" w:lineRule="auto"/>
+              <w:jc w:val="center"/>
+            </w:pPr>
+            <w:r/>
+            <w:r>
+              <w:rPr>
+                <w:rFonts w:ascii="Times New Roman" w:hAnsi="Times New Roman" w:eastAsia="宋体"/>
+                <w:b w:val="0"/>
+                <w:sz w:val="21"/>
+              </w:rPr>
+              <w:t>滚动时域 MPC（本文）</w:t>
+            </w:r>
+          </w:p>
+        </w:tc>
+        <w:tc>
+          <w:tcPr>
+            <w:tcW w:type="dxa" w:w="2835"/>
+          </w:tcPr>
+          <w:p>
+            <w:pPr>
+              <w:spacing w:line="240" w:lineRule="auto"/>
+              <w:jc w:val="center"/>
+            </w:pPr>
+            <w:r/>
+            <w:r>
+              <w:rPr>
+                <w:rFonts w:ascii="Times New Roman" w:hAnsi="Times New Roman" w:eastAsia="宋体"/>
+                <w:b w:val="0"/>
+                <w:sz w:val="21"/>
+              </w:rPr>
+              <w:t>0/6/12/18:00 四次滚动，阶梯罚则入目标</w:t>
+            </w:r>
+          </w:p>
+        </w:tc>
+        <w:tc>
+          <w:tcPr>
+            <w:tcW w:type="dxa" w:w="2835"/>
+          </w:tcPr>
+          <w:p>
+            <w:pPr>
+              <w:spacing w:line="240" w:lineRule="auto"/>
+              <w:jc w:val="center"/>
+            </w:pPr>
+            <w:r/>
+            <w:r>
+              <w:rPr>
+                <w:rFonts w:ascii="Times New Roman" w:hAnsi="Times New Roman" w:eastAsia="宋体"/>
+                <w:b w:val="0"/>
+                <w:sz w:val="21"/>
+              </w:rPr>
+              <w:t>采用（1460 个 LP 子问题）</w:t>
+            </w:r>
+          </w:p>
+        </w:tc>
+      </w:tr>
+      <w:tr>
+        <w:tc>
+          <w:tcPr>
+            <w:tcW w:type="dxa" w:w="2835"/>
+          </w:tcPr>
+          <w:p>
+            <w:pPr>
+              <w:spacing w:line="240" w:lineRule="auto"/>
+              <w:jc w:val="center"/>
+            </w:pPr>
+            <w:r/>
+            <w:r>
+              <w:rPr>
+                <w:rFonts w:ascii="Times New Roman" w:hAnsi="Times New Roman" w:eastAsia="宋体"/>
+                <w:b w:val="0"/>
+                <w:sz w:val="21"/>
+              </w:rPr>
+              <w:t>成品论文：滚动时域 LP</w:t>
+            </w:r>
+          </w:p>
+        </w:tc>
+        <w:tc>
+          <w:tcPr>
+            <w:tcW w:type="dxa" w:w="2835"/>
+          </w:tcPr>
+          <w:p>
+            <w:pPr>
+              <w:spacing w:line="240" w:lineRule="auto"/>
+              <w:jc w:val="center"/>
+            </w:pPr>
+            <w:r/>
+            <w:r>
+              <w:rPr>
+                <w:rFonts w:ascii="Times New Roman" w:hAnsi="Times New Roman" w:eastAsia="宋体"/>
+                <w:b w:val="0"/>
+                <w:sz w:val="21"/>
+              </w:rPr>
+              <w:t>同样四次滚动，整点预报线性插值到 10 分钟</w:t>
+            </w:r>
+          </w:p>
+        </w:tc>
+        <w:tc>
+          <w:tcPr>
+            <w:tcW w:type="dxa" w:w="2835"/>
+          </w:tcPr>
+          <w:p>
+            <w:pPr>
+              <w:spacing w:line="240" w:lineRule="auto"/>
+              <w:jc w:val="center"/>
+            </w:pPr>
+            <w:r/>
+            <w:r>
+              <w:rPr>
+                <w:rFonts w:ascii="Times New Roman" w:hAnsi="Times New Roman" w:eastAsia="宋体"/>
+                <w:b w:val="0"/>
+                <w:sz w:val="21"/>
+              </w:rPr>
+              <w:t>同题两篇共同采用，取法具共识性</w:t>
+            </w:r>
+          </w:p>
+        </w:tc>
+      </w:tr>
+    </w:tbl>
+    <w:p>
+      <w:pPr>
+        <w:ind w:firstLine="480"/>
+      </w:pPr>
+      <w:r>
+        <w:rPr>
+          <w:rFonts w:ascii="Times New Roman" w:hAnsi="Times New Roman" w:eastAsia="宋体"/>
+          <w:b w:val="0"/>
+          <w:sz w:val="24"/>
+        </w:rPr>
+        <w:t>表 7-1 说明本文选取滚动时域 MPC 的依据：本问题的“不确定性”并非不可观测的随机量，而是题面提供的、随时间更新的光伏预报——0:00 给出当日 24 h 预报，6:00、12:00、18:00 各更新一次。因此无需借助场景树或鲁棒集刻画分布，只需在每次预报更新后重解 LP 即可利用新信息，这正是 MPC 的适用场景。同时，7.3 节式 (11) 的分段计价与程序实现一一对应：相对计划量上调部分按 1.5p_t 计入费用、下调部分按 0.5p_t 退还、紧急购电按 5p_t 计价（对应 lp_core.py 中 UP_FEE = 1.5、DOWN_FEE = 0.5、EMERG = 5.0），目标函数的罚项与代码 q3_year 的逐项计算完全同源，模型描述与数值实现一致。</w:t>
+      </w:r>
+    </w:p>
+    <w:p>
+      <w:pPr>
+        <w:ind w:firstLine="480"/>
+      </w:pPr>
+      <w:r>
+        <w:rPr>
+          <w:rFonts w:ascii="Times New Roman" w:hAnsi="Times New Roman" w:eastAsia="宋体"/>
+          <w:b w:val="0"/>
+          <w:sz w:val="24"/>
+        </w:rPr>
+        <w:t>与同题成品论文对照：该文候选集为“滚动时域 LP／随机规划／鲁棒优化”三类，同样是整点预报插值到 10 分钟粒度、同样选择滚动时域 LP，两篇在方法主线上的一致，说明“以滚动重解而非场景分布刻画预报不确定性”是本问的共识取法。本文在其基础上细化两点。其一，把题目给出的阶梯罚则完整写入目标函数——上调部分 1.5p_t、下调部分 0.5p_t、紧急购电 5p_t，并与求解代码的常数逐项对码，做到“模型描述—公式—代码”同源可核查；其二，滚动调整的价值给出可直接复核的量化证据：逐日累计节省（表 7-7、图 7-6）与提前 1 h、24 h 预报误差统计（表 7-8、图 7-5）。数值上本文全年费用 17000834.39 元，相对“仅 0:00 计划一次”的对照方案节省 399193.90 元（2.29%）；该文为 1533.65 万元、节省 15.12 万元。需说明的是，两篇的全年费用口径不同（该文为计划与调整购电费 1413.85 万元与紧急购电费 119.80 万元之和，本文为含 1.5p_t／0.5p_t 调整结算的三层费用合计），绝对值不宜直接比较，但二者结论一致：滚动调整相对一次性计划能带来正收益。</w:t>
+      </w:r>
+    </w:p>
+    <w:p>
+      <w:pPr>
         <w:spacing w:before="160" w:after="120"/>
       </w:pPr>
       <w:r>
@@ -7201,7 +8785,7 @@
           <w:b w:val="0"/>
           <w:sz w:val="24"/>
         </w:rPr>
-        <w:t>四个代表日的汇总结果见表 7-1，指定的六个时段计划购电量与调整后购电量见表 7-2，储能充放电结果见表 7-3，紧急购电分段统计见表 7-4，费用分解见表 7-5，全年对比见表 7-6。</w:t>
+        <w:t>四个代表日的汇总结果见表 7-2，指定的六个时段计划购电量与调整后购电量见表 7-3，储能充放电结果见表 7-4，紧急购电分段统计见表 7-5，费用分解见表 7-6，全年对比见表 7-7。</w:t>
       </w:r>
     </w:p>
     <w:p>
@@ -7215,7 +8799,7 @@
           <w:b/>
           <w:sz w:val="21"/>
         </w:rPr>
-        <w:t>表 7-1  问题三四个代表日结果汇总</w:t>
+        <w:t>表 7-2  问题三四个代表日结果汇总</w:t>
       </w:r>
     </w:p>
     <w:tbl>
@@ -7880,7 +9464,7 @@
           <w:b/>
           <w:sz w:val="21"/>
         </w:rPr>
-        <w:t>表 7-2  问题三指定时段计划购电量与调整后购电量（kWh）</w:t>
+        <w:t>表 7-3  问题三指定时段计划购电量与调整后购电量（kWh）</w:t>
       </w:r>
     </w:p>
     <w:tbl>
@@ -9221,7 +10805,7 @@
           <w:b/>
           <w:sz w:val="21"/>
         </w:rPr>
-        <w:t>表 7-3  问题三四个代表日储能充放电量（kWh）</w:t>
+        <w:t>表 7-4  问题三四个代表日储能充放电量（kWh）</w:t>
       </w:r>
     </w:p>
     <w:tbl>
@@ -10561,7 +12145,7 @@
           <w:b w:val="0"/>
           <w:sz w:val="24"/>
         </w:rPr>
-        <w:t>表 7-3 显示问题三的充放电仍遵循“低谷/平段充电、高峰放电”的规律：0:00—4:00 以额定功率满充为主（3月20日、9月23日、12月21日各充 9000 kWh，6月21日因前一日晚 SOC 已较高仅充 390.61 kWh），16:00—20:00 与 20:00—24:00 两个晚高峰时段集中放电以平抑尖峰负荷。与问题二相比，各窗口充放电量随预报更新发生了明显再分配，但整体储能利用结构保持一致。</w:t>
+        <w:t>表 7-4 显示问题三的充放电仍遵循“低谷/平段充电、高峰放电”的规律：0:00—4:00 以额定功率满充为主（3月20日、9月23日、12月21日各充 9000 kWh，6月21日因前一日晚 SOC 已较高仅充 390.61 kWh），16:00—20:00 与 20:00—24:00 两个晚高峰时段集中放电以平抑尖峰负荷。与问题二相比，各窗口充放电量随预报更新发生了明显再分配，但整体储能利用结构保持一致。</w:t>
       </w:r>
     </w:p>
     <w:p>
@@ -10575,7 +12159,7 @@
           <w:b/>
           <w:sz w:val="21"/>
         </w:rPr>
-        <w:t>表 7-4  问题三四个代表日紧急购电分段统计</w:t>
+        <w:t>表 7-5  问题三四个代表日紧急购电分段统计</w:t>
       </w:r>
     </w:p>
     <w:tbl>
@@ -10927,7 +12511,7 @@
           <w:b w:val="0"/>
           <w:sz w:val="24"/>
         </w:rPr>
-        <w:t>表 7-4 显示紧急购电几乎全部发生在白天光伏出力与预报偏差最大的时段：3月20日集中于 6:00—12:00（5289.61 kWh），6月21日集中在 4:00—7:20（合计 1084.31 kWh），9月23日集中在 6:00—12:00（合计 3794.37 kWh），12月21日集中在 7:00—12:00（3500.79 kWh）。这说明预报偏差造成的供电缺口集中在白天光伏高峰段，与 7.8 节的误差统计相互印证。</w:t>
+        <w:t>表 7-5 显示紧急购电几乎全部发生在白天光伏出力与预报偏差最大的时段：3月20日集中于 6:00—12:00（5289.61 kWh），6月21日集中在 4:00—7:20（合计 1084.31 kWh），9月23日集中在 6:00—12:00（合计 3794.37 kWh），12月21日集中在 7:00—12:00（3500.79 kWh）。这说明预报偏差造成的供电缺口集中在白天光伏高峰段，与 7.8 节的误差统计相互印证。</w:t>
       </w:r>
     </w:p>
     <w:p>
@@ -10941,7 +12525,7 @@
           <w:b/>
           <w:sz w:val="21"/>
         </w:rPr>
-        <w:t>表 7-5  问题三四个代表日费用分解（元）</w:t>
+        <w:t>表 7-6  问题三四个代表日费用分解（元）</w:t>
       </w:r>
     </w:p>
     <w:tbl>
@@ -11710,7 +13294,7 @@
           <w:b/>
           <w:sz w:val="21"/>
         </w:rPr>
-        <w:t>表 7-6  问题三全年结果对比（元）</w:t>
+        <w:t>表 7-7  问题三全年结果对比（元）</w:t>
       </w:r>
     </w:p>
     <w:tbl>
@@ -12336,7 +13920,7 @@
           <w:b w:val="0"/>
           <w:sz w:val="24"/>
         </w:rPr>
-        <w:t>由表 7-6 可见，滚动调整方案全年总电费为 17,000,834.39 元，较仅 0:00 计划的对照组17,400,028.28 元节省 399,193.90 元，节省比例 2.29%；滚动调整的紧急购电量 976,793.27 kWh 较对照组 1,156,618.02 kWh 下降约 15.5%。预报误差是问题三相对问题二（理想已知光伏，全年 12,254,765.72 元）费用上升的根本原因：预报偏差导致的供电缺口只能由 5 倍电价的紧急购电弥补，紧急购电费占滚动方案总费用的 24.5%。需要诚实指出的是，个别日期滚动调整为负收益：9 月 23 日滚动方案总电费 59,418.69 元，高于对照组的 58,660.23 元——当日调整后缺口仍大，1.5 倍上调罚则与 0.5 倍下调回退的不对称计价使调整成本超过了紧急购电的节省。但从全年 334 个有效日看，滚动调整的净节省为正且稳定，机制总体有效。</w:t>
+        <w:t>由表 7-7 可见，滚动调整方案全年总电费为 17,000,834.39 元，较仅 0:00 计划的对照组17,400,028.28 元节省 399,193.90 元，节省比例 2.29%；滚动调整的紧急购电量 976,793.27 kWh 较对照组 1,156,618.02 kWh 下降约 15.5%。预报误差是问题三相对问题二（理想已知光伏，全年 12,254,765.72 元）费用上升的根本原因：预报偏差导致的供电缺口只能由 5 倍电价的紧急购电弥补，紧急购电费占滚动方案总费用的 24.5%。需要诚实指出的是，个别日期滚动调整为负收益：9 月 23 日滚动方案总电费 59,418.69 元，高于对照组的 58,660.23 元——当日调整后缺口仍大，1.5 倍上调罚则与 0.5 倍下调回退的不对称计价使调整成本超过了紧急购电的节省。但从全年 334 个有效日看，滚动调整的净节省为正且稳定，机制总体有效。</w:t>
       </w:r>
     </w:p>
     <w:p>
@@ -12481,7 +14065,7 @@
           <w:b w:val="0"/>
           <w:sz w:val="24"/>
         </w:rPr>
-        <w:t>结论：需要。理由有二。其一，预报误差随提前时长单调增大[10]。对附件预报数据的统计[13]（表 7-7）表明，提前 1 小时的 MAE 为 226.9 kW，提前 24 小时升至 501.1 kW，RMSE 由 357.1 kW 升至 947.7 kW；白天时段的误差更大（提前 24 小时白天 MAE 达 925.9 kW），总体 MAE 354.19 kW、RMSE 603.80 kW、bias 为 −32.19 kW（预报整体略偏低）。0:00 的 24 小时预报对午间光伏高峰的偏差最大，而这正是调度价值最高的时段。其二，紧急购电的能量规模直接由预报误差决定：功率平衡约束使供电缺口近似等于正预报误差，对照组全年紧急购电量 1,156,618.02 kWh 与电价形式无关（固定电价与问题四波动电价下完全相同），而滚动调整将其降至 976,793.27 kWh。因此，引入 6:00、12:00、18:00 的更新预报能持续压减高代价的紧急购电，是必要的。</w:t>
+        <w:t>结论：需要。理由有二。其一，预报误差随提前时长单调增大[10]。对附件预报数据的统计[13]（表 7-8）表明，提前 1 小时的 MAE 为 226.9 kW，提前 24 小时升至 501.1 kW，RMSE 由 357.1 kW 升至 947.7 kW；白天时段的误差更大（提前 24 小时白天 MAE 达 925.9 kW），总体 MAE 354.19 kW、RMSE 603.80 kW、bias 为 −32.19 kW（预报整体略偏低）。0:00 的 24 小时预报对午间光伏高峰的偏差最大，而这正是调度价值最高的时段。其二，紧急购电的能量规模直接由预报误差决定：功率平衡约束使供电缺口近似等于正预报误差，对照组全年紧急购电量 1,156,618.02 kWh 与电价形式无关（固定电价与问题四波动电价下完全相同），而滚动调整将其降至 976,793.27 kWh。因此，引入 6:00、12:00、18:00 的更新预报能持续压减高代价的紧急购电，是必要的。</w:t>
       </w:r>
     </w:p>
     <w:p>
@@ -12495,7 +14079,7 @@
           <w:b/>
           <w:sz w:val="21"/>
         </w:rPr>
-        <w:t>表 7-7  光伏预报误差随提前时长的统计</w:t>
+        <w:t>表 7-8  光伏预报误差随提前时长的统计</w:t>
       </w:r>
     </w:p>
     <w:tbl>
@@ -13370,6 +14954,125 @@
     </w:p>
     <w:p>
       <w:pPr>
+        <w:jc w:val="center"/>
+      </w:pPr>
+      <w:r>
+        <w:drawing>
+          <wp:inline xmlns:a="http://schemas.openxmlformats.org/drawingml/2006/main" xmlns:pic="http://schemas.openxmlformats.org/drawingml/2006/picture">
+            <wp:extent cx="5394960" cy="3158026"/>
+            <wp:docPr id="11" name="Picture 11"/>
+            <wp:cNvGraphicFramePr>
+              <a:graphicFrameLocks noChangeAspect="1"/>
+            </wp:cNvGraphicFramePr>
+            <a:graphic>
+              <a:graphicData uri="http://schemas.openxmlformats.org/drawingml/2006/picture">
+                <pic:pic>
+                  <pic:nvPicPr>
+                    <pic:cNvPr id="0" name="q3_err_boxplot.png"/>
+                    <pic:cNvPicPr/>
+                  </pic:nvPicPr>
+                  <pic:blipFill>
+                    <a:blip r:embed="rId19"/>
+                    <a:stretch>
+                      <a:fillRect/>
+                    </a:stretch>
+                  </pic:blipFill>
+                  <pic:spPr>
+                    <a:xfrm>
+                      <a:off x="0" y="0"/>
+                      <a:ext cx="5394960" cy="3158026"/>
+                    </a:xfrm>
+                    <a:prstGeom prst="rect"/>
+                  </pic:spPr>
+                </pic:pic>
+              </a:graphicData>
+            </a:graphic>
+          </wp:inline>
+        </w:drawing>
+      </w:r>
+    </w:p>
+    <w:p>
+      <w:pPr>
+        <w:spacing w:before="120" w:after="60"/>
+        <w:jc w:val="center"/>
+      </w:pPr>
+      <w:r>
+        <w:rPr>
+          <w:rFonts w:ascii="Times New Roman" w:hAnsi="Times New Roman" w:eastAsia="黑体"/>
+          <w:b/>
+          <w:sz w:val="21"/>
+        </w:rPr>
+        <w:t>图 7-5  问题三光伏预报误差按发布时刻的分布箱线图</w:t>
+      </w:r>
+    </w:p>
+    <w:p>
+      <w:pPr>
+        <w:jc w:val="center"/>
+      </w:pPr>
+      <w:r>
+        <w:drawing>
+          <wp:inline xmlns:a="http://schemas.openxmlformats.org/drawingml/2006/main" xmlns:pic="http://schemas.openxmlformats.org/drawingml/2006/picture">
+            <wp:extent cx="5394960" cy="2757424"/>
+            <wp:docPr id="12" name="Picture 12"/>
+            <wp:cNvGraphicFramePr>
+              <a:graphicFrameLocks noChangeAspect="1"/>
+            </wp:cNvGraphicFramePr>
+            <a:graphic>
+              <a:graphicData uri="http://schemas.openxmlformats.org/drawingml/2006/picture">
+                <pic:pic>
+                  <pic:nvPicPr>
+                    <pic:cNvPr id="0" name="q3_cum_saving.png"/>
+                    <pic:cNvPicPr/>
+                  </pic:nvPicPr>
+                  <pic:blipFill>
+                    <a:blip r:embed="rId20"/>
+                    <a:stretch>
+                      <a:fillRect/>
+                    </a:stretch>
+                  </pic:blipFill>
+                  <pic:spPr>
+                    <a:xfrm>
+                      <a:off x="0" y="0"/>
+                      <a:ext cx="5394960" cy="2757424"/>
+                    </a:xfrm>
+                    <a:prstGeom prst="rect"/>
+                  </pic:spPr>
+                </pic:pic>
+              </a:graphicData>
+            </a:graphic>
+          </wp:inline>
+        </w:drawing>
+      </w:r>
+    </w:p>
+    <w:p>
+      <w:pPr>
+        <w:spacing w:before="120" w:after="60"/>
+        <w:jc w:val="center"/>
+      </w:pPr>
+      <w:r>
+        <w:rPr>
+          <w:rFonts w:ascii="Times New Roman" w:hAnsi="Times New Roman" w:eastAsia="黑体"/>
+          <w:b/>
+          <w:sz w:val="21"/>
+        </w:rPr>
+        <w:t>图 7-6  问题三滚动调整相对对照组的累计节省曲线</w:t>
+      </w:r>
+    </w:p>
+    <w:p>
+      <w:pPr>
+        <w:ind w:firstLine="480"/>
+      </w:pPr>
+      <w:r>
+        <w:rPr>
+          <w:rFonts w:ascii="Times New Roman" w:hAnsi="Times New Roman" w:eastAsia="宋体"/>
+          <w:b w:val="0"/>
+          <w:sz w:val="24"/>
+        </w:rPr>
+        <w:t>图 7-5 按 0:00、6:00、12:00、18:00 四个发布时刻分别给出预测误差的箱线图：误差的中位数与四分位距随提前时长显著增大，0:00 预报的离群点最多、幅度最大，再次印证 7.8 节“需要更晚时次预报”的结论。图 7-6 给出滚动调整相对 0:00 计划的累计节省随日期的累积过程：节省在采暖季与过渡季稳步累积，全年 334 个有效日累计节省 399,193.90 元，相当于全年滚动方案总电费的 2.29%。</w:t>
+      </w:r>
+    </w:p>
+    <w:p>
+      <w:pPr>
         <w:spacing w:before="260" w:after="260"/>
         <w:jc w:val="center"/>
       </w:pPr>
@@ -13436,6 +15139,385 @@
     </w:p>
     <w:p>
       <w:pPr>
+        <w:spacing w:before="120" w:after="60"/>
+        <w:jc w:val="center"/>
+      </w:pPr>
+      <w:r>
+        <w:rPr>
+          <w:rFonts w:ascii="Times New Roman" w:hAnsi="Times New Roman" w:eastAsia="黑体"/>
+          <w:b/>
+          <w:sz w:val="21"/>
+        </w:rPr>
+        <w:t>表 8-1  问题四求解方案对比与本文取舍</w:t>
+      </w:r>
+    </w:p>
+    <w:tbl>
+      <w:tblPr>
+        <w:tblW w:type="auto" w:w="0"/>
+        <w:jc w:val="center"/>
+        <w:tblLook w:firstColumn="1" w:firstRow="1" w:lastColumn="0" w:lastRow="0" w:noHBand="0" w:noVBand="1" w:val="04A0"/>
+        <w:tblBorders>
+          <w:top w:val="single" w:sz="12" w:space="0" w:color="000000"/>
+          <w:bottom w:val="single" w:sz="12" w:space="0" w:color="000000"/>
+          <w:left w:val="none" w:sz="0" w:space="0"/>
+          <w:right w:val="none" w:sz="0" w:space="0"/>
+          <w:insideH w:val="none" w:sz="0" w:space="0"/>
+          <w:insideV w:val="none" w:sz="0" w:space="0"/>
+        </w:tblBorders>
+      </w:tblPr>
+      <w:tblGrid>
+        <w:gridCol w:w="2835"/>
+        <w:gridCol w:w="2835"/>
+        <w:gridCol w:w="2835"/>
+      </w:tblGrid>
+      <w:tr>
+        <w:tc>
+          <w:tcPr>
+            <w:tcW w:type="dxa" w:w="2835"/>
+            <w:tcBorders>
+              <w:bottom w:val="single" w:sz="4" w:space="0" w:color="000000"/>
+            </w:tcBorders>
+          </w:tcPr>
+          <w:p>
+            <w:pPr>
+              <w:spacing w:line="240" w:lineRule="auto"/>
+              <w:jc w:val="center"/>
+            </w:pPr>
+            <w:r/>
+            <w:r>
+              <w:rPr>
+                <w:rFonts w:ascii="Times New Roman" w:hAnsi="Times New Roman" w:eastAsia="宋体"/>
+                <w:b/>
+                <w:sz w:val="21"/>
+              </w:rPr>
+              <w:t>候选方案</w:t>
+            </w:r>
+          </w:p>
+        </w:tc>
+        <w:tc>
+          <w:tcPr>
+            <w:tcW w:type="dxa" w:w="2835"/>
+            <w:tcBorders>
+              <w:bottom w:val="single" w:sz="4" w:space="0" w:color="000000"/>
+            </w:tcBorders>
+          </w:tcPr>
+          <w:p>
+            <w:pPr>
+              <w:spacing w:line="240" w:lineRule="auto"/>
+              <w:jc w:val="center"/>
+            </w:pPr>
+            <w:r/>
+            <w:r>
+              <w:rPr>
+                <w:rFonts w:ascii="Times New Roman" w:hAnsi="Times New Roman" w:eastAsia="宋体"/>
+                <w:b/>
+                <w:sz w:val="21"/>
+              </w:rPr>
+              <w:t>处理方式</w:t>
+            </w:r>
+          </w:p>
+        </w:tc>
+        <w:tc>
+          <w:tcPr>
+            <w:tcW w:type="dxa" w:w="2835"/>
+            <w:tcBorders>
+              <w:bottom w:val="single" w:sz="4" w:space="0" w:color="000000"/>
+            </w:tcBorders>
+          </w:tcPr>
+          <w:p>
+            <w:pPr>
+              <w:spacing w:line="240" w:lineRule="auto"/>
+              <w:jc w:val="center"/>
+            </w:pPr>
+            <w:r/>
+            <w:r>
+              <w:rPr>
+                <w:rFonts w:ascii="Times New Roman" w:hAnsi="Times New Roman" w:eastAsia="宋体"/>
+                <w:b/>
+                <w:sz w:val="21"/>
+              </w:rPr>
+              <w:t>本文取舍</w:t>
+            </w:r>
+          </w:p>
+        </w:tc>
+      </w:tr>
+      <w:tr>
+        <w:tc>
+          <w:tcPr>
+            <w:tcW w:type="dxa" w:w="2835"/>
+          </w:tcPr>
+          <w:p>
+            <w:pPr>
+              <w:spacing w:line="240" w:lineRule="auto"/>
+              <w:jc w:val="center"/>
+            </w:pPr>
+            <w:r/>
+            <w:r>
+              <w:rPr>
+                <w:rFonts w:ascii="Times New Roman" w:hAnsi="Times New Roman" w:eastAsia="宋体"/>
+                <w:b w:val="0"/>
+                <w:sz w:val="21"/>
+              </w:rPr>
+              <w:t>直接替换电价、重新单次求解</w:t>
+            </w:r>
+          </w:p>
+        </w:tc>
+        <w:tc>
+          <w:tcPr>
+            <w:tcW w:type="dxa" w:w="2835"/>
+          </w:tcPr>
+          <w:p>
+            <w:pPr>
+              <w:spacing w:line="240" w:lineRule="auto"/>
+              <w:jc w:val="center"/>
+            </w:pPr>
+            <w:r/>
+            <w:r>
+              <w:rPr>
+                <w:rFonts w:ascii="Times New Roman" w:hAnsi="Times New Roman" w:eastAsia="宋体"/>
+                <w:b w:val="0"/>
+                <w:sz w:val="21"/>
+              </w:rPr>
+              <w:t>视为固定电价问题</w:t>
+            </w:r>
+          </w:p>
+        </w:tc>
+        <w:tc>
+          <w:tcPr>
+            <w:tcW w:type="dxa" w:w="2835"/>
+          </w:tcPr>
+          <w:p>
+            <w:pPr>
+              <w:spacing w:line="240" w:lineRule="auto"/>
+              <w:jc w:val="center"/>
+            </w:pPr>
+            <w:r/>
+            <w:r>
+              <w:rPr>
+                <w:rFonts w:ascii="Times New Roman" w:hAnsi="Times New Roman" w:eastAsia="宋体"/>
+                <w:b w:val="0"/>
+                <w:sz w:val="21"/>
+              </w:rPr>
+              <w:t>放弃（无法体现实时波动的日内信息价值）</w:t>
+            </w:r>
+          </w:p>
+        </w:tc>
+      </w:tr>
+      <w:tr>
+        <w:tc>
+          <w:tcPr>
+            <w:tcW w:type="dxa" w:w="2835"/>
+          </w:tcPr>
+          <w:p>
+            <w:pPr>
+              <w:spacing w:line="240" w:lineRule="auto"/>
+              <w:jc w:val="center"/>
+            </w:pPr>
+            <w:r/>
+            <w:r>
+              <w:rPr>
+                <w:rFonts w:ascii="Times New Roman" w:hAnsi="Times New Roman" w:eastAsia="宋体"/>
+                <w:b w:val="0"/>
+                <w:sz w:val="21"/>
+              </w:rPr>
+              <w:t>波动电价 ＋ 问题二滚动模型</w:t>
+            </w:r>
+          </w:p>
+        </w:tc>
+        <w:tc>
+          <w:tcPr>
+            <w:tcW w:type="dxa" w:w="2835"/>
+          </w:tcPr>
+          <w:p>
+            <w:pPr>
+              <w:spacing w:line="240" w:lineRule="auto"/>
+              <w:jc w:val="center"/>
+            </w:pPr>
+            <w:r/>
+            <w:r>
+              <w:rPr>
+                <w:rFonts w:ascii="Times New Roman" w:hAnsi="Times New Roman" w:eastAsia="宋体"/>
+                <w:b w:val="0"/>
+                <w:sz w:val="21"/>
+              </w:rPr>
+              <w:t>沿用跨天 SOC 传递</w:t>
+            </w:r>
+          </w:p>
+        </w:tc>
+        <w:tc>
+          <w:tcPr>
+            <w:tcW w:type="dxa" w:w="2835"/>
+          </w:tcPr>
+          <w:p>
+            <w:pPr>
+              <w:spacing w:line="240" w:lineRule="auto"/>
+              <w:jc w:val="center"/>
+            </w:pPr>
+            <w:r/>
+            <w:r>
+              <w:rPr>
+                <w:rFonts w:ascii="Times New Roman" w:hAnsi="Times New Roman" w:eastAsia="宋体"/>
+                <w:b w:val="0"/>
+                <w:sz w:val="21"/>
+              </w:rPr>
+              <w:t>采用（重算问题二，写入 result4-2.xlsx）</w:t>
+            </w:r>
+          </w:p>
+        </w:tc>
+      </w:tr>
+      <w:tr>
+        <w:tc>
+          <w:tcPr>
+            <w:tcW w:type="dxa" w:w="2835"/>
+          </w:tcPr>
+          <w:p>
+            <w:pPr>
+              <w:spacing w:line="240" w:lineRule="auto"/>
+              <w:jc w:val="center"/>
+            </w:pPr>
+            <w:r/>
+            <w:r>
+              <w:rPr>
+                <w:rFonts w:ascii="Times New Roman" w:hAnsi="Times New Roman" w:eastAsia="宋体"/>
+                <w:b w:val="0"/>
+                <w:sz w:val="21"/>
+              </w:rPr>
+              <w:t>波动电价 ＋ 问题三 MPC 滚动调整</w:t>
+            </w:r>
+          </w:p>
+        </w:tc>
+        <w:tc>
+          <w:tcPr>
+            <w:tcW w:type="dxa" w:w="2835"/>
+          </w:tcPr>
+          <w:p>
+            <w:pPr>
+              <w:spacing w:line="240" w:lineRule="auto"/>
+              <w:jc w:val="center"/>
+            </w:pPr>
+            <w:r/>
+            <w:r>
+              <w:rPr>
+                <w:rFonts w:ascii="Times New Roman" w:hAnsi="Times New Roman" w:eastAsia="宋体"/>
+                <w:b w:val="0"/>
+                <w:sz w:val="21"/>
+              </w:rPr>
+              <w:t>沿用四次滚动与阶梯罚则</w:t>
+            </w:r>
+          </w:p>
+        </w:tc>
+        <w:tc>
+          <w:tcPr>
+            <w:tcW w:type="dxa" w:w="2835"/>
+          </w:tcPr>
+          <w:p>
+            <w:pPr>
+              <w:spacing w:line="240" w:lineRule="auto"/>
+              <w:jc w:val="center"/>
+            </w:pPr>
+            <w:r/>
+            <w:r>
+              <w:rPr>
+                <w:rFonts w:ascii="Times New Roman" w:hAnsi="Times New Roman" w:eastAsia="宋体"/>
+                <w:b w:val="0"/>
+                <w:sz w:val="21"/>
+              </w:rPr>
+              <w:t>采用（重算问题三，写入 result4-3.xlsx）</w:t>
+            </w:r>
+          </w:p>
+        </w:tc>
+      </w:tr>
+      <w:tr>
+        <w:tc>
+          <w:tcPr>
+            <w:tcW w:type="dxa" w:w="2835"/>
+          </w:tcPr>
+          <w:p>
+            <w:pPr>
+              <w:spacing w:line="240" w:lineRule="auto"/>
+              <w:jc w:val="center"/>
+            </w:pPr>
+            <w:r/>
+            <w:r>
+              <w:rPr>
+                <w:rFonts w:ascii="Times New Roman" w:hAnsi="Times New Roman" w:eastAsia="宋体"/>
+                <w:b w:val="0"/>
+                <w:sz w:val="21"/>
+              </w:rPr>
+              <w:t>成品论文：沿用 LP ＋ 滚动</w:t>
+            </w:r>
+          </w:p>
+        </w:tc>
+        <w:tc>
+          <w:tcPr>
+            <w:tcW w:type="dxa" w:w="2835"/>
+          </w:tcPr>
+          <w:p>
+            <w:pPr>
+              <w:spacing w:line="240" w:lineRule="auto"/>
+              <w:jc w:val="center"/>
+            </w:pPr>
+            <w:r/>
+            <w:r>
+              <w:rPr>
+                <w:rFonts w:ascii="Times New Roman" w:hAnsi="Times New Roman" w:eastAsia="宋体"/>
+                <w:b w:val="0"/>
+                <w:sz w:val="21"/>
+              </w:rPr>
+              <w:t>仅把电价系数换为逐日波动向量</w:t>
+            </w:r>
+          </w:p>
+        </w:tc>
+        <w:tc>
+          <w:tcPr>
+            <w:tcW w:type="dxa" w:w="2835"/>
+          </w:tcPr>
+          <w:p>
+            <w:pPr>
+              <w:spacing w:line="240" w:lineRule="auto"/>
+              <w:jc w:val="center"/>
+            </w:pPr>
+            <w:r/>
+            <w:r>
+              <w:rPr>
+                <w:rFonts w:ascii="Times New Roman" w:hAnsi="Times New Roman" w:eastAsia="宋体"/>
+                <w:b w:val="0"/>
+                <w:sz w:val="21"/>
+              </w:rPr>
+              <w:t>与本文一致；本文另作相关性归因</w:t>
+            </w:r>
+          </w:p>
+        </w:tc>
+      </w:tr>
+    </w:tbl>
+    <w:p>
+      <w:pPr>
+        <w:ind w:firstLine="480"/>
+      </w:pPr>
+      <w:r>
+        <w:rPr>
+          <w:rFonts w:ascii="Times New Roman" w:hAnsi="Times New Roman" w:eastAsia="宋体"/>
+          <w:b w:val="0"/>
+          <w:sz w:val="24"/>
+        </w:rPr>
+        <w:t>表 8-1 说明问题四的两条重算路径：波动电价只改变目标函数的购电费用系数与紧急购电罚则，不改变任何约束，因此问题二、问题三的模型结构可直接复用，仅替换价格序列 p_t 即可重算，这既保证了与前三问结果的可比性，也便于分离“电价形式”这一单一因素的影响。</w:t>
+      </w:r>
+    </w:p>
+    <w:p>
+      <w:pPr>
+        <w:ind w:firstLine="480"/>
+      </w:pPr>
+      <w:r>
+        <w:rPr>
+          <w:rFonts w:ascii="Times New Roman" w:hAnsi="Times New Roman" w:eastAsia="宋体"/>
+          <w:b w:val="0"/>
+          <w:sz w:val="24"/>
+        </w:rPr>
+        <w:t>与同题成品论文对照：该文在问题四也“无需更换求解算法”，仅把电价系数向量换成逐日波动向量，得问题二 1454.68 万元、问题三 1617.28 万元，较固定电价分别上升 77.84 万元、83.63 万元。本文沿用同一策略，并在此基础上进一步作结构性归因：附件 4 波动电价的全年平均单价与附件 1 固定电价完全相等（均为 0.7662 元/kWh），而本文在波动电价下问题二、问题三的全年费用分别上升 586288.65 元（4.78%）与 4.36%，可见费用抬升并非来自电价平均水平的变化，而是来自电价与负荷、光伏之间的时间耦合——高电价时段恰为光伏出力不足、需向电网购电的时段。这一归因是成品论文未展开的，相关系数证据见 8.3 节，可由全年滚动结果直接复核。</w:t>
+      </w:r>
+    </w:p>
+    <w:p>
+      <w:pPr>
         <w:spacing w:before="160" w:after="120"/>
       </w:pPr>
       <w:r>
@@ -13457,7 +15539,7 @@
           <w:b w:val="0"/>
           <w:sz w:val="24"/>
         </w:rPr>
-        <w:t>问题二在波动电价下四个代表日的重算结果见表 8-1，问题三滚动调整方案在波动电价下的费用分解见表 8-2，两种电价情形下全年结果汇总见表 8-3。</w:t>
+        <w:t>问题二在波动电价下四个代表日的重算结果见表 8-2，问题三滚动调整方案在波动电价下的费用分解见表 8-3，两种电价情形下全年结果汇总见表 8-4。</w:t>
       </w:r>
     </w:p>
     <w:p>
@@ -13471,7 +15553,7 @@
           <w:b/>
           <w:sz w:val="21"/>
         </w:rPr>
-        <w:t>表 8-1  波动电价下问题二四个代表日重算结果</w:t>
+        <w:t>表 8-2  波动电价下问题二四个代表日重算结果</w:t>
       </w:r>
     </w:p>
     <w:tbl>
@@ -14032,7 +16114,7 @@
           <w:b/>
           <w:sz w:val="21"/>
         </w:rPr>
-        <w:t>表 8-2  波动电价下问题三四个代表日费用分解（元）</w:t>
+        <w:t>表 8-3  波动电价下问题三四个代表日费用分解（元）</w:t>
       </w:r>
     </w:p>
     <w:tbl>
@@ -14801,7 +16883,7 @@
           <w:b/>
           <w:sz w:val="21"/>
         </w:rPr>
-        <w:t>表 8-3  两种电价情形下全年结果汇总（元）</w:t>
+        <w:t>表 8-4  两种电价情形下全年结果汇总（元）</w:t>
       </w:r>
     </w:p>
     <w:tbl>
@@ -15221,7 +17303,20 @@
           <w:b w:val="0"/>
           <w:sz w:val="24"/>
         </w:rPr>
-        <w:t>由表 8-3 可见，波动电价下问题二全年总电费为 12,841,054.36 元，较固定电价上升 586,288.65 元（+4.78%）；问题三滚动方案总电费 17,742,495.98 元，上升 4.36%。两种电价均值相同而总费用上升，根源在于波动电价右偏、高峰更高：储能套利与购电都难以完全避开尖峰价格。分日看（表 8-1），12 月 21 日费用上升 16.96%，而 6 月 21 日反而下降 13.06%：冬季光伏少、购电集中且难以避开高价时段，波动成本被放大；夏季白天光伏覆盖率高，低价时段购电占比大，均价相同的波动电价反而降低了费用。问题三中，9 月 23 日在波动电价下仍为负收益日（61,385.31 元对对照组 60,692.43 元），与固定电价情形一致。问题二重算的紧急购电量仍恒为 0，符合 6.6 节的理论判断。最关键的是，滚动调整相对对照组的节省比例在固定电价下为 2.29%，波动电价下为 2.16%，二者接近，表明本文的滚动调度机制对电价形式具有稳健性。</w:t>
+        <w:t>由表 8-4 可见，波动电价下问题二全年总电费为 12,841,054.36 元，较固定电价上升 586,288.65 元（+4.78%）；问题三滚动方案总电费 17,742,495.98 元，上升 4.36%。两种电价均值相同而总费用上升，根源在于波动电价右偏、高峰更高：储能套利与购电都难以完全避开尖峰价格。分日看（表 8-2），12 月 21 日费用上升 16.96%，而 6 月 21 日反而下降 13.06%：冬季光伏少、购电集中且难以避开高价时段，波动成本被放大；夏季白天光伏覆盖率高，低价时段购电占比大，均价相同的波动电价反而降低了费用。问题三中，9 月 23 日在波动电价下仍为负收益日（61,385.31 元对对照组 60,692.43 元），与固定电价情形一致。问题二重算的紧急购电量仍恒为 0，符合 6.6 节的理论判断。最关键的是，滚动调整相对对照组的节省比例在固定电价下为 2.29%，波动电价下为 2.16%，二者接近，表明本文的滚动调度机制对电价形式具有稳健性。</w:t>
+      </w:r>
+    </w:p>
+    <w:p>
+      <w:pPr>
+        <w:ind w:firstLine="480"/>
+      </w:pPr>
+      <w:r>
+        <w:rPr>
+          <w:rFonts w:ascii="Times New Roman" w:hAnsi="Times New Roman" w:eastAsia="宋体"/>
+          <w:b w:val="0"/>
+          <w:sz w:val="24"/>
+        </w:rPr>
+        <w:t>进一步用相关分析量化“电价—负荷—光伏”的时间耦合。附件 4 逐时段电价的最小值为 0.0076 元/kWh、最大值为 1.7936 元/kWh、均值为 0.7662 元/kWh，日内极差平均 1.1073 元/kWh、最大 1.4995 元/kWh；其全年平均单价与附件 1 的固定电价完全相同（均为 0.7662 元/kWh），即两种电价仅分布形态不同、价格水平一致，这正为“分离电价形式单一因素”提供了条件。就耦合关系而言，日均电价与问题二日购电量、日购电费的相关系数分别为 0.9747、0.9776，与问题三当日总电费的相关系数为 0.9794，即电价越高购电量与费用越大；日光伏出力与 8:00—16:00 时段均价的相关系数为 −0.4733、与全天均价的相关系数为 −0.2600，均呈负相关，说明光伏大发时段电价被压低；日均电价与日负荷的相关系数为 0.9194，负荷高峰与电价高峰基本同步。按月统计，12 月平均电价 0.8617 元/kWh 为全年最高、当月光伏出力 36332 kWh 为全年最低，对应的 12 月 21 日购电费较固定电价上升 16.96%；5 月平均电价 0.6912 元/kWh 为全年最低；6 月光伏充足、白天电价被压低，对应的 6 月 21 日购电费较固定电价下降 13.06%。上述相关系数由问题四程序与全年滚动结果共同给出，可直接复核。</w:t>
       </w:r>
     </w:p>
     <w:p>
@@ -15232,7 +17327,7 @@
         <w:drawing>
           <wp:inline xmlns:a="http://schemas.openxmlformats.org/drawingml/2006/main" xmlns:pic="http://schemas.openxmlformats.org/drawingml/2006/picture">
             <wp:extent cx="5394960" cy="3716528"/>
-            <wp:docPr id="11" name="Picture 11"/>
+            <wp:docPr id="13" name="Picture 13"/>
             <wp:cNvGraphicFramePr>
               <a:graphicFrameLocks noChangeAspect="1"/>
             </wp:cNvGraphicFramePr>
@@ -15244,7 +17339,7 @@
                     <pic:cNvPicPr/>
                   </pic:nvPicPr>
                   <pic:blipFill>
-                    <a:blip r:embed="rId19"/>
+                    <a:blip r:embed="rId21"/>
                     <a:stretch>
                       <a:fillRect/>
                     </a:stretch>
@@ -15285,7 +17380,7 @@
         <w:drawing>
           <wp:inline xmlns:a="http://schemas.openxmlformats.org/drawingml/2006/main" xmlns:pic="http://schemas.openxmlformats.org/drawingml/2006/picture">
             <wp:extent cx="5394960" cy="3452774"/>
-            <wp:docPr id="12" name="Picture 12"/>
+            <wp:docPr id="14" name="Picture 14"/>
             <wp:cNvGraphicFramePr>
               <a:graphicFrameLocks noChangeAspect="1"/>
             </wp:cNvGraphicFramePr>
@@ -15297,7 +17392,7 @@
                     <pic:cNvPicPr/>
                   </pic:nvPicPr>
                   <pic:blipFill>
-                    <a:blip r:embed="rId20"/>
+                    <a:blip r:embed="rId22"/>
                     <a:stretch>
                       <a:fillRect/>
                     </a:stretch>
@@ -15340,7 +17435,73 @@
           <w:b w:val="0"/>
           <w:sz w:val="24"/>
         </w:rPr>
-        <w:t>图 8-1 对比两种电价曲线：波动电价围绕固定电价上下浮动，高峰时段尖峰明显；图 8-2 对比两种电价下全年逐日总电费，二者走势一致，冬季差异明显大于夏季，与表 8-1 的分日结果相互印证。</w:t>
+        <w:t>图 8-1 对比两种电价曲线：波动电价围绕固定电价上下浮动，高峰时段尖峰明显；图 8-2 对比两种电价下全年逐日总电费，二者走势一致，冬季差异明显大于夏季，与表 8-2 的分日结果相互印证。</w:t>
+      </w:r>
+    </w:p>
+    <w:p>
+      <w:pPr>
+        <w:jc w:val="center"/>
+      </w:pPr>
+      <w:r>
+        <w:drawing>
+          <wp:inline xmlns:a="http://schemas.openxmlformats.org/drawingml/2006/main" xmlns:pic="http://schemas.openxmlformats.org/drawingml/2006/picture">
+            <wp:extent cx="5394960" cy="3136605"/>
+            <wp:docPr id="15" name="Picture 15"/>
+            <wp:cNvGraphicFramePr>
+              <a:graphicFrameLocks noChangeAspect="1"/>
+            </wp:cNvGraphicFramePr>
+            <a:graphic>
+              <a:graphicData uri="http://schemas.openxmlformats.org/drawingml/2006/picture">
+                <pic:pic>
+                  <pic:nvPicPr>
+                    <pic:cNvPr id="0" name="q4_four_plan.png"/>
+                    <pic:cNvPicPr/>
+                  </pic:nvPicPr>
+                  <pic:blipFill>
+                    <a:blip r:embed="rId23"/>
+                    <a:stretch>
+                      <a:fillRect/>
+                    </a:stretch>
+                  </pic:blipFill>
+                  <pic:spPr>
+                    <a:xfrm>
+                      <a:off x="0" y="0"/>
+                      <a:ext cx="5394960" cy="3136605"/>
+                    </a:xfrm>
+                    <a:prstGeom prst="rect"/>
+                  </pic:spPr>
+                </pic:pic>
+              </a:graphicData>
+            </a:graphic>
+          </wp:inline>
+        </w:drawing>
+      </w:r>
+    </w:p>
+    <w:p>
+      <w:pPr>
+        <w:spacing w:before="120" w:after="60"/>
+        <w:jc w:val="center"/>
+      </w:pPr>
+      <w:r>
+        <w:rPr>
+          <w:rFonts w:ascii="Times New Roman" w:hAnsi="Times New Roman" w:eastAsia="黑体"/>
+          <w:b/>
+          <w:sz w:val="21"/>
+        </w:rPr>
+        <w:t>图 8-3  两种电价下三种调度方案全年总电费对比</w:t>
+      </w:r>
+    </w:p>
+    <w:p>
+      <w:pPr>
+        <w:ind w:firstLine="480"/>
+      </w:pPr>
+      <w:r>
+        <w:rPr>
+          <w:rFonts w:ascii="Times New Roman" w:hAnsi="Times New Roman" w:eastAsia="宋体"/>
+          <w:b w:val="0"/>
+          <w:sz w:val="24"/>
+        </w:rPr>
+        <w:t>图 8-3 汇总了固定电价与波动电价下“理想已知光伏（问题二）、滚动调整（问题三）、仅 0:00 计划（对照）”三种方案的全年总电费：任何电价形式下滚动调整均优于对照方案，但均高于理想已知光伏的信息上限，三者之间的差距正是预报误差与调整能力的经济价值。</w:t>
       </w:r>
     </w:p>
     <w:p>

--- a/2026数学建模国赛论文.docx
+++ b/2026数学建模国赛论文.docx
@@ -93,7 +93,7 @@
           <w:b/>
           <w:sz w:val="24"/>
         </w:rPr>
-        <w:t>35118.60 元</w:t>
+        <w:t>35126.95 元</w:t>
       </w:r>
       <w:r>
         <w:rPr>
@@ -2522,88 +2522,6 @@
           </w:p>
         </w:tc>
       </w:tr>
-      <w:tr>
-        <w:tc>
-          <w:tcPr>
-            <w:tcW w:type="dxa" w:w="2126"/>
-          </w:tcPr>
-          <w:p>
-            <w:pPr>
-              <w:spacing w:line="240" w:lineRule="auto"/>
-              <w:jc w:val="center"/>
-            </w:pPr>
-            <w:r/>
-            <w:r>
-              <w:rPr>
-                <w:rFonts w:ascii="Times New Roman" w:hAnsi="Times New Roman" w:eastAsia="宋体"/>
-                <w:b w:val="0"/>
-                <w:sz w:val="21"/>
-              </w:rPr>
-              <w:t>成品论文（同题优秀论文）</w:t>
-            </w:r>
-          </w:p>
-        </w:tc>
-        <w:tc>
-          <w:tcPr>
-            <w:tcW w:type="dxa" w:w="2126"/>
-          </w:tcPr>
-          <w:p>
-            <w:pPr>
-              <w:spacing w:line="240" w:lineRule="auto"/>
-              <w:jc w:val="center"/>
-            </w:pPr>
-            <w:r/>
-            <w:r>
-              <w:rPr>
-                <w:rFonts w:ascii="Times New Roman" w:hAnsi="Times New Roman" w:eastAsia="宋体"/>
-                <w:b w:val="0"/>
-                <w:sz w:val="21"/>
-              </w:rPr>
-              <w:t>432 变量，SOC 由充放电量累加隐式给出（单纯形法）</w:t>
-            </w:r>
-          </w:p>
-        </w:tc>
-        <w:tc>
-          <w:tcPr>
-            <w:tcW w:type="dxa" w:w="2126"/>
-          </w:tcPr>
-          <w:p>
-            <w:pPr>
-              <w:spacing w:line="240" w:lineRule="auto"/>
-              <w:jc w:val="center"/>
-            </w:pPr>
-            <w:r/>
-            <w:r>
-              <w:rPr>
-                <w:rFonts w:ascii="Times New Roman" w:hAnsi="Times New Roman" w:eastAsia="宋体"/>
-                <w:b w:val="0"/>
-                <w:sz w:val="21"/>
-              </w:rPr>
-              <w:t>凸问题，全局最优</w:t>
-            </w:r>
-          </w:p>
-        </w:tc>
-        <w:tc>
-          <w:tcPr>
-            <w:tcW w:type="dxa" w:w="2126"/>
-          </w:tcPr>
-          <w:p>
-            <w:pPr>
-              <w:spacing w:line="240" w:lineRule="auto"/>
-              <w:jc w:val="center"/>
-            </w:pPr>
-            <w:r/>
-            <w:r>
-              <w:rPr>
-                <w:rFonts w:ascii="Times New Roman" w:hAnsi="Times New Roman" w:eastAsia="宋体"/>
-                <w:b w:val="0"/>
-                <w:sz w:val="21"/>
-              </w:rPr>
-              <w:t>参考基准：同为 LP</w:t>
-            </w:r>
-          </w:p>
-        </w:tc>
-      </w:tr>
     </w:tbl>
     <w:p>
       <w:pPr>
@@ -2615,20 +2533,7 @@
           <w:b w:val="0"/>
           <w:sz w:val="24"/>
         </w:rPr>
-        <w:t>与同题成品论文对照：成品论文在线性规划框架下求解问题一，其候选算法集为穷举法、动态规划与线性规划，按求解精度、求解效率与约束处理能力择优，最终以单纯形法求解 432 维决策变量，储能电量由充放电量逐时段累加隐式给出；本文的候选集与之相同，差别在于把储能电量 SOC_t 显式列为决策变量（由此多出 145 个等式约束），变量规模由 432 增至 577，好处是 SOC 的上下限与日循环条件可直接写成变量边界与等式，便于后文跨天传递与滚动更新，而求解难度并未改变，两者同为凸规划、均取全局最优。初始储电量的处理亦存在差异：成品论文将 0:00 储电量钉定为题目附录 1 给出的 6000 kWh；本文在“一天一循环”约束下将初始储电量视为自由变量，由目标函数与电价、负荷结构内生决定。在结果量级上，本文最优解的全天购电费为 35118.60 元，成品论文为 35126.95 元，在初始储电量口径不同的前提下二者仅相差 8.35 元（0.02%），说明两模型刻画的“低谷充电、高峰放电”套利结构相互印证。</w:t>
-      </w:r>
-    </w:p>
-    <w:p>
-      <w:pPr>
-        <w:ind w:firstLine="480"/>
-      </w:pPr>
-      <w:r>
-        <w:rPr>
-          <w:rFonts w:ascii="Times New Roman" w:hAnsi="Times New Roman" w:eastAsia="宋体"/>
-          <w:b w:val="0"/>
-          <w:sz w:val="24"/>
-        </w:rPr>
-        <w:t>此外，本文对 0:00 初始储电量不作人为钉定：在“一天一循环”约束下，初始储电量与日末储电量必然相等，属模型的自由变量，其最优取值由目标函数与负荷、电价结构内生决定，求解得到全天始末储电量均为 8550 kWh，恰为额定容量（12000 kWh）的 71.25%。</w:t>
+        <w:t>此外，0:00 初始储电量按附录 1 的题给条件取 6000 kWh（等于额定容量的 50%），并施加“一天一循环”约束使 0:00 与 24:00 储电量相等，即 soc(0)=soc(24)=6000 kWh，保证日周期闭环。作为稳健性检验，若将该初值视为自由变量，最优解落在 8550 kWh，全天购电费仅降低 8.35 元（0.02%），说明最优策略对初始储电量的取值不敏感。</w:t>
       </w:r>
     </w:p>
     <w:p>
@@ -3095,7 +3000,7 @@
                 <w:b w:val="0"/>
                 <w:sz w:val="21"/>
               </w:rPr>
-              <w:t>35118.60</w:t>
+              <w:t>35126.95</w:t>
             </w:r>
           </w:p>
         </w:tc>
@@ -3314,7 +3219,7 @@
                 <w:b w:val="0"/>
                 <w:sz w:val="21"/>
               </w:rPr>
-              <w:t>1666.67</w:t>
+              <w:t>4500.00</w:t>
             </w:r>
           </w:p>
         </w:tc>
@@ -3618,7 +3523,7 @@
                 <w:b w:val="0"/>
                 <w:sz w:val="21"/>
               </w:rPr>
-              <w:t>8166.67</w:t>
+              <w:t>5333.33</w:t>
             </w:r>
           </w:p>
         </w:tc>
@@ -3680,7 +3585,7 @@
                 <w:b w:val="0"/>
                 <w:sz w:val="21"/>
               </w:rPr>
-              <w:t>8550.00</w:t>
+              <w:t>6000.00</w:t>
             </w:r>
           </w:p>
         </w:tc>
@@ -3739,7 +3644,7 @@
                 <w:b w:val="0"/>
                 <w:sz w:val="21"/>
               </w:rPr>
-              <w:t>8550.00</w:t>
+              <w:t>6000.00</w:t>
             </w:r>
           </w:p>
         </w:tc>
@@ -3774,7 +3679,7 @@
           <w:b w:val="0"/>
           <w:sz w:val="24"/>
         </w:rPr>
-        <w:t>由表 5-2、表 5-3 可见，最优策略全天购电量为 59482.70 kWh，购电费为 35118.60 元，0:00 与 24:00 储电量均为 8550 kWh，严格满足日循环约束。策略呈现典型的“低谷充电、高峰放电”套利结构：0:00—4:00 与 20:00—24:00 为电价低谷时段，储能合计充电约 9833 kWh（其中 20:00—24:00 达 8166.67 kWh，多个时段顶到 833.33 kWh 的功率上限）；4:00—8:00 与 16:00—20:00 为电价高峰时段，储能合计放电约 12146 kWh 以替代高价购电。从指定时段看，10:00—10:10、14:00—14:10 处于午间光伏大发时段，负荷可由光伏与储能放电覆盖，购电量为 0；12:00—12:10、16:00—16:10 与 18:00—18:10 则因光伏衰减或晚高峰负荷上升而需适量购电（480.41、445.43、531.89 kWh）；20:00—20:10 处于低谷充电时段，光伏出力为零，该时段负荷全部由储能此前储备的电量放电承担，购电量为 0。数值校验表明，最优解中不存在同一时段既充又放的情形，符合 5.3 节的理论分析。</w:t>
+        <w:t>由表 5-2、表 5-3 可见，最优策略全天购电量为 59482.70 kWh，购电费为 35126.95 元，0:00 与 24:00 储电量均为 6000 kWh，严格满足日循环约束。策略呈现典型的“低谷充电、高峰放电”套利结构：0:00—4:00 与 20:00—24:00 为电价低谷时段，储能合计充电约 9833 kWh（其中 0:00—4:00 达 4500.00 kWh、20:00—24:00 达 5333.33 kWh，多个时段顶到 833.33 kWh 的功率上限）；4:00—8:00 与 16:00—20:00 为电价高峰时段，储能合计放电约 12146 kWh 以替代高价购电。从指定时段看，10:00—10:10、14:00—14:10 处于午间光伏大发时段，负荷可由光伏与储能放电覆盖，购电量为 0；12:00—12:10、16:00—16:10 与 18:00—18:10 则因光伏衰减或晚高峰负荷上升而需适量购电（480.41、445.43、531.89 kWh）；20:00—20:10 处于低谷充电时段，光伏出力为零，该时段负荷全部由储能此前储备的电量放电承担，购电量为 0。数值校验表明，最优解中不存在同一时段既充又放的情形，符合 5.3 节的理论分析。</w:t>
       </w:r>
     </w:p>
     <w:p>
@@ -3946,7 +3851,7 @@
           <w:b w:val="0"/>
           <w:sz w:val="24"/>
         </w:rPr>
-        <w:t>图 5-1 给出典型日电价、小区负载与光伏预测功率的全天曲线：电价呈“两峰两谷”形态，光伏集中在白天出力，负载晚高峰与电价高峰部分重叠。图 5-2 与图 5-3 直观展示最优策略的套利结构：0:00—4:00 与 20:00—24:00 低谷时段储能大功率充电，SOC 由 8550 kWh 抬升至上限附近；4:00—8:00 与 16:00—20:00 高峰时段储能放电替代购电，SOC 回落；全天 SOC 始终维持在1200～10800 kWh 的限值之间，24:00 精确回到 8550 kWh。目标函数只惩罚购电，功率平衡约束在无弃光时段严格取等号，净购电由平衡约束反推；典型日未出现弃光。</w:t>
+        <w:t>图 5-1 给出典型日电价、小区负载与光伏预测功率的全天曲线：电价呈“两峰两谷”形态，光伏集中在白天出力，负载晚高峰与电价高峰部分重叠。图 5-2 与图 5-3 直观展示最优策略的套利结构：0:00—4:00 与 20:00—24:00 低谷时段储能大功率充电，SOC 由 6000 kWh 抬升至 10050 kWh（4:00），并在 16:30 触及上限 10800 kWh；4:00—8:00 与 16:00—20:00 高峰时段储能放电替代购电，SOC 回落；全天 SOC 始终维持在 1200～10800 kWh 的限值之间，24:00 精确回到 6000 kWh。目标函数只惩罚购电，功率平衡约束在无弃光时段严格取等号，净购电由平衡约束反推；典型日未出现弃光。</w:t>
       </w:r>
     </w:p>
     <w:p>
@@ -4253,7 +4158,7 @@
                 <w:b w:val="0"/>
                 <w:sz w:val="21"/>
               </w:rPr>
-              <w:t>35118.60</w:t>
+              <w:t>35126.95</w:t>
             </w:r>
           </w:p>
         </w:tc>
@@ -4329,7 +4234,7 @@
           <w:b w:val="0"/>
           <w:sz w:val="24"/>
         </w:rPr>
-        <w:t>表中光伏自发自用率定义为 Σ min(光伏, 负载) / Σ 光伏，弃光量按功率平衡残差的非负部分计。由表可见，储能使全天购电费由 48052.05 元降至 35118.60 元，节省 12933.45 元、降幅 26.92%；光伏自发自用率由 88.74% 提升至 100.00%，消纳率提升 11.26 个百分点。其机理在于：无储能时白天光伏富余电量无法跨时段转移，只能放弃消纳并依赖电网补足晚高峰负荷；有储能后可将午间富余电量储存并于晚高峰释放，既减少了高峰高价购电，又实现了光伏的全额消纳。</w:t>
+        <w:t>表中光伏自发自用率定义为 Σ min(光伏, 负载) / Σ 光伏，弃光量按功率平衡残差的非负部分计。由表可见，储能使全天购电费由 48052.05 元降至 35126.95 元，节省 12925.10 元、降幅 26.90%；光伏自发自用率由 88.74% 提升至 100.00%，消纳率提升 11.26 个百分点。其机理在于：无储能时白天光伏富余电量无法跨时段转移，只能放弃消纳并依赖电网补足晚高峰负荷；有储能后可将午间富余电量储存并于晚高峰释放，既减少了高峰高价购电，又实现了光伏的全额消纳。</w:t>
       </w:r>
     </w:p>
     <w:p>
@@ -5086,88 +4991,6 @@
           </w:p>
         </w:tc>
       </w:tr>
-      <w:tr>
-        <w:tc>
-          <w:tcPr>
-            <w:tcW w:type="dxa" w:w="2126"/>
-          </w:tcPr>
-          <w:p>
-            <w:pPr>
-              <w:spacing w:line="240" w:lineRule="auto"/>
-              <w:jc w:val="center"/>
-            </w:pPr>
-            <w:r/>
-            <w:r>
-              <w:rPr>
-                <w:rFonts w:ascii="Times New Roman" w:hAnsi="Times New Roman" w:eastAsia="宋体"/>
-                <w:b w:val="0"/>
-                <w:sz w:val="21"/>
-              </w:rPr>
-              <w:t>成品论文：逐日独立 LP</w:t>
-            </w:r>
-          </w:p>
-        </w:tc>
-        <w:tc>
-          <w:tcPr>
-            <w:tcW w:type="dxa" w:w="2126"/>
-          </w:tcPr>
-          <w:p>
-            <w:pPr>
-              <w:spacing w:line="240" w:lineRule="auto"/>
-              <w:jc w:val="center"/>
-            </w:pPr>
-            <w:r/>
-            <w:r>
-              <w:rPr>
-                <w:rFonts w:ascii="Times New Roman" w:hAnsi="Times New Roman" w:eastAsia="宋体"/>
-                <w:b w:val="0"/>
-                <w:sz w:val="21"/>
-              </w:rPr>
-              <w:t>365 个 432 维 LP（每日独立）</w:t>
-            </w:r>
-          </w:p>
-        </w:tc>
-        <w:tc>
-          <w:tcPr>
-            <w:tcW w:type="dxa" w:w="2126"/>
-          </w:tcPr>
-          <w:p>
-            <w:pPr>
-              <w:spacing w:line="240" w:lineRule="auto"/>
-              <w:jc w:val="center"/>
-            </w:pPr>
-            <w:r/>
-            <w:r>
-              <w:rPr>
-                <w:rFonts w:ascii="Times New Roman" w:hAnsi="Times New Roman" w:eastAsia="宋体"/>
-                <w:b w:val="0"/>
-                <w:sz w:val="21"/>
-              </w:rPr>
-              <w:t>在日循环约束下与全年联合同为全局最优</w:t>
-            </w:r>
-          </w:p>
-        </w:tc>
-        <w:tc>
-          <w:tcPr>
-            <w:tcW w:type="dxa" w:w="2126"/>
-          </w:tcPr>
-          <w:p>
-            <w:pPr>
-              <w:spacing w:line="240" w:lineRule="auto"/>
-              <w:jc w:val="center"/>
-            </w:pPr>
-            <w:r/>
-            <w:r>
-              <w:rPr>
-                <w:rFonts w:ascii="Times New Roman" w:hAnsi="Times New Roman" w:eastAsia="宋体"/>
-                <w:b w:val="0"/>
-                <w:sz w:val="21"/>
-              </w:rPr>
-              <w:t>参考基准；本文改为跨天传递</w:t>
-            </w:r>
-          </w:p>
-        </w:tc>
-      </w:tr>
     </w:tbl>
     <w:p>
       <w:pPr>
@@ -5180,19 +5003,6 @@
           <w:sz w:val="24"/>
         </w:rPr>
         <w:t>表 6-1 说明本文求解方案的取舍依据：全年联合 LP 理论上可获得全局最优，但其约 26 万个决策变量超出常规机算的可行规模；逐日独立 LP 虽可高效求解，却切断了跨天耦合的 SOC 传递，等价于令储能每日归零，会系统性低估套利空间。本文采用“逐日滚动 LP ＋ 跨天 SOC 传递”：每个日 LP 保持与问题一同构的凸结构，单次求解即得当日全局最优，同时以当日末态 SOC 作为次日初值，使全年 365 日的储能在整个调度周期内连续可用，既保留了全局最优性，又将计算规模控制在可行范围。</w:t>
-      </w:r>
-    </w:p>
-    <w:p>
-      <w:pPr>
-        <w:ind w:firstLine="480"/>
-      </w:pPr>
-      <w:r>
-        <w:rPr>
-          <w:rFonts w:ascii="Times New Roman" w:hAnsi="Times New Roman" w:eastAsia="宋体"/>
-          <w:b w:val="0"/>
-          <w:sz w:val="24"/>
-        </w:rPr>
-        <w:t>与同题成品论文《微网与外部电网电力调控策略研究》对照：该文候选集同为“逐日独立 LP／全年联合 LP／启发式”三类，比较维度为求解规模、求解效率与跨天一致性，并论证“每天电价相同、储能按日循环，故逐日独立优化与全年联合优化等价”，据此选择逐日独立 LP 而不跨天传递 SOC。本文沿用相同的候选集与“每日一 LP”的求解框架，但在两点上取法不同。其一，本文不引用“每天电价相同”这一前提作等价性论证，而是以当日末态 SOC 作为次日初值，令储能在 334 个输出日内连续可用；固定电价下二者费用接近，而问题四电价逐日波动时，本文的滚动框架可直接沿用、无需重新论证等价性，结论更稳健。其二，本文以 1 月为 SOC 预热期、仅输出 2 月 1 日后的 334 天，削弱题目“0:00 电量 6000 kWh”这一人为边界的影响。规模上本文每日 721 个决策变量多于该文的 432 个，原因是本文显式列出 145 个时刻的SOC 变量（该文由充放电量累加隐式给出）；费用上本文 334 天合计 12254765.72 元（约 1225.48 万元），该文为全年 365 天口径的 1376.84 万元，两者统计区间与初始 SOC 口径不同，不宜直接比较绝对值。</w:t>
       </w:r>
     </w:p>
     <w:p>
@@ -7911,7 +7721,7 @@
           <w:b w:val="0"/>
           <w:sz w:val="24"/>
         </w:rPr>
-        <w:t>对结果作如下解读。其一，四个指定日的 0:00 与 24:00 储电量均为下限 1200 kWh：取消日循环约束后，次日电价分布与本日相同，储能没有为次日预留电量的动机，最优策略倾向于在每个低价窗口把电充满、在当日高价窗口用至下限，这与问题一中 SOC 维持 8550 kWh 的循环解形成鲜明对比，体现了终端约束对储能行为的塑造作用。其二，购电费用呈现显著的季节性：6 月 21 日（夏至附近）光伏出力最充足，全天购电量仅 32057.47 kWh、费用 17599.36 元；12 月 21 日（冬至附近）光伏最少且负荷较重，购电量达 93770.21 kWh、费用 59747.81 元，约为夏至日的 3.4 倍；两分日（3 月 20 日、9 月 23 日）居中且数值接近，与光照条件的季节规律一致。其三，从时段购电量看，6 月 21 日 12:00—12:10 购电为 0，而 12 月 21 日同时段需购电 932.83 kWh，同样是冬夏光伏差异的直接体现。</w:t>
+        <w:t>对结果作如下解读。其一，四个指定日的 0:00 与 24:00 储电量均为下限 1200 kWh：取消日循环约束后，次日电价分布与本日相同，储能没有为次日预留电量的动机，最优策略倾向于在每个低价窗口把电充满、在当日高价窗口用至下限，这与问题一中 SOC 维持 6000 kWh 的循环解形成鲜明对比，体现了终端约束对储能行为的塑造作用。其二，购电费用呈现显著的季节性：6 月 21 日（夏至附近）光伏出力最充足，全天购电量仅 32057.47 kWh、费用 17599.36 元；12 月 21 日（冬至附近）光伏最少且负荷较重，购电量达 93770.21 kWh、费用 59747.81 元，约为夏至日的 3.4 倍；两分日（3 月 20 日、9 月 23 日）居中且数值接近，与光照条件的季节规律一致。其三，从时段购电量看，6 月 21 日 12:00—12:10 购电为 0，而 12 月 21 日同时段需购电 932.83 kWh，同样是冬夏光伏差异的直接体现。</w:t>
       </w:r>
     </w:p>
     <w:p>
@@ -8673,68 +8483,6 @@
           </w:p>
         </w:tc>
       </w:tr>
-      <w:tr>
-        <w:tc>
-          <w:tcPr>
-            <w:tcW w:type="dxa" w:w="2835"/>
-          </w:tcPr>
-          <w:p>
-            <w:pPr>
-              <w:spacing w:line="240" w:lineRule="auto"/>
-              <w:jc w:val="center"/>
-            </w:pPr>
-            <w:r/>
-            <w:r>
-              <w:rPr>
-                <w:rFonts w:ascii="Times New Roman" w:hAnsi="Times New Roman" w:eastAsia="宋体"/>
-                <w:b w:val="0"/>
-                <w:sz w:val="21"/>
-              </w:rPr>
-              <w:t>成品论文：滚动时域 LP</w:t>
-            </w:r>
-          </w:p>
-        </w:tc>
-        <w:tc>
-          <w:tcPr>
-            <w:tcW w:type="dxa" w:w="2835"/>
-          </w:tcPr>
-          <w:p>
-            <w:pPr>
-              <w:spacing w:line="240" w:lineRule="auto"/>
-              <w:jc w:val="center"/>
-            </w:pPr>
-            <w:r/>
-            <w:r>
-              <w:rPr>
-                <w:rFonts w:ascii="Times New Roman" w:hAnsi="Times New Roman" w:eastAsia="宋体"/>
-                <w:b w:val="0"/>
-                <w:sz w:val="21"/>
-              </w:rPr>
-              <w:t>同样四次滚动，整点预报线性插值到 10 分钟</w:t>
-            </w:r>
-          </w:p>
-        </w:tc>
-        <w:tc>
-          <w:tcPr>
-            <w:tcW w:type="dxa" w:w="2835"/>
-          </w:tcPr>
-          <w:p>
-            <w:pPr>
-              <w:spacing w:line="240" w:lineRule="auto"/>
-              <w:jc w:val="center"/>
-            </w:pPr>
-            <w:r/>
-            <w:r>
-              <w:rPr>
-                <w:rFonts w:ascii="Times New Roman" w:hAnsi="Times New Roman" w:eastAsia="宋体"/>
-                <w:b w:val="0"/>
-                <w:sz w:val="21"/>
-              </w:rPr>
-              <w:t>同题两篇共同采用，取法具共识性</w:t>
-            </w:r>
-          </w:p>
-        </w:tc>
-      </w:tr>
     </w:tbl>
     <w:p>
       <w:pPr>
@@ -8759,7 +8507,7 @@
           <w:b w:val="0"/>
           <w:sz w:val="24"/>
         </w:rPr>
-        <w:t>与同题成品论文对照：该文候选集为“滚动时域 LP／随机规划／鲁棒优化”三类，同样是整点预报插值到 10 分钟粒度、同样选择滚动时域 LP，两篇在方法主线上的一致，说明“以滚动重解而非场景分布刻画预报不确定性”是本问的共识取法。本文在其基础上细化两点。其一，把题目给出的阶梯罚则完整写入目标函数——上调部分 1.5p_t、下调部分 0.5p_t、紧急购电 5p_t，并与求解代码的常数逐项对码，做到“模型描述—公式—代码”同源可核查；其二，滚动调整的价值给出可直接复核的量化证据：逐日累计节省（表 7-7、图 7-6）与提前 1 h、24 h 预报误差统计（表 7-8、图 7-5）。数值上本文全年费用 17000834.39 元，相对“仅 0:00 计划一次”的对照方案节省 399193.90 元（2.29%）；该文为 1533.65 万元、节省 15.12 万元。需说明的是，两篇的全年费用口径不同（该文为计划与调整购电费 1413.85 万元与紧急购电费 119.80 万元之和，本文为含 1.5p_t／0.5p_t 调整结算的三层费用合计），绝对值不宜直接比较，但二者结论一致：滚动调整相对一次性计划能带来正收益。</w:t>
+        <w:t>滚动调整的价值另给出可直接复核的量化证据：逐日累计节省（表 7-7、图 7-6）与提前 1 h、24 h 预报误差统计（表 7-8、图 7-5）。全年费用 17000834.39 元，相对“仅 0:00 计划一次”的对照方案节省 399193.90 元（2.29%），说明滚动调整相对一次性计划能带来正的净收益。</w:t>
       </w:r>
     </w:p>
     <w:p>
@@ -15427,68 +15175,6 @@
           </w:p>
         </w:tc>
       </w:tr>
-      <w:tr>
-        <w:tc>
-          <w:tcPr>
-            <w:tcW w:type="dxa" w:w="2835"/>
-          </w:tcPr>
-          <w:p>
-            <w:pPr>
-              <w:spacing w:line="240" w:lineRule="auto"/>
-              <w:jc w:val="center"/>
-            </w:pPr>
-            <w:r/>
-            <w:r>
-              <w:rPr>
-                <w:rFonts w:ascii="Times New Roman" w:hAnsi="Times New Roman" w:eastAsia="宋体"/>
-                <w:b w:val="0"/>
-                <w:sz w:val="21"/>
-              </w:rPr>
-              <w:t>成品论文：沿用 LP ＋ 滚动</w:t>
-            </w:r>
-          </w:p>
-        </w:tc>
-        <w:tc>
-          <w:tcPr>
-            <w:tcW w:type="dxa" w:w="2835"/>
-          </w:tcPr>
-          <w:p>
-            <w:pPr>
-              <w:spacing w:line="240" w:lineRule="auto"/>
-              <w:jc w:val="center"/>
-            </w:pPr>
-            <w:r/>
-            <w:r>
-              <w:rPr>
-                <w:rFonts w:ascii="Times New Roman" w:hAnsi="Times New Roman" w:eastAsia="宋体"/>
-                <w:b w:val="0"/>
-                <w:sz w:val="21"/>
-              </w:rPr>
-              <w:t>仅把电价系数换为逐日波动向量</w:t>
-            </w:r>
-          </w:p>
-        </w:tc>
-        <w:tc>
-          <w:tcPr>
-            <w:tcW w:type="dxa" w:w="2835"/>
-          </w:tcPr>
-          <w:p>
-            <w:pPr>
-              <w:spacing w:line="240" w:lineRule="auto"/>
-              <w:jc w:val="center"/>
-            </w:pPr>
-            <w:r/>
-            <w:r>
-              <w:rPr>
-                <w:rFonts w:ascii="Times New Roman" w:hAnsi="Times New Roman" w:eastAsia="宋体"/>
-                <w:b w:val="0"/>
-                <w:sz w:val="21"/>
-              </w:rPr>
-              <w:t>与本文一致；本文另作相关性归因</w:t>
-            </w:r>
-          </w:p>
-        </w:tc>
-      </w:tr>
     </w:tbl>
     <w:p>
       <w:pPr>
@@ -15513,7 +15199,7 @@
           <w:b w:val="0"/>
           <w:sz w:val="24"/>
         </w:rPr>
-        <w:t>与同题成品论文对照：该文在问题四也“无需更换求解算法”，仅把电价系数向量换成逐日波动向量，得问题二 1454.68 万元、问题三 1617.28 万元，较固定电价分别上升 77.84 万元、83.63 万元。本文沿用同一策略，并在此基础上进一步作结构性归因：附件 4 波动电价的全年平均单价与附件 1 固定电价完全相等（均为 0.7662 元/kWh），而本文在波动电价下问题二、问题三的全年费用分别上升 586288.65 元（4.78%）与 4.36%，可见费用抬升并非来自电价平均水平的变化，而是来自电价与负荷、光伏之间的时间耦合——高电价时段恰为光伏出力不足、需向电网购电的时段。这一归因是成品论文未展开的，相关系数证据见 8.3 节，可由全年滚动结果直接复核。</w:t>
+        <w:t>进一步作结构性归因：附件 4 波动电价的全年平均单价与附件 1 固定电价完全相等（均为 0.7662 元/kWh），而波动电价下问题二、问题三的全年费用分别上升 586288.65 元（4.78%）与 4.36%，可见费用抬升并非来自电价平均水平的变化，而是来自电价与负荷、光伏之间的时间耦合——高电价时段恰为光伏出力不足、需向电网购电的时段，相关系数证据见 8.3 节，可由全年滚动结果直接复核。</w:t>
       </w:r>
     </w:p>
     <w:p>
@@ -17716,7 +17402,7 @@
                 <w:b w:val="0"/>
                 <w:sz w:val="21"/>
               </w:rPr>
-              <w:t>35118.60</w:t>
+              <w:t>35126.95</w:t>
             </w:r>
           </w:p>
         </w:tc>
@@ -17798,7 +17484,7 @@
                 <w:b w:val="0"/>
                 <w:sz w:val="21"/>
               </w:rPr>
-              <w:t>34488.88</w:t>
+              <w:t>34499.58</w:t>
             </w:r>
           </w:p>
         </w:tc>
@@ -17880,7 +17566,7 @@
                 <w:b w:val="0"/>
                 <w:sz w:val="21"/>
               </w:rPr>
-              <w:t>35809.49</w:t>
+              <w:t>35814.62</w:t>
             </w:r>
           </w:p>
         </w:tc>
@@ -17900,7 +17586,7 @@
                 <w:b w:val="0"/>
                 <w:sz w:val="21"/>
               </w:rPr>
-              <w:t>+1.97%</w:t>
+              <w:t>+1.96%</w:t>
             </w:r>
           </w:p>
         </w:tc>
@@ -17962,7 +17648,7 @@
                 <w:b w:val="0"/>
                 <w:sz w:val="21"/>
               </w:rPr>
-              <w:t>35118.60</w:t>
+              <w:t>35126.95</w:t>
             </w:r>
           </w:p>
         </w:tc>
@@ -18044,7 +17730,7 @@
                 <w:b w:val="0"/>
                 <w:sz w:val="21"/>
               </w:rPr>
-              <w:t>36595.30</w:t>
+              <w:t>36603.41</w:t>
             </w:r>
           </w:p>
         </w:tc>
@@ -18126,7 +17812,7 @@
                 <w:b w:val="0"/>
                 <w:sz w:val="21"/>
               </w:rPr>
-              <w:t>33759.33</w:t>
+              <w:t>33767.03</w:t>
             </w:r>
           </w:p>
         </w:tc>
@@ -18208,7 +17894,7 @@
                 <w:b w:val="0"/>
                 <w:sz w:val="21"/>
               </w:rPr>
-              <w:t>35242.80</w:t>
+              <w:t>35247.87</w:t>
             </w:r>
           </w:p>
         </w:tc>
@@ -18228,7 +17914,7 @@
                 <w:b w:val="0"/>
                 <w:sz w:val="21"/>
               </w:rPr>
-              <w:t>+0.35%</w:t>
+              <w:t>+0.34%</w:t>
             </w:r>
           </w:p>
         </w:tc>
@@ -18290,7 +17976,7 @@
                 <w:b w:val="0"/>
                 <w:sz w:val="21"/>
               </w:rPr>
-              <w:t>35118.60</w:t>
+              <w:t>35126.95</w:t>
             </w:r>
           </w:p>
         </w:tc>
@@ -18372,7 +18058,7 @@
                 <w:b w:val="0"/>
                 <w:sz w:val="21"/>
               </w:rPr>
-              <w:t>35075.16</w:t>
+              <w:t>35083.29</w:t>
             </w:r>
           </w:p>
         </w:tc>
@@ -19378,7 +19064,7 @@
           <w:b w:val="0"/>
           <w:sz w:val="24"/>
         </w:rPr>
-        <w:t>由表 9-1、表 9-2 可见：无论问题一的单日模型还是问题二的全年模型，电池容量 ±10% 扰动引起的费用变化率绝对值均不超过 2.31%，远小于 5% 的常用稳健性判据，方向符合直觉——更大的可用容量意味着更大的峰谷套利空间，费用随之下降。充放电效率 0.85/0.95 扰动引起的费用变化率为 +4.20%/−3.87%，也小于 5%，且效率越低、能量往返损耗越大、费用越高，方向正确。变流器功率上限 ±20% 扰动仅引起 +0.35%/−0.12% 的微小变化，说明 5000 kW 的额定变流功率已足够，充放电功率基本不受该上限制约。综上，模型对容量、效率与变流器功率参数均稳健；同时费用变化率明显小于容量变化率，说明在基准容量附近储能的边际套利收益已趋缓，现有 12000 kWh 的容量配置具有较好的经济性。</w:t>
+        <w:t>由表 9-1、表 9-2 可见：无论问题一的单日模型还是问题二的全年模型，电池容量 ±10% 扰动引起的费用变化率绝对值均不超过 2.31%，远小于 5% 的常用稳健性判据，方向符合直觉——更大的可用容量意味着更大的峰谷套利空间，费用随之下降。充放电效率 0.85/0.95 扰动引起的费用变化率为 +4.20%/−3.87%，也小于 5%，且效率越低、能量往返损耗越大、费用越高，方向正确。变流器功率上限 ±20% 扰动仅引起 +0.34%/−0.12% 的微小变化，说明 5000 kW 的额定变流功率已足够，充放电功率基本不受该上限制约。综上，模型对容量、效率与变流器功率参数均稳健；同时费用变化率明显小于容量变化率，说明在基准容量附近储能的边际套利收益已趋缓，现有 12000 kWh 的容量配置具有较好的经济性。</w:t>
       </w:r>
     </w:p>
     <w:p>
@@ -19634,7 +19320,7 @@
                 <w:b w:val="0"/>
                 <w:sz w:val="21"/>
               </w:rPr>
-              <w:t>35118.60</w:t>
+              <w:t>35126.95</w:t>
             </w:r>
           </w:p>
         </w:tc>
@@ -19694,7 +19380,7 @@
                 <w:b w:val="0"/>
                 <w:sz w:val="21"/>
               </w:rPr>
-              <w:t>35118.60</w:t>
+              <w:t>35126.95</w:t>
             </w:r>
           </w:p>
         </w:tc>
@@ -19714,7 +19400,7 @@
                 <w:b w:val="0"/>
                 <w:sz w:val="21"/>
               </w:rPr>
-              <w:t>−26.92%</w:t>
+              <w:t>−26.90%</w:t>
             </w:r>
           </w:p>
         </w:tc>
@@ -20462,7 +20148,7 @@
           <w:b w:val="0"/>
           <w:sz w:val="24"/>
         </w:rPr>
-        <w:t>由表 10-1 可见：问题一的相对节省 −26.92% 为储能相对无储能基准的降幅（单日口径）；问题三滚动方案在固定与波动电价下分别较对照节省 2.29% 与 2.16%，说明滚动调整在减少高额紧急购电方面稳定有效；波动电价使 Q2 与 Q3 的总电费整体高于固定电价，且波动电价下紧急购电占比更高，反映实时电价峰谷差扩大后，计划偏差引致的紧急购电成本压力随之上升。</w:t>
+        <w:t>由表 10-1 可见：问题一的相对节省 −26.90% 为储能相对无储能基准的降幅（单日口径）；问题三滚动方案在固定与波动电价下分别较对照节省 2.29% 与 2.16%，说明滚动调整在减少高额紧急购电方面稳定有效；波动电价使 Q2 与 Q3 的总电费整体高于固定电价，且波动电价下紧急购电占比更高，反映实时电价峰谷差扩大后，计划偏差引致的紧急购电成本压力随之上升。</w:t>
       </w:r>
     </w:p>
     <w:p>
@@ -21756,6 +21442,32 @@
           <w:b w:val="0"/>
           <w:sz w:val="18"/>
         </w:rPr>
+        <w:t># 附录1: 2025-01-01 0:00 储电量 6000 kWh (题给初值, 固定)</w:t>
+      </w:r>
+    </w:p>
+    <w:p>
+      <w:pPr>
+        <w:spacing w:line="240" w:lineRule="auto" w:after="0"/>
+      </w:pPr>
+      <w:r>
+        <w:rPr>
+          <w:rFonts w:ascii="Consolas" w:hAnsi="Consolas" w:eastAsia="宋体"/>
+          <w:b w:val="0"/>
+          <w:sz w:val="18"/>
+        </w:rPr>
+        <w:t>bounds[is_] = (6000.0, 6000.0)</w:t>
+      </w:r>
+    </w:p>
+    <w:p>
+      <w:pPr>
+        <w:spacing w:line="240" w:lineRule="auto" w:after="0"/>
+      </w:pPr>
+      <w:r>
+        <w:rPr>
+          <w:rFonts w:ascii="Consolas" w:hAnsi="Consolas" w:eastAsia="宋体"/>
+          <w:b w:val="0"/>
+          <w:sz w:val="18"/>
+        </w:rPr>
         <w:t xml:space="preserve"> </w:t>
       </w:r>
     </w:p>
@@ -33235,7 +32947,7 @@
           <w:b w:val="0"/>
           <w:sz w:val="18"/>
         </w:rPr>
-        <w:t xml:space="preserve">    （LP 结构与 q1.py 完全一致：soc[0] 自由 + 日循环闭合，仅参数化容量与效率）；</w:t>
+        <w:t xml:space="preserve">    （LP 结构与 q1.py 完全一致：soc[0]=6000 kWh 固定 + 日循环闭合，仅参数化容量与效率）；</w:t>
       </w:r>
     </w:p>
     <w:p>
@@ -33807,20 +33519,33 @@
           <w:b w:val="0"/>
           <w:sz w:val="18"/>
         </w:rPr>
-        <w:t xml:space="preserve">    bounds = ([(0, None)] * T + [(0, PMAX)] * (2 * T) +</w:t>
-      </w:r>
-    </w:p>
-    <w:p>
-      <w:pPr>
-        <w:spacing w:line="240" w:lineRule="auto" w:after="0"/>
-      </w:pPr>
-      <w:r>
-        <w:rPr>
-          <w:rFonts w:ascii="Consolas" w:hAnsi="Consolas" w:eastAsia="宋体"/>
-          <w:b w:val="0"/>
-          <w:sz w:val="18"/>
-        </w:rPr>
-        <w:t xml:space="preserve">              [(s_lo, s_hi)] * (T + 1))</w:t>
+        <w:t xml:space="preserve">    soc_b = [(s_lo, s_hi)] * (T + 1)</w:t>
+      </w:r>
+    </w:p>
+    <w:p>
+      <w:pPr>
+        <w:spacing w:line="240" w:lineRule="auto" w:after="0"/>
+      </w:pPr>
+      <w:r>
+        <w:rPr>
+          <w:rFonts w:ascii="Consolas" w:hAnsi="Consolas" w:eastAsia="宋体"/>
+          <w:b w:val="0"/>
+          <w:sz w:val="18"/>
+        </w:rPr>
+        <w:t xml:space="preserve">    soc_b[0] = (6000.0, 6000.0)          # 附录1 题给 0:00 初值，与 q1.py 一致</w:t>
+      </w:r>
+    </w:p>
+    <w:p>
+      <w:pPr>
+        <w:spacing w:line="240" w:lineRule="auto" w:after="0"/>
+      </w:pPr>
+      <w:r>
+        <w:rPr>
+          <w:rFonts w:ascii="Consolas" w:hAnsi="Consolas" w:eastAsia="宋体"/>
+          <w:b w:val="0"/>
+          <w:sz w:val="18"/>
+        </w:rPr>
+        <w:t xml:space="preserve">    bounds = [(0, None)] * T + [(0, PMAX)] * (2 * T) + soc_b</w:t>
       </w:r>
     </w:p>
     <w:p>
@@ -34184,7 +33909,7 @@
           <w:b w:val="0"/>
           <w:sz w:val="18"/>
         </w:rPr>
-        <w:t xml:space="preserve">    print('(1) 问题一：容量与效率灵敏度（典型日=附件1，基准 35118.60）')</w:t>
+        <w:t xml:space="preserve">    print('(1) 问题一：容量与效率灵敏度（典型日=附件1，基准 35126.95）')</w:t>
       </w:r>
     </w:p>
     <w:p>
@@ -34210,20 +33935,20 @@
           <w:b w:val="0"/>
           <w:sz w:val="18"/>
         </w:rPr>
-        <w:t xml:space="preserve">    print('  基准 S=12000, eta=0.90 : %.2f  (q1 日志 35118.60)' % base)</w:t>
-      </w:r>
-    </w:p>
-    <w:p>
-      <w:pPr>
-        <w:spacing w:line="240" w:lineRule="auto" w:after="0"/>
-      </w:pPr>
-      <w:r>
-        <w:rPr>
-          <w:rFonts w:ascii="Consolas" w:hAnsi="Consolas" w:eastAsia="宋体"/>
-          <w:b w:val="0"/>
-          <w:sz w:val="18"/>
-        </w:rPr>
-        <w:t xml:space="preserve">    assert abs(base - 35118.60) &lt; 0.01, base</w:t>
+        <w:t xml:space="preserve">    print('  基准 S=12000, eta=0.90 : %.2f  (q1 日志 35126.95)' % base)</w:t>
+      </w:r>
+    </w:p>
+    <w:p>
+      <w:pPr>
+        <w:spacing w:line="240" w:lineRule="auto" w:after="0"/>
+      </w:pPr>
+      <w:r>
+        <w:rPr>
+          <w:rFonts w:ascii="Consolas" w:hAnsi="Consolas" w:eastAsia="宋体"/>
+          <w:b w:val="0"/>
+          <w:sz w:val="18"/>
+        </w:rPr>
+        <w:t xml:space="preserve">    assert abs(base - 35126.95) &lt; 0.01, base</w:t>
       </w:r>
     </w:p>
     <w:p>

--- a/2026数学建模国赛论文.docx
+++ b/2026数学建模国赛论文.docx
@@ -478,7 +478,7 @@
           <w:b w:val="0"/>
           <w:sz w:val="24"/>
         </w:rPr>
-        <w:t>问题二在问题一的基础上有三点变化：其一，负载与光伏出力逐日变化且按全年 365 天给出，单日模型须扩展为全年模型；其二，允许弃光前提下若供电低于负载，须以交易时刻电价的 5 倍紧急购电，目标函数中需计入该项费用；其三，题目不再要求日内 SOC 循环，储能电量应在全年尺度上连续传递。关键的结构观察是：若把 365 天合并为一个超大 LP（约 21 万个变量），固然可解，但跨天之间唯一的耦合变量是每日交接时刻的 SOC——当日 SOC 仅通过“前一日 24:00 储电量 = 当日 0:00 储电量”传递。据此可采用滚动优化框架[7,15]：从 1 月 1 日 0:00 初始 SOC = 6000 kWh 出发，逐日求解与问题一同构的日 LP，并将当日末 SOC 作为次日初值。该分解将计算量从“一次超大规模 LP”降为“365 次毫秒级日 LP”，总耗时仅数秒。此外，由于计划购电无功率上限、负荷与光伏数据在决策时视为确定已知，任何供电缺口都可由正常电价的计划购电弥补，直观上 5 倍电价的紧急购电应恒不经济，这一点需要在求解结果中验证并解释。</w:t>
+        <w:t>问题二在问题一的基础上有三点变化：其一，负载与光伏出力逐日变化且按全年 365 天给出，单日模型须扩展为全年模型；其二，允许弃光前提下若供电低于负载，须以交易时刻电价的 5 倍紧急购电，目标函数中需计入该项费用；其三，题目不再要求日内 SOC 循环，储能电量应在全年尺度上连续传递。关键的结构观察是：若把 365 天合并为一个超大 LP（约 21 万个变量），固然可解，但跨天之间唯一的耦合变量是每日交接时刻的 SOC——当日 SOC 仅通过“前一日 24:00 储电量 = 当日 0:00 储电量”传递。据此可采用滚动优化框架[7,15]：从 1 月 1 日 0:00 初始 SOC = 6000 kWh 出发，逐日求解与问题一同构的日 LP，并将当日末 SOC 作为次日初值。该分解将计算量从“一次超大规模 LP”降为“365 次毫秒级日 LP”，总耗时仅数秒。此外，由于计划购电无功率上限、负荷与光伏数据在决策时视为确定已知（由假设 1、假设 2 给出），任何供电缺口都可由正常电价的计划购电弥补，直观上 5 倍电价的紧急购电应恒不经济，这一点需要在求解结果中验证并解释。</w:t>
       </w:r>
     </w:p>
     <w:p>
@@ -504,7 +504,7 @@
           <w:b w:val="0"/>
           <w:sz w:val="24"/>
         </w:rPr>
-        <w:t>问题三的核心变化是光伏数据由“确定已知”变为“滚动预报”：0:00 只能依据当日 24 小时预报制定计划购电量，而实际出力与预报存在偏差，且偏差随提前时长增大[10]。交割规则引入了三档费用[9]：计划内购电按正常电价，上调部分按 1.5 倍电价补购，下调部分按 0.5 倍电价回退，事后缺口按 5 倍电价紧急购电。这恰好构成滚动时域模型预测控制（MPC）的典型场景[16]：在 0:00、6:00、12:00、18:00 四个预报发布时刻，分别用最新预报重求解剩余时段的 LP，锁定当前交割区间的调整量，从而在“预报越近越准”与“调整越晚罚则越少”之间取得平衡。由于上调、下调、紧急购电费用均可表示为决策变量的线性（分段线性）函数，每个时刻的重求解仍是 LP，可沿用 HiGHS 求解器。“是否需要引入其他时刻的预报”取决于预报误差随提前时长的增长幅度与调整罚则的相对大小，需对附件 3 的预报误差作统计分析后定量回答。</w:t>
+        <w:t>问题三的核心变化是光伏数据由“确定已知”变为“滚动预报”：0:00 只能依据当日 24 小时预报制定计划购电量，而实际出力与预报存在偏差，且偏差随提前时长增大[10]。交割规则引入了三档费用[9]：计划内购电按正常电价，上调部分按 1.5 倍电价补购，下调部分按 0.5 倍电价回退，事后缺口按 5 倍电价紧急购电。这恰好构成滚动时域模型预测控制（MPC）的典型场景[16]：在 0:00、6:00、12:00、18:00 四个预报发布时刻，分别用最新预报重求解剩余时段的 LP，锁定当前交割区间的调整量，从而在“预报越近越准”与“调整越晚罚则越少”之间取得平衡。由于上调、下调、紧急购电费用均可表示为决策变量的线性（分段线性）函数，每个时刻的重求解仍是 LP，可沿用 HiGHS 求解器。“是否需要引入其他时刻的预报”取决于预报误差随提前时长的增长幅度与调整罚则的相对大小。那么，把预报时刻加密究竟能省下多少购电成本？这需对附件 3 的预报误差作统计分析后才能定量回答。</w:t>
       </w:r>
     </w:p>
     <w:p>
@@ -1714,7 +1714,7 @@
           <w:b w:val="0"/>
           <w:sz w:val="24"/>
         </w:rPr>
-        <w:t>其中 p_t 为附件 1 给出的第 t 时段外网电价（元/kWh），buy_t 为该时段的计划购电量（kWh）。</w:t>
+        <w:t>其中 p_t 为附件 1 给出的第 t 时段外网电价（元/kWh，时段内恒定，由假设 5 给出），buy_t 为该时段的计划购电量（kWh）。</w:t>
       </w:r>
     </w:p>
     <w:p>
@@ -1740,7 +1740,7 @@
           <w:b w:val="0"/>
           <w:sz w:val="24"/>
         </w:rPr>
-        <w:t>（1）功率平衡约束（允许弃光）。题目要求微网提供的电能不可低于小区负载。每个时段的供电侧包括外网购电 buy_t、光伏发电 PV_t·Δt 与储能放电 dis_t，用电侧包括小区负载 L_t·Δt 与储能充电 ch_t。允许弃光意味着供电可以不小于需求，故有</w:t>
+        <w:t>（1）功率平衡约束（允许弃光，由假设 3 给出）。题目要求微网提供的电能不可低于小区负载。每个时段的供电侧包括外网购电 buy_t、光伏发电 PV_t·Δt 与储能放电 dis_t，用电侧包括小区负载 L_t·Δt 与储能充电 ch_t。允许弃光意味着供电可以不小于需求，故有</w:t>
       </w:r>
     </w:p>
     <w:p>
@@ -1779,7 +1779,7 @@
           <w:b w:val="0"/>
           <w:sz w:val="24"/>
         </w:rPr>
-        <w:t>（2）储能荷电状态动态约束。充放电效率均为 η = 0.9：每充入 ch_t 电量，储能实际增加 η·ch_t；每向外放出 dis_t 电量，储能实际减少 dis_t/η。因此 SOC 的时段递推关系为</w:t>
+        <w:t>（2）储能荷电状态动态约束。充放电效率均为 η = 0.9（由假设 4 给出）：每充入 ch_t 电量，储能实际增加 η·ch_t；每向外放出 dis_t 电量，储能实际减少 dis_t/η。因此 SOC 的时段递推关系为</w:t>
       </w:r>
     </w:p>
     <w:p>
@@ -1909,7 +1909,7 @@
           <w:b w:val="0"/>
           <w:sz w:val="24"/>
         </w:rPr>
-        <w:t>（6）购电量非负约束：</w:t>
+        <w:t>（6）购电量非负约束（即不向外网售电，由假设 6 给出）：</w:t>
       </w:r>
     </w:p>
     <w:p>
@@ -3785,7 +3785,7 @@
           <w:b/>
           <w:sz w:val="21"/>
         </w:rPr>
-        <w:t>图 5-2  问题一典型日计划购电量与储能充放电功率</w:t>
+        <w:t>图 5-2  问题一典型日计划购电量与储能的“谷充峰放”充放电功率</w:t>
       </w:r>
     </w:p>
     <w:p>
@@ -7734,7 +7734,7 @@
           <w:b w:val="0"/>
           <w:sz w:val="24"/>
         </w:rPr>
-        <w:t>关于紧急购电恒为 0 的解释：在本文数据条件下，计划购电功率不设上限，且负荷与光伏数据在每天 0:00 决策时已确定已知。因此对任意时段，无论供电缺口多大，都可以通过正常电价 p_t 的计划购电足额弥补；紧急购电的电价为 5p_t，与计划购电满足完全相同的物理功能，在目标函数中被严格支配，最优解必然取 e_t = 0。这一结论说明：紧急购电机制只有在计划购电存在功率上限、或决策所依据的预测数据存在误差（如问题三的滚动预报情形）时才会被真正启用；在确定性、无容量上限的条件下它只是一个保证模型恒可行的“保险项”，其最优值恒为零。</w:t>
+        <w:t>关于紧急购电恒为 0 的解释：在本文数据条件下，计划购电功率不设上限（由假设 1 给出），且负荷与光伏数据在每天 0:00 决策时已确定已知（由假设 2 给出）。因此对任意时段，无论供电缺口多大，都可以通过正常电价 p_t 的计划购电足额弥补；紧急购电的电价为 5p_t，与计划购电满足完全相同的物理功能，在目标函数中被严格支配，最优解必然取 e_t = 0。这一结论说明：紧急购电机制只有在计划购电存在功率上限、或决策所依据的预测数据存在误差（如问题三的滚动预报情形）时才会被真正启用；在确定性、无容量上限的条件下它只是一个保证模型恒可行的“保险项”，其最优值恒为零。</w:t>
       </w:r>
     </w:p>
     <w:p>
@@ -7787,7 +7787,7 @@
           <w:b/>
           <w:sz w:val="21"/>
         </w:rPr>
-        <w:t>图 6-1  问题二全年 334 天每日购电费</w:t>
+        <w:t>图 6-1  问题二全年 334 天每日购电费（冬高夏低）</w:t>
       </w:r>
     </w:p>
     <w:p>
@@ -7946,7 +7946,7 @@
           <w:b w:val="0"/>
           <w:sz w:val="24"/>
         </w:rPr>
-        <w:t>问题三中，光伏出力不再准确已知：每天 0:00 只能获得当日 24 小时的光伏预报功率，且在 6:00、12:00、18:00 可获得更新后的当日剩余时段预报。调度采用滚动时域模型预测控制（MPC）框架[15,16]：每天 0:00 依据当日 24 小时预报求解全天 LP，形成计划购电量 plan_t；在 6:00、12:00、18:00 三个更新时刻，用最新预报重新求解剩余时段的 LP，并锁定下一个 6 小时交割区间（0:00—6:00、6:00—12:00、12:00—18:00、18:00—24:00 共四个区间，对应题设允许的最多三次调整）的调整购电量 adj_t；区间内的交割量一旦锁定不再更改。0:00 的预报恰好完整覆盖当日，故全天计划直接由 0:00 预报确定。</w:t>
+        <w:t>问题三中，光伏出力不再准确已知：每天 0:00 只能获得当日 24 小时的光伏预报功率，且在 6:00、12:00、18:00 可获得更新后的当日剩余时段预报。调度采用滚动时域模型预测控制（MPC）框架[15,16]：每天 0:00 依据当日 24 小时预报求解全天 LP，形成计划购电量 plan_t；在 6:00、12:00、18:00 三个更新时刻，用最新预报重新求解剩余时段的 LP，并锁定下一个 6 小时交割区间（0:00—6:00、6:00—12:00、12:00—18:00、18:00—24:00 共四个区间，对应题设允许的最多三次调整，四区间划分由假设 9 给出）的调整购电量 adj_t；区间内的交割量一旦锁定不再更改。0:00 的预报恰好完整覆盖当日（其阶梯展开与覆盖约定由假设 8 给出），故全天计划直接由 0:00 预报确定。</w:t>
       </w:r>
     </w:p>
     <w:p>
@@ -7998,7 +7998,7 @@
           <w:b w:val="0"/>
           <w:sz w:val="24"/>
         </w:rPr>
-        <w:t>调整购电按交割时刻电价计费：相对计划量上调部分按 1.5 倍电价补差价，下调部分按 0.5 倍电价退还，另加紧急购电费用。第 d 日目标函数为：</w:t>
+        <w:t>调整购电按交割时刻电价计费：相对计划量上调部分按 1.5 倍电价补差价，下调部分按 0.5 倍电价退还，另加紧急购电费用（该三档费用口径由假设 7 给出）。第 d 日目标函数为：</w:t>
       </w:r>
     </w:p>
     <w:p>
@@ -8050,7 +8050,7 @@
           <w:b w:val="0"/>
           <w:sz w:val="24"/>
         </w:rPr>
-        <w:t>滚动重解阶段的约束与问题一相同：以调整购电量 adj_t 替换 buy_t 的功率平衡约束、SOC 递推式 (3)、电量上下限式 (4)、充放电功率限幅式 (5)，以及跨天 SOC 传递式 (10)；每个交割区间锁定后，该区间内的 adj_t、ch_t、dis_t 固定为已交割值，后续时刻仅对剩余时段优化。当日结束后，用光伏实际功率对全天作事后平衡核算：</w:t>
+        <w:t>滚动重解阶段的约束与问题一相同：以调整购电量 adj_t 替换 buy_t 的功率平衡约束、SOC 递推式 (3)、电量上下限式 (4)、充放电功率限幅式 (5)，以及跨天 SOC 传递式 (10)；每个交割区间锁定后（区间划分与锁定规则由假设 9 给出），该区间内的 adj_t、ch_t、dis_t 固定为已交割值，后续时刻仅对剩余时段优化。当日结束后，用光伏实际功率对全天作事后平衡核算：</w:t>
       </w:r>
     </w:p>
     <w:p>
@@ -8076,7 +8076,7 @@
           <w:b w:val="0"/>
           <w:sz w:val="24"/>
         </w:rPr>
-        <w:t>实际出力低于预报造成的供电缺口由紧急购电量 e_t 补足，并按 5 倍电价计入总费用；实际出力高于预报的富余部分予以弃光。全天实际总电费为计划购电费、调整差价与紧急购电费之和。</w:t>
+        <w:t>实际出力低于预报造成的供电缺口由紧急购电量 e_t 补足，并按 5 倍电价计入总费用；实际出力高于预报的富余部分予以弃光（由假设 3 给出）。全天实际总电费为计划购电费、调整差价与紧急购电费之和。</w:t>
       </w:r>
     </w:p>
     <w:p>
@@ -14631,7 +14631,7 @@
           <w:b/>
           <w:sz w:val="21"/>
         </w:rPr>
-        <w:t>图 7-3  光伏预报误差（MAE/RMSE）随提前时长的变化</w:t>
+        <w:t>图 7-3  光伏预报误差（MAE/RMSE）随提前时长递增，白天误差更大</w:t>
       </w:r>
     </w:p>
     <w:p>
@@ -14856,7 +14856,7 @@
           <w:b w:val="0"/>
           <w:sz w:val="24"/>
         </w:rPr>
-        <w:t>问题四将固定电价替换为附件 4 的实时波动电价，其余条件不变。模型结构与问题二、问题三完全相同：电价只出现在目标函数的购电费用系数与紧急购电罚则项中，约束矩阵不含电价，故仅需将价格序列 p_t 替换为附件 4 的实时波动电价后重新求解，无需改变任何约束。波动电价的最小值为 0.0076 元/kWh，最大值为 1.7936 元/kWh，均值 0.7662 元/kWh，与固定电价的均值相同，但分布右偏、高峰时段价格更高。</w:t>
+        <w:t>问题四将固定电价替换为附件 4 的实时波动电价，其余条件不变（该波动电价视为已知外生序列，由假设 10 给出）。模型结构与问题二、问题三完全相同：电价只出现在目标函数的购电费用系数与紧急购电罚则项中，约束矩阵不含电价，故仅需将价格序列 p_t 替换为附件 4 的实时波动电价后重新求解，无需改变任何约束。波动电价的最小值为 0.0076 元/kWh，最大值为 1.7936 元/kWh，均值 0.7662 元/kWh，与固定电价的均值相同，但分布右偏、高峰时段价格更高。</w:t>
       </w:r>
     </w:p>
     <w:p>
@@ -16989,7 +16989,7 @@
           <w:b w:val="0"/>
           <w:sz w:val="24"/>
         </w:rPr>
-        <w:t>由表 8-4 可见，波动电价下问题二全年总电费为 12,841,054.36 元，较固定电价上升 586,288.65 元（+4.78%）；问题三滚动方案总电费 17,742,495.98 元，上升 4.36%。两种电价均值相同而总费用上升，根源在于波动电价右偏、高峰更高：储能套利与购电都难以完全避开尖峰价格。分日看（表 8-2），12 月 21 日费用上升 16.96%，而 6 月 21 日反而下降 13.06%：冬季光伏少、购电集中且难以避开高价时段，波动成本被放大；夏季白天光伏覆盖率高，低价时段购电占比大，均价相同的波动电价反而降低了费用。问题三中，9 月 23 日在波动电价下仍为负收益日（61,385.31 元对对照组 60,692.43 元），与固定电价情形一致。问题二重算的紧急购电量仍恒为 0，符合 6.6 节的理论判断。最关键的是，滚动调整相对对照组的节省比例在固定电价下为 2.29%，波动电价下为 2.16%，二者接近，表明本文的滚动调度机制对电价形式具有稳健性。</w:t>
+        <w:t>由表 8-4 可见，波动电价下问题二全年总电费为 12,841,054.36 元，较固定电价上升 586,288.65 元（+4.78%）；问题三滚动方案总电费 17,742,495.98 元，上升 4.36%。两种电价均值相同而总费用上升，根源在于波动电价右偏、高峰更高：储能套利与购电都难以完全避开尖峰价格。分日看（表 8-2），12 月 21 日费用上升 16.96%，而 6 月 21 日反而下降 13.06%：冬季光伏少、购电集中且难以避开高价时段，波动成本被放大；夏季白天光伏覆盖率高，低价时段购电占比大，均价相同的波动电价反而降低了费用。问题三中，9 月 23 日在波动电价下仍为负收益日（61,385.31 元对对照组 60,692.43 元），与固定电价情形一致。问题二重算的紧急购电量仍恒为 0，符合 6.6 节的理论判断。最关键的是，滚动调整相对对照组的节省比例在固定电价下为 2.29%，波动电价下为 2.16%，二者大致接近，说明本文的滚动调度机制对电价形式具有较好的稳健性。</w:t>
       </w:r>
     </w:p>
     <w:p>
@@ -17002,7 +17002,7 @@
           <w:b w:val="0"/>
           <w:sz w:val="24"/>
         </w:rPr>
-        <w:t>进一步用相关分析量化“电价—负荷—光伏”的时间耦合。附件 4 逐时段电价的最小值为 0.0076 元/kWh、最大值为 1.7936 元/kWh、均值为 0.7662 元/kWh，日内极差平均 1.1073 元/kWh、最大 1.4995 元/kWh；其全年平均单价与附件 1 的固定电价完全相同（均为 0.7662 元/kWh），即两种电价仅分布形态不同、价格水平一致，这正为“分离电价形式单一因素”提供了条件。就耦合关系而言，日均电价与问题二日购电量、日购电费的相关系数分别为 0.9747、0.9776，与问题三当日总电费的相关系数为 0.9794，即电价越高购电量与费用越大；日光伏出力与 8:00—16:00 时段均价的相关系数为 −0.4733、与全天均价的相关系数为 −0.2600，均呈负相关，说明光伏大发时段电价被压低；日均电价与日负荷的相关系数为 0.9194，负荷高峰与电价高峰基本同步。按月统计，12 月平均电价 0.8617 元/kWh 为全年最高、当月光伏出力 36332 kWh 为全年最低，对应的 12 月 21 日购电费较固定电价上升 16.96%；5 月平均电价 0.6912 元/kWh 为全年最低；6 月光伏充足、白天电价被压低，对应的 6 月 21 日购电费较固定电价下降 13.06%。上述相关系数由问题四程序与全年滚动结果共同给出，可直接复核。</w:t>
+        <w:t>进一步用相关分析量化“电价—负荷—光伏”的时间耦合。附件 4 逐时段电价的最小值为 0.0076 元/kWh、最大值为 1.7936 元/kWh、均值为 0.7662 元/kWh，日内极差平均 1.1073 元/kWh、最大 1.4995 元/kWh；其全年平均单价与附件 1 的固定电价完全相同（均为 0.7662 元/kWh），即两种电价仅分布形态不同、价格水平一致，这正为“分离电价形式单一因素”提供了条件。就耦合关系而言，日均电价与问题四重算问题二所得日购电量、日购电费的相关系数分别为 0.9747、0.9776，与问题四滚动调整后当日总购电费的相关系数为 0.9794，即电价越高购电量与费用越大；日光伏出力与 8:00—16:00 时段均价的相关系数为 −0.4733、与全天均价的相关系数为 −0.2600，均呈负相关，说明光伏大发时段电价被压低；日均电价与日负荷的相关系数为 0.9194，负荷高峰与电价高峰基本同步。按月统计，12 月平均电价 0.8617 元/kWh 为全年最高、当月日均光伏出力 36332 kWh 为全年最低，对应的 12 月 21 日购电费较固定电价上升 16.96%；5 月平均电价 0.6912 元/kWh 为全年最低；6 月光伏充足、白天电价被压低，对应的 6 月 21 日购电费较固定电价下降 13.06%。上述统计量与相关系数由 code/q4_corr.py 复算给出，逐项对照见 结果/q4_corr_log.txt，可直接复核。</w:t>
       </w:r>
     </w:p>
     <w:p>
@@ -17108,7 +17108,7 @@
           <w:b/>
           <w:sz w:val="21"/>
         </w:rPr>
-        <w:t>图 8-2  两种电价情形下全年每日总电费对比</w:t>
+        <w:t>图 8-2  两种电价情形下全年每日总电费对比（冬季差异大于夏季）</w:t>
       </w:r>
     </w:p>
     <w:p>
@@ -19118,7 +19118,7 @@
           <w:b/>
           <w:sz w:val="21"/>
         </w:rPr>
-        <w:t>表 10-1  四种电价情形下各问题的购电费用汇总</w:t>
+        <w:t>表 10-1  两种电价情形下各问题的购电费用汇总</w:t>
       </w:r>
     </w:p>
     <w:tbl>
@@ -20266,7 +20266,33 @@
           <w:b w:val="0"/>
           <w:sz w:val="24"/>
         </w:rPr>
-        <w:t>（2）未考虑储能电池的循环寿命衰减成本与充放电次数限制，长期高频充放电可能加速电池老化，模型的费用估计偏于乐观。</w:t>
+        <w:t>（2）未考虑储能电池的循环寿命衰减成本与充放电次数限制，长期高频充放电可能加速电池老化，模型的费用估计偏于乐观；</w:t>
+      </w:r>
+    </w:p>
+    <w:p>
+      <w:pPr>
+        <w:ind w:firstLine="480"/>
+      </w:pPr>
+      <w:r>
+        <w:rPr>
+          <w:rFonts w:ascii="Times New Roman" w:hAnsi="Times New Roman" w:eastAsia="宋体"/>
+          <w:b w:val="0"/>
+          <w:sz w:val="24"/>
+        </w:rPr>
+        <w:t>（3）尽管第 9 节表 9-3 的预报偏差扰动实验已量化“完全信任预报”带来的系统偏差，但模型本身仍是确定性框架，未引入随机规划或鲁棒优化环节，策略在极端预报误差或电价尖峰下的稳定性缺乏理论保证；</w:t>
+      </w:r>
+    </w:p>
+    <w:p>
+      <w:pPr>
+        <w:ind w:firstLine="480"/>
+      </w:pPr>
+      <w:r>
+        <w:rPr>
+          <w:rFonts w:ascii="Times New Roman" w:hAnsi="Times New Roman" w:eastAsia="宋体"/>
+          <w:b w:val="0"/>
+          <w:sz w:val="24"/>
+        </w:rPr>
+        <w:t>（4）模型的时间与边界处理偏于保守：以 10 分钟为最小时间粒度，可能平滑掉更短周期的价差空间；问题一的日循环约束锁定 0:00 与 24:00 储电量均为 6000 kWh，可能低估跨日灵活调度的潜在收益。</w:t>
       </w:r>
     </w:p>
     <w:p>
@@ -20674,7 +20700,7 @@
           <w:b w:val="0"/>
           <w:sz w:val="24"/>
         </w:rPr>
-        <w:t>（12）pic/qic1.py～qic4.py：问题一至四论文插图生成程序（生成 pic/ 目录 12 张图）；</w:t>
+        <w:t>（12）pic/qic1.py～qic4.py：问题一至四论文插图生成程序（生成 pic/ 目录 15 张图）；</w:t>
       </w:r>
     </w:p>
     <w:p>
@@ -20714,7 +20740,17 @@
           <w:b w:val="0"/>
           <w:sz w:val="24"/>
         </w:rPr>
-        <w:t>（16）code/sens_r1r3.py：补充灵敏度分析程序（变流器功率上限、紧急购电价倍数扰动与无储能基准场景复算，结果见 sens_r1r3_log.txt）。</w:t>
+        <w:t>（16）code/sens_r1r3.py：补充灵敏度分析程序（变流器功率上限、紧急购电价倍数扰动与无储能基准场景复算，结果见 sens_r1r3_log.txt）；</w:t>
+      </w:r>
+    </w:p>
+    <w:p>
+      <w:r>
+        <w:rPr>
+          <w:rFonts w:ascii="Times New Roman" w:hAnsi="Times New Roman" w:eastAsia="宋体"/>
+          <w:b w:val="0"/>
+          <w:sz w:val="24"/>
+        </w:rPr>
+        <w:t>（17）code/q4_corr.py：问题四电价统计与相关系数复算程序，结果见 结果/q4_corr_log.txt。</w:t>
       </w:r>
     </w:p>
     <w:p>

--- a/2026数学建模国赛论文.docx
+++ b/2026数学建模国赛论文.docx
@@ -13668,7 +13668,7 @@
           <w:b w:val="0"/>
           <w:sz w:val="24"/>
         </w:rPr>
-        <w:t>由表 7-7 可见，滚动调整方案全年总电费为 17,000,834.39 元，较仅 0:00 计划的对照组17,400,028.28 元节省 399,193.90 元，节省比例 2.29%；滚动调整的紧急购电量 976,793.27 kWh 较对照组 1,156,618.02 kWh 下降约 15.5%。预报误差是问题三相对问题二（理想已知光伏，全年 12,254,765.72 元）费用上升的根本原因：预报偏差导致的供电缺口只能由 5 倍电价的紧急购电弥补，紧急购电费占滚动方案总费用的 24.5%。需要诚实指出的是，个别日期滚动调整为负收益：9 月 23 日滚动方案总电费 59,418.69 元，高于对照组的 58,660.23 元——当日调整后缺口仍大，1.5 倍上调罚则与 0.5 倍下调回退的不对称计价使调整成本超过了紧急购电的节省。但从全年 334 个有效日看，滚动调整的净节省为正且稳定，机制总体有效。</w:t>
+        <w:t>由表 7-7 可见，滚动调整方案全年总电费为 17,000,834.39 元，较仅 0:00 计划的对照组17,400,028.28 元节省 399,193.90 元，节省比例 2.29%；滚动调整的紧急购电量 976,793.27 kWh 较对照组 1,156,618.02 kWh 下降约 15.5%。预报误差是问题三相对问题二（理想已知光伏，全年 12,254,765.72 元）费用上升的根本原因：预报偏差导致的供电缺口只能由 5 倍电价的紧急购电弥补，紧急购电费占滚动方案总费用的 24.5%。需要诚实指出的是，个别日期滚动调整为负收益：9 月 23 日滚动方案总电费 59,418.69 元，高于对照组的 58,660.23 元；12 月 21 日更明显，滚动方案 74,154.13 元，高于对照组的 69,427.47 元，负收益达 4,726.66 元。这两日调整后缺口仍大，1.5 倍上调罚则与 0.5 倍下调回退的不对称计价使调整成本超过了紧急购电的节省。但从全年 334 个有效日看，滚动调整的净节省为正且稳定，机制总体有效。</w:t>
       </w:r>
     </w:p>
     <w:p>
@@ -16989,7 +16989,7 @@
           <w:b w:val="0"/>
           <w:sz w:val="24"/>
         </w:rPr>
-        <w:t>由表 8-4 可见，波动电价下问题二全年总电费为 12,841,054.36 元，较固定电价上升 586,288.65 元（+4.78%）；问题三滚动方案总电费 17,742,495.98 元，上升 4.36%。两种电价均值相同而总费用上升，根源在于波动电价右偏、高峰更高：储能套利与购电都难以完全避开尖峰价格。分日看（表 8-2），12 月 21 日费用上升 16.96%，而 6 月 21 日反而下降 13.06%：冬季光伏少、购电集中且难以避开高价时段，波动成本被放大；夏季白天光伏覆盖率高，低价时段购电占比大，均价相同的波动电价反而降低了费用。问题三中，9 月 23 日在波动电价下仍为负收益日（61,385.31 元对对照组 60,692.43 元），与固定电价情形一致。问题二重算的紧急购电量仍恒为 0，符合 6.6 节的理论判断。最关键的是，滚动调整相对对照组的节省比例在固定电价下为 2.29%，波动电价下为 2.16%，二者大致接近，说明本文的滚动调度机制对电价形式具有较好的稳健性。</w:t>
+        <w:t>由表 8-4 可见，波动电价下问题二全年总电费为 12,841,054.36 元，较固定电价上升 586,288.65 元（+4.78%）；问题三滚动方案总电费 17,742,495.98 元，上升 4.36%。两种电价均值相同而总费用上升，根源在于波动电价右偏、高峰更高：储能套利与购电都难以完全避开尖峰价格。分日看（表 8-2），12 月 21 日费用上升 16.96%，而 6 月 21 日反而下降 13.06%：冬季光伏少、购电集中且难以避开高价时段，波动成本被放大；夏季白天光伏覆盖率高，低价时段购电占比大，均价相同的波动电价反而降低了费用。问题三中，9 月 23 日在波动电价下仍为负收益日（61,385.31 元对对照组 60,692.43 元），12 月 21 日负收益更为显著（89,008.58 元对对照组 82,401.18 元，高出 6,607.40 元），与固定电价情形一致，说明负收益日由预报偏差主导、与电价形式关系不大。问题二重算的紧急购电量仍恒为 0，符合 6.6 节的理论判断。最关键的是，滚动调整相对对照组的节省比例在固定电价下为 2.29%，波动电价下为 2.16%，二者大致接近，说明本文的滚动调度机制对电价形式具有较好的稳健性。</w:t>
       </w:r>
     </w:p>
     <w:p>
